--- a/Proxecto.docx
+++ b/Proxecto.docx
@@ -13,6 +13,60 @@
       </w:r>
       <w:bookmarkEnd w:id="0"/>
       <w:bookmarkEnd w:id="1"/>
+      <w:r>
+        <w:br w:type="page"/>
+      </w:r>
+    </w:p>
+    <w:p>
+      <w:pPr>
+        <w:jc w:val="left"/>
+      </w:pPr>
+      <w:r>
+        <w:lastRenderedPageBreak/>
+        <w:t>Resumo</w:t>
+      </w:r>
+    </w:p>
+    <w:p>
+      <w:pPr>
+        <w:jc w:val="left"/>
+      </w:pPr>
+      <w:r>
+        <w:t>Palabras chave</w:t>
+      </w:r>
+    </w:p>
+    <w:p>
+      <w:pPr>
+        <w:jc w:val="left"/>
+      </w:pPr>
+      <w:proofErr w:type="spellStart"/>
+      <w:r>
+        <w:t>Abstract</w:t>
+      </w:r>
+      <w:proofErr w:type="spellEnd"/>
+    </w:p>
+    <w:p>
+      <w:pPr>
+        <w:jc w:val="left"/>
+        <w:rPr>
+          <w:rFonts w:ascii="Redzone" w:hAnsi="Redzone" w:cstheme="minorHAnsi"/>
+          <w:caps/>
+          <w:sz w:val="36"/>
+          <w:szCs w:val="36"/>
+        </w:rPr>
+      </w:pPr>
+      <w:proofErr w:type="spellStart"/>
+      <w:r>
+        <w:t>Key</w:t>
+      </w:r>
+      <w:proofErr w:type="spellEnd"/>
+      <w:r>
+        <w:t xml:space="preserve"> </w:t>
+      </w:r>
+      <w:proofErr w:type="spellStart"/>
+      <w:r>
+        <w:t>Words</w:t>
+      </w:r>
+      <w:proofErr w:type="spellEnd"/>
       <w:r>
         <w:br w:type="page"/>
       </w:r>
@@ -945,7 +999,67 @@
         <w:pStyle w:val="Textodocorpo"/>
       </w:pPr>
       <w:r>
-        <w:t xml:space="preserve">O consumo enerxético en vivendas é un factor importante a ter en conta no proceso de transición enerxética. Por isto, planificar a construción e reforma de vivendas para mellorar a eficiencia enerxética é chave no proceso de descarbonización da nosa sociedade. </w:t>
+        <w:t xml:space="preserve">Na Galiza o consumo enerxético total foi de 4.869 </w:t>
+      </w:r>
+      <w:proofErr w:type="spellStart"/>
+      <w:r>
+        <w:t>ktep</w:t>
+      </w:r>
+      <w:proofErr w:type="spellEnd"/>
+      <w:r>
+        <w:rPr>
+          <w:rStyle w:val="Referenciadenotaaopdepxina"/>
+        </w:rPr>
+        <w:footnoteReference w:id="1"/>
+      </w:r>
+      <w:r>
+        <w:t xml:space="preserve"> dos cales as vivendas galegas representaron 699 </w:t>
+      </w:r>
+      <w:proofErr w:type="spellStart"/>
+      <w:r>
+        <w:t>ktep</w:t>
+      </w:r>
+      <w:proofErr w:type="spellEnd"/>
+      <w:r>
+        <w:t xml:space="preserve">, o 14,4% </w:t>
+      </w:r>
+      <w:sdt>
+        <w:sdtPr>
+          <w:id w:val="-1598781946"/>
+          <w:citation/>
+        </w:sdtPr>
+        <w:sdtContent>
+          <w:r>
+            <w:fldChar w:fldCharType="begin"/>
+          </w:r>
+          <w:r>
+            <w:instrText xml:space="preserve"> CITATION INE25 \l 1110 </w:instrText>
+          </w:r>
+          <w:r>
+            <w:fldChar w:fldCharType="separate"/>
+          </w:r>
+          <w:r>
+            <w:rPr>
+              <w:noProof/>
+            </w:rPr>
+            <w:t>(INEGA, 2025)</w:t>
+          </w:r>
+          <w:r>
+            <w:fldChar w:fldCharType="end"/>
+          </w:r>
+        </w:sdtContent>
+      </w:sdt>
+      <w:r>
+        <w:t>. Por isto, o</w:t>
+      </w:r>
+      <w:r>
+        <w:t xml:space="preserve"> consumo enerxético en vivendas é un factor importante a ter en conta no proceso de transición enerxética. </w:t>
+      </w:r>
+      <w:r>
+        <w:t>Así mesmo</w:t>
+      </w:r>
+      <w:r>
+        <w:t xml:space="preserve">, planificar a construción e reforma de vivendas para mellorar a eficiencia enerxética é chave no proceso de descarbonización da nosa sociedade. </w:t>
       </w:r>
     </w:p>
     <w:p>
@@ -958,50 +1072,88 @@
         <w:pStyle w:val="Textodocorpo"/>
       </w:pPr>
       <w:r>
-        <w:t>Por isto, este proxecto analizaremos as distintas variables que inflúen de xeito directo no consumo dos fogares e procuraremos métodos de minimizar o gasto enerxético. Con este obxectivo construiremos un prototipo que simule as condicións dunha vivenda. Analizaremos distintas variables do entorno para determinarmos cal é máis óptima en canto ao consumo se refire. Formularemos múltiples escenarios para comparar distintos materiais illantes ou condicións térmicas e así propoñer alternativas ao modelo actual que poderían reducir o emprego de enerxía. Tamén fabricaremos un sistema dixital usando un microcontrolador Arduino e diferentes sensores.</w:t>
+        <w:t xml:space="preserve">Por isto, </w:t>
+      </w:r>
+      <w:r>
+        <w:t>n</w:t>
+      </w:r>
+      <w:r>
+        <w:t>este proxecto analizaremos as distintas variables que inflúen de xeito directo no consumo dos fogares</w:t>
+      </w:r>
+      <w:r>
+        <w:t>. Con este obxectivo construiremos un prototipo que simule as condicións dunha vivenda</w:t>
+      </w:r>
+      <w:r>
+        <w:t xml:space="preserve"> para a</w:t>
+      </w:r>
+      <w:r>
+        <w:t>naliz</w:t>
+      </w:r>
+      <w:r>
+        <w:t>a</w:t>
+      </w:r>
+      <w:r>
+        <w:t>r</w:t>
+      </w:r>
+      <w:r>
+        <w:t>mo</w:t>
+      </w:r>
+      <w:r>
+        <w:t>s as</w:t>
+      </w:r>
+      <w:r>
+        <w:t xml:space="preserve"> </w:t>
+      </w:r>
+      <w:r>
+        <w:t xml:space="preserve">distintas variables do entorno para determinarmos </w:t>
+      </w:r>
+      <w:r>
+        <w:t>que configuración de materias e illamento é mellor</w:t>
+      </w:r>
+      <w:r>
+        <w:rPr>
+          <w:color w:val="EE0000"/>
+        </w:rPr>
+        <w:t xml:space="preserve"> </w:t>
+      </w:r>
+      <w:r>
+        <w:t xml:space="preserve">en canto ao consumo se refire. Formularemos múltiples escenarios para comparar distintos materiais illantes ou condicións térmicas e </w:t>
+      </w:r>
+      <w:r>
+        <w:t>ter a capacidade de estudalos e propo</w:t>
+      </w:r>
+      <w:r>
+        <w:t xml:space="preserve">ñer alternativas ao modelo actual </w:t>
+      </w:r>
+      <w:r>
+        <w:t>e</w:t>
+      </w:r>
+      <w:r>
+        <w:t xml:space="preserve"> </w:t>
+      </w:r>
+      <w:r>
+        <w:t xml:space="preserve">así </w:t>
+      </w:r>
+      <w:r>
+        <w:t>poder</w:t>
+      </w:r>
+      <w:r>
+        <w:t xml:space="preserve"> reducir o </w:t>
+      </w:r>
+      <w:r>
+        <w:t>consumo</w:t>
+      </w:r>
+      <w:r>
+        <w:t xml:space="preserve"> de enerxía. Tamén fabricaremos un sistema dixital usando un microcontrolador Arduino e diferentes sensores</w:t>
+      </w:r>
+      <w:r>
+        <w:t>, para así podermos realizar as recolleitas de datos que se poidan precisar.</w:t>
       </w:r>
     </w:p>
     <w:p>
       <w:pPr>
         <w:pStyle w:val="Textodocorpo"/>
       </w:pPr>
-    </w:p>
-    <w:p>
-      <w:pPr>
-        <w:pStyle w:val="Textodocorpo"/>
-        <w:rPr>
-          <w:ins w:id="3" w:author="Saúl Cid" w:date="2025-12-29T17:01:00Z" w16du:dateUtc="2025-12-29T16:01:00Z"/>
-          <w:i/>
-          <w:iCs/>
-        </w:rPr>
-      </w:pPr>
-      <w:ins w:id="4" w:author="Saúl Cid" w:date="2025-12-29T17:01:00Z" w16du:dateUtc="2025-12-29T16:01:00Z">
-        <w:r>
-          <w:rPr>
-            <w:i/>
-            <w:iCs/>
-          </w:rPr>
-          <w:t>Se da tempo a facelo:</w:t>
-        </w:r>
-      </w:ins>
-    </w:p>
-    <w:p>
-      <w:pPr>
-        <w:pStyle w:val="Textodocorpo"/>
-        <w:rPr>
-          <w:ins w:id="5" w:author="Saúl Cid" w:date="2025-12-29T17:01:00Z" w16du:dateUtc="2025-12-29T16:01:00Z"/>
-        </w:rPr>
-      </w:pPr>
-    </w:p>
-    <w:p>
-      <w:pPr>
-        <w:pStyle w:val="Textodocorpo"/>
-      </w:pPr>
-      <w:ins w:id="6" w:author="Saúl Cid" w:date="2025-12-29T17:01:00Z" w16du:dateUtc="2025-12-29T16:01:00Z">
-        <w:r>
-          <w:t>Despois da toma de datos compararemos as diferentes tomas de datos e analizaremos os resultados obtidos comparando tódolos resultados. Para determinar así as como incorporar o prototipo ou como melloralo.</w:t>
-        </w:r>
-      </w:ins>
       <w:r>
         <w:br w:type="page"/>
       </w:r>
@@ -1010,19 +1162,48 @@
       <w:pPr>
         <w:pStyle w:val="Ttulo2"/>
       </w:pPr>
-      <w:bookmarkStart w:id="7" w:name="_Toc217920023"/>
+      <w:bookmarkStart w:id="3" w:name="_Toc217920023"/>
       <w:r>
         <w:lastRenderedPageBreak/>
         <w:t>Estado do coñecemento</w:t>
       </w:r>
-      <w:bookmarkEnd w:id="7"/>
+      <w:bookmarkEnd w:id="3"/>
     </w:p>
     <w:p>
       <w:pPr>
         <w:pStyle w:val="Textodocorpo"/>
       </w:pPr>
       <w:r>
-        <w:t>Hoxe en día, a crise climática supón un punto de inflexión no noso xeito de vivir, pensar e consumir. O uso excesivo de combustibles fósiles é directamente responsábel desta emerxencia. É por isto que reducir a cantidade de enerxía que producimos ou consumimos innecesariamente é chave para paliar os efectos que a crise climática terá nas nosas vidas.</w:t>
+        <w:t>Hoxe en día, a crise climática supón un punto de inflexión no noso xeito de vivir</w:t>
+      </w:r>
+      <w:sdt>
+        <w:sdtPr>
+          <w:id w:val="451207680"/>
+          <w:citation/>
+        </w:sdtPr>
+        <w:sdtContent>
+          <w:r>
+            <w:fldChar w:fldCharType="begin"/>
+          </w:r>
+          <w:r>
+            <w:instrText xml:space="preserve"> CITATION Zam15 \l 1110 </w:instrText>
+          </w:r>
+          <w:r>
+            <w:fldChar w:fldCharType="separate"/>
+          </w:r>
+          <w:r>
+            <w:rPr>
+              <w:noProof/>
+            </w:rPr>
+            <w:t xml:space="preserve"> (Zamora Martínez, 2015)</w:t>
+          </w:r>
+          <w:r>
+            <w:fldChar w:fldCharType="end"/>
+          </w:r>
+        </w:sdtContent>
+      </w:sdt>
+      <w:r>
+        <w:t>, pensar e consumir. O uso excesivo de combustibles fósiles é directamente responsábel desta emerxencia. É por isto que reducir a cantidade de enerxía que producimos ou consumimos innecesariamente é chave para paliar os efectos que a crise climática terá nas nosas vidas.</w:t>
       </w:r>
     </w:p>
     <w:p>
@@ -1051,6 +1232,7 @@
           <w:id w:val="-99573613"/>
           <w:citation/>
         </w:sdtPr>
+        <w:sdtEndPr/>
         <w:sdtContent>
           <w:r>
             <w:fldChar w:fldCharType="begin"/>
@@ -1085,7 +1267,13 @@
         <w:t xml:space="preserve">) e a auga quente sanitaria (18,9%) na media do estado. </w:t>
       </w:r>
       <w:r>
-        <w:t>Na Galiza (Zona Atlántica) as respectivas porcentaxe son de 40,1% e 21,9%.</w:t>
+        <w:t>Na Galiza (Zona Atlántica) as respectivas porcentaxe son d</w:t>
+      </w:r>
+      <w:r>
+        <w:t>o</w:t>
+      </w:r>
+      <w:r>
+        <w:t xml:space="preserve"> 40,1% e 21,9%.</w:t>
       </w:r>
     </w:p>
     <w:p>
@@ -1115,7 +1303,36 @@
         <w:t>varias</w:t>
       </w:r>
       <w:r>
-        <w:t xml:space="preserve"> formas:</w:t>
+        <w:t xml:space="preserve"> formas</w:t>
+      </w:r>
+      <w:sdt>
+        <w:sdtPr>
+          <w:id w:val="602387329"/>
+          <w:citation/>
+        </w:sdtPr>
+        <w:sdtContent>
+          <w:r>
+            <w:fldChar w:fldCharType="begin"/>
+          </w:r>
+          <w:r>
+            <w:instrText xml:space="preserve"> CITATION Man83 \l 1110 </w:instrText>
+          </w:r>
+          <w:r>
+            <w:fldChar w:fldCharType="separate"/>
+          </w:r>
+          <w:r>
+            <w:rPr>
+              <w:noProof/>
+            </w:rPr>
+            <w:t xml:space="preserve"> (Margarida, 1983)</w:t>
+          </w:r>
+          <w:r>
+            <w:fldChar w:fldCharType="end"/>
+          </w:r>
+        </w:sdtContent>
+      </w:sdt>
+      <w:r>
+        <w:t>:</w:t>
       </w:r>
     </w:p>
     <w:p>
@@ -1129,6 +1346,9 @@
       <w:r>
         <w:t>Convección</w:t>
       </w:r>
+      <w:r>
+        <w:t xml:space="preserve"> </w:t>
+      </w:r>
     </w:p>
     <w:p>
       <w:pPr>
@@ -1139,7 +1359,27 @@
         </w:numPr>
       </w:pPr>
       <w:r>
+        <w:t>Radiación</w:t>
+      </w:r>
+    </w:p>
+    <w:p>
+      <w:pPr>
+        <w:pStyle w:val="Textodocorpo"/>
+        <w:numPr>
+          <w:ilvl w:val="0"/>
+          <w:numId w:val="6"/>
+        </w:numPr>
+      </w:pPr>
+      <w:r>
         <w:t>Condución</w:t>
+      </w:r>
+    </w:p>
+    <w:p>
+      <w:pPr>
+        <w:pStyle w:val="Textodocorpo"/>
+      </w:pPr>
+      <w:r>
+        <w:t>No noso caso centrarémonos nos dous primeiros casos que son os que afectarán e maior grao o noso prototipo.</w:t>
       </w:r>
     </w:p>
     <w:p>
@@ -1176,12 +1416,17 @@
       <w:r>
         <w:t>é a transferencia de calor por movemento de fluídos. O fluxo de calor recibido pola superficie dun corpo (</w:t>
       </w:r>
-      <w:r>
-        <w:rPr>
-          <w:rFonts w:cs="Arial"/>
-        </w:rPr>
-        <w:t>Φ</w:t>
-      </w:r>
+      <m:oMath>
+        <m:r>
+          <m:rPr>
+            <m:sty m:val="p"/>
+          </m:rPr>
+          <w:rPr>
+            <w:rFonts w:ascii="Cambria Math" w:hAnsi="Cambria Math"/>
+          </w:rPr>
+          <m:t>Φ</m:t>
+        </m:r>
+      </m:oMath>
       <w:r>
         <w:t>) é proporcional á diferencia de temperatura, ambiental (t</w:t>
       </w:r>
@@ -1219,6 +1464,7 @@
     <w:p>
       <w:pPr>
         <w:pStyle w:val="Textodocorpo"/>
+        <w:keepNext/>
         <w:ind w:left="709"/>
       </w:pPr>
       <m:oMathPara>
@@ -1364,6 +1610,25 @@
     </w:p>
     <w:p>
       <w:pPr>
+        <w:pStyle w:val="Lenda"/>
+        <w:jc w:val="right"/>
+      </w:pPr>
+      <w:bookmarkStart w:id="4" w:name="_Toc220770995"/>
+      <w:r>
+        <w:t xml:space="preserve">Ecuación </w:t>
+      </w:r>
+      <w:fldSimple w:instr=" SEQ Ecuación \* ARABIC ">
+        <w:r>
+          <w:rPr>
+            <w:noProof/>
+          </w:rPr>
+          <w:t>1</w:t>
+        </w:r>
+        <w:bookmarkEnd w:id="4"/>
+      </w:fldSimple>
+    </w:p>
+    <w:p>
+      <w:pPr>
         <w:pStyle w:val="Textodocorpo"/>
         <w:ind w:left="709"/>
       </w:pPr>
@@ -1390,7 +1655,11 @@
         <w:t>convección natural</w:t>
       </w:r>
       <w:r>
-        <w:t xml:space="preserve"> mais, cando é causado por correntes de aire derivadas de apertura de portas, movemento de obxectos, etc. chámase </w:t>
+        <w:t xml:space="preserve"> mais, cando é causado por correntes de aire </w:t>
+      </w:r>
+      <w:r>
+        <w:lastRenderedPageBreak/>
+        <w:t xml:space="preserve">derivadas de apertura de portas, movemento de obxectos, etc. chámase </w:t>
       </w:r>
       <w:r>
         <w:rPr>
@@ -1417,8 +1686,7 @@
         <w:pStyle w:val="Ttulo3"/>
       </w:pPr>
       <w:r>
-        <w:lastRenderedPageBreak/>
-        <w:t>Condución</w:t>
+        <w:t>Radiación</w:t>
       </w:r>
     </w:p>
     <w:p>
@@ -1432,16 +1700,296 @@
         <w:pStyle w:val="Textodocorpo"/>
         <w:ind w:left="709"/>
       </w:pPr>
+      <w:r>
+        <w:t>Todo corpo máis quente que outro cede parte da súa enerxía calorífica. A cantidade de calor recibida é proporcional á diferencia de temperaturas (</w:t>
+      </w:r>
+      <m:oMath>
+        <m:sSub>
+          <m:sSubPr>
+            <m:ctrlPr>
+              <w:rPr>
+                <w:rFonts w:ascii="Cambria Math" w:hAnsi="Cambria Math"/>
+                <w:i/>
+              </w:rPr>
+            </m:ctrlPr>
+          </m:sSubPr>
+          <m:e>
+            <m:r>
+              <w:rPr>
+                <w:rFonts w:ascii="Cambria Math" w:hAnsi="Cambria Math"/>
+              </w:rPr>
+              <m:t>t</m:t>
+            </m:r>
+          </m:e>
+          <m:sub>
+            <m:r>
+              <w:rPr>
+                <w:rFonts w:ascii="Cambria Math" w:hAnsi="Cambria Math"/>
+              </w:rPr>
+              <m:t>1</m:t>
+            </m:r>
+          </m:sub>
+        </m:sSub>
+        <m:r>
+          <w:rPr>
+            <w:rFonts w:ascii="Cambria Math" w:hAnsi="Cambria Math"/>
+          </w:rPr>
+          <m:t>-</m:t>
+        </m:r>
+        <m:sSub>
+          <m:sSubPr>
+            <m:ctrlPr>
+              <w:rPr>
+                <w:rFonts w:ascii="Cambria Math" w:hAnsi="Cambria Math"/>
+                <w:i/>
+              </w:rPr>
+            </m:ctrlPr>
+          </m:sSubPr>
+          <m:e>
+            <m:r>
+              <w:rPr>
+                <w:rFonts w:ascii="Cambria Math" w:hAnsi="Cambria Math"/>
+              </w:rPr>
+              <m:t>t</m:t>
+            </m:r>
+          </m:e>
+          <m:sub>
+            <m:r>
+              <w:rPr>
+                <w:rFonts w:ascii="Cambria Math" w:hAnsi="Cambria Math"/>
+              </w:rPr>
+              <m:t>2</m:t>
+            </m:r>
+          </m:sub>
+        </m:sSub>
+      </m:oMath>
+      <w:r>
+        <w:t>); a un coeficiente de cambio superficial por radiación (</w:t>
+      </w:r>
+      <m:oMath>
+        <m:sSub>
+          <m:sSubPr>
+            <m:ctrlPr>
+              <w:rPr>
+                <w:rFonts w:ascii="Cambria Math" w:hAnsi="Cambria Math" w:cs="Arial"/>
+                <w:i/>
+              </w:rPr>
+            </m:ctrlPr>
+          </m:sSubPr>
+          <m:e>
+            <m:r>
+              <w:rPr>
+                <w:rFonts w:ascii="Cambria Math" w:hAnsi="Cambria Math" w:cs="Arial"/>
+              </w:rPr>
+              <m:t>α</m:t>
+            </m:r>
+          </m:e>
+          <m:sub>
+            <m:r>
+              <w:rPr>
+                <w:rFonts w:ascii="Cambria Math" w:hAnsi="Cambria Math" w:cs="Arial"/>
+              </w:rPr>
+              <m:t>R</m:t>
+            </m:r>
+          </m:sub>
+        </m:sSub>
+      </m:oMath>
+      <w:r>
+        <w:t>); e a un factor de forma (</w:t>
+      </w:r>
+      <m:oMath>
+        <m:r>
+          <w:rPr>
+            <w:rFonts w:ascii="Cambria Math" w:hAnsi="Cambria Math"/>
+          </w:rPr>
+          <m:t>f</m:t>
+        </m:r>
+      </m:oMath>
+      <w:r>
+        <w:t>).</w:t>
+      </w:r>
     </w:p>
     <w:p>
       <w:pPr>
         <w:pStyle w:val="Textodocorpo"/>
-      </w:pPr>
+        <w:keepNext/>
+        <w:ind w:left="709"/>
+      </w:pPr>
+      <m:oMathPara>
+        <m:oMath>
+          <m:sSub>
+            <m:sSubPr>
+              <m:ctrlPr>
+                <w:rPr>
+                  <w:rFonts w:ascii="Cambria Math" w:hAnsi="Cambria Math"/>
+                </w:rPr>
+              </m:ctrlPr>
+            </m:sSubPr>
+            <m:e>
+              <m:r>
+                <m:rPr>
+                  <m:sty m:val="p"/>
+                </m:rPr>
+                <w:rPr>
+                  <w:rFonts w:ascii="Cambria Math" w:hAnsi="Cambria Math"/>
+                </w:rPr>
+                <m:t>Φ</m:t>
+              </m:r>
+            </m:e>
+            <m:sub>
+              <m:r>
+                <w:rPr>
+                  <w:rFonts w:ascii="Cambria Math" w:hAnsi="Cambria Math"/>
+                </w:rPr>
+                <m:t>R</m:t>
+              </m:r>
+            </m:sub>
+          </m:sSub>
+          <m:r>
+            <w:rPr>
+              <w:rFonts w:ascii="Cambria Math" w:hAnsi="Cambria Math"/>
+            </w:rPr>
+            <m:t>=</m:t>
+          </m:r>
+          <m:d>
+            <m:dPr>
+              <m:ctrlPr>
+                <w:rPr>
+                  <w:rFonts w:ascii="Cambria Math" w:hAnsi="Cambria Math"/>
+                  <w:i/>
+                </w:rPr>
+              </m:ctrlPr>
+            </m:dPr>
+            <m:e>
+              <m:sSub>
+                <m:sSubPr>
+                  <m:ctrlPr>
+                    <w:rPr>
+                      <w:rFonts w:ascii="Cambria Math" w:hAnsi="Cambria Math"/>
+                      <w:i/>
+                    </w:rPr>
+                  </m:ctrlPr>
+                </m:sSubPr>
+                <m:e>
+                  <m:r>
+                    <w:rPr>
+                      <w:rFonts w:ascii="Cambria Math" w:hAnsi="Cambria Math"/>
+                    </w:rPr>
+                    <m:t>t</m:t>
+                  </m:r>
+                </m:e>
+                <m:sub>
+                  <m:r>
+                    <w:rPr>
+                      <w:rFonts w:ascii="Cambria Math" w:hAnsi="Cambria Math"/>
+                    </w:rPr>
+                    <m:t>1</m:t>
+                  </m:r>
+                </m:sub>
+              </m:sSub>
+              <m:r>
+                <w:rPr>
+                  <w:rFonts w:ascii="Cambria Math" w:hAnsi="Cambria Math"/>
+                </w:rPr>
+                <m:t>-</m:t>
+              </m:r>
+              <m:sSub>
+                <m:sSubPr>
+                  <m:ctrlPr>
+                    <w:rPr>
+                      <w:rFonts w:ascii="Cambria Math" w:hAnsi="Cambria Math"/>
+                      <w:i/>
+                    </w:rPr>
+                  </m:ctrlPr>
+                </m:sSubPr>
+                <m:e>
+                  <m:r>
+                    <w:rPr>
+                      <w:rFonts w:ascii="Cambria Math" w:hAnsi="Cambria Math"/>
+                    </w:rPr>
+                    <m:t>t</m:t>
+                  </m:r>
+                </m:e>
+                <m:sub>
+                  <m:r>
+                    <w:rPr>
+                      <w:rFonts w:ascii="Cambria Math" w:hAnsi="Cambria Math"/>
+                    </w:rPr>
+                    <m:t>2</m:t>
+                  </m:r>
+                </m:sub>
+              </m:sSub>
+            </m:e>
+          </m:d>
+          <m:sSub>
+            <m:sSubPr>
+              <m:ctrlPr>
+                <w:rPr>
+                  <w:rFonts w:ascii="Cambria Math" w:hAnsi="Cambria Math"/>
+                  <w:i/>
+                </w:rPr>
+              </m:ctrlPr>
+            </m:sSubPr>
+            <m:e>
+              <m:r>
+                <w:rPr>
+                  <w:rFonts w:ascii="Cambria Math" w:hAnsi="Cambria Math"/>
+                </w:rPr>
+                <m:t>α</m:t>
+              </m:r>
+            </m:e>
+            <m:sub>
+              <m:r>
+                <w:rPr>
+                  <w:rFonts w:ascii="Cambria Math" w:hAnsi="Cambria Math"/>
+                </w:rPr>
+                <m:t>R</m:t>
+              </m:r>
+            </m:sub>
+          </m:sSub>
+          <m:r>
+            <w:rPr>
+              <w:rFonts w:ascii="Cambria Math" w:hAnsi="Cambria Math"/>
+            </w:rPr>
+            <m:t>f</m:t>
+          </m:r>
+        </m:oMath>
+      </m:oMathPara>
+    </w:p>
+    <w:p>
+      <w:pPr>
+        <w:pStyle w:val="Lenda"/>
+        <w:jc w:val="right"/>
+        <w:rPr>
+          <w:i w:val="0"/>
+        </w:rPr>
+      </w:pPr>
+      <w:r>
+        <w:t xml:space="preserve">Ecuación </w:t>
+      </w:r>
+      <w:fldSimple w:instr=" SEQ Ecuación \* ARABIC ">
+        <w:r>
+          <w:rPr>
+            <w:noProof/>
+          </w:rPr>
+          <w:t>2</w:t>
+        </w:r>
+      </w:fldSimple>
     </w:p>
     <w:p>
       <w:pPr>
         <w:pStyle w:val="Textodocorpo"/>
       </w:pPr>
+    </w:p>
+    <w:p>
+      <w:pPr>
+        <w:pStyle w:val="Textodocorpo"/>
+      </w:pPr>
+    </w:p>
+    <w:p>
+      <w:pPr>
+        <w:pStyle w:val="Textodocorpo"/>
+      </w:pPr>
       <w:r>
         <w:br w:type="page"/>
       </w:r>
@@ -1450,60 +1998,22 @@
       <w:pPr>
         <w:pStyle w:val="Ttulo2"/>
       </w:pPr>
-      <w:bookmarkStart w:id="8" w:name="_Toc217920024"/>
+      <w:bookmarkStart w:id="5" w:name="_Toc217920024"/>
       <w:r>
         <w:lastRenderedPageBreak/>
         <w:t>Obxectivos</w:t>
       </w:r>
-      <w:bookmarkEnd w:id="8"/>
+      <w:bookmarkEnd w:id="5"/>
     </w:p>
     <w:p>
       <w:pPr>
         <w:pStyle w:val="Textodocorpo"/>
-        <w:rPr>
-          <w:strike/>
-        </w:rPr>
-      </w:pPr>
-      <w:r>
-        <w:rPr>
-          <w:strike/>
-        </w:rPr>
-        <w:t>O obxectivo primeiro do proxecto é o deseño e construción dun prototipo co fin do estudo do consumo enerxético dunha vivenda.</w:t>
-      </w:r>
-    </w:p>
-    <w:p>
-      <w:pPr>
-        <w:pStyle w:val="Textodocorpo"/>
-        <w:rPr>
-          <w:strike/>
-        </w:rPr>
-      </w:pPr>
-    </w:p>
-    <w:p>
-      <w:pPr>
-        <w:pStyle w:val="Textodocorpo"/>
-        <w:rPr>
-          <w:strike/>
-        </w:rPr>
-      </w:pPr>
-      <w:r>
-        <w:rPr>
-          <w:strike/>
-        </w:rPr>
+      </w:pPr>
+      <w:r>
         <w:t xml:space="preserve">O obxectivo primeiro do proxecto é o deseño e construción dun prototipo que simule as condicións dunha vivenda </w:t>
       </w:r>
-    </w:p>
-    <w:p>
-      <w:pPr>
-        <w:pStyle w:val="Textodocorpo"/>
-      </w:pPr>
-    </w:p>
-    <w:p>
-      <w:pPr>
-        <w:pStyle w:val="Textodocorpo"/>
-      </w:pPr>
-      <w:r>
-        <w:t>O obxectivo primeiro do proxecto é achar un xeito de reducir o consumo enerxético dunha vivenda mellorar a eficiencia enerxética do fogar.</w:t>
+      <w:r>
+        <w:t>co fin de poder ser empregada para o estudo do illamento térmico que proporcionan distintos materiais.</w:t>
       </w:r>
     </w:p>
     <w:p>
@@ -1523,7 +2033,19 @@
         </w:numPr>
       </w:pPr>
       <w:r>
-        <w:t>Deseño dunha maqueta para realizar as probas pertinentes e construción da mesma.</w:t>
+        <w:t xml:space="preserve">Deseño </w:t>
+      </w:r>
+      <w:r>
+        <w:t>da</w:t>
+      </w:r>
+      <w:r>
+        <w:t xml:space="preserve"> maqueta</w:t>
+      </w:r>
+      <w:r>
+        <w:t xml:space="preserve">, que imite as características dunha vivenda, e </w:t>
+      </w:r>
+      <w:r>
+        <w:t>construción da mesma.</w:t>
       </w:r>
     </w:p>
     <w:p>
@@ -1546,8 +2068,19 @@
           <w:numId w:val="2"/>
         </w:numPr>
       </w:pPr>
-      <w:r>
-        <w:t>Instalación do sistema informático na maqueta e posta en funcionamento do prototipo.</w:t>
+      <w:proofErr w:type="spellStart"/>
+      <w:r>
+        <w:t>Implementación</w:t>
+      </w:r>
+      <w:proofErr w:type="spellEnd"/>
+      <w:r>
+        <w:t xml:space="preserve"> do sistema electrónico </w:t>
+      </w:r>
+      <w:r>
+        <w:t>na maqueta e posta en funcionamento do prototipo.</w:t>
+      </w:r>
+      <w:r>
+        <w:tab/>
       </w:r>
     </w:p>
     <w:p>
@@ -1559,9 +2092,6 @@
         </w:numPr>
       </w:pPr>
       <w:r>
-        <w:t>Toma e almacenamento de datos durante a fase experimental para acadar as conclusións do proxecto.</w:t>
-      </w:r>
-      <w:r>
         <w:br w:type="page"/>
       </w:r>
     </w:p>
@@ -1569,12 +2099,12 @@
       <w:pPr>
         <w:pStyle w:val="Ttulo2"/>
       </w:pPr>
-      <w:bookmarkStart w:id="9" w:name="_Toc217920025"/>
+      <w:bookmarkStart w:id="6" w:name="_Toc217920025"/>
       <w:r>
         <w:lastRenderedPageBreak/>
         <w:t>Material e método</w:t>
       </w:r>
-      <w:bookmarkEnd w:id="9"/>
+      <w:bookmarkEnd w:id="6"/>
     </w:p>
     <w:p>
       <w:pPr>
@@ -1610,16 +2140,11 @@
         <w:pStyle w:val="Textodocorpo"/>
       </w:pPr>
       <w:r>
-        <w:t xml:space="preserve">Tamén </w:t>
-      </w:r>
-      <w:proofErr w:type="spellStart"/>
-      <w:r>
-        <w:t>barallamo</w:t>
-      </w:r>
-      <w:r>
-        <w:t>-la</w:t>
-      </w:r>
-      <w:proofErr w:type="spellEnd"/>
+        <w:t>Tamén barallamo</w:t>
+      </w:r>
+      <w:r>
+        <w:t>s a</w:t>
+      </w:r>
       <w:r>
         <w:t xml:space="preserve"> idea de empregar un sistema de persiana para simular de forma máis exacta o efecto que causan estas na cantidade de luz no interior</w:t>
       </w:r>
@@ -1682,7 +2207,21 @@
         <w:pStyle w:val="Textodocorpo"/>
       </w:pPr>
       <w:r>
-        <w:t>Así mesmo, cada fachada está composta por pezas de [[nome técnico da madeira]] que deseñamos mediante o programa informático</w:t>
+        <w:t>Así mesmo, cada fachada está composta por pezas de</w:t>
+      </w:r>
+      <w:r>
+        <w:t xml:space="preserve"> </w:t>
+      </w:r>
+      <w:proofErr w:type="spellStart"/>
+      <w:r>
+        <w:t>contrachapado</w:t>
+      </w:r>
+      <w:proofErr w:type="spellEnd"/>
+      <w:r>
+        <w:t xml:space="preserve"> </w:t>
+      </w:r>
+      <w:r>
+        <w:t>que deseñamos mediante o programa informático</w:t>
       </w:r>
       <w:r>
         <w:t xml:space="preserve"> de deseño</w:t>
@@ -1704,26 +2243,23 @@
         <w:t xml:space="preserve"> ou “dedos”</w:t>
       </w:r>
       <w:r>
-        <w:t xml:space="preserve"> nos laterais destas para que encaixen nas pezas contiguas. Unha vez rematada a fase de deseño </w:t>
+        <w:t xml:space="preserve"> nos laterais destas para que encaixen nas pezas contiguas. Unha vez rematada a fase de deseño continuamo</w:t>
+      </w:r>
+      <w:r>
+        <w:t>s co</w:t>
+      </w:r>
+      <w:r>
+        <w:t xml:space="preserve"> proceso de construción empregando unha cortadora láser para cortar táboas de</w:t>
+      </w:r>
+      <w:r>
+        <w:t xml:space="preserve"> </w:t>
       </w:r>
       <w:proofErr w:type="spellStart"/>
       <w:r>
-        <w:t>continuamo</w:t>
-      </w:r>
-      <w:r>
-        <w:t>-lo</w:t>
+        <w:t>contrachapado</w:t>
       </w:r>
       <w:proofErr w:type="spellEnd"/>
       <w:r>
-        <w:t xml:space="preserve"> proceso de construción empregando unha cortadora láser para cortar táboas de </w:t>
-      </w:r>
-      <w:r>
-        <w:rPr>
-          <w:color w:val="EE0000"/>
-        </w:rPr>
-        <w:t>[[nome da madeira]]</w:t>
-      </w:r>
-      <w:r>
         <w:t xml:space="preserve">. </w:t>
       </w:r>
       <w:r>
@@ -1741,6 +2277,16 @@
     </w:p>
     <w:p>
       <w:pPr>
+        <w:pStyle w:val="Textodocorpo"/>
+      </w:pPr>
+    </w:p>
+    <w:p>
+      <w:pPr>
+        <w:pStyle w:val="Textodocorpo"/>
+      </w:pPr>
+    </w:p>
+    <w:p>
+      <w:pPr>
         <w:jc w:val="left"/>
       </w:pPr>
       <w:r>
@@ -1751,12 +2297,12 @@
       <w:pPr>
         <w:pStyle w:val="Ttulo2"/>
       </w:pPr>
-      <w:bookmarkStart w:id="10" w:name="_Toc217920026"/>
+      <w:bookmarkStart w:id="7" w:name="_Toc217920026"/>
       <w:r>
         <w:lastRenderedPageBreak/>
         <w:t>Resultados</w:t>
       </w:r>
-      <w:bookmarkEnd w:id="10"/>
+      <w:bookmarkEnd w:id="7"/>
       <w:r>
         <w:br w:type="page"/>
       </w:r>
@@ -1765,12 +2311,12 @@
       <w:pPr>
         <w:pStyle w:val="Ttulo2"/>
       </w:pPr>
-      <w:bookmarkStart w:id="11" w:name="_Toc217920027"/>
+      <w:bookmarkStart w:id="8" w:name="_Toc217920027"/>
       <w:r>
         <w:lastRenderedPageBreak/>
         <w:t>Discusión</w:t>
       </w:r>
-      <w:bookmarkEnd w:id="11"/>
+      <w:bookmarkEnd w:id="8"/>
       <w:r>
         <w:br w:type="page"/>
       </w:r>
@@ -1779,12 +2325,12 @@
       <w:pPr>
         <w:pStyle w:val="Ttulo2"/>
       </w:pPr>
-      <w:bookmarkStart w:id="12" w:name="_Toc217920028"/>
+      <w:bookmarkStart w:id="9" w:name="_Toc217920028"/>
       <w:r>
         <w:lastRenderedPageBreak/>
         <w:t>Conclusións</w:t>
       </w:r>
-      <w:bookmarkEnd w:id="12"/>
+      <w:bookmarkEnd w:id="9"/>
     </w:p>
     <w:p>
       <w:pPr>
@@ -1794,45 +2340,42 @@
         <w:br w:type="page"/>
       </w:r>
     </w:p>
-    <w:bookmarkStart w:id="13" w:name="_Toc217920029" w:displacedByCustomXml="next"/>
     <w:sdt>
       <w:sdtPr>
+        <w:id w:val="-350486351"/>
+        <w:docPartObj>
+          <w:docPartGallery w:val="Bibliographies"/>
+          <w:docPartUnique/>
+        </w:docPartObj>
+      </w:sdtPr>
+      <w:sdtEndPr>
         <w:rPr>
           <w:rFonts w:ascii="Arial" w:eastAsia="NSimSun" w:hAnsi="Arial"/>
           <w:bCs w:val="0"/>
           <w:sz w:val="24"/>
           <w:szCs w:val="24"/>
         </w:rPr>
-        <w:id w:val="1152650566"/>
-        <w:docPartObj>
-          <w:docPartGallery w:val="Bibliographies"/>
-          <w:docPartUnique/>
-        </w:docPartObj>
-      </w:sdtPr>
+      </w:sdtEndPr>
       <w:sdtContent>
         <w:p>
           <w:pPr>
             <w:pStyle w:val="Ttulo2"/>
-            <w:numPr>
-              <w:ilvl w:val="0"/>
-              <w:numId w:val="0"/>
-            </w:numPr>
-            <w:jc w:val="center"/>
           </w:pPr>
           <w:r>
             <w:t>Bibliografía</w:t>
           </w:r>
-          <w:bookmarkEnd w:id="13"/>
         </w:p>
         <w:sdt>
           <w:sdtPr>
+            <w:id w:val="111145805"/>
+            <w:bibliography/>
+          </w:sdtPr>
+          <w:sdtEndPr>
             <w:rPr>
               <w:rFonts w:cs="Lucida Sans"/>
               <w:szCs w:val="24"/>
             </w:rPr>
-            <w:id w:val="111145805"/>
-            <w:bibliography/>
-          </w:sdtPr>
+          </w:sdtEndPr>
           <w:sdtContent>
             <w:p>
               <w:pPr>
@@ -1871,7 +2414,36 @@
                 <w:rPr>
                   <w:noProof/>
                 </w:rPr>
-                <w:t xml:space="preserve"> Obtenido de https://www.idae.es/sites/default/files/estudios_informes_y_estadisticas/Informe_SPAHOUSEC_Basico_logo_Eurostat_negro_FINAL.pdf</w:t>
+                <w:t xml:space="preserve"> Obtido de https://www.idae.es/sites/default/files/estudios_informes_y_estadisticas/Informe_SPAHOUSEC_Basico_logo_Eurostat_negro_FINAL.pdf</w:t>
+              </w:r>
+            </w:p>
+            <w:p>
+              <w:pPr>
+                <w:pStyle w:val="Bibliografa"/>
+                <w:ind w:left="720" w:hanging="720"/>
+                <w:rPr>
+                  <w:noProof/>
+                </w:rPr>
+              </w:pPr>
+              <w:r>
+                <w:rPr>
+                  <w:noProof/>
+                </w:rPr>
+                <w:t xml:space="preserve">INEGA. (Maio de 2025). </w:t>
+              </w:r>
+              <w:r>
+                <w:rPr>
+                  <w:i/>
+                  <w:iCs/>
+                  <w:noProof/>
+                </w:rPr>
+                <w:t>Balance Enerxético de Galicia 2023.</w:t>
+              </w:r>
+              <w:r>
+                <w:rPr>
+                  <w:noProof/>
+                </w:rPr>
+                <w:t xml:space="preserve"> Obtido de https://www.inega.gal/sites/default/files/publicacions/Balance_enerxetico_Galicia_2023_maio_2025.pdf</w:t>
               </w:r>
             </w:p>
             <w:p>
@@ -1916,6 +2488,96 @@
         </w:sdt>
       </w:sdtContent>
     </w:sdt>
+    <w:p>
+      <w:pPr>
+        <w:pStyle w:val="Ttulo2"/>
+      </w:pPr>
+      <w:r>
+        <w:t>Ecuacións</w:t>
+      </w:r>
+    </w:p>
+    <w:p>
+      <w:pPr>
+        <w:pStyle w:val="Tboadeilustracins"/>
+        <w:tabs>
+          <w:tab w:val="right" w:leader="dot" w:pos="9628"/>
+        </w:tabs>
+        <w:rPr>
+          <w:noProof/>
+        </w:rPr>
+      </w:pPr>
+      <w:r>
+        <w:fldChar w:fldCharType="begin"/>
+      </w:r>
+      <w:r>
+        <w:instrText xml:space="preserve"> TOC \h \z \c "Ecuación" </w:instrText>
+      </w:r>
+      <w:r>
+        <w:fldChar w:fldCharType="separate"/>
+      </w:r>
+      <w:hyperlink w:anchor="_Toc220770995" w:history="1">
+        <w:r>
+          <w:rPr>
+            <w:rStyle w:val="Hiperligazn"/>
+            <w:noProof/>
+          </w:rPr>
+          <w:t>Ecuación 1</w:t>
+        </w:r>
+        <w:r>
+          <w:rPr>
+            <w:noProof/>
+            <w:webHidden/>
+          </w:rPr>
+          <w:tab/>
+        </w:r>
+        <w:r>
+          <w:rPr>
+            <w:noProof/>
+            <w:webHidden/>
+          </w:rPr>
+          <w:fldChar w:fldCharType="begin"/>
+        </w:r>
+        <w:r>
+          <w:rPr>
+            <w:noProof/>
+            <w:webHidden/>
+          </w:rPr>
+          <w:instrText xml:space="preserve"> PAGEREF _Toc220770995 \h </w:instrText>
+        </w:r>
+        <w:r>
+          <w:rPr>
+            <w:noProof/>
+            <w:webHidden/>
+          </w:rPr>
+        </w:r>
+        <w:r>
+          <w:rPr>
+            <w:noProof/>
+            <w:webHidden/>
+          </w:rPr>
+          <w:fldChar w:fldCharType="separate"/>
+        </w:r>
+        <w:r>
+          <w:rPr>
+            <w:noProof/>
+            <w:webHidden/>
+          </w:rPr>
+          <w:t>5</w:t>
+        </w:r>
+        <w:r>
+          <w:rPr>
+            <w:noProof/>
+            <w:webHidden/>
+          </w:rPr>
+          <w:fldChar w:fldCharType="end"/>
+        </w:r>
+      </w:hyperlink>
+    </w:p>
+    <w:p>
+      <w:r>
+        <w:fldChar w:fldCharType="end"/>
+      </w:r>
+    </w:p>
     <w:sectPr>
       <w:footerReference w:type="default" r:id="rId8"/>
       <w:pgSz w:w="11906" w:h="16838"/>
@@ -2003,6 +2665,43 @@
       <w:rPr>
         <w:rFonts w:ascii="Redzone" w:hAnsi="Redzone"/>
       </w:rPr>
+      <w:t>/</w:t>
+    </w:r>
+    <w:r>
+      <w:rPr>
+        <w:rFonts w:ascii="Redzone" w:hAnsi="Redzone"/>
+      </w:rPr>
+      <w:fldChar w:fldCharType="begin"/>
+    </w:r>
+    <w:r>
+      <w:rPr>
+        <w:rFonts w:ascii="Redzone" w:hAnsi="Redzone"/>
+      </w:rPr>
+      <w:instrText xml:space="preserve"> NUMPAGES   \* MERGEFORMAT </w:instrText>
+    </w:r>
+    <w:r>
+      <w:rPr>
+        <w:rFonts w:ascii="Redzone" w:hAnsi="Redzone"/>
+      </w:rPr>
+      <w:fldChar w:fldCharType="separate"/>
+    </w:r>
+    <w:r>
+      <w:rPr>
+        <w:rFonts w:ascii="Redzone" w:hAnsi="Redzone"/>
+        <w:noProof/>
+      </w:rPr>
+      <w:t>12</w:t>
+    </w:r>
+    <w:r>
+      <w:rPr>
+        <w:rFonts w:ascii="Redzone" w:hAnsi="Redzone"/>
+      </w:rPr>
+      <w:fldChar w:fldCharType="end"/>
+    </w:r>
+    <w:r>
+      <w:rPr>
+        <w:rFonts w:ascii="Redzone" w:hAnsi="Redzone"/>
+      </w:rPr>
       <w:tab/>
       <w:t>Saúl Cid Seijas</w:t>
     </w:r>
@@ -2023,6 +2722,28 @@
     <w:p>
       <w:r>
         <w:continuationSeparator/>
+      </w:r>
+    </w:p>
+  </w:footnote>
+  <w:footnote w:id="1">
+    <w:p>
+      <w:pPr>
+        <w:pStyle w:val="Textodenotaaopdepxina"/>
+      </w:pPr>
+      <w:r>
+        <w:rPr>
+          <w:rStyle w:val="Referenciadenotaaopdepxina"/>
+        </w:rPr>
+        <w:footnoteRef/>
+      </w:r>
+      <w:r>
+        <w:t xml:space="preserve"> </w:t>
+      </w:r>
+      <w:r>
+        <w:t>Milleiros</w:t>
+      </w:r>
+      <w:r>
+        <w:t xml:space="preserve"> de toneladas equivalentes de petróleo. 1ktep = 10MWh</w:t>
       </w:r>
     </w:p>
   </w:footnote>
@@ -3314,14 +4035,6 @@
     <w:abstractNumId w:val="7"/>
   </w:num>
 </w:numbering>
-</file>
-
-<file path=word/people.xml><?xml version="1.0" encoding="utf-8"?>
-<w15:people xmlns:wpc="http://schemas.microsoft.com/office/word/2010/wordprocessingCanvas" xmlns:cx="http://schemas.microsoft.com/office/drawing/2014/chartex" xmlns:cx1="http://schemas.microsoft.com/office/drawing/2015/9/8/chartex" xmlns:cx2="http://schemas.microsoft.com/office/drawing/2015/10/21/chartex" xmlns:cx3="http://schemas.microsoft.com/office/drawing/2016/5/9/chartex" xmlns:cx4="http://schemas.microsoft.com/office/drawing/2016/5/10/chartex" xmlns:cx5="http://schemas.microsoft.com/office/drawing/2016/5/11/chartex" xmlns:cx6="http://schemas.microsoft.com/office/drawing/2016/5/12/chartex" xmlns:cx7="http://schemas.microsoft.com/office/drawing/2016/5/13/chartex" xmlns:cx8="http://schemas.microsoft.com/office/drawing/2016/5/14/chartex" xmlns:mc="http://schemas.openxmlformats.org/markup-compatibility/2006" xmlns:aink="http://schemas.microsoft.com/office/drawing/2016/ink" xmlns:am3d="http://schemas.microsoft.com/office/drawing/2017/model3d" xmlns:o="urn:schemas-microsoft-com:office:office" xmlns:oel="http://schemas.microsoft.com/office/2019/extlst" xmlns:r="http://schemas.openxmlformats.org/officeDocument/2006/relationships" xmlns:m="http://schemas.openxmlformats.org/officeDocument/2006/math" xmlns:v="urn:schemas-microsoft-com:vml" xmlns:wp14="http://schemas.microsoft.com/office/word/2010/wordprocessingDrawing" xmlns:wp="http://schemas.openxmlformats.org/drawingml/2006/wordprocessingDrawing" xmlns:w10="urn:schemas-microsoft-com:office:word" xmlns:w="http://schemas.openxmlformats.org/wordprocessingml/2006/main" xmlns:w14="http://schemas.microsoft.com/office/word/2010/wordml" xmlns:w15="http://schemas.microsoft.com/office/word/2012/wordml" xmlns:w16cex="http://schemas.microsoft.com/office/word/2018/wordml/cex" xmlns:w16cid="http://schemas.microsoft.com/office/word/2016/wordml/cid" xmlns:w16="http://schemas.microsoft.com/office/word/2018/wordml" xmlns:w16du="http://schemas.microsoft.com/office/word/2023/wordml/word16du" xmlns:w16sdtdh="http://schemas.microsoft.com/office/word/2020/wordml/sdtdatahash" xmlns:w16sdtfl="http://schemas.microsoft.com/office/word/2024/wordml/sdtformatlock" xmlns:w16se="http://schemas.microsoft.com/office/word/2015/wordml/symex" xmlns:wpg="http://schemas.microsoft.com/office/word/2010/wordprocessingGroup" xmlns:wpi="http://schemas.microsoft.com/office/word/2010/wordprocessingInk" xmlns:wne="http://schemas.microsoft.com/office/word/2006/wordml" xmlns:wps="http://schemas.microsoft.com/office/word/2010/wordprocessingShape" mc:Ignorable="w14 w15 w16se w16cid w16 w16cex w16sdtdh w16sdtfl w16du wp14">
-  <w15:person w15:author="Saúl Cid">
-    <w15:presenceInfo w15:providerId="Windows Live" w15:userId="994e6406a2f9ce29"/>
-  </w15:person>
-</w15:people>
 </file>
 
 <file path=word/styles.xml><?xml version="1.0" encoding="utf-8"?>
@@ -4331,6 +5044,56 @@
       </w:numPr>
     </w:pPr>
   </w:style>
+  <w:style w:type="paragraph" w:styleId="Textodenotadefin">
+    <w:name w:val="endnote text"/>
+    <w:basedOn w:val="Normal"/>
+    <w:link w:val="TextodenotadefinCarc"/>
+    <w:uiPriority w:val="99"/>
+    <w:semiHidden/>
+    <w:unhideWhenUsed/>
+    <w:rsid w:val="00C73D9B"/>
+    <w:rPr>
+      <w:rFonts w:cs="Mangal"/>
+      <w:sz w:val="20"/>
+      <w:szCs w:val="18"/>
+    </w:rPr>
+  </w:style>
+  <w:style w:type="character" w:customStyle="1" w:styleId="TextodenotadefinCarc">
+    <w:name w:val="Texto de nota de fin Carác."/>
+    <w:basedOn w:val="Tipodeletrapredefinidodopargrafo"/>
+    <w:link w:val="Textodenotadefin"/>
+    <w:uiPriority w:val="99"/>
+    <w:semiHidden/>
+    <w:rsid w:val="00C73D9B"/>
+    <w:rPr>
+      <w:rFonts w:ascii="Arial" w:hAnsi="Arial" w:cs="Mangal"/>
+      <w:sz w:val="20"/>
+      <w:szCs w:val="18"/>
+    </w:rPr>
+  </w:style>
+  <w:style w:type="character" w:styleId="Referenciadenotadefin">
+    <w:name w:val="endnote reference"/>
+    <w:basedOn w:val="Tipodeletrapredefinidodopargrafo"/>
+    <w:uiPriority w:val="99"/>
+    <w:semiHidden/>
+    <w:unhideWhenUsed/>
+    <w:rsid w:val="00C73D9B"/>
+    <w:rPr>
+      <w:vertAlign w:val="superscript"/>
+    </w:rPr>
+  </w:style>
+  <w:style w:type="paragraph" w:styleId="Tboadeilustracins">
+    <w:name w:val="table of figures"/>
+    <w:basedOn w:val="Normal"/>
+    <w:next w:val="Normal"/>
+    <w:uiPriority w:val="99"/>
+    <w:unhideWhenUsed/>
+    <w:rsid w:val="001D33E6"/>
+    <w:rPr>
+      <w:rFonts w:cs="Mangal"/>
+      <w:szCs w:val="21"/>
+    </w:rPr>
+  </w:style>
 </w:styles>
 </file>
 
@@ -4445,9 +5208,29 @@
 <file path=customXml/item1.xml><?xml version="1.0" encoding="utf-8"?>
 <b:Sources xmlns:b="http://schemas.openxmlformats.org/officeDocument/2006/bibliography" xmlns="http://schemas.openxmlformats.org/officeDocument/2006/bibliography" SelectedStyle="\APASixthEditionOfficeOnline.xsl" StyleName="APA" Version="6">
   <b:Source>
+    <b:Tag>INE25</b:Tag>
+    <b:SourceType>DocumentFromInternetSite</b:SourceType>
+    <b:Guid>{2D2EBBBE-4904-439C-B030-08C784B10168}</b:Guid>
+    <b:LCID>gl-ES</b:LCID>
+    <b:Author>
+      <b:Author>
+        <b:NameList>
+          <b:Person>
+            <b:Last>INEGA</b:Last>
+          </b:Person>
+        </b:NameList>
+      </b:Author>
+    </b:Author>
+    <b:Title>Balance Enerxético de Galicia 2023</b:Title>
+    <b:Year>2025</b:Year>
+    <b:Month>Maio</b:Month>
+    <b:URL>https://www.inega.gal/sites/default/files/publicacions/Balance_enerxetico_Galicia_2023_maio_2025.pdf</b:URL>
+    <b:RefOrder>1</b:RefOrder>
+  </b:Source>
+  <b:Source>
     <b:Tag>Man83</b:Tag>
     <b:SourceType>Book</b:SourceType>
-    <b:Guid>{C6FB1E97-1F66-4D30-9AA4-88A479B2F2B9}</b:Guid>
+    <b:Guid>{67238F73-17CB-41EC-B922-AEE187B2F324}</b:Guid>
     <b:Title>Aislamiento térmico</b:Title>
     <b:Year>1983</b:Year>
     <b:Author>
@@ -4461,28 +5244,49 @@
       </b:Author>
     </b:Author>
     <b:Publisher>Reverte</b:Publisher>
-    <b:RefOrder>2</b:RefOrder>
+    <b:LCID>gl-ES</b:LCID>
+    <b:RefOrder>4</b:RefOrder>
   </b:Source>
   <b:Source>
     <b:Tag>Ins10</b:Tag>
     <b:SourceType>Report</b:SourceType>
-    <b:Guid>{527455EA-B932-471C-A505-781C54F13EBF}</b:Guid>
+    <b:Guid>{07E4DB0C-F317-43F9-984A-8F369AFA6393}</b:Guid>
     <b:Title>Consumos del Sector Residencial en España (Proyecto SPAHOUSEC)</b:Title>
     <b:Year>2010</b:Year>
-    <b:LCID>es-ES</b:LCID>
+    <b:LCID>gl-ES</b:LCID>
     <b:Author>
       <b:Author>
         <b:Corporate>IDAE</b:Corporate>
       </b:Author>
     </b:Author>
     <b:URL>https://www.idae.es/sites/default/files/estudios_informes_y_estadisticas/Informe_SPAHOUSEC_Basico_logo_Eurostat_negro_FINAL.pdf</b:URL>
-    <b:RefOrder>1</b:RefOrder>
+    <b:RefOrder>3</b:RefOrder>
+  </b:Source>
+  <b:Source>
+    <b:Tag>Zam15</b:Tag>
+    <b:SourceType>DocumentFromInternetSite</b:SourceType>
+    <b:Guid>{4EA112B6-644B-4D8E-905B-079B29062749}</b:Guid>
+    <b:Author>
+      <b:Author>
+        <b:NameList>
+          <b:Person>
+            <b:Last>Zamora Martínez</b:Last>
+            <b:First>Marisela</b:First>
+            <b:Middle>Cristina</b:Middle>
+          </b:Person>
+        </b:NameList>
+      </b:Author>
+    </b:Author>
+    <b:Title>Cambio climático. Revista mexicana de ciencias forestales</b:Title>
+    <b:Year>2015</b:Year>
+    <b:URL>http://www.scielo.org.mx/scielo.php?script=sci_arttext&amp;pid=S2007-11322015000500001&amp;lng=es&amp;tlng=es</b:URL>
+    <b:RefOrder>2</b:RefOrder>
   </b:Source>
 </b:Sources>
 </file>
 
 <file path=customXml/itemProps1.xml><?xml version="1.0" encoding="utf-8"?>
-<ds:datastoreItem xmlns:ds="http://schemas.openxmlformats.org/officeDocument/2006/customXml" ds:itemID="{1D341098-942E-4ED0-BFFF-932D77C50A4C}">
+<ds:datastoreItem xmlns:ds="http://schemas.openxmlformats.org/officeDocument/2006/customXml" ds:itemID="{37350A32-C427-4772-900E-A9BCAE5951B2}">
   <ds:schemaRefs>
     <ds:schemaRef ds:uri="http://schemas.openxmlformats.org/officeDocument/2006/bibliography"/>
   </ds:schemaRefs>

--- a/Proxecto.docx
+++ b/Proxecto.docx
@@ -5,14 +5,22 @@
     <w:p>
       <w:pPr>
         <w:pStyle w:val="Ttulo1"/>
+        <w:numPr>
+          <w:ilvl w:val="0"/>
+          <w:numId w:val="0"/>
+        </w:numPr>
       </w:pPr>
       <w:bookmarkStart w:id="0" w:name="_Toc217919842"/>
       <w:bookmarkStart w:id="1" w:name="_Toc217920021"/>
+      <w:bookmarkStart w:id="2" w:name="_Toc220773847"/>
+      <w:bookmarkStart w:id="3" w:name="_Toc221299568"/>
       <w:r>
         <w:t>Deseño e construción dun prototipo para o estudo do consumo enerxético en vivendas</w:t>
       </w:r>
       <w:bookmarkEnd w:id="0"/>
       <w:bookmarkEnd w:id="1"/>
+      <w:bookmarkEnd w:id="2"/>
+      <w:bookmarkEnd w:id="3"/>
       <w:r>
         <w:br w:type="page"/>
       </w:r>
@@ -38,11 +46,9 @@
       <w:pPr>
         <w:jc w:val="left"/>
       </w:pPr>
-      <w:proofErr w:type="spellStart"/>
       <w:r>
         <w:t>Abstract</w:t>
       </w:r>
-      <w:proofErr w:type="spellEnd"/>
     </w:p>
     <w:p>
       <w:pPr>
@@ -54,19 +60,9 @@
           <w:szCs w:val="36"/>
         </w:rPr>
       </w:pPr>
-      <w:proofErr w:type="spellStart"/>
-      <w:r>
-        <w:t>Key</w:t>
-      </w:r>
-      <w:proofErr w:type="spellEnd"/>
-      <w:r>
-        <w:t xml:space="preserve"> </w:t>
-      </w:r>
-      <w:proofErr w:type="spellStart"/>
-      <w:r>
-        <w:t>Words</w:t>
-      </w:r>
-      <w:proofErr w:type="spellEnd"/>
+      <w:r>
+        <w:t>Key Words</w:t>
+      </w:r>
       <w:r>
         <w:br w:type="page"/>
       </w:r>
@@ -100,7 +96,7 @@
           <w:tab w:val="right" w:leader="dot" w:pos="9628"/>
         </w:tabs>
         <w:rPr>
-          <w:rFonts w:eastAsiaTheme="minorEastAsia" w:cstheme="minorBidi"/>
+          <w:rFonts w:ascii="Redzone" w:eastAsiaTheme="minorEastAsia" w:hAnsi="Redzone" w:cstheme="minorBidi"/>
           <w:smallCaps w:val="0"/>
           <w:noProof/>
           <w:sz w:val="24"/>
@@ -109,10 +105,11 @@
           <w14:ligatures w14:val="standardContextual"/>
         </w:rPr>
       </w:pPr>
-      <w:hyperlink w:anchor="_Toc217920022" w:history="1">
+      <w:hyperlink w:anchor="_Toc221299569" w:history="1">
         <w:r>
           <w:rPr>
             <w:rStyle w:val="Hiperligazn"/>
+            <w:rFonts w:ascii="Redzone" w:hAnsi="Redzone"/>
             <w:noProof/>
             <w:sz w:val="24"/>
             <w:szCs w:val="24"/>
@@ -121,7 +118,7 @@
         </w:r>
         <w:r>
           <w:rPr>
-            <w:rFonts w:eastAsiaTheme="minorEastAsia" w:cstheme="minorBidi"/>
+            <w:rFonts w:ascii="Redzone" w:eastAsiaTheme="minorEastAsia" w:hAnsi="Redzone" w:cstheme="minorBidi"/>
             <w:smallCaps w:val="0"/>
             <w:noProof/>
             <w:sz w:val="24"/>
@@ -134,6 +131,7 @@
         <w:r>
           <w:rPr>
             <w:rStyle w:val="Hiperligazn"/>
+            <w:rFonts w:ascii="Redzone" w:hAnsi="Redzone"/>
             <w:noProof/>
             <w:sz w:val="24"/>
             <w:szCs w:val="24"/>
@@ -142,6 +140,7 @@
         </w:r>
         <w:r>
           <w:rPr>
+            <w:rFonts w:ascii="Redzone" w:hAnsi="Redzone"/>
             <w:noProof/>
             <w:webHidden/>
             <w:sz w:val="24"/>
@@ -151,6 +150,7 @@
         </w:r>
         <w:r>
           <w:rPr>
+            <w:rFonts w:ascii="Redzone" w:hAnsi="Redzone"/>
             <w:noProof/>
             <w:webHidden/>
             <w:sz w:val="24"/>
@@ -160,23 +160,26 @@
         </w:r>
         <w:r>
           <w:rPr>
-            <w:noProof/>
-            <w:webHidden/>
-            <w:sz w:val="24"/>
-            <w:szCs w:val="24"/>
-          </w:rPr>
-          <w:instrText xml:space="preserve"> PAGEREF _Toc217920022 \h </w:instrText>
-        </w:r>
-        <w:r>
-          <w:rPr>
-            <w:noProof/>
-            <w:webHidden/>
-            <w:sz w:val="24"/>
-            <w:szCs w:val="24"/>
-          </w:rPr>
-        </w:r>
-        <w:r>
-          <w:rPr>
+            <w:rFonts w:ascii="Redzone" w:hAnsi="Redzone"/>
+            <w:noProof/>
+            <w:webHidden/>
+            <w:sz w:val="24"/>
+            <w:szCs w:val="24"/>
+          </w:rPr>
+          <w:instrText xml:space="preserve"> PAGEREF _Toc221299569 \h </w:instrText>
+        </w:r>
+        <w:r>
+          <w:rPr>
+            <w:rFonts w:ascii="Redzone" w:hAnsi="Redzone"/>
+            <w:noProof/>
+            <w:webHidden/>
+            <w:sz w:val="24"/>
+            <w:szCs w:val="24"/>
+          </w:rPr>
+        </w:r>
+        <w:r>
+          <w:rPr>
+            <w:rFonts w:ascii="Redzone" w:hAnsi="Redzone"/>
             <w:noProof/>
             <w:webHidden/>
             <w:sz w:val="24"/>
@@ -186,15 +189,17 @@
         </w:r>
         <w:r>
           <w:rPr>
-            <w:noProof/>
-            <w:webHidden/>
-            <w:sz w:val="24"/>
-            <w:szCs w:val="24"/>
-          </w:rPr>
-          <w:t>3</w:t>
-        </w:r>
-        <w:r>
-          <w:rPr>
+            <w:rFonts w:ascii="Redzone" w:hAnsi="Redzone"/>
+            <w:noProof/>
+            <w:webHidden/>
+            <w:sz w:val="24"/>
+            <w:szCs w:val="24"/>
+          </w:rPr>
+          <w:t>4</w:t>
+        </w:r>
+        <w:r>
+          <w:rPr>
+            <w:rFonts w:ascii="Redzone" w:hAnsi="Redzone"/>
             <w:noProof/>
             <w:webHidden/>
             <w:sz w:val="24"/>
@@ -212,7 +217,7 @@
           <w:tab w:val="right" w:leader="dot" w:pos="9628"/>
         </w:tabs>
         <w:rPr>
-          <w:rFonts w:eastAsiaTheme="minorEastAsia" w:cstheme="minorBidi"/>
+          <w:rFonts w:ascii="Redzone" w:eastAsiaTheme="minorEastAsia" w:hAnsi="Redzone" w:cstheme="minorBidi"/>
           <w:smallCaps w:val="0"/>
           <w:noProof/>
           <w:sz w:val="24"/>
@@ -221,10 +226,11 @@
           <w14:ligatures w14:val="standardContextual"/>
         </w:rPr>
       </w:pPr>
-      <w:hyperlink w:anchor="_Toc217920023" w:history="1">
+      <w:hyperlink w:anchor="_Toc221299570" w:history="1">
         <w:r>
           <w:rPr>
             <w:rStyle w:val="Hiperligazn"/>
+            <w:rFonts w:ascii="Redzone" w:hAnsi="Redzone"/>
             <w:noProof/>
             <w:sz w:val="24"/>
             <w:szCs w:val="24"/>
@@ -233,7 +239,7 @@
         </w:r>
         <w:r>
           <w:rPr>
-            <w:rFonts w:eastAsiaTheme="minorEastAsia" w:cstheme="minorBidi"/>
+            <w:rFonts w:ascii="Redzone" w:eastAsiaTheme="minorEastAsia" w:hAnsi="Redzone" w:cstheme="minorBidi"/>
             <w:smallCaps w:val="0"/>
             <w:noProof/>
             <w:sz w:val="24"/>
@@ -246,6 +252,7 @@
         <w:r>
           <w:rPr>
             <w:rStyle w:val="Hiperligazn"/>
+            <w:rFonts w:ascii="Redzone" w:hAnsi="Redzone"/>
             <w:noProof/>
             <w:sz w:val="24"/>
             <w:szCs w:val="24"/>
@@ -254,6 +261,7 @@
         </w:r>
         <w:r>
           <w:rPr>
+            <w:rFonts w:ascii="Redzone" w:hAnsi="Redzone"/>
             <w:noProof/>
             <w:webHidden/>
             <w:sz w:val="24"/>
@@ -263,6 +271,7 @@
         </w:r>
         <w:r>
           <w:rPr>
+            <w:rFonts w:ascii="Redzone" w:hAnsi="Redzone"/>
             <w:noProof/>
             <w:webHidden/>
             <w:sz w:val="24"/>
@@ -272,23 +281,26 @@
         </w:r>
         <w:r>
           <w:rPr>
-            <w:noProof/>
-            <w:webHidden/>
-            <w:sz w:val="24"/>
-            <w:szCs w:val="24"/>
-          </w:rPr>
-          <w:instrText xml:space="preserve"> PAGEREF _Toc217920023 \h </w:instrText>
-        </w:r>
-        <w:r>
-          <w:rPr>
-            <w:noProof/>
-            <w:webHidden/>
-            <w:sz w:val="24"/>
-            <w:szCs w:val="24"/>
-          </w:rPr>
-        </w:r>
-        <w:r>
-          <w:rPr>
+            <w:rFonts w:ascii="Redzone" w:hAnsi="Redzone"/>
+            <w:noProof/>
+            <w:webHidden/>
+            <w:sz w:val="24"/>
+            <w:szCs w:val="24"/>
+          </w:rPr>
+          <w:instrText xml:space="preserve"> PAGEREF _Toc221299570 \h </w:instrText>
+        </w:r>
+        <w:r>
+          <w:rPr>
+            <w:rFonts w:ascii="Redzone" w:hAnsi="Redzone"/>
+            <w:noProof/>
+            <w:webHidden/>
+            <w:sz w:val="24"/>
+            <w:szCs w:val="24"/>
+          </w:rPr>
+        </w:r>
+        <w:r>
+          <w:rPr>
+            <w:rFonts w:ascii="Redzone" w:hAnsi="Redzone"/>
             <w:noProof/>
             <w:webHidden/>
             <w:sz w:val="24"/>
@@ -298,15 +310,263 @@
         </w:r>
         <w:r>
           <w:rPr>
-            <w:noProof/>
-            <w:webHidden/>
-            <w:sz w:val="24"/>
-            <w:szCs w:val="24"/>
-          </w:rPr>
-          <w:t>4</w:t>
-        </w:r>
-        <w:r>
-          <w:rPr>
+            <w:rFonts w:ascii="Redzone" w:hAnsi="Redzone"/>
+            <w:noProof/>
+            <w:webHidden/>
+            <w:sz w:val="24"/>
+            <w:szCs w:val="24"/>
+          </w:rPr>
+          <w:t>5</w:t>
+        </w:r>
+        <w:r>
+          <w:rPr>
+            <w:rFonts w:ascii="Redzone" w:hAnsi="Redzone"/>
+            <w:noProof/>
+            <w:webHidden/>
+            <w:sz w:val="24"/>
+            <w:szCs w:val="24"/>
+          </w:rPr>
+          <w:fldChar w:fldCharType="end"/>
+        </w:r>
+      </w:hyperlink>
+    </w:p>
+    <w:p>
+      <w:pPr>
+        <w:pStyle w:val="Tboadecontidos3"/>
+        <w:tabs>
+          <w:tab w:val="left" w:pos="960"/>
+          <w:tab w:val="right" w:leader="dot" w:pos="9628"/>
+        </w:tabs>
+        <w:rPr>
+          <w:rFonts w:ascii="Redzone" w:eastAsiaTheme="minorEastAsia" w:hAnsi="Redzone" w:cstheme="minorBidi"/>
+          <w:i w:val="0"/>
+          <w:iCs w:val="0"/>
+          <w:noProof/>
+          <w:sz w:val="24"/>
+          <w:szCs w:val="24"/>
+          <w:lang w:val="es-ES" w:eastAsia="es-ES" w:bidi="ar-SA"/>
+          <w14:ligatures w14:val="standardContextual"/>
+        </w:rPr>
+      </w:pPr>
+      <w:hyperlink w:anchor="_Toc221299571" w:history="1">
+        <w:r>
+          <w:rPr>
+            <w:rStyle w:val="Hiperligazn"/>
+            <w:rFonts w:ascii="Redzone" w:hAnsi="Redzone"/>
+            <w:noProof/>
+            <w:sz w:val="24"/>
+            <w:szCs w:val="24"/>
+          </w:rPr>
+          <w:t>2.1</w:t>
+        </w:r>
+        <w:r>
+          <w:rPr>
+            <w:rFonts w:ascii="Redzone" w:eastAsiaTheme="minorEastAsia" w:hAnsi="Redzone" w:cstheme="minorBidi"/>
+            <w:i w:val="0"/>
+            <w:iCs w:val="0"/>
+            <w:noProof/>
+            <w:sz w:val="24"/>
+            <w:szCs w:val="24"/>
+            <w:lang w:val="es-ES" w:eastAsia="es-ES" w:bidi="ar-SA"/>
+            <w14:ligatures w14:val="standardContextual"/>
+          </w:rPr>
+          <w:tab/>
+        </w:r>
+        <w:r>
+          <w:rPr>
+            <w:rStyle w:val="Hiperligazn"/>
+            <w:rFonts w:ascii="Redzone" w:hAnsi="Redzone"/>
+            <w:noProof/>
+            <w:sz w:val="24"/>
+            <w:szCs w:val="24"/>
+          </w:rPr>
+          <w:t>Convección</w:t>
+        </w:r>
+        <w:r>
+          <w:rPr>
+            <w:rFonts w:ascii="Redzone" w:hAnsi="Redzone"/>
+            <w:noProof/>
+            <w:webHidden/>
+            <w:sz w:val="24"/>
+            <w:szCs w:val="24"/>
+          </w:rPr>
+          <w:tab/>
+        </w:r>
+        <w:r>
+          <w:rPr>
+            <w:rFonts w:ascii="Redzone" w:hAnsi="Redzone"/>
+            <w:noProof/>
+            <w:webHidden/>
+            <w:sz w:val="24"/>
+            <w:szCs w:val="24"/>
+          </w:rPr>
+          <w:fldChar w:fldCharType="begin"/>
+        </w:r>
+        <w:r>
+          <w:rPr>
+            <w:rFonts w:ascii="Redzone" w:hAnsi="Redzone"/>
+            <w:noProof/>
+            <w:webHidden/>
+            <w:sz w:val="24"/>
+            <w:szCs w:val="24"/>
+          </w:rPr>
+          <w:instrText xml:space="preserve"> PAGEREF _Toc221299571 \h </w:instrText>
+        </w:r>
+        <w:r>
+          <w:rPr>
+            <w:rFonts w:ascii="Redzone" w:hAnsi="Redzone"/>
+            <w:noProof/>
+            <w:webHidden/>
+            <w:sz w:val="24"/>
+            <w:szCs w:val="24"/>
+          </w:rPr>
+        </w:r>
+        <w:r>
+          <w:rPr>
+            <w:rFonts w:ascii="Redzone" w:hAnsi="Redzone"/>
+            <w:noProof/>
+            <w:webHidden/>
+            <w:sz w:val="24"/>
+            <w:szCs w:val="24"/>
+          </w:rPr>
+          <w:fldChar w:fldCharType="separate"/>
+        </w:r>
+        <w:r>
+          <w:rPr>
+            <w:rFonts w:ascii="Redzone" w:hAnsi="Redzone"/>
+            <w:noProof/>
+            <w:webHidden/>
+            <w:sz w:val="24"/>
+            <w:szCs w:val="24"/>
+          </w:rPr>
+          <w:t>5</w:t>
+        </w:r>
+        <w:r>
+          <w:rPr>
+            <w:rFonts w:ascii="Redzone" w:hAnsi="Redzone"/>
+            <w:noProof/>
+            <w:webHidden/>
+            <w:sz w:val="24"/>
+            <w:szCs w:val="24"/>
+          </w:rPr>
+          <w:fldChar w:fldCharType="end"/>
+        </w:r>
+      </w:hyperlink>
+    </w:p>
+    <w:p>
+      <w:pPr>
+        <w:pStyle w:val="Tboadecontidos3"/>
+        <w:tabs>
+          <w:tab w:val="left" w:pos="960"/>
+          <w:tab w:val="right" w:leader="dot" w:pos="9628"/>
+        </w:tabs>
+        <w:rPr>
+          <w:rFonts w:ascii="Redzone" w:eastAsiaTheme="minorEastAsia" w:hAnsi="Redzone" w:cstheme="minorBidi"/>
+          <w:i w:val="0"/>
+          <w:iCs w:val="0"/>
+          <w:noProof/>
+          <w:sz w:val="24"/>
+          <w:szCs w:val="24"/>
+          <w:lang w:val="es-ES" w:eastAsia="es-ES" w:bidi="ar-SA"/>
+          <w14:ligatures w14:val="standardContextual"/>
+        </w:rPr>
+      </w:pPr>
+      <w:hyperlink w:anchor="_Toc221299572" w:history="1">
+        <w:r>
+          <w:rPr>
+            <w:rStyle w:val="Hiperligazn"/>
+            <w:rFonts w:ascii="Redzone" w:hAnsi="Redzone"/>
+            <w:noProof/>
+            <w:sz w:val="24"/>
+            <w:szCs w:val="24"/>
+          </w:rPr>
+          <w:t>2.2</w:t>
+        </w:r>
+        <w:r>
+          <w:rPr>
+            <w:rFonts w:ascii="Redzone" w:eastAsiaTheme="minorEastAsia" w:hAnsi="Redzone" w:cstheme="minorBidi"/>
+            <w:i w:val="0"/>
+            <w:iCs w:val="0"/>
+            <w:noProof/>
+            <w:sz w:val="24"/>
+            <w:szCs w:val="24"/>
+            <w:lang w:val="es-ES" w:eastAsia="es-ES" w:bidi="ar-SA"/>
+            <w14:ligatures w14:val="standardContextual"/>
+          </w:rPr>
+          <w:tab/>
+        </w:r>
+        <w:r>
+          <w:rPr>
+            <w:rStyle w:val="Hiperligazn"/>
+            <w:rFonts w:ascii="Redzone" w:hAnsi="Redzone"/>
+            <w:noProof/>
+            <w:sz w:val="24"/>
+            <w:szCs w:val="24"/>
+          </w:rPr>
+          <w:t>Radiación</w:t>
+        </w:r>
+        <w:r>
+          <w:rPr>
+            <w:rFonts w:ascii="Redzone" w:hAnsi="Redzone"/>
+            <w:noProof/>
+            <w:webHidden/>
+            <w:sz w:val="24"/>
+            <w:szCs w:val="24"/>
+          </w:rPr>
+          <w:tab/>
+        </w:r>
+        <w:r>
+          <w:rPr>
+            <w:rFonts w:ascii="Redzone" w:hAnsi="Redzone"/>
+            <w:noProof/>
+            <w:webHidden/>
+            <w:sz w:val="24"/>
+            <w:szCs w:val="24"/>
+          </w:rPr>
+          <w:fldChar w:fldCharType="begin"/>
+        </w:r>
+        <w:r>
+          <w:rPr>
+            <w:rFonts w:ascii="Redzone" w:hAnsi="Redzone"/>
+            <w:noProof/>
+            <w:webHidden/>
+            <w:sz w:val="24"/>
+            <w:szCs w:val="24"/>
+          </w:rPr>
+          <w:instrText xml:space="preserve"> PAGEREF _Toc221299572 \h </w:instrText>
+        </w:r>
+        <w:r>
+          <w:rPr>
+            <w:rFonts w:ascii="Redzone" w:hAnsi="Redzone"/>
+            <w:noProof/>
+            <w:webHidden/>
+            <w:sz w:val="24"/>
+            <w:szCs w:val="24"/>
+          </w:rPr>
+        </w:r>
+        <w:r>
+          <w:rPr>
+            <w:rFonts w:ascii="Redzone" w:hAnsi="Redzone"/>
+            <w:noProof/>
+            <w:webHidden/>
+            <w:sz w:val="24"/>
+            <w:szCs w:val="24"/>
+          </w:rPr>
+          <w:fldChar w:fldCharType="separate"/>
+        </w:r>
+        <w:r>
+          <w:rPr>
+            <w:rFonts w:ascii="Redzone" w:hAnsi="Redzone"/>
+            <w:noProof/>
+            <w:webHidden/>
+            <w:sz w:val="24"/>
+            <w:szCs w:val="24"/>
+          </w:rPr>
+          <w:t>6</w:t>
+        </w:r>
+        <w:r>
+          <w:rPr>
+            <w:rFonts w:ascii="Redzone" w:hAnsi="Redzone"/>
             <w:noProof/>
             <w:webHidden/>
             <w:sz w:val="24"/>
@@ -324,7 +584,7 @@
           <w:tab w:val="right" w:leader="dot" w:pos="9628"/>
         </w:tabs>
         <w:rPr>
-          <w:rFonts w:eastAsiaTheme="minorEastAsia" w:cstheme="minorBidi"/>
+          <w:rFonts w:ascii="Redzone" w:eastAsiaTheme="minorEastAsia" w:hAnsi="Redzone" w:cstheme="minorBidi"/>
           <w:smallCaps w:val="0"/>
           <w:noProof/>
           <w:sz w:val="24"/>
@@ -333,10 +593,11 @@
           <w14:ligatures w14:val="standardContextual"/>
         </w:rPr>
       </w:pPr>
-      <w:hyperlink w:anchor="_Toc217920024" w:history="1">
+      <w:hyperlink w:anchor="_Toc221299573" w:history="1">
         <w:r>
           <w:rPr>
             <w:rStyle w:val="Hiperligazn"/>
+            <w:rFonts w:ascii="Redzone" w:hAnsi="Redzone"/>
             <w:noProof/>
             <w:sz w:val="24"/>
             <w:szCs w:val="24"/>
@@ -345,7 +606,7 @@
         </w:r>
         <w:r>
           <w:rPr>
-            <w:rFonts w:eastAsiaTheme="minorEastAsia" w:cstheme="minorBidi"/>
+            <w:rFonts w:ascii="Redzone" w:eastAsiaTheme="minorEastAsia" w:hAnsi="Redzone" w:cstheme="minorBidi"/>
             <w:smallCaps w:val="0"/>
             <w:noProof/>
             <w:sz w:val="24"/>
@@ -358,6 +619,7 @@
         <w:r>
           <w:rPr>
             <w:rStyle w:val="Hiperligazn"/>
+            <w:rFonts w:ascii="Redzone" w:hAnsi="Redzone"/>
             <w:noProof/>
             <w:sz w:val="24"/>
             <w:szCs w:val="24"/>
@@ -366,6 +628,7 @@
         </w:r>
         <w:r>
           <w:rPr>
+            <w:rFonts w:ascii="Redzone" w:hAnsi="Redzone"/>
             <w:noProof/>
             <w:webHidden/>
             <w:sz w:val="24"/>
@@ -375,6 +638,7 @@
         </w:r>
         <w:r>
           <w:rPr>
+            <w:rFonts w:ascii="Redzone" w:hAnsi="Redzone"/>
             <w:noProof/>
             <w:webHidden/>
             <w:sz w:val="24"/>
@@ -384,23 +648,26 @@
         </w:r>
         <w:r>
           <w:rPr>
-            <w:noProof/>
-            <w:webHidden/>
-            <w:sz w:val="24"/>
-            <w:szCs w:val="24"/>
-          </w:rPr>
-          <w:instrText xml:space="preserve"> PAGEREF _Toc217920024 \h </w:instrText>
-        </w:r>
-        <w:r>
-          <w:rPr>
-            <w:noProof/>
-            <w:webHidden/>
-            <w:sz w:val="24"/>
-            <w:szCs w:val="24"/>
-          </w:rPr>
-        </w:r>
-        <w:r>
-          <w:rPr>
+            <w:rFonts w:ascii="Redzone" w:hAnsi="Redzone"/>
+            <w:noProof/>
+            <w:webHidden/>
+            <w:sz w:val="24"/>
+            <w:szCs w:val="24"/>
+          </w:rPr>
+          <w:instrText xml:space="preserve"> PAGEREF _Toc221299573 \h </w:instrText>
+        </w:r>
+        <w:r>
+          <w:rPr>
+            <w:rFonts w:ascii="Redzone" w:hAnsi="Redzone"/>
+            <w:noProof/>
+            <w:webHidden/>
+            <w:sz w:val="24"/>
+            <w:szCs w:val="24"/>
+          </w:rPr>
+        </w:r>
+        <w:r>
+          <w:rPr>
+            <w:rFonts w:ascii="Redzone" w:hAnsi="Redzone"/>
             <w:noProof/>
             <w:webHidden/>
             <w:sz w:val="24"/>
@@ -410,15 +677,17 @@
         </w:r>
         <w:r>
           <w:rPr>
-            <w:noProof/>
-            <w:webHidden/>
-            <w:sz w:val="24"/>
-            <w:szCs w:val="24"/>
-          </w:rPr>
-          <w:t>6</w:t>
-        </w:r>
-        <w:r>
-          <w:rPr>
+            <w:rFonts w:ascii="Redzone" w:hAnsi="Redzone"/>
+            <w:noProof/>
+            <w:webHidden/>
+            <w:sz w:val="24"/>
+            <w:szCs w:val="24"/>
+          </w:rPr>
+          <w:t>7</w:t>
+        </w:r>
+        <w:r>
+          <w:rPr>
+            <w:rFonts w:ascii="Redzone" w:hAnsi="Redzone"/>
             <w:noProof/>
             <w:webHidden/>
             <w:sz w:val="24"/>
@@ -436,7 +705,7 @@
           <w:tab w:val="right" w:leader="dot" w:pos="9628"/>
         </w:tabs>
         <w:rPr>
-          <w:rFonts w:eastAsiaTheme="minorEastAsia" w:cstheme="minorBidi"/>
+          <w:rFonts w:ascii="Redzone" w:eastAsiaTheme="minorEastAsia" w:hAnsi="Redzone" w:cstheme="minorBidi"/>
           <w:smallCaps w:val="0"/>
           <w:noProof/>
           <w:sz w:val="24"/>
@@ -445,10 +714,11 @@
           <w14:ligatures w14:val="standardContextual"/>
         </w:rPr>
       </w:pPr>
-      <w:hyperlink w:anchor="_Toc217920025" w:history="1">
+      <w:hyperlink w:anchor="_Toc221299574" w:history="1">
         <w:r>
           <w:rPr>
             <w:rStyle w:val="Hiperligazn"/>
+            <w:rFonts w:ascii="Redzone" w:hAnsi="Redzone"/>
             <w:noProof/>
             <w:sz w:val="24"/>
             <w:szCs w:val="24"/>
@@ -457,7 +727,7 @@
         </w:r>
         <w:r>
           <w:rPr>
-            <w:rFonts w:eastAsiaTheme="minorEastAsia" w:cstheme="minorBidi"/>
+            <w:rFonts w:ascii="Redzone" w:eastAsiaTheme="minorEastAsia" w:hAnsi="Redzone" w:cstheme="minorBidi"/>
             <w:smallCaps w:val="0"/>
             <w:noProof/>
             <w:sz w:val="24"/>
@@ -470,6 +740,7 @@
         <w:r>
           <w:rPr>
             <w:rStyle w:val="Hiperligazn"/>
+            <w:rFonts w:ascii="Redzone" w:hAnsi="Redzone"/>
             <w:noProof/>
             <w:sz w:val="24"/>
             <w:szCs w:val="24"/>
@@ -478,6 +749,7 @@
         </w:r>
         <w:r>
           <w:rPr>
+            <w:rFonts w:ascii="Redzone" w:hAnsi="Redzone"/>
             <w:noProof/>
             <w:webHidden/>
             <w:sz w:val="24"/>
@@ -487,6 +759,7 @@
         </w:r>
         <w:r>
           <w:rPr>
+            <w:rFonts w:ascii="Redzone" w:hAnsi="Redzone"/>
             <w:noProof/>
             <w:webHidden/>
             <w:sz w:val="24"/>
@@ -496,23 +769,26 @@
         </w:r>
         <w:r>
           <w:rPr>
-            <w:noProof/>
-            <w:webHidden/>
-            <w:sz w:val="24"/>
-            <w:szCs w:val="24"/>
-          </w:rPr>
-          <w:instrText xml:space="preserve"> PAGEREF _Toc217920025 \h </w:instrText>
-        </w:r>
-        <w:r>
-          <w:rPr>
-            <w:noProof/>
-            <w:webHidden/>
-            <w:sz w:val="24"/>
-            <w:szCs w:val="24"/>
-          </w:rPr>
-        </w:r>
-        <w:r>
-          <w:rPr>
+            <w:rFonts w:ascii="Redzone" w:hAnsi="Redzone"/>
+            <w:noProof/>
+            <w:webHidden/>
+            <w:sz w:val="24"/>
+            <w:szCs w:val="24"/>
+          </w:rPr>
+          <w:instrText xml:space="preserve"> PAGEREF _Toc221299574 \h </w:instrText>
+        </w:r>
+        <w:r>
+          <w:rPr>
+            <w:rFonts w:ascii="Redzone" w:hAnsi="Redzone"/>
+            <w:noProof/>
+            <w:webHidden/>
+            <w:sz w:val="24"/>
+            <w:szCs w:val="24"/>
+          </w:rPr>
+        </w:r>
+        <w:r>
+          <w:rPr>
+            <w:rFonts w:ascii="Redzone" w:hAnsi="Redzone"/>
             <w:noProof/>
             <w:webHidden/>
             <w:sz w:val="24"/>
@@ -522,15 +798,140 @@
         </w:r>
         <w:r>
           <w:rPr>
-            <w:noProof/>
-            <w:webHidden/>
-            <w:sz w:val="24"/>
-            <w:szCs w:val="24"/>
-          </w:rPr>
-          <w:t>7</w:t>
-        </w:r>
-        <w:r>
-          <w:rPr>
+            <w:rFonts w:ascii="Redzone" w:hAnsi="Redzone"/>
+            <w:noProof/>
+            <w:webHidden/>
+            <w:sz w:val="24"/>
+            <w:szCs w:val="24"/>
+          </w:rPr>
+          <w:t>8</w:t>
+        </w:r>
+        <w:r>
+          <w:rPr>
+            <w:rFonts w:ascii="Redzone" w:hAnsi="Redzone"/>
+            <w:noProof/>
+            <w:webHidden/>
+            <w:sz w:val="24"/>
+            <w:szCs w:val="24"/>
+          </w:rPr>
+          <w:fldChar w:fldCharType="end"/>
+        </w:r>
+      </w:hyperlink>
+    </w:p>
+    <w:p>
+      <w:pPr>
+        <w:pStyle w:val="Tboadecontidos3"/>
+        <w:tabs>
+          <w:tab w:val="left" w:pos="960"/>
+          <w:tab w:val="right" w:leader="dot" w:pos="9628"/>
+        </w:tabs>
+        <w:rPr>
+          <w:rFonts w:ascii="Redzone" w:eastAsiaTheme="minorEastAsia" w:hAnsi="Redzone" w:cstheme="minorBidi"/>
+          <w:i w:val="0"/>
+          <w:iCs w:val="0"/>
+          <w:noProof/>
+          <w:sz w:val="24"/>
+          <w:szCs w:val="24"/>
+          <w:lang w:val="es-ES" w:eastAsia="es-ES" w:bidi="ar-SA"/>
+          <w14:ligatures w14:val="standardContextual"/>
+        </w:rPr>
+      </w:pPr>
+      <w:hyperlink w:anchor="_Toc221299575" w:history="1">
+        <w:r>
+          <w:rPr>
+            <w:rStyle w:val="Hiperligazn"/>
+            <w:rFonts w:ascii="Redzone" w:hAnsi="Redzone"/>
+            <w:noProof/>
+            <w:sz w:val="24"/>
+            <w:szCs w:val="24"/>
+          </w:rPr>
+          <w:t>4.1</w:t>
+        </w:r>
+        <w:r>
+          <w:rPr>
+            <w:rFonts w:ascii="Redzone" w:eastAsiaTheme="minorEastAsia" w:hAnsi="Redzone" w:cstheme="minorBidi"/>
+            <w:i w:val="0"/>
+            <w:iCs w:val="0"/>
+            <w:noProof/>
+            <w:sz w:val="24"/>
+            <w:szCs w:val="24"/>
+            <w:lang w:val="es-ES" w:eastAsia="es-ES" w:bidi="ar-SA"/>
+            <w14:ligatures w14:val="standardContextual"/>
+          </w:rPr>
+          <w:tab/>
+        </w:r>
+        <w:r>
+          <w:rPr>
+            <w:rStyle w:val="Hiperligazn"/>
+            <w:rFonts w:ascii="Redzone" w:hAnsi="Redzone"/>
+            <w:noProof/>
+            <w:sz w:val="24"/>
+            <w:szCs w:val="24"/>
+          </w:rPr>
+          <w:t>A maqueta</w:t>
+        </w:r>
+        <w:r>
+          <w:rPr>
+            <w:rFonts w:ascii="Redzone" w:hAnsi="Redzone"/>
+            <w:noProof/>
+            <w:webHidden/>
+            <w:sz w:val="24"/>
+            <w:szCs w:val="24"/>
+          </w:rPr>
+          <w:tab/>
+        </w:r>
+        <w:r>
+          <w:rPr>
+            <w:rFonts w:ascii="Redzone" w:hAnsi="Redzone"/>
+            <w:noProof/>
+            <w:webHidden/>
+            <w:sz w:val="24"/>
+            <w:szCs w:val="24"/>
+          </w:rPr>
+          <w:fldChar w:fldCharType="begin"/>
+        </w:r>
+        <w:r>
+          <w:rPr>
+            <w:rFonts w:ascii="Redzone" w:hAnsi="Redzone"/>
+            <w:noProof/>
+            <w:webHidden/>
+            <w:sz w:val="24"/>
+            <w:szCs w:val="24"/>
+          </w:rPr>
+          <w:instrText xml:space="preserve"> PAGEREF _Toc221299575 \h </w:instrText>
+        </w:r>
+        <w:r>
+          <w:rPr>
+            <w:rFonts w:ascii="Redzone" w:hAnsi="Redzone"/>
+            <w:noProof/>
+            <w:webHidden/>
+            <w:sz w:val="24"/>
+            <w:szCs w:val="24"/>
+          </w:rPr>
+        </w:r>
+        <w:r>
+          <w:rPr>
+            <w:rFonts w:ascii="Redzone" w:hAnsi="Redzone"/>
+            <w:noProof/>
+            <w:webHidden/>
+            <w:sz w:val="24"/>
+            <w:szCs w:val="24"/>
+          </w:rPr>
+          <w:fldChar w:fldCharType="separate"/>
+        </w:r>
+        <w:r>
+          <w:rPr>
+            <w:rFonts w:ascii="Redzone" w:hAnsi="Redzone"/>
+            <w:noProof/>
+            <w:webHidden/>
+            <w:sz w:val="24"/>
+            <w:szCs w:val="24"/>
+          </w:rPr>
+          <w:t>8</w:t>
+        </w:r>
+        <w:r>
+          <w:rPr>
+            <w:rFonts w:ascii="Redzone" w:hAnsi="Redzone"/>
             <w:noProof/>
             <w:webHidden/>
             <w:sz w:val="24"/>
@@ -548,7 +949,7 @@
           <w:tab w:val="right" w:leader="dot" w:pos="9628"/>
         </w:tabs>
         <w:rPr>
-          <w:rFonts w:eastAsiaTheme="minorEastAsia" w:cstheme="minorBidi"/>
+          <w:rFonts w:ascii="Redzone" w:eastAsiaTheme="minorEastAsia" w:hAnsi="Redzone" w:cstheme="minorBidi"/>
           <w:smallCaps w:val="0"/>
           <w:noProof/>
           <w:sz w:val="24"/>
@@ -557,10 +958,11 @@
           <w14:ligatures w14:val="standardContextual"/>
         </w:rPr>
       </w:pPr>
-      <w:hyperlink w:anchor="_Toc217920026" w:history="1">
+      <w:hyperlink w:anchor="_Toc221299576" w:history="1">
         <w:r>
           <w:rPr>
             <w:rStyle w:val="Hiperligazn"/>
+            <w:rFonts w:ascii="Redzone" w:hAnsi="Redzone"/>
             <w:noProof/>
             <w:sz w:val="24"/>
             <w:szCs w:val="24"/>
@@ -569,7 +971,7 @@
         </w:r>
         <w:r>
           <w:rPr>
-            <w:rFonts w:eastAsiaTheme="minorEastAsia" w:cstheme="minorBidi"/>
+            <w:rFonts w:ascii="Redzone" w:eastAsiaTheme="minorEastAsia" w:hAnsi="Redzone" w:cstheme="minorBidi"/>
             <w:smallCaps w:val="0"/>
             <w:noProof/>
             <w:sz w:val="24"/>
@@ -582,6 +984,7 @@
         <w:r>
           <w:rPr>
             <w:rStyle w:val="Hiperligazn"/>
+            <w:rFonts w:ascii="Redzone" w:hAnsi="Redzone"/>
             <w:noProof/>
             <w:sz w:val="24"/>
             <w:szCs w:val="24"/>
@@ -590,6 +993,7 @@
         </w:r>
         <w:r>
           <w:rPr>
+            <w:rFonts w:ascii="Redzone" w:hAnsi="Redzone"/>
             <w:noProof/>
             <w:webHidden/>
             <w:sz w:val="24"/>
@@ -599,6 +1003,7 @@
         </w:r>
         <w:r>
           <w:rPr>
+            <w:rFonts w:ascii="Redzone" w:hAnsi="Redzone"/>
             <w:noProof/>
             <w:webHidden/>
             <w:sz w:val="24"/>
@@ -608,23 +1013,26 @@
         </w:r>
         <w:r>
           <w:rPr>
-            <w:noProof/>
-            <w:webHidden/>
-            <w:sz w:val="24"/>
-            <w:szCs w:val="24"/>
-          </w:rPr>
-          <w:instrText xml:space="preserve"> PAGEREF _Toc217920026 \h </w:instrText>
-        </w:r>
-        <w:r>
-          <w:rPr>
-            <w:noProof/>
-            <w:webHidden/>
-            <w:sz w:val="24"/>
-            <w:szCs w:val="24"/>
-          </w:rPr>
-        </w:r>
-        <w:r>
-          <w:rPr>
+            <w:rFonts w:ascii="Redzone" w:hAnsi="Redzone"/>
+            <w:noProof/>
+            <w:webHidden/>
+            <w:sz w:val="24"/>
+            <w:szCs w:val="24"/>
+          </w:rPr>
+          <w:instrText xml:space="preserve"> PAGEREF _Toc221299576 \h </w:instrText>
+        </w:r>
+        <w:r>
+          <w:rPr>
+            <w:rFonts w:ascii="Redzone" w:hAnsi="Redzone"/>
+            <w:noProof/>
+            <w:webHidden/>
+            <w:sz w:val="24"/>
+            <w:szCs w:val="24"/>
+          </w:rPr>
+        </w:r>
+        <w:r>
+          <w:rPr>
+            <w:rFonts w:ascii="Redzone" w:hAnsi="Redzone"/>
             <w:noProof/>
             <w:webHidden/>
             <w:sz w:val="24"/>
@@ -634,15 +1042,17 @@
         </w:r>
         <w:r>
           <w:rPr>
-            <w:noProof/>
-            <w:webHidden/>
-            <w:sz w:val="24"/>
-            <w:szCs w:val="24"/>
-          </w:rPr>
-          <w:t>8</w:t>
-        </w:r>
-        <w:r>
-          <w:rPr>
+            <w:rFonts w:ascii="Redzone" w:hAnsi="Redzone"/>
+            <w:noProof/>
+            <w:webHidden/>
+            <w:sz w:val="24"/>
+            <w:szCs w:val="24"/>
+          </w:rPr>
+          <w:t>9</w:t>
+        </w:r>
+        <w:r>
+          <w:rPr>
+            <w:rFonts w:ascii="Redzone" w:hAnsi="Redzone"/>
             <w:noProof/>
             <w:webHidden/>
             <w:sz w:val="24"/>
@@ -660,7 +1070,7 @@
           <w:tab w:val="right" w:leader="dot" w:pos="9628"/>
         </w:tabs>
         <w:rPr>
-          <w:rFonts w:eastAsiaTheme="minorEastAsia" w:cstheme="minorBidi"/>
+          <w:rFonts w:ascii="Redzone" w:eastAsiaTheme="minorEastAsia" w:hAnsi="Redzone" w:cstheme="minorBidi"/>
           <w:smallCaps w:val="0"/>
           <w:noProof/>
           <w:sz w:val="24"/>
@@ -669,10 +1079,11 @@
           <w14:ligatures w14:val="standardContextual"/>
         </w:rPr>
       </w:pPr>
-      <w:hyperlink w:anchor="_Toc217920027" w:history="1">
+      <w:hyperlink w:anchor="_Toc221299577" w:history="1">
         <w:r>
           <w:rPr>
             <w:rStyle w:val="Hiperligazn"/>
+            <w:rFonts w:ascii="Redzone" w:hAnsi="Redzone"/>
             <w:noProof/>
             <w:sz w:val="24"/>
             <w:szCs w:val="24"/>
@@ -681,7 +1092,7 @@
         </w:r>
         <w:r>
           <w:rPr>
-            <w:rFonts w:eastAsiaTheme="minorEastAsia" w:cstheme="minorBidi"/>
+            <w:rFonts w:ascii="Redzone" w:eastAsiaTheme="minorEastAsia" w:hAnsi="Redzone" w:cstheme="minorBidi"/>
             <w:smallCaps w:val="0"/>
             <w:noProof/>
             <w:sz w:val="24"/>
@@ -694,14 +1105,16 @@
         <w:r>
           <w:rPr>
             <w:rStyle w:val="Hiperligazn"/>
-            <w:noProof/>
-            <w:sz w:val="24"/>
-            <w:szCs w:val="24"/>
-          </w:rPr>
-          <w:t>Discusión</w:t>
-        </w:r>
-        <w:r>
-          <w:rPr>
+            <w:rFonts w:ascii="Redzone" w:hAnsi="Redzone"/>
+            <w:noProof/>
+            <w:sz w:val="24"/>
+            <w:szCs w:val="24"/>
+          </w:rPr>
+          <w:t>Conclusións</w:t>
+        </w:r>
+        <w:r>
+          <w:rPr>
+            <w:rFonts w:ascii="Redzone" w:hAnsi="Redzone"/>
             <w:noProof/>
             <w:webHidden/>
             <w:sz w:val="24"/>
@@ -711,6 +1124,7 @@
         </w:r>
         <w:r>
           <w:rPr>
+            <w:rFonts w:ascii="Redzone" w:hAnsi="Redzone"/>
             <w:noProof/>
             <w:webHidden/>
             <w:sz w:val="24"/>
@@ -720,23 +1134,26 @@
         </w:r>
         <w:r>
           <w:rPr>
-            <w:noProof/>
-            <w:webHidden/>
-            <w:sz w:val="24"/>
-            <w:szCs w:val="24"/>
-          </w:rPr>
-          <w:instrText xml:space="preserve"> PAGEREF _Toc217920027 \h </w:instrText>
-        </w:r>
-        <w:r>
-          <w:rPr>
-            <w:noProof/>
-            <w:webHidden/>
-            <w:sz w:val="24"/>
-            <w:szCs w:val="24"/>
-          </w:rPr>
-        </w:r>
-        <w:r>
-          <w:rPr>
+            <w:rFonts w:ascii="Redzone" w:hAnsi="Redzone"/>
+            <w:noProof/>
+            <w:webHidden/>
+            <w:sz w:val="24"/>
+            <w:szCs w:val="24"/>
+          </w:rPr>
+          <w:instrText xml:space="preserve"> PAGEREF _Toc221299577 \h </w:instrText>
+        </w:r>
+        <w:r>
+          <w:rPr>
+            <w:rFonts w:ascii="Redzone" w:hAnsi="Redzone"/>
+            <w:noProof/>
+            <w:webHidden/>
+            <w:sz w:val="24"/>
+            <w:szCs w:val="24"/>
+          </w:rPr>
+        </w:r>
+        <w:r>
+          <w:rPr>
+            <w:rFonts w:ascii="Redzone" w:hAnsi="Redzone"/>
             <w:noProof/>
             <w:webHidden/>
             <w:sz w:val="24"/>
@@ -746,15 +1163,17 @@
         </w:r>
         <w:r>
           <w:rPr>
-            <w:noProof/>
-            <w:webHidden/>
-            <w:sz w:val="24"/>
-            <w:szCs w:val="24"/>
-          </w:rPr>
-          <w:t>9</w:t>
-        </w:r>
-        <w:r>
-          <w:rPr>
+            <w:rFonts w:ascii="Redzone" w:hAnsi="Redzone"/>
+            <w:noProof/>
+            <w:webHidden/>
+            <w:sz w:val="24"/>
+            <w:szCs w:val="24"/>
+          </w:rPr>
+          <w:t>10</w:t>
+        </w:r>
+        <w:r>
+          <w:rPr>
+            <w:rFonts w:ascii="Redzone" w:hAnsi="Redzone"/>
             <w:noProof/>
             <w:webHidden/>
             <w:sz w:val="24"/>
@@ -772,7 +1191,7 @@
           <w:tab w:val="right" w:leader="dot" w:pos="9628"/>
         </w:tabs>
         <w:rPr>
-          <w:rFonts w:eastAsiaTheme="minorEastAsia" w:cstheme="minorBidi"/>
+          <w:rFonts w:ascii="Redzone" w:eastAsiaTheme="minorEastAsia" w:hAnsi="Redzone" w:cstheme="minorBidi"/>
           <w:smallCaps w:val="0"/>
           <w:noProof/>
           <w:sz w:val="24"/>
@@ -781,10 +1200,11 @@
           <w14:ligatures w14:val="standardContextual"/>
         </w:rPr>
       </w:pPr>
-      <w:hyperlink w:anchor="_Toc217920028" w:history="1">
+      <w:hyperlink w:anchor="_Toc221299578" w:history="1">
         <w:r>
           <w:rPr>
             <w:rStyle w:val="Hiperligazn"/>
+            <w:rFonts w:ascii="Redzone" w:hAnsi="Redzone"/>
             <w:noProof/>
             <w:sz w:val="24"/>
             <w:szCs w:val="24"/>
@@ -793,7 +1213,7 @@
         </w:r>
         <w:r>
           <w:rPr>
-            <w:rFonts w:eastAsiaTheme="minorEastAsia" w:cstheme="minorBidi"/>
+            <w:rFonts w:ascii="Redzone" w:eastAsiaTheme="minorEastAsia" w:hAnsi="Redzone" w:cstheme="minorBidi"/>
             <w:smallCaps w:val="0"/>
             <w:noProof/>
             <w:sz w:val="24"/>
@@ -806,14 +1226,16 @@
         <w:r>
           <w:rPr>
             <w:rStyle w:val="Hiperligazn"/>
-            <w:noProof/>
-            <w:sz w:val="24"/>
-            <w:szCs w:val="24"/>
-          </w:rPr>
-          <w:t>Conclusións</w:t>
-        </w:r>
-        <w:r>
-          <w:rPr>
+            <w:rFonts w:ascii="Redzone" w:hAnsi="Redzone"/>
+            <w:noProof/>
+            <w:sz w:val="24"/>
+            <w:szCs w:val="24"/>
+          </w:rPr>
+          <w:t>Bibliografía</w:t>
+        </w:r>
+        <w:r>
+          <w:rPr>
+            <w:rFonts w:ascii="Redzone" w:hAnsi="Redzone"/>
             <w:noProof/>
             <w:webHidden/>
             <w:sz w:val="24"/>
@@ -823,6 +1245,7 @@
         </w:r>
         <w:r>
           <w:rPr>
+            <w:rFonts w:ascii="Redzone" w:hAnsi="Redzone"/>
             <w:noProof/>
             <w:webHidden/>
             <w:sz w:val="24"/>
@@ -832,23 +1255,26 @@
         </w:r>
         <w:r>
           <w:rPr>
-            <w:noProof/>
-            <w:webHidden/>
-            <w:sz w:val="24"/>
-            <w:szCs w:val="24"/>
-          </w:rPr>
-          <w:instrText xml:space="preserve"> PAGEREF _Toc217920028 \h </w:instrText>
-        </w:r>
-        <w:r>
-          <w:rPr>
-            <w:noProof/>
-            <w:webHidden/>
-            <w:sz w:val="24"/>
-            <w:szCs w:val="24"/>
-          </w:rPr>
-        </w:r>
-        <w:r>
-          <w:rPr>
+            <w:rFonts w:ascii="Redzone" w:hAnsi="Redzone"/>
+            <w:noProof/>
+            <w:webHidden/>
+            <w:sz w:val="24"/>
+            <w:szCs w:val="24"/>
+          </w:rPr>
+          <w:instrText xml:space="preserve"> PAGEREF _Toc221299578 \h </w:instrText>
+        </w:r>
+        <w:r>
+          <w:rPr>
+            <w:rFonts w:ascii="Redzone" w:hAnsi="Redzone"/>
+            <w:noProof/>
+            <w:webHidden/>
+            <w:sz w:val="24"/>
+            <w:szCs w:val="24"/>
+          </w:rPr>
+        </w:r>
+        <w:r>
+          <w:rPr>
+            <w:rFonts w:ascii="Redzone" w:hAnsi="Redzone"/>
             <w:noProof/>
             <w:webHidden/>
             <w:sz w:val="24"/>
@@ -858,15 +1284,17 @@
         </w:r>
         <w:r>
           <w:rPr>
-            <w:noProof/>
-            <w:webHidden/>
-            <w:sz w:val="24"/>
-            <w:szCs w:val="24"/>
-          </w:rPr>
-          <w:t>10</w:t>
-        </w:r>
-        <w:r>
-          <w:rPr>
+            <w:rFonts w:ascii="Redzone" w:hAnsi="Redzone"/>
+            <w:noProof/>
+            <w:webHidden/>
+            <w:sz w:val="24"/>
+            <w:szCs w:val="24"/>
+          </w:rPr>
+          <w:t>11</w:t>
+        </w:r>
+        <w:r>
+          <w:rPr>
+            <w:rFonts w:ascii="Redzone" w:hAnsi="Redzone"/>
             <w:noProof/>
             <w:webHidden/>
             <w:sz w:val="24"/>
@@ -880,10 +1308,11 @@
       <w:pPr>
         <w:pStyle w:val="Tboadecontidos2"/>
         <w:tabs>
+          <w:tab w:val="left" w:pos="720"/>
           <w:tab w:val="right" w:leader="dot" w:pos="9628"/>
         </w:tabs>
         <w:rPr>
-          <w:rFonts w:eastAsiaTheme="minorEastAsia" w:cstheme="minorBidi"/>
+          <w:rFonts w:ascii="Redzone" w:eastAsiaTheme="minorEastAsia" w:hAnsi="Redzone" w:cstheme="minorBidi"/>
           <w:smallCaps w:val="0"/>
           <w:noProof/>
           <w:sz w:val="24"/>
@@ -892,27 +1321,52 @@
           <w14:ligatures w14:val="standardContextual"/>
         </w:rPr>
       </w:pPr>
-      <w:hyperlink w:anchor="_Toc217920029" w:history="1">
+      <w:hyperlink w:anchor="_Toc221299579" w:history="1">
         <w:r>
           <w:rPr>
             <w:rStyle w:val="Hiperligazn"/>
-            <w:noProof/>
-            <w:sz w:val="24"/>
-            <w:szCs w:val="24"/>
-          </w:rPr>
-          <w:t>Bibliografía</w:t>
-        </w:r>
-        <w:r>
-          <w:rPr>
-            <w:noProof/>
-            <w:webHidden/>
-            <w:sz w:val="24"/>
-            <w:szCs w:val="24"/>
+            <w:rFonts w:ascii="Redzone" w:hAnsi="Redzone"/>
+            <w:noProof/>
+            <w:sz w:val="24"/>
+            <w:szCs w:val="24"/>
+          </w:rPr>
+          <w:t>8.</w:t>
+        </w:r>
+        <w:r>
+          <w:rPr>
+            <w:rFonts w:ascii="Redzone" w:eastAsiaTheme="minorEastAsia" w:hAnsi="Redzone" w:cstheme="minorBidi"/>
+            <w:smallCaps w:val="0"/>
+            <w:noProof/>
+            <w:sz w:val="24"/>
+            <w:szCs w:val="24"/>
+            <w:lang w:val="es-ES" w:eastAsia="es-ES" w:bidi="ar-SA"/>
+            <w14:ligatures w14:val="standardContextual"/>
           </w:rPr>
           <w:tab/>
         </w:r>
         <w:r>
           <w:rPr>
+            <w:rStyle w:val="Hiperligazn"/>
+            <w:rFonts w:ascii="Redzone" w:hAnsi="Redzone"/>
+            <w:noProof/>
+            <w:sz w:val="24"/>
+            <w:szCs w:val="24"/>
+          </w:rPr>
+          <w:t>Ecuacións</w:t>
+        </w:r>
+        <w:r>
+          <w:rPr>
+            <w:rFonts w:ascii="Redzone" w:hAnsi="Redzone"/>
+            <w:noProof/>
+            <w:webHidden/>
+            <w:sz w:val="24"/>
+            <w:szCs w:val="24"/>
+          </w:rPr>
+          <w:tab/>
+        </w:r>
+        <w:r>
+          <w:rPr>
+            <w:rFonts w:ascii="Redzone" w:hAnsi="Redzone"/>
             <w:noProof/>
             <w:webHidden/>
             <w:sz w:val="24"/>
@@ -922,23 +1376,26 @@
         </w:r>
         <w:r>
           <w:rPr>
-            <w:noProof/>
-            <w:webHidden/>
-            <w:sz w:val="24"/>
-            <w:szCs w:val="24"/>
-          </w:rPr>
-          <w:instrText xml:space="preserve"> PAGEREF _Toc217920029 \h </w:instrText>
-        </w:r>
-        <w:r>
-          <w:rPr>
-            <w:noProof/>
-            <w:webHidden/>
-            <w:sz w:val="24"/>
-            <w:szCs w:val="24"/>
-          </w:rPr>
-        </w:r>
-        <w:r>
-          <w:rPr>
+            <w:rFonts w:ascii="Redzone" w:hAnsi="Redzone"/>
+            <w:noProof/>
+            <w:webHidden/>
+            <w:sz w:val="24"/>
+            <w:szCs w:val="24"/>
+          </w:rPr>
+          <w:instrText xml:space="preserve"> PAGEREF _Toc221299579 \h </w:instrText>
+        </w:r>
+        <w:r>
+          <w:rPr>
+            <w:rFonts w:ascii="Redzone" w:hAnsi="Redzone"/>
+            <w:noProof/>
+            <w:webHidden/>
+            <w:sz w:val="24"/>
+            <w:szCs w:val="24"/>
+          </w:rPr>
+        </w:r>
+        <w:r>
+          <w:rPr>
+            <w:rFonts w:ascii="Redzone" w:hAnsi="Redzone"/>
             <w:noProof/>
             <w:webHidden/>
             <w:sz w:val="24"/>
@@ -948,6 +1405,7 @@
         </w:r>
         <w:r>
           <w:rPr>
+            <w:rFonts w:ascii="Redzone" w:hAnsi="Redzone"/>
             <w:noProof/>
             <w:webHidden/>
             <w:sz w:val="24"/>
@@ -957,6 +1415,7 @@
         </w:r>
         <w:r>
           <w:rPr>
+            <w:rFonts w:ascii="Redzone" w:hAnsi="Redzone"/>
             <w:noProof/>
             <w:webHidden/>
             <w:sz w:val="24"/>
@@ -970,16 +1429,22 @@
       <w:pPr>
         <w:jc w:val="left"/>
         <w:rPr>
-          <w:rFonts w:ascii="Redzone Med" w:eastAsia="Microsoft YaHei" w:hAnsi="Redzone Med"/>
+          <w:rFonts w:ascii="Redzone" w:eastAsia="Microsoft YaHei" w:hAnsi="Redzone"/>
           <w:bCs/>
           <w:sz w:val="32"/>
           <w:szCs w:val="32"/>
         </w:rPr>
       </w:pPr>
       <w:r>
+        <w:rPr>
+          <w:rFonts w:ascii="Redzone" w:hAnsi="Redzone"/>
+        </w:rPr>
         <w:fldChar w:fldCharType="end"/>
       </w:r>
       <w:r>
+        <w:rPr>
+          <w:rFonts w:ascii="Redzone" w:hAnsi="Redzone"/>
+        </w:rPr>
         <w:br w:type="page"/>
       </w:r>
     </w:p>
@@ -987,25 +1452,20 @@
       <w:pPr>
         <w:pStyle w:val="Ttulo2"/>
       </w:pPr>
-      <w:bookmarkStart w:id="2" w:name="_Toc217920022"/>
+      <w:bookmarkStart w:id="4" w:name="_Toc221299569"/>
       <w:r>
         <w:lastRenderedPageBreak/>
         <w:t>Introdución</w:t>
       </w:r>
-      <w:bookmarkEnd w:id="2"/>
+      <w:bookmarkEnd w:id="4"/>
     </w:p>
     <w:p>
       <w:pPr>
         <w:pStyle w:val="Textodocorpo"/>
       </w:pPr>
       <w:r>
-        <w:t xml:space="preserve">Na Galiza o consumo enerxético total foi de 4.869 </w:t>
-      </w:r>
-      <w:proofErr w:type="spellStart"/>
-      <w:r>
-        <w:t>ktep</w:t>
-      </w:r>
-      <w:proofErr w:type="spellEnd"/>
+        <w:t>Na Galiza o consumo enerxético total foi de 4.869 ktep</w:t>
+      </w:r>
       <w:r>
         <w:rPr>
           <w:rStyle w:val="Referenciadenotaaopdepxina"/>
@@ -1015,11 +1475,9 @@
       <w:r>
         <w:t xml:space="preserve"> dos cales as vivendas galegas representaron 699 </w:t>
       </w:r>
-      <w:proofErr w:type="spellStart"/>
       <w:r>
         <w:t>ktep</w:t>
       </w:r>
-      <w:proofErr w:type="spellEnd"/>
       <w:r>
         <w:t xml:space="preserve">, o 14,4% </w:t>
       </w:r>
@@ -1078,10 +1536,7 @@
         <w:t>n</w:t>
       </w:r>
       <w:r>
-        <w:t>este proxecto analizaremos as distintas variables que inflúen de xeito directo no consumo dos fogares</w:t>
-      </w:r>
-      <w:r>
-        <w:t>. Con este obxectivo construiremos un prototipo que simule as condicións dunha vivenda</w:t>
+        <w:t>este proxecto analizaremos as distintas variables que inflúen de xeito directo no consumo dos fogares. Con este obxectivo construiremos un prototipo que simule as condicións dunha vivenda</w:t>
       </w:r>
       <w:r>
         <w:t xml:space="preserve"> para a</w:t>
@@ -1093,19 +1548,13 @@
         <w:t>a</w:t>
       </w:r>
       <w:r>
-        <w:t>r</w:t>
-      </w:r>
-      <w:r>
-        <w:t>mo</w:t>
+        <w:t>rmo</w:t>
       </w:r>
       <w:r>
         <w:t>s as</w:t>
       </w:r>
       <w:r>
-        <w:t xml:space="preserve"> </w:t>
-      </w:r>
-      <w:r>
-        <w:t xml:space="preserve">distintas variables do entorno para determinarmos </w:t>
+        <w:t xml:space="preserve"> distintas variables do entorno para determinarmos </w:t>
       </w:r>
       <w:r>
         <w:t>que configuración de materias e illamento é mellor</w:t>
@@ -1135,10 +1584,7 @@
         <w:t xml:space="preserve">así </w:t>
       </w:r>
       <w:r>
-        <w:t>poder</w:t>
-      </w:r>
-      <w:r>
-        <w:t xml:space="preserve"> reducir o </w:t>
+        <w:t xml:space="preserve">poder reducir o </w:t>
       </w:r>
       <w:r>
         <w:t>consumo</w:t>
@@ -1162,12 +1608,12 @@
       <w:pPr>
         <w:pStyle w:val="Ttulo2"/>
       </w:pPr>
-      <w:bookmarkStart w:id="3" w:name="_Toc217920023"/>
+      <w:bookmarkStart w:id="5" w:name="_Toc221299570"/>
       <w:r>
         <w:lastRenderedPageBreak/>
         <w:t>Estado do coñecemento</w:t>
       </w:r>
-      <w:bookmarkEnd w:id="3"/>
+      <w:bookmarkEnd w:id="5"/>
     </w:p>
     <w:p>
       <w:pPr>
@@ -1232,7 +1678,6 @@
           <w:id w:val="-99573613"/>
           <w:citation/>
         </w:sdtPr>
-        <w:sdtEndPr/>
         <w:sdtContent>
           <w:r>
             <w:fldChar w:fldCharType="begin"/>
@@ -1395,9 +1840,11 @@
       <w:pPr>
         <w:pStyle w:val="Ttulo3"/>
       </w:pPr>
+      <w:bookmarkStart w:id="6" w:name="_Toc221299571"/>
       <w:r>
         <w:t>Convección</w:t>
       </w:r>
+      <w:bookmarkEnd w:id="6"/>
     </w:p>
     <w:p>
       <w:pPr>
@@ -1496,6 +1943,9 @@
             </m:e>
             <m:sub>
               <m:r>
+                <m:rPr>
+                  <m:sty m:val="p"/>
+                </m:rPr>
                 <w:rPr>
                   <w:rFonts w:ascii="Cambria Math" w:hAnsi="Cambria Math"/>
                 </w:rPr>
@@ -1514,7 +1964,6 @@
               <m:ctrlPr>
                 <w:rPr>
                   <w:rFonts w:ascii="Cambria Math" w:hAnsi="Cambria Math"/>
-                  <w:i/>
                 </w:rPr>
               </m:ctrlPr>
             </m:dPr>
@@ -1530,14 +1979,25 @@
                 </m:sSubPr>
                 <m:e>
                   <m:r>
+                    <m:rPr>
+                      <m:sty m:val="p"/>
+                    </m:rPr>
                     <w:rPr>
                       <w:rFonts w:ascii="Cambria Math" w:hAnsi="Cambria Math"/>
                     </w:rPr>
                     <m:t>t</m:t>
                   </m:r>
+                  <m:ctrlPr>
+                    <w:rPr>
+                      <w:rFonts w:ascii="Cambria Math" w:hAnsi="Cambria Math"/>
+                    </w:rPr>
+                  </m:ctrlPr>
                 </m:e>
                 <m:sub>
                   <m:r>
+                    <m:rPr>
+                      <m:sty m:val="p"/>
+                    </m:rPr>
                     <w:rPr>
                       <w:rFonts w:ascii="Cambria Math" w:hAnsi="Cambria Math"/>
                     </w:rPr>
@@ -1562,6 +2022,9 @@
                 </m:sSubPr>
                 <m:e>
                   <m:r>
+                    <m:rPr>
+                      <m:sty m:val="p"/>
+                    </m:rPr>
                     <w:rPr>
                       <w:rFonts w:ascii="Cambria Math" w:hAnsi="Cambria Math"/>
                     </w:rPr>
@@ -1570,6 +2033,9 @@
                 </m:e>
                 <m:sub>
                   <m:r>
+                    <m:rPr>
+                      <m:sty m:val="p"/>
+                    </m:rPr>
                     <w:rPr>
                       <w:rFonts w:ascii="Cambria Math" w:hAnsi="Cambria Math"/>
                     </w:rPr>
@@ -1577,6 +2043,12 @@
                   </m:r>
                 </m:sub>
               </m:sSub>
+              <m:ctrlPr>
+                <w:rPr>
+                  <w:rFonts w:ascii="Cambria Math" w:hAnsi="Cambria Math"/>
+                  <w:i/>
+                </w:rPr>
+              </m:ctrlPr>
             </m:e>
           </m:d>
           <m:sSub>
@@ -1590,14 +2062,25 @@
             </m:sSubPr>
             <m:e>
               <m:r>
+                <m:rPr>
+                  <m:sty m:val="p"/>
+                </m:rPr>
                 <w:rPr>
                   <w:rFonts w:ascii="Cambria Math" w:hAnsi="Cambria Math"/>
                 </w:rPr>
                 <m:t>a</m:t>
               </m:r>
+              <m:ctrlPr>
+                <w:rPr>
+                  <w:rFonts w:ascii="Cambria Math" w:hAnsi="Cambria Math"/>
+                </w:rPr>
+              </m:ctrlPr>
             </m:e>
             <m:sub>
               <m:r>
+                <m:rPr>
+                  <m:sty m:val="p"/>
+                </m:rPr>
                 <w:rPr>
                   <w:rFonts w:ascii="Cambria Math" w:hAnsi="Cambria Math"/>
                 </w:rPr>
@@ -1613,7 +2096,7 @@
         <w:pStyle w:val="Lenda"/>
         <w:jc w:val="right"/>
       </w:pPr>
-      <w:bookmarkStart w:id="4" w:name="_Toc220770995"/>
+      <w:bookmarkStart w:id="7" w:name="_Toc221299257"/>
       <w:r>
         <w:t xml:space="preserve">Ecuación </w:t>
       </w:r>
@@ -1624,8 +2107,17 @@
           </w:rPr>
           <w:t>1</w:t>
         </w:r>
-        <w:bookmarkEnd w:id="4"/>
       </w:fldSimple>
+      <w:r>
+        <w:t>: Calor cedido por convección</w:t>
+      </w:r>
+      <w:bookmarkEnd w:id="7"/>
+    </w:p>
+    <w:p>
+      <w:pPr>
+        <w:pStyle w:val="Lenda"/>
+        <w:jc w:val="right"/>
+      </w:pPr>
     </w:p>
     <w:p>
       <w:pPr>
@@ -1633,19 +2125,34 @@
         <w:ind w:left="709"/>
       </w:pPr>
       <w:r>
-        <w:t>O valor de a</w:t>
+        <w:t xml:space="preserve">O valor de </w:t>
+      </w:r>
+      <w:proofErr w:type="spellStart"/>
+      <w:r>
+        <w:t>a</w:t>
       </w:r>
       <w:r>
         <w:rPr>
           <w:vertAlign w:val="subscript"/>
         </w:rPr>
-        <w:t xml:space="preserve">c </w:t>
+        <w:t>c</w:t>
+      </w:r>
+      <w:proofErr w:type="spellEnd"/>
+      <w:r>
+        <w:rPr>
+          <w:vertAlign w:val="subscript"/>
+        </w:rPr>
+        <w:t xml:space="preserve"> </w:t>
       </w:r>
       <w:r>
         <w:t xml:space="preserve">depende da velocidade das correntes de aire, canto maior sexa esta, máis importantes </w:t>
       </w:r>
       <w:r>
-        <w:t xml:space="preserve">serán os cambios na temperatura superficial do corpo. Este fenómeno chámase </w:t>
+        <w:t xml:space="preserve">serán os cambios na temperatura superficial do corpo. Este </w:t>
+      </w:r>
+      <w:r>
+        <w:lastRenderedPageBreak/>
+        <w:t xml:space="preserve">fenómeno chámase </w:t>
       </w:r>
       <w:r>
         <w:rPr>
@@ -1655,11 +2162,7 @@
         <w:t>convección natural</w:t>
       </w:r>
       <w:r>
-        <w:t xml:space="preserve"> mais, cando é causado por correntes de aire </w:t>
-      </w:r>
-      <w:r>
-        <w:lastRenderedPageBreak/>
-        <w:t xml:space="preserve">derivadas de apertura de portas, movemento de obxectos, etc. chámase </w:t>
+        <w:t xml:space="preserve"> mais, cando é causado por correntes de aire derivadas de apertura de portas, movemento de obxectos, etc. chámase </w:t>
       </w:r>
       <w:r>
         <w:rPr>
@@ -1685,14 +2188,16 @@
       <w:pPr>
         <w:pStyle w:val="Ttulo3"/>
       </w:pPr>
+      <w:bookmarkStart w:id="8" w:name="_Toc221299572"/>
       <w:r>
         <w:t>Radiación</w:t>
       </w:r>
+      <w:bookmarkEnd w:id="8"/>
     </w:p>
     <w:p>
       <w:pPr>
         <w:pStyle w:val="Textodocorpo"/>
-        <w:ind w:left="709"/>
+        <w:ind w:left="1418"/>
       </w:pPr>
     </w:p>
     <w:p>
@@ -1715,11 +2220,19 @@
           </m:sSubPr>
           <m:e>
             <m:r>
+              <m:rPr>
+                <m:sty m:val="p"/>
+              </m:rPr>
               <w:rPr>
                 <w:rFonts w:ascii="Cambria Math" w:hAnsi="Cambria Math"/>
               </w:rPr>
               <m:t>t</m:t>
             </m:r>
+            <m:ctrlPr>
+              <w:rPr>
+                <w:rFonts w:ascii="Cambria Math" w:hAnsi="Cambria Math"/>
+              </w:rPr>
+            </m:ctrlPr>
           </m:e>
           <m:sub>
             <m:r>
@@ -1747,6 +2260,9 @@
           </m:sSubPr>
           <m:e>
             <m:r>
+              <m:rPr>
+                <m:sty m:val="p"/>
+              </m:rPr>
               <w:rPr>
                 <w:rFonts w:ascii="Cambria Math" w:hAnsi="Cambria Math"/>
               </w:rPr>
@@ -1778,14 +2294,25 @@
           </m:sSubPr>
           <m:e>
             <m:r>
+              <m:rPr>
+                <m:sty m:val="p"/>
+              </m:rPr>
               <w:rPr>
                 <w:rFonts w:ascii="Cambria Math" w:hAnsi="Cambria Math" w:cs="Arial"/>
               </w:rPr>
               <m:t>α</m:t>
             </m:r>
+            <m:ctrlPr>
+              <w:rPr>
+                <w:rFonts w:ascii="Cambria Math" w:hAnsi="Cambria Math" w:cs="Arial"/>
+              </w:rPr>
+            </m:ctrlPr>
           </m:e>
           <m:sub>
             <m:r>
+              <m:rPr>
+                <m:sty m:val="p"/>
+              </m:rPr>
               <w:rPr>
                 <w:rFonts w:ascii="Cambria Math" w:hAnsi="Cambria Math" w:cs="Arial"/>
               </w:rPr>
@@ -1799,6 +2326,9 @@
       </w:r>
       <m:oMath>
         <m:r>
+          <m:rPr>
+            <m:sty m:val="p"/>
+          </m:rPr>
           <w:rPr>
             <w:rFonts w:ascii="Cambria Math" w:hAnsi="Cambria Math"/>
           </w:rPr>
@@ -1813,7 +2343,7 @@
       <w:pPr>
         <w:pStyle w:val="Textodocorpo"/>
         <w:keepNext/>
-        <w:ind w:left="709"/>
+        <w:ind w:left="1418"/>
       </w:pPr>
       <m:oMathPara>
         <m:oMath>
@@ -1838,6 +2368,9 @@
             </m:e>
             <m:sub>
               <m:r>
+                <m:rPr>
+                  <m:sty m:val="p"/>
+                </m:rPr>
                 <w:rPr>
                   <w:rFonts w:ascii="Cambria Math" w:hAnsi="Cambria Math"/>
                 </w:rPr>
@@ -1856,7 +2389,6 @@
               <m:ctrlPr>
                 <w:rPr>
                   <w:rFonts w:ascii="Cambria Math" w:hAnsi="Cambria Math"/>
-                  <w:i/>
                 </w:rPr>
               </m:ctrlPr>
             </m:dPr>
@@ -1872,11 +2404,19 @@
                 </m:sSubPr>
                 <m:e>
                   <m:r>
+                    <m:rPr>
+                      <m:sty m:val="p"/>
+                    </m:rPr>
                     <w:rPr>
                       <w:rFonts w:ascii="Cambria Math" w:hAnsi="Cambria Math"/>
                     </w:rPr>
                     <m:t>t</m:t>
                   </m:r>
+                  <m:ctrlPr>
+                    <w:rPr>
+                      <w:rFonts w:ascii="Cambria Math" w:hAnsi="Cambria Math"/>
+                    </w:rPr>
+                  </m:ctrlPr>
                 </m:e>
                 <m:sub>
                   <m:r>
@@ -1904,6 +2444,9 @@
                 </m:sSubPr>
                 <m:e>
                   <m:r>
+                    <m:rPr>
+                      <m:sty m:val="p"/>
+                    </m:rPr>
                     <w:rPr>
                       <w:rFonts w:ascii="Cambria Math" w:hAnsi="Cambria Math"/>
                     </w:rPr>
@@ -1919,6 +2462,12 @@
                   </m:r>
                 </m:sub>
               </m:sSub>
+              <m:ctrlPr>
+                <w:rPr>
+                  <w:rFonts w:ascii="Cambria Math" w:hAnsi="Cambria Math"/>
+                  <w:i/>
+                </w:rPr>
+              </m:ctrlPr>
             </m:e>
           </m:d>
           <m:sSub>
@@ -1932,14 +2481,25 @@
             </m:sSubPr>
             <m:e>
               <m:r>
+                <m:rPr>
+                  <m:sty m:val="p"/>
+                </m:rPr>
                 <w:rPr>
                   <w:rFonts w:ascii="Cambria Math" w:hAnsi="Cambria Math"/>
                 </w:rPr>
                 <m:t>α</m:t>
               </m:r>
+              <m:ctrlPr>
+                <w:rPr>
+                  <w:rFonts w:ascii="Cambria Math" w:hAnsi="Cambria Math"/>
+                </w:rPr>
+              </m:ctrlPr>
             </m:e>
             <m:sub>
               <m:r>
+                <m:rPr>
+                  <m:sty m:val="p"/>
+                </m:rPr>
                 <w:rPr>
                   <w:rFonts w:ascii="Cambria Math" w:hAnsi="Cambria Math"/>
                 </w:rPr>
@@ -1948,6 +2508,9 @@
             </m:sub>
           </m:sSub>
           <m:r>
+            <m:rPr>
+              <m:sty m:val="p"/>
+            </m:rPr>
             <w:rPr>
               <w:rFonts w:ascii="Cambria Math" w:hAnsi="Cambria Math"/>
             </w:rPr>
@@ -1959,27 +2522,186 @@
     <w:p>
       <w:pPr>
         <w:pStyle w:val="Lenda"/>
+        <w:ind w:left="709"/>
+        <w:jc w:val="right"/>
+      </w:pPr>
+      <w:bookmarkStart w:id="9" w:name="_Toc221299258"/>
+      <w:r>
+        <w:t xml:space="preserve">Ecuación </w:t>
+      </w:r>
+      <w:fldSimple w:instr=" SEQ Ecuación \* ARABIC ">
+        <w:r>
+          <w:rPr>
+            <w:noProof/>
+          </w:rPr>
+          <w:t>2</w:t>
+        </w:r>
+      </w:fldSimple>
+      <w:r>
+        <w:t>: Calor cedido por radiación</w:t>
+      </w:r>
+      <w:bookmarkEnd w:id="9"/>
+    </w:p>
+    <w:p>
+      <w:pPr>
+        <w:pStyle w:val="Lenda"/>
+        <w:ind w:left="709"/>
+        <w:jc w:val="right"/>
+      </w:pPr>
+    </w:p>
+    <w:p>
+      <w:pPr>
+        <w:pStyle w:val="Textodocorpo"/>
+        <w:ind w:left="709"/>
+      </w:pPr>
+      <w:r>
+        <w:t>Entón o illamento defínese como o proceso de reducir o fluxo de calor, e vén dado por unha constante de condutividade térmica diferente en cada material. O fluxo defínese como:</w:t>
+      </w:r>
+    </w:p>
+    <w:bookmarkStart w:id="10" w:name="FluxoRadiación"/>
+    <w:p>
+      <w:pPr>
+        <w:pStyle w:val="Textodocorpo"/>
+        <w:keepNext/>
+        <w:ind w:left="709"/>
+      </w:pPr>
+      <m:oMathPara>
+        <m:oMath>
+          <m:acc>
+            <m:accPr>
+              <m:chr m:val="⃗"/>
+              <m:ctrlPr>
+                <w:rPr>
+                  <w:rFonts w:ascii="Cambria Math" w:hAnsi="Cambria Math"/>
+                </w:rPr>
+              </m:ctrlPr>
+            </m:accPr>
+            <m:e>
+              <m:r>
+                <m:rPr>
+                  <m:sty m:val="p"/>
+                </m:rPr>
+                <w:rPr>
+                  <w:rFonts w:ascii="Cambria Math" w:hAnsi="Cambria Math"/>
+                </w:rPr>
+                <m:t>q</m:t>
+              </m:r>
+            </m:e>
+          </m:acc>
+          <m:r>
+            <w:rPr>
+              <w:rFonts w:ascii="Cambria Math" w:hAnsi="Cambria Math"/>
+            </w:rPr>
+            <m:t>=-</m:t>
+          </m:r>
+          <m:r>
+            <m:rPr>
+              <m:sty m:val="p"/>
+            </m:rPr>
+            <w:rPr>
+              <w:rFonts w:ascii="Cambria Math" w:hAnsi="Cambria Math"/>
+            </w:rPr>
+            <m:t>k∇T</m:t>
+          </m:r>
+        </m:oMath>
+      </m:oMathPara>
+    </w:p>
+    <w:p>
+      <w:pPr>
+        <w:pStyle w:val="Lenda"/>
+        <w:ind w:left="709"/>
+        <w:jc w:val="right"/>
+      </w:pPr>
+      <w:bookmarkStart w:id="11" w:name="_Toc221299259"/>
+      <w:bookmarkEnd w:id="10"/>
+      <w:r>
+        <w:t xml:space="preserve">Ecuación </w:t>
+      </w:r>
+      <w:fldSimple w:instr=" SEQ Ecuación \* ARABIC ">
+        <w:r>
+          <w:rPr>
+            <w:noProof/>
+          </w:rPr>
+          <w:t>3</w:t>
+        </w:r>
+      </w:fldSimple>
+      <w:r>
+        <w:t>: Fluxo en radiación</w:t>
+      </w:r>
+      <w:bookmarkEnd w:id="11"/>
+    </w:p>
+    <w:p>
+      <w:pPr>
+        <w:pStyle w:val="Lenda"/>
+        <w:ind w:left="709"/>
         <w:jc w:val="right"/>
         <w:rPr>
           <w:i w:val="0"/>
         </w:rPr>
       </w:pPr>
-      <w:r>
-        <w:t xml:space="preserve">Ecuación </w:t>
-      </w:r>
-      <w:fldSimple w:instr=" SEQ Ecuación \* ARABIC ">
-        <w:r>
-          <w:rPr>
-            <w:noProof/>
-          </w:rPr>
-          <w:t>2</w:t>
-        </w:r>
-      </w:fldSimple>
     </w:p>
     <w:p>
       <w:pPr>
         <w:pStyle w:val="Textodocorpo"/>
-      </w:pPr>
+        <w:ind w:left="709"/>
+      </w:pPr>
+      <w:r>
+        <w:t xml:space="preserve">Onde </w:t>
+      </w:r>
+      <m:oMath>
+        <m:acc>
+          <m:accPr>
+            <m:chr m:val="⃗"/>
+            <m:ctrlPr>
+              <w:rPr>
+                <w:rFonts w:ascii="Cambria Math" w:hAnsi="Cambria Math"/>
+              </w:rPr>
+            </m:ctrlPr>
+          </m:accPr>
+          <m:e>
+            <m:r>
+              <w:rPr>
+                <w:rFonts w:ascii="Cambria Math" w:hAnsi="Cambria Math"/>
+              </w:rPr>
+              <m:t>q</m:t>
+            </m:r>
+          </m:e>
+        </m:acc>
+      </m:oMath>
+      <w:r>
+        <w:t xml:space="preserve"> é o fluxo de calor, </w:t>
+      </w:r>
+      <m:oMath>
+        <m:r>
+          <w:rPr>
+            <w:rFonts w:ascii="Cambria Math" w:hAnsi="Cambria Math"/>
+          </w:rPr>
+          <m:t>k</m:t>
+        </m:r>
+      </m:oMath>
+      <w:r>
+        <w:t xml:space="preserve"> é a constante de condutividade térmica e </w:t>
+      </w:r>
+      <m:oMath>
+        <m:r>
+          <m:rPr>
+            <m:sty m:val="p"/>
+          </m:rPr>
+          <w:rPr>
+            <w:rFonts w:ascii="Cambria Math" w:hAnsi="Cambria Math"/>
+          </w:rPr>
+          <m:t>∇</m:t>
+        </m:r>
+        <m:r>
+          <w:rPr>
+            <w:rFonts w:ascii="Cambria Math" w:hAnsi="Cambria Math"/>
+          </w:rPr>
+          <m:t>T</m:t>
+        </m:r>
+      </m:oMath>
+      <w:r>
+        <w:t xml:space="preserve"> é o gradiente térmico.</w:t>
+      </w:r>
     </w:p>
     <w:p>
       <w:pPr>
@@ -1988,7 +2710,14 @@
     </w:p>
     <w:p>
       <w:pPr>
-        <w:pStyle w:val="Textodocorpo"/>
+        <w:jc w:val="left"/>
+        <w:rPr>
+          <w:rFonts w:ascii="Liberation Sans" w:eastAsia="Microsoft YaHei" w:hAnsi="Liberation Sans"/>
+          <w:b/>
+          <w:bCs/>
+          <w:sz w:val="28"/>
+          <w:szCs w:val="28"/>
+        </w:rPr>
       </w:pPr>
       <w:r>
         <w:br w:type="page"/>
@@ -1996,14 +2725,349 @@
     </w:p>
     <w:p>
       <w:pPr>
+        <w:pStyle w:val="Ttulo3"/>
+      </w:pPr>
+      <w:r>
+        <w:lastRenderedPageBreak/>
+        <w:t>Arduino</w:t>
+      </w:r>
+    </w:p>
+    <w:p>
+      <w:pPr>
+        <w:pStyle w:val="Ttulo3"/>
+        <w:numPr>
+          <w:ilvl w:val="0"/>
+          <w:numId w:val="0"/>
+        </w:numPr>
+        <w:ind w:left="709"/>
+      </w:pPr>
+    </w:p>
+    <w:p>
+      <w:pPr>
+        <w:ind w:left="709"/>
+      </w:pPr>
+      <w:bookmarkStart w:id="12" w:name="_Toc221299573"/>
+      <w:r>
+        <w:t>Para poder realizar a comparación da capacidade illante dun material</w:t>
+      </w:r>
+      <w:r>
+        <w:t xml:space="preserve"> precisamos de sensores para medir temperatura, humidade e intensidade luminosa; tanto no  interior coma no exterior da maqueta. </w:t>
+      </w:r>
+      <w:r>
+        <w:t>Os sensores que valoramos empregar foron:</w:t>
+      </w:r>
+    </w:p>
+    <w:p/>
+    <w:p>
+      <w:pPr>
+        <w:pStyle w:val="Pargrafodelista"/>
+        <w:numPr>
+          <w:ilvl w:val="0"/>
+          <w:numId w:val="13"/>
+        </w:numPr>
+      </w:pPr>
+      <w:r>
+        <w:t>Sensor DHT11</w:t>
+      </w:r>
+      <w:sdt>
+        <w:sdtPr>
+          <w:id w:val="-1084688437"/>
+          <w:citation/>
+        </w:sdtPr>
+        <w:sdtContent>
+          <w:r>
+            <w:fldChar w:fldCharType="begin"/>
+          </w:r>
+          <w:r>
+            <w:instrText xml:space="preserve">CITATION DHT11 \l 1110 </w:instrText>
+          </w:r>
+          <w:r>
+            <w:fldChar w:fldCharType="separate"/>
+          </w:r>
+          <w:r>
+            <w:rPr>
+              <w:noProof/>
+            </w:rPr>
+            <w:t xml:space="preserve"> (OSEPP Electronics)</w:t>
+          </w:r>
+          <w:r>
+            <w:fldChar w:fldCharType="end"/>
+          </w:r>
+        </w:sdtContent>
+      </w:sdt>
+      <w:r>
+        <w:t>.</w:t>
+      </w:r>
+      <w:r>
+        <w:t xml:space="preserve"> </w:t>
+      </w:r>
+      <w:r>
+        <w:t>M</w:t>
+      </w:r>
+      <w:r>
+        <w:t xml:space="preserve">ide humidade e temperatura </w:t>
+      </w:r>
+      <w:r>
+        <w:t>c</w:t>
+      </w:r>
+      <w:r>
+        <w:t>un rango de medida de 0ºC - 50ºC e de 20-90 %RH (a 25ºC)</w:t>
+      </w:r>
+      <w:r>
+        <w:t xml:space="preserve">, </w:t>
+      </w:r>
+      <w:r>
+        <w:t xml:space="preserve">cunha precisión de </w:t>
+      </w:r>
+      <w:r>
+        <w:rPr>
+          <w:rFonts w:cs="Arial"/>
+        </w:rPr>
+        <w:t>±</w:t>
+      </w:r>
+      <w:r>
+        <w:t xml:space="preserve">2ºC para temperatura e </w:t>
+      </w:r>
+      <w:r>
+        <w:rPr>
+          <w:rFonts w:cs="Arial"/>
+        </w:rPr>
+        <w:t>±</w:t>
+      </w:r>
+      <w:r>
+        <w:t xml:space="preserve">5%RH para humidade. </w:t>
+      </w:r>
+    </w:p>
+    <w:p>
+      <w:pPr>
+        <w:pStyle w:val="Pargrafodelista"/>
+        <w:numPr>
+          <w:ilvl w:val="0"/>
+          <w:numId w:val="13"/>
+        </w:numPr>
+      </w:pPr>
+      <w:r>
+        <w:t xml:space="preserve">Sensor DHT22 </w:t>
+      </w:r>
+      <w:sdt>
+        <w:sdtPr>
+          <w:id w:val="297664800"/>
+          <w:citation/>
+        </w:sdtPr>
+        <w:sdtContent>
+          <w:r>
+            <w:fldChar w:fldCharType="begin"/>
+          </w:r>
+          <w:r>
+            <w:instrText xml:space="preserve"> CITATION DHT22 \l 1110 </w:instrText>
+          </w:r>
+          <w:r>
+            <w:fldChar w:fldCharType="separate"/>
+          </w:r>
+          <w:r>
+            <w:rPr>
+              <w:noProof/>
+            </w:rPr>
+            <w:t>(Adafruit Industries, 2025)</w:t>
+          </w:r>
+          <w:r>
+            <w:fldChar w:fldCharType="end"/>
+          </w:r>
+        </w:sdtContent>
+      </w:sdt>
+      <w:r>
+        <w:t>.</w:t>
+      </w:r>
+      <w:r>
+        <w:t xml:space="preserve"> </w:t>
+      </w:r>
+      <w:r>
+        <w:t xml:space="preserve">Mide humidade e temperatura cun rango de medida de </w:t>
+      </w:r>
+      <w:r>
+        <w:t>-40ºC - 80</w:t>
+      </w:r>
+      <w:r>
+        <w:t>ºC e de 0-</w:t>
+      </w:r>
+      <w:r>
+        <w:t>10</w:t>
+      </w:r>
+      <w:r>
+        <w:t xml:space="preserve">0 %RH (a 25ºC), cunha precisión de </w:t>
+      </w:r>
+      <w:r>
+        <w:rPr>
+          <w:rFonts w:cs="Arial"/>
+        </w:rPr>
+        <w:t>±</w:t>
+      </w:r>
+      <w:r>
+        <w:t>0.5</w:t>
+      </w:r>
+      <w:r>
+        <w:t xml:space="preserve">ºC para temperatura e </w:t>
+      </w:r>
+      <w:r>
+        <w:rPr>
+          <w:rFonts w:cs="Arial"/>
+        </w:rPr>
+        <w:t>±</w:t>
+      </w:r>
+      <w:r>
+        <w:rPr>
+          <w:rFonts w:cs="Arial"/>
+        </w:rPr>
+        <w:t>2-</w:t>
+      </w:r>
+      <w:r>
+        <w:t xml:space="preserve">5%RH para humidade. </w:t>
+      </w:r>
+    </w:p>
+    <w:p>
+      <w:pPr>
+        <w:pStyle w:val="Pargrafodelista"/>
+        <w:numPr>
+          <w:ilvl w:val="0"/>
+          <w:numId w:val="13"/>
+        </w:numPr>
+      </w:pPr>
+      <w:r>
+        <w:t xml:space="preserve">Sensor DS18B20 </w:t>
+      </w:r>
+      <w:sdt>
+        <w:sdtPr>
+          <w:id w:val="-950160423"/>
+          <w:citation/>
+        </w:sdtPr>
+        <w:sdtContent>
+          <w:r>
+            <w:fldChar w:fldCharType="begin"/>
+          </w:r>
+          <w:r>
+            <w:instrText xml:space="preserve"> CITATION DS18B20 \l 1110 </w:instrText>
+          </w:r>
+          <w:r>
+            <w:fldChar w:fldCharType="separate"/>
+          </w:r>
+          <w:r>
+            <w:rPr>
+              <w:noProof/>
+            </w:rPr>
+            <w:t>(Soldered)</w:t>
+          </w:r>
+          <w:r>
+            <w:fldChar w:fldCharType="end"/>
+          </w:r>
+        </w:sdtContent>
+      </w:sdt>
+      <w:r>
+        <w:t xml:space="preserve">. Mide temperatura cun rango de -55ºC a 125ºC cunha precisión de </w:t>
+      </w:r>
+      <w:r>
+        <w:rPr>
+          <w:rFonts w:cs="Arial"/>
+        </w:rPr>
+        <w:t>±</w:t>
+      </w:r>
+      <w:r>
+        <w:t>0.5ºC</w:t>
+      </w:r>
+    </w:p>
+    <w:p>
+      <w:pPr>
+        <w:pStyle w:val="Pargrafodelista"/>
+        <w:numPr>
+          <w:ilvl w:val="0"/>
+          <w:numId w:val="13"/>
+        </w:numPr>
+      </w:pPr>
+      <w:proofErr w:type="spellStart"/>
+      <w:r>
+        <w:t>Termopar</w:t>
+      </w:r>
+      <w:proofErr w:type="spellEnd"/>
+      <w:r>
+        <w:t xml:space="preserve"> MAX6675 </w:t>
+      </w:r>
+      <w:sdt>
+        <w:sdtPr>
+          <w:id w:val="1137993327"/>
+          <w:citation/>
+        </w:sdtPr>
+        <w:sdtContent>
+          <w:r>
+            <w:fldChar w:fldCharType="begin"/>
+          </w:r>
+          <w:r>
+            <w:instrText xml:space="preserve"> CITATION MAX6675 \l 1110 </w:instrText>
+          </w:r>
+          <w:r>
+            <w:fldChar w:fldCharType="separate"/>
+          </w:r>
+          <w:r>
+            <w:rPr>
+              <w:noProof/>
+            </w:rPr>
+            <w:t>(Maxim Integrated Products, 2021)</w:t>
+          </w:r>
+          <w:r>
+            <w:fldChar w:fldCharType="end"/>
+          </w:r>
+        </w:sdtContent>
+      </w:sdt>
+      <w:r>
+        <w:t xml:space="preserve">. Mide temperaturas nun rango de </w:t>
+      </w:r>
+      <w:r>
+        <w:t>-20°C to +85°C</w:t>
+      </w:r>
+      <w:r>
+        <w:t>.</w:t>
+      </w:r>
+    </w:p>
+    <w:p>
+      <w:pPr>
+        <w:pStyle w:val="Pargrafodelista"/>
+        <w:numPr>
+          <w:ilvl w:val="0"/>
+          <w:numId w:val="13"/>
+        </w:numPr>
+      </w:pPr>
+      <w:r>
+        <w:t>Fotorresistencia</w:t>
+      </w:r>
+      <w:r>
+        <w:t>, detecta o brillo e intensidade de luz do entorno, pódese axustar a sensibilidade mediante un potenciómetro. Tensión de funcionamento de entre 3,3V a 5V.</w:t>
+      </w:r>
+    </w:p>
+    <w:p>
+      <w:pPr>
+        <w:pStyle w:val="Pargrafodelista"/>
+        <w:numPr>
+          <w:ilvl w:val="0"/>
+          <w:numId w:val="13"/>
+        </w:numPr>
+        <w:rPr>
+          <w:rFonts w:ascii="Redzone Med" w:eastAsia="Microsoft YaHei" w:hAnsi="Redzone Med"/>
+          <w:bCs/>
+          <w:sz w:val="32"/>
+          <w:szCs w:val="32"/>
+        </w:rPr>
+      </w:pPr>
+      <w:r>
+        <w:br w:type="page"/>
+      </w:r>
+    </w:p>
+    <w:p>
+      <w:pPr>
         <w:pStyle w:val="Ttulo2"/>
       </w:pPr>
-      <w:bookmarkStart w:id="5" w:name="_Toc217920024"/>
       <w:r>
         <w:lastRenderedPageBreak/>
         <w:t>Obxectivos</w:t>
       </w:r>
-      <w:bookmarkEnd w:id="5"/>
+      <w:bookmarkEnd w:id="12"/>
     </w:p>
     <w:p>
       <w:pPr>
@@ -2068,13 +3132,8 @@
           <w:numId w:val="2"/>
         </w:numPr>
       </w:pPr>
-      <w:proofErr w:type="spellStart"/>
-      <w:r>
-        <w:t>Implementación</w:t>
-      </w:r>
-      <w:proofErr w:type="spellEnd"/>
-      <w:r>
-        <w:t xml:space="preserve"> do sistema electrónico </w:t>
+      <w:r>
+        <w:t xml:space="preserve">Implementación do sistema electrónico </w:t>
       </w:r>
       <w:r>
         <w:t>na maqueta e posta en funcionamento do prototipo.</w:t>
@@ -2099,12 +3158,12 @@
       <w:pPr>
         <w:pStyle w:val="Ttulo2"/>
       </w:pPr>
-      <w:bookmarkStart w:id="6" w:name="_Toc217920025"/>
+      <w:bookmarkStart w:id="13" w:name="_Toc221299574"/>
       <w:r>
         <w:lastRenderedPageBreak/>
         <w:t>Material e método</w:t>
       </w:r>
-      <w:bookmarkEnd w:id="6"/>
+      <w:bookmarkEnd w:id="13"/>
     </w:p>
     <w:p>
       <w:pPr>
@@ -2121,6 +3180,16 @@
     </w:p>
     <w:p>
       <w:pPr>
+        <w:pStyle w:val="Ttulo3"/>
+      </w:pPr>
+      <w:bookmarkStart w:id="14" w:name="_Toc221299575"/>
+      <w:r>
+        <w:t>A maqueta</w:t>
+      </w:r>
+      <w:bookmarkEnd w:id="14"/>
+    </w:p>
+    <w:p>
+      <w:pPr>
         <w:pStyle w:val="Textodocorpo"/>
       </w:pPr>
       <w:r>
@@ -2155,125 +3224,89 @@
         <w:t xml:space="preserve"> descartamos esta posibilidade por </w:t>
       </w:r>
       <w:r>
-        <w:t xml:space="preserve">non ser práctica, </w:t>
+        <w:t>non ser práctica</w:t>
+      </w:r>
+      <w:r>
+        <w:t>, xa que ao non expoñer directamente o prototipo as condicións naturais</w:t>
+      </w:r>
+      <w:r>
+        <w:t>,</w:t>
+      </w:r>
+      <w:r>
+        <w:t xml:space="preserve"> facelo empregando fontes de luz e calor artificiais resulta máis sinxelo.</w:t>
+      </w:r>
+    </w:p>
+    <w:p>
+      <w:pPr>
+        <w:pStyle w:val="Textodocorpo"/>
+      </w:pPr>
+    </w:p>
+    <w:p>
+      <w:pPr>
+        <w:pStyle w:val="Textodocorpo"/>
+      </w:pPr>
+      <w:r>
+        <w:t xml:space="preserve">Logo, o proceso de deseño comezou pola creación dos planos das 5 caras da maqueta, decidimos empregar contrachapado, polo que para facer as pezas precisabamos deseñar as siluetas en dixital e logo empregar unha cortadora láser. Estes deseños dixitais fixémolos empregando </w:t>
+      </w:r>
+      <w:r>
+        <w:t>unha ferramenta web chamada MakerCase</w:t>
+      </w:r>
+      <w:r>
+        <w:rPr>
+          <w:rStyle w:val="Referenciadenotaaopdepxina"/>
+        </w:rPr>
+        <w:footnoteReference w:id="2"/>
+      </w:r>
+      <w:r>
+        <w:t>, esta páxina permitiunos ter os deseños básicos, en formato .svg, que tivemos que editar empregando Inkscape. Unha vez axustados os deseños exportámolos en formato .wmf para que puidesen ser procesados pola impresora láser. O proceso de corte ca impresora láser foi máis doado, só fixo falta axustar a posición inicial do láser respecto as táboas de contrachapado, axustar a intensidade do láser e repetir o proceso para tódalas pezas.</w:t>
+      </w:r>
+      <w:r>
+        <w:t xml:space="preserve"> </w:t>
+      </w:r>
+      <w:r>
+        <w:t xml:space="preserve">O resultado foron múltiples pezas, tres dedicadas a ser o parte interior, outras tres para as caras exteriores e </w:t>
+      </w:r>
+      <w:r>
+        <w:t>as restantes para limitar as áreas onde aplicaremos o material illante.</w:t>
+      </w:r>
+    </w:p>
+    <w:p>
+      <w:pPr>
+        <w:pStyle w:val="Textodocorpo"/>
+      </w:pPr>
+    </w:p>
+    <w:p>
+      <w:pPr>
+        <w:pStyle w:val="Textodocorpo"/>
+      </w:pPr>
+      <w:r>
+        <w:t>Proseguimos co proceso de montada no cal empregamos parafusos, porcas e argolas para aportar estabilidade ás táboas e poder aplicar o illante sen que se deformase a estrutura. Aplicamos o material illante</w:t>
       </w:r>
       <w:r>
         <w:rPr>
           <w:color w:val="EE0000"/>
         </w:rPr>
-        <w:t>xa que deseñar, imprimir en 3D e instalar as persianas na maqueta supuña moitos máis problemas que simplemente cambiar as condicións luminosas de xeito externo na fase experimental.</w:t>
-      </w:r>
-    </w:p>
-    <w:p>
-      <w:pPr>
-        <w:pStyle w:val="Textodocorpo"/>
-      </w:pPr>
-    </w:p>
-    <w:p>
-      <w:pPr>
-        <w:pStyle w:val="Textodocorpo"/>
-      </w:pPr>
-      <w:r>
-        <w:t xml:space="preserve">Finalmente optamos por un deseño no que as paredes laterais e anterior contiñas un capa de illante </w:t>
+        <w:t>[[Especificacións]]</w:t>
       </w:r>
       <w:r>
         <w:rPr>
           <w:color w:val="EE0000"/>
         </w:rPr>
-        <w:t>[[De que está feito o illante]]</w:t>
-      </w:r>
-      <w:r>
-        <w:t xml:space="preserve">, na fachada posterior </w:t>
+        <w:t xml:space="preserve"> </w:t>
+      </w:r>
+      <w:r>
+        <w:t>e ensamblamos toda a estrutura.</w:t>
       </w:r>
     </w:p>
     <w:p>
       <w:pPr>
         <w:pStyle w:val="Textodocorpo"/>
       </w:pPr>
-      <w:r>
-        <w:rPr>
-          <w:color w:val="EE0000"/>
-          <w:sz w:val="40"/>
-          <w:szCs w:val="40"/>
-        </w:rPr>
-        <w:t>Describir a forma final da maqueta</w:t>
-      </w:r>
-      <w:r>
-        <w:br/>
-      </w:r>
     </w:p>
     <w:p>
       <w:pPr>
         <w:pStyle w:val="Textodocorpo"/>
       </w:pPr>
-      <w:r>
-        <w:t>Así mesmo, cada fachada está composta por pezas de</w:t>
-      </w:r>
-      <w:r>
-        <w:t xml:space="preserve"> </w:t>
-      </w:r>
-      <w:proofErr w:type="spellStart"/>
-      <w:r>
-        <w:t>contrachapado</w:t>
-      </w:r>
-      <w:proofErr w:type="spellEnd"/>
-      <w:r>
-        <w:t xml:space="preserve"> </w:t>
-      </w:r>
-      <w:r>
-        <w:t>que deseñamos mediante o programa informático</w:t>
-      </w:r>
-      <w:r>
-        <w:t xml:space="preserve"> de deseño</w:t>
-      </w:r>
-      <w:r>
-        <w:t xml:space="preserve"> </w:t>
-      </w:r>
-      <w:r>
-        <w:rPr>
-          <w:i/>
-          <w:iCs/>
-        </w:rPr>
-        <w:t>inkscape</w:t>
-      </w:r>
-      <w:r>
-        <w:t>. Para poder ensamblar sinxelamente as distintas pezas optamos por facer fendeduras</w:t>
-      </w:r>
-      <w:r>
-        <w:t xml:space="preserve"> ou “dedos”</w:t>
-      </w:r>
-      <w:r>
-        <w:t xml:space="preserve"> nos laterais destas para que encaixen nas pezas contiguas. Unha vez rematada a fase de deseño continuamo</w:t>
-      </w:r>
-      <w:r>
-        <w:t>s co</w:t>
-      </w:r>
-      <w:r>
-        <w:t xml:space="preserve"> proceso de construción empregando unha cortadora láser para cortar táboas de</w:t>
-      </w:r>
-      <w:r>
-        <w:t xml:space="preserve"> </w:t>
-      </w:r>
-      <w:proofErr w:type="spellStart"/>
-      <w:r>
-        <w:t>contrachapado</w:t>
-      </w:r>
-      <w:proofErr w:type="spellEnd"/>
-      <w:r>
-        <w:t xml:space="preserve">. </w:t>
-      </w:r>
-      <w:r>
-        <w:t xml:space="preserve">Para sustentar a estrutura fixemos catro piares, que se atopan no oco que forman as pezas ao encaixaren entre elas. Así, cun listón de madeira e unha serra circular </w:t>
-      </w:r>
-      <w:r>
-        <w:t xml:space="preserve">cortámo-las </w:t>
-      </w:r>
-      <w:r>
-        <w:t>catro columnas.</w:t>
-      </w:r>
-      <w:r>
-        <w:t xml:space="preserve"> No canto das tres paredes que contan con illante, co fin de aportar estabilidade tanto a estrutura como no intre de aplica-la escuma </w:t>
-      </w:r>
     </w:p>
     <w:p>
       <w:pPr>
@@ -2282,11 +3315,6 @@
     </w:p>
     <w:p>
       <w:pPr>
-        <w:pStyle w:val="Textodocorpo"/>
-      </w:pPr>
-    </w:p>
-    <w:p>
-      <w:pPr>
         <w:jc w:val="left"/>
       </w:pPr>
       <w:r>
@@ -2297,12 +3325,29 @@
       <w:pPr>
         <w:pStyle w:val="Ttulo2"/>
       </w:pPr>
-      <w:bookmarkStart w:id="7" w:name="_Toc217920026"/>
+      <w:bookmarkStart w:id="15" w:name="_Toc221299576"/>
       <w:r>
         <w:lastRenderedPageBreak/>
         <w:t>Resultados</w:t>
       </w:r>
-      <w:bookmarkEnd w:id="7"/>
+      <w:bookmarkEnd w:id="15"/>
+    </w:p>
+    <w:p>
+      <w:r>
+        <w:t>O resultado do proxecto foi un prototipo capaz de realizar as operación necesarias para o estudo do comportamento de diferentes materiais respecto aos cambios de temperatura, intensidade luminosa e humidade. O prototipo conta c</w:t>
+      </w:r>
+      <w:r>
+        <w:t xml:space="preserve">oa </w:t>
+      </w:r>
+      <w:r>
+        <w:t>capacidade illante</w:t>
+      </w:r>
+      <w:r>
+        <w:t xml:space="preserve"> necesaria</w:t>
+      </w:r>
+      <w:r>
+        <w:t xml:space="preserve"> e o sistema electrónico é perfectamente capaz de tomar os datos necesarios para estudar o seu impacto no interior da maqueta.</w:t>
+      </w:r>
       <w:r>
         <w:br w:type="page"/>
       </w:r>
@@ -2311,26 +3356,12 @@
       <w:pPr>
         <w:pStyle w:val="Ttulo2"/>
       </w:pPr>
-      <w:bookmarkStart w:id="8" w:name="_Toc217920027"/>
-      <w:r>
-        <w:lastRenderedPageBreak/>
-        <w:t>Discusión</w:t>
-      </w:r>
-      <w:bookmarkEnd w:id="8"/>
-      <w:r>
-        <w:br w:type="page"/>
-      </w:r>
-    </w:p>
-    <w:p>
-      <w:pPr>
-        <w:pStyle w:val="Ttulo2"/>
-      </w:pPr>
-      <w:bookmarkStart w:id="9" w:name="_Toc217920028"/>
+      <w:bookmarkStart w:id="16" w:name="_Toc221299577"/>
       <w:r>
         <w:lastRenderedPageBreak/>
         <w:t>Conclusións</w:t>
       </w:r>
-      <w:bookmarkEnd w:id="9"/>
+      <w:bookmarkEnd w:id="16"/>
     </w:p>
     <w:p>
       <w:pPr>
@@ -2340,22 +3371,21 @@
         <w:br w:type="page"/>
       </w:r>
     </w:p>
+    <w:bookmarkStart w:id="17" w:name="_Toc221299578" w:displacedByCustomXml="next"/>
     <w:sdt>
       <w:sdtPr>
+        <w:rPr>
+          <w:rFonts w:ascii="Arial" w:eastAsia="NSimSun" w:hAnsi="Arial"/>
+          <w:bCs w:val="0"/>
+          <w:sz w:val="24"/>
+          <w:szCs w:val="24"/>
+        </w:rPr>
         <w:id w:val="-350486351"/>
         <w:docPartObj>
           <w:docPartGallery w:val="Bibliographies"/>
           <w:docPartUnique/>
         </w:docPartObj>
       </w:sdtPr>
-      <w:sdtEndPr>
-        <w:rPr>
-          <w:rFonts w:ascii="Arial" w:eastAsia="NSimSun" w:hAnsi="Arial"/>
-          <w:bCs w:val="0"/>
-          <w:sz w:val="24"/>
-          <w:szCs w:val="24"/>
-        </w:rPr>
-      </w:sdtEndPr>
       <w:sdtContent>
         <w:p>
           <w:pPr>
@@ -2364,18 +3394,17 @@
           <w:r>
             <w:t>Bibliografía</w:t>
           </w:r>
+          <w:bookmarkEnd w:id="17"/>
         </w:p>
         <w:sdt>
           <w:sdtPr>
-            <w:id w:val="111145805"/>
-            <w:bibliography/>
-          </w:sdtPr>
-          <w:sdtEndPr>
             <w:rPr>
               <w:rFonts w:cs="Lucida Sans"/>
               <w:szCs w:val="24"/>
             </w:rPr>
-          </w:sdtEndPr>
+            <w:id w:val="111145805"/>
+            <w:bibliography/>
+          </w:sdtPr>
           <w:sdtContent>
             <w:p>
               <w:pPr>
@@ -2396,6 +3425,21 @@
               <w:r>
                 <w:fldChar w:fldCharType="separate"/>
               </w:r>
+              <w:r>
+                <w:rPr>
+                  <w:noProof/>
+                </w:rPr>
+                <w:t>Adafruit Industries. (22 de xaneiro de 2025). DHT11, DHT22 and AM2302 Sensors.</w:t>
+              </w:r>
+            </w:p>
+            <w:p>
+              <w:pPr>
+                <w:pStyle w:val="Bibliografa"/>
+                <w:ind w:left="720" w:hanging="720"/>
+                <w:rPr>
+                  <w:noProof/>
+                </w:rPr>
+              </w:pPr>
               <w:r>
                 <w:rPr>
                   <w:noProof/>
@@ -2476,6 +3520,80 @@
               </w:r>
             </w:p>
             <w:p>
+              <w:pPr>
+                <w:pStyle w:val="Bibliografa"/>
+                <w:ind w:left="720" w:hanging="720"/>
+                <w:rPr>
+                  <w:noProof/>
+                </w:rPr>
+              </w:pPr>
+              <w:r>
+                <w:rPr>
+                  <w:noProof/>
+                </w:rPr>
+                <w:t>Maxim Integrated Products. (2021). MAX6675 Data Sheet.</w:t>
+              </w:r>
+            </w:p>
+            <w:p>
+              <w:pPr>
+                <w:pStyle w:val="Bibliografa"/>
+                <w:ind w:left="720" w:hanging="720"/>
+                <w:rPr>
+                  <w:noProof/>
+                </w:rPr>
+              </w:pPr>
+              <w:r>
+                <w:rPr>
+                  <w:noProof/>
+                </w:rPr>
+                <w:t>OSEPP Electronics. (s.d.). DHT11 Humidity &amp; Temperature Sensor – Technical Data Sheet.</w:t>
+              </w:r>
+            </w:p>
+            <w:p>
+              <w:pPr>
+                <w:pStyle w:val="Bibliografa"/>
+                <w:ind w:left="720" w:hanging="720"/>
+                <w:rPr>
+                  <w:noProof/>
+                </w:rPr>
+              </w:pPr>
+              <w:r>
+                <w:rPr>
+                  <w:noProof/>
+                </w:rPr>
+                <w:t>Soldered. (s.d.). Waterproof DS18B20 Temperature Sensor Datasheet.</w:t>
+              </w:r>
+            </w:p>
+            <w:p>
+              <w:pPr>
+                <w:pStyle w:val="Bibliografa"/>
+                <w:ind w:left="720" w:hanging="720"/>
+                <w:rPr>
+                  <w:noProof/>
+                </w:rPr>
+              </w:pPr>
+              <w:r>
+                <w:rPr>
+                  <w:noProof/>
+                </w:rPr>
+                <w:t xml:space="preserve">Zamora Martínez, M. C. (2015). </w:t>
+              </w:r>
+              <w:r>
+                <w:rPr>
+                  <w:i/>
+                  <w:iCs/>
+                  <w:noProof/>
+                </w:rPr>
+                <w:t>Cambio climático. Revista mexicana de ciencias forestales.</w:t>
+              </w:r>
+              <w:r>
+                <w:rPr>
+                  <w:noProof/>
+                </w:rPr>
+                <w:t xml:space="preserve"> Obtido de http://www.scielo.org.mx/scielo.php?script=sci_arttext&amp;pid=S2007-11322015000500001&amp;lng=es&amp;tlng=es</w:t>
+              </w:r>
+            </w:p>
+            <w:p>
               <w:r>
                 <w:rPr>
                   <w:b/>
@@ -2492,9 +3610,11 @@
       <w:pPr>
         <w:pStyle w:val="Ttulo2"/>
       </w:pPr>
+      <w:bookmarkStart w:id="18" w:name="_Toc221299579"/>
       <w:r>
         <w:t>Ecuacións</w:t>
       </w:r>
+      <w:bookmarkEnd w:id="18"/>
     </w:p>
     <w:p>
       <w:pPr>
@@ -2503,7 +3623,11 @@
           <w:tab w:val="right" w:leader="dot" w:pos="9628"/>
         </w:tabs>
         <w:rPr>
+          <w:rFonts w:asciiTheme="minorHAnsi" w:eastAsiaTheme="minorEastAsia" w:hAnsiTheme="minorHAnsi" w:cstheme="minorBidi"/>
           <w:noProof/>
+          <w:szCs w:val="24"/>
+          <w:lang w:val="es-ES" w:eastAsia="es-ES" w:bidi="ar-SA"/>
+          <w14:ligatures w14:val="standardContextual"/>
         </w:rPr>
       </w:pPr>
       <w:r>
@@ -2515,13 +3639,13 @@
       <w:r>
         <w:fldChar w:fldCharType="separate"/>
       </w:r>
-      <w:hyperlink w:anchor="_Toc220770995" w:history="1">
+      <w:hyperlink w:anchor="_Toc221299257" w:history="1">
         <w:r>
           <w:rPr>
             <w:rStyle w:val="Hiperligazn"/>
             <w:noProof/>
           </w:rPr>
-          <w:t>Ecuación 1</w:t>
+          <w:t>Ecuación 1: Calor cedido por convección</w:t>
         </w:r>
         <w:r>
           <w:rPr>
@@ -2542,7 +3666,7 @@
             <w:noProof/>
             <w:webHidden/>
           </w:rPr>
-          <w:instrText xml:space="preserve"> PAGEREF _Toc220770995 \h </w:instrText>
+          <w:instrText xml:space="preserve"> PAGEREF _Toc221299257 \h </w:instrText>
         </w:r>
         <w:r>
           <w:rPr>
@@ -2574,10 +3698,192 @@
       </w:hyperlink>
     </w:p>
     <w:p>
+      <w:pPr>
+        <w:pStyle w:val="Tboadeilustracins"/>
+        <w:tabs>
+          <w:tab w:val="right" w:leader="dot" w:pos="9628"/>
+        </w:tabs>
+        <w:rPr>
+          <w:rFonts w:asciiTheme="minorHAnsi" w:eastAsiaTheme="minorEastAsia" w:hAnsiTheme="minorHAnsi" w:cstheme="minorBidi"/>
+          <w:noProof/>
+          <w:szCs w:val="24"/>
+          <w:lang w:val="es-ES" w:eastAsia="es-ES" w:bidi="ar-SA"/>
+          <w14:ligatures w14:val="standardContextual"/>
+        </w:rPr>
+      </w:pPr>
+      <w:hyperlink w:anchor="_Toc221299258" w:history="1">
+        <w:r>
+          <w:rPr>
+            <w:rStyle w:val="Hiperligazn"/>
+            <w:noProof/>
+          </w:rPr>
+          <w:t>Ecuación 2: Calor cedido por radiación</w:t>
+        </w:r>
+        <w:r>
+          <w:rPr>
+            <w:noProof/>
+            <w:webHidden/>
+          </w:rPr>
+          <w:tab/>
+        </w:r>
+        <w:r>
+          <w:rPr>
+            <w:noProof/>
+            <w:webHidden/>
+          </w:rPr>
+          <w:fldChar w:fldCharType="begin"/>
+        </w:r>
+        <w:r>
+          <w:rPr>
+            <w:noProof/>
+            <w:webHidden/>
+          </w:rPr>
+          <w:instrText xml:space="preserve"> PAGEREF _Toc221299258 \h </w:instrText>
+        </w:r>
+        <w:r>
+          <w:rPr>
+            <w:noProof/>
+            <w:webHidden/>
+          </w:rPr>
+        </w:r>
+        <w:r>
+          <w:rPr>
+            <w:noProof/>
+            <w:webHidden/>
+          </w:rPr>
+          <w:fldChar w:fldCharType="separate"/>
+        </w:r>
+        <w:r>
+          <w:rPr>
+            <w:noProof/>
+            <w:webHidden/>
+          </w:rPr>
+          <w:t>6</w:t>
+        </w:r>
+        <w:r>
+          <w:rPr>
+            <w:noProof/>
+            <w:webHidden/>
+          </w:rPr>
+          <w:fldChar w:fldCharType="end"/>
+        </w:r>
+      </w:hyperlink>
+    </w:p>
+    <w:p>
+      <w:pPr>
+        <w:pStyle w:val="Tboadeilustracins"/>
+        <w:tabs>
+          <w:tab w:val="right" w:leader="dot" w:pos="9628"/>
+        </w:tabs>
+        <w:rPr>
+          <w:rFonts w:asciiTheme="minorHAnsi" w:eastAsiaTheme="minorEastAsia" w:hAnsiTheme="minorHAnsi" w:cstheme="minorBidi"/>
+          <w:noProof/>
+          <w:szCs w:val="24"/>
+          <w:lang w:val="es-ES" w:eastAsia="es-ES" w:bidi="ar-SA"/>
+          <w14:ligatures w14:val="standardContextual"/>
+        </w:rPr>
+      </w:pPr>
+      <w:hyperlink w:anchor="_Toc221299259" w:history="1">
+        <w:r>
+          <w:rPr>
+            <w:rStyle w:val="Hiperligazn"/>
+            <w:noProof/>
+          </w:rPr>
+          <w:t>Ecuación 3: Fluxo en radiación</w:t>
+        </w:r>
+        <w:r>
+          <w:rPr>
+            <w:noProof/>
+            <w:webHidden/>
+          </w:rPr>
+          <w:tab/>
+        </w:r>
+        <w:r>
+          <w:rPr>
+            <w:noProof/>
+            <w:webHidden/>
+          </w:rPr>
+          <w:fldChar w:fldCharType="begin"/>
+        </w:r>
+        <w:r>
+          <w:rPr>
+            <w:noProof/>
+            <w:webHidden/>
+          </w:rPr>
+          <w:instrText xml:space="preserve"> PAGEREF _Toc221299259 \h </w:instrText>
+        </w:r>
+        <w:r>
+          <w:rPr>
+            <w:noProof/>
+            <w:webHidden/>
+          </w:rPr>
+        </w:r>
+        <w:r>
+          <w:rPr>
+            <w:noProof/>
+            <w:webHidden/>
+          </w:rPr>
+          <w:fldChar w:fldCharType="separate"/>
+        </w:r>
+        <w:r>
+          <w:rPr>
+            <w:noProof/>
+            <w:webHidden/>
+          </w:rPr>
+          <w:t>6</w:t>
+        </w:r>
+        <w:r>
+          <w:rPr>
+            <w:noProof/>
+            <w:webHidden/>
+          </w:rPr>
+          <w:fldChar w:fldCharType="end"/>
+        </w:r>
+      </w:hyperlink>
+    </w:p>
+    <w:p>
       <w:r>
         <w:fldChar w:fldCharType="end"/>
       </w:r>
     </w:p>
+    <w:p>
+      <w:pPr>
+        <w:pStyle w:val="Ttulo1"/>
+      </w:pPr>
+      <w:r>
+        <w:t>Apéndices</w:t>
+      </w:r>
+    </w:p>
+    <w:p>
+      <w:r>
+        <w:t xml:space="preserve">Apéndice A: Código de </w:t>
+      </w:r>
+      <w:proofErr w:type="spellStart"/>
+      <w:r>
+        <w:t>arduino</w:t>
+      </w:r>
+      <w:proofErr w:type="spellEnd"/>
+      <w:r>
+        <w:t>.</w:t>
+      </w:r>
+    </w:p>
+    <w:p>
+      <w:r>
+        <w:t>Apéndice B:</w:t>
+      </w:r>
+      <w:r>
+        <w:t xml:space="preserve"> Especificacións do material illante</w:t>
+      </w:r>
+    </w:p>
+    <w:p>
+      <w:r>
+        <w:t>Apéndice C:</w:t>
+      </w:r>
+      <w:r>
+        <w:t xml:space="preserve"> Descrición da cortadora láser</w:t>
+      </w:r>
+    </w:p>
+    <w:p/>
     <w:sectPr>
       <w:footerReference w:type="default" r:id="rId8"/>
       <w:pgSz w:w="11906" w:h="16838"/>
@@ -2747,6 +4053,25 @@
       </w:r>
     </w:p>
   </w:footnote>
+  <w:footnote w:id="2">
+    <w:p>
+      <w:pPr>
+        <w:pStyle w:val="Textodenotaaopdepxina"/>
+      </w:pPr>
+      <w:r>
+        <w:rPr>
+          <w:rStyle w:val="Referenciadenotaaopdepxina"/>
+        </w:rPr>
+        <w:footnoteRef/>
+      </w:r>
+      <w:r>
+        <w:t xml:space="preserve"> </w:t>
+      </w:r>
+      <w:r>
+        <w:t>https://www.makercase.com/</w:t>
+      </w:r>
+    </w:p>
+  </w:footnote>
 </w:footnotes>
 </file>
 
@@ -2866,6 +4191,92 @@
     </w:lvl>
   </w:abstractNum>
   <w:abstractNum w:abstractNumId="1" w15:restartNumberingAfterBreak="0">
+    <w:nsid w:val="0A175759"/>
+    <w:multiLevelType w:val="hybridMultilevel"/>
+    <w:tmpl w:val="E688B220"/>
+    <w:lvl w:ilvl="0" w:tplc="0C0A000F">
+      <w:start w:val="1"/>
+      <w:numFmt w:val="decimal"/>
+      <w:lvlText w:val="%1."/>
+      <w:lvlJc w:val="left"/>
+      <w:pPr>
+        <w:ind w:left="1069" w:hanging="360"/>
+      </w:pPr>
+    </w:lvl>
+    <w:lvl w:ilvl="1" w:tplc="0C0A0019" w:tentative="1">
+      <w:start w:val="1"/>
+      <w:numFmt w:val="lowerLetter"/>
+      <w:lvlText w:val="%2."/>
+      <w:lvlJc w:val="left"/>
+      <w:pPr>
+        <w:ind w:left="1789" w:hanging="360"/>
+      </w:pPr>
+    </w:lvl>
+    <w:lvl w:ilvl="2" w:tplc="0C0A001B" w:tentative="1">
+      <w:start w:val="1"/>
+      <w:numFmt w:val="lowerRoman"/>
+      <w:lvlText w:val="%3."/>
+      <w:lvlJc w:val="right"/>
+      <w:pPr>
+        <w:ind w:left="2509" w:hanging="180"/>
+      </w:pPr>
+    </w:lvl>
+    <w:lvl w:ilvl="3" w:tplc="0C0A000F" w:tentative="1">
+      <w:start w:val="1"/>
+      <w:numFmt w:val="decimal"/>
+      <w:lvlText w:val="%4."/>
+      <w:lvlJc w:val="left"/>
+      <w:pPr>
+        <w:ind w:left="3229" w:hanging="360"/>
+      </w:pPr>
+    </w:lvl>
+    <w:lvl w:ilvl="4" w:tplc="0C0A0019" w:tentative="1">
+      <w:start w:val="1"/>
+      <w:numFmt w:val="lowerLetter"/>
+      <w:lvlText w:val="%5."/>
+      <w:lvlJc w:val="left"/>
+      <w:pPr>
+        <w:ind w:left="3949" w:hanging="360"/>
+      </w:pPr>
+    </w:lvl>
+    <w:lvl w:ilvl="5" w:tplc="0C0A001B" w:tentative="1">
+      <w:start w:val="1"/>
+      <w:numFmt w:val="lowerRoman"/>
+      <w:lvlText w:val="%6."/>
+      <w:lvlJc w:val="right"/>
+      <w:pPr>
+        <w:ind w:left="4669" w:hanging="180"/>
+      </w:pPr>
+    </w:lvl>
+    <w:lvl w:ilvl="6" w:tplc="0C0A000F" w:tentative="1">
+      <w:start w:val="1"/>
+      <w:numFmt w:val="decimal"/>
+      <w:lvlText w:val="%7."/>
+      <w:lvlJc w:val="left"/>
+      <w:pPr>
+        <w:ind w:left="5389" w:hanging="360"/>
+      </w:pPr>
+    </w:lvl>
+    <w:lvl w:ilvl="7" w:tplc="0C0A0019" w:tentative="1">
+      <w:start w:val="1"/>
+      <w:numFmt w:val="lowerLetter"/>
+      <w:lvlText w:val="%8."/>
+      <w:lvlJc w:val="left"/>
+      <w:pPr>
+        <w:ind w:left="6109" w:hanging="360"/>
+      </w:pPr>
+    </w:lvl>
+    <w:lvl w:ilvl="8" w:tplc="0C0A001B" w:tentative="1">
+      <w:start w:val="1"/>
+      <w:numFmt w:val="lowerRoman"/>
+      <w:lvlText w:val="%9."/>
+      <w:lvlJc w:val="right"/>
+      <w:pPr>
+        <w:ind w:left="6829" w:hanging="180"/>
+      </w:pPr>
+    </w:lvl>
+  </w:abstractNum>
+  <w:abstractNum w:abstractNumId="2" w15:restartNumberingAfterBreak="0">
     <w:nsid w:val="0B8B7BA0"/>
     <w:multiLevelType w:val="multilevel"/>
     <w:tmpl w:val="97F65A66"/>
@@ -2993,7 +4404,7 @@
       </w:pPr>
     </w:lvl>
   </w:abstractNum>
-  <w:abstractNum w:abstractNumId="2" w15:restartNumberingAfterBreak="0">
+  <w:abstractNum w:abstractNumId="3" w15:restartNumberingAfterBreak="0">
     <w:nsid w:val="38A260C7"/>
     <w:multiLevelType w:val="hybridMultilevel"/>
     <w:tmpl w:val="07326AB8"/>
@@ -3079,7 +4490,7 @@
       </w:pPr>
     </w:lvl>
   </w:abstractNum>
-  <w:abstractNum w:abstractNumId="3" w15:restartNumberingAfterBreak="0">
+  <w:abstractNum w:abstractNumId="4" w15:restartNumberingAfterBreak="0">
     <w:nsid w:val="3CCA5052"/>
     <w:multiLevelType w:val="hybridMultilevel"/>
     <w:tmpl w:val="59684182"/>
@@ -3192,7 +4603,7 @@
       </w:rPr>
     </w:lvl>
   </w:abstractNum>
-  <w:abstractNum w:abstractNumId="4" w15:restartNumberingAfterBreak="0">
+  <w:abstractNum w:abstractNumId="5" w15:restartNumberingAfterBreak="0">
     <w:nsid w:val="488A0CE5"/>
     <w:multiLevelType w:val="hybridMultilevel"/>
     <w:tmpl w:val="CD8E4592"/>
@@ -3278,7 +4689,7 @@
       </w:pPr>
     </w:lvl>
   </w:abstractNum>
-  <w:abstractNum w:abstractNumId="5" w15:restartNumberingAfterBreak="0">
+  <w:abstractNum w:abstractNumId="6" w15:restartNumberingAfterBreak="0">
     <w:nsid w:val="4AE97F8F"/>
     <w:multiLevelType w:val="hybridMultilevel"/>
     <w:tmpl w:val="F196872A"/>
@@ -3391,7 +4802,7 @@
       </w:rPr>
     </w:lvl>
   </w:abstractNum>
-  <w:abstractNum w:abstractNumId="6" w15:restartNumberingAfterBreak="0">
+  <w:abstractNum w:abstractNumId="7" w15:restartNumberingAfterBreak="0">
     <w:nsid w:val="4F431358"/>
     <w:multiLevelType w:val="multilevel"/>
     <w:tmpl w:val="81A89488"/>
@@ -3504,7 +4915,7 @@
       </w:pPr>
     </w:lvl>
   </w:abstractNum>
-  <w:abstractNum w:abstractNumId="7" w15:restartNumberingAfterBreak="0">
+  <w:abstractNum w:abstractNumId="8" w15:restartNumberingAfterBreak="0">
     <w:nsid w:val="5E0F3E70"/>
     <w:multiLevelType w:val="multilevel"/>
     <w:tmpl w:val="97F65A66"/>
@@ -3627,7 +5038,7 @@
       </w:pPr>
     </w:lvl>
   </w:abstractNum>
-  <w:abstractNum w:abstractNumId="8" w15:restartNumberingAfterBreak="0">
+  <w:abstractNum w:abstractNumId="9" w15:restartNumberingAfterBreak="0">
     <w:nsid w:val="670C03BF"/>
     <w:multiLevelType w:val="hybridMultilevel"/>
     <w:tmpl w:val="C7CA369C"/>
@@ -3713,7 +5124,7 @@
       </w:pPr>
     </w:lvl>
   </w:abstractNum>
-  <w:abstractNum w:abstractNumId="9" w15:restartNumberingAfterBreak="0">
+  <w:abstractNum w:abstractNumId="10" w15:restartNumberingAfterBreak="0">
     <w:nsid w:val="6AE22555"/>
     <w:multiLevelType w:val="hybridMultilevel"/>
     <w:tmpl w:val="AC386110"/>
@@ -3799,7 +5210,7 @@
       </w:pPr>
     </w:lvl>
   </w:abstractNum>
-  <w:abstractNum w:abstractNumId="10" w15:restartNumberingAfterBreak="0">
+  <w:abstractNum w:abstractNumId="11" w15:restartNumberingAfterBreak="0">
     <w:nsid w:val="72F16981"/>
     <w:multiLevelType w:val="hybridMultilevel"/>
     <w:tmpl w:val="BE207654"/>
@@ -3912,7 +5323,7 @@
       </w:rPr>
     </w:lvl>
   </w:abstractNum>
-  <w:abstractNum w:abstractNumId="11" w15:restartNumberingAfterBreak="0">
+  <w:abstractNum w:abstractNumId="12" w15:restartNumberingAfterBreak="0">
     <w:nsid w:val="79B02F47"/>
     <w:multiLevelType w:val="hybridMultilevel"/>
     <w:tmpl w:val="FCA6050C"/>
@@ -3999,40 +5410,43 @@
     </w:lvl>
   </w:abstractNum>
   <w:num w:numId="1" w16cid:durableId="775055822">
-    <w:abstractNumId w:val="1"/>
+    <w:abstractNumId w:val="2"/>
   </w:num>
   <w:num w:numId="2" w16cid:durableId="222521324">
-    <w:abstractNumId w:val="6"/>
+    <w:abstractNumId w:val="7"/>
   </w:num>
   <w:num w:numId="3" w16cid:durableId="1066799841">
     <w:abstractNumId w:val="0"/>
   </w:num>
   <w:num w:numId="4" w16cid:durableId="973826684">
+    <w:abstractNumId w:val="11"/>
+  </w:num>
+  <w:num w:numId="5" w16cid:durableId="307363977">
+    <w:abstractNumId w:val="4"/>
+  </w:num>
+  <w:num w:numId="6" w16cid:durableId="20908607">
+    <w:abstractNumId w:val="6"/>
+  </w:num>
+  <w:num w:numId="7" w16cid:durableId="968705804">
+    <w:abstractNumId w:val="9"/>
+  </w:num>
+  <w:num w:numId="8" w16cid:durableId="187985308">
+    <w:abstractNumId w:val="3"/>
+  </w:num>
+  <w:num w:numId="9" w16cid:durableId="32929892">
     <w:abstractNumId w:val="10"/>
   </w:num>
-  <w:num w:numId="5" w16cid:durableId="307363977">
-    <w:abstractNumId w:val="3"/>
+  <w:num w:numId="10" w16cid:durableId="2061203820">
+    <w:abstractNumId w:val="12"/>
   </w:num>
-  <w:num w:numId="6" w16cid:durableId="20908607">
+  <w:num w:numId="11" w16cid:durableId="185604072">
     <w:abstractNumId w:val="5"/>
   </w:num>
-  <w:num w:numId="7" w16cid:durableId="968705804">
+  <w:num w:numId="12" w16cid:durableId="232784240">
     <w:abstractNumId w:val="8"/>
   </w:num>
-  <w:num w:numId="8" w16cid:durableId="187985308">
-    <w:abstractNumId w:val="2"/>
-  </w:num>
-  <w:num w:numId="9" w16cid:durableId="32929892">
-    <w:abstractNumId w:val="9"/>
-  </w:num>
-  <w:num w:numId="10" w16cid:durableId="2061203820">
-    <w:abstractNumId w:val="11"/>
-  </w:num>
-  <w:num w:numId="11" w16cid:durableId="185604072">
-    <w:abstractNumId w:val="4"/>
-  </w:num>
-  <w:num w:numId="12" w16cid:durableId="232784240">
-    <w:abstractNumId w:val="7"/>
+  <w:num w:numId="13" w16cid:durableId="1910000521">
+    <w:abstractNumId w:val="1"/>
   </w:num>
 </w:numbering>
 </file>
@@ -4510,7 +5924,6 @@
   <w:style w:type="character" w:default="1" w:styleId="Tipodeletrapredefinidodopargrafo">
     <w:name w:val="Default Paragraph Font"/>
     <w:uiPriority w:val="1"/>
-    <w:semiHidden/>
     <w:unhideWhenUsed/>
   </w:style>
   <w:style w:type="table" w:default="1" w:styleId="Tboanormal">
@@ -5094,6 +6507,30 @@
       <w:szCs w:val="21"/>
     </w:rPr>
   </w:style>
+  <w:style w:type="character" w:styleId="Mencinnonresolta">
+    <w:name w:val="Unresolved Mention"/>
+    <w:basedOn w:val="Tipodeletrapredefinidodopargrafo"/>
+    <w:uiPriority w:val="99"/>
+    <w:semiHidden/>
+    <w:unhideWhenUsed/>
+    <w:rsid w:val="00E171B0"/>
+    <w:rPr>
+      <w:color w:val="605E5C"/>
+      <w:shd w:val="clear" w:color="auto" w:fill="E1DFDD"/>
+    </w:rPr>
+  </w:style>
+  <w:style w:type="character" w:styleId="Ligaznvisitada">
+    <w:name w:val="FollowedHyperlink"/>
+    <w:basedOn w:val="Tipodeletrapredefinidodopargrafo"/>
+    <w:uiPriority w:val="99"/>
+    <w:semiHidden/>
+    <w:unhideWhenUsed/>
+    <w:rsid w:val="00E171B0"/>
+    <w:rPr>
+      <w:color w:val="551A8B" w:themeColor="followedHyperlink"/>
+      <w:u w:val="single"/>
+    </w:rPr>
+  </w:style>
 </w:styles>
 </file>
 
@@ -5282,11 +6719,64 @@
     <b:URL>http://www.scielo.org.mx/scielo.php?script=sci_arttext&amp;pid=S2007-11322015000500001&amp;lng=es&amp;tlng=es</b:URL>
     <b:RefOrder>2</b:RefOrder>
   </b:Source>
+  <b:Source>
+    <b:Tag>DHT22</b:Tag>
+    <b:SourceType>Misc</b:SourceType>
+    <b:Guid>{92325406-22CE-456D-A105-4BA674EE0AB8}</b:Guid>
+    <b:Author>
+      <b:Author>
+        <b:Corporate>Adafruit Industries</b:Corporate>
+      </b:Author>
+    </b:Author>
+    <b:Title>DHT11, DHT22 and AM2302 Sensors</b:Title>
+    <b:Year>2025</b:Year>
+    <b:Month>xaneiro</b:Month>
+    <b:Day>22</b:Day>
+    <b:RefOrder>6</b:RefOrder>
+  </b:Source>
+  <b:Source>
+    <b:Tag>DS18B20</b:Tag>
+    <b:SourceType>Misc</b:SourceType>
+    <b:Guid>{2503BA16-8594-46EC-9E8F-836249DBF5D7}</b:Guid>
+    <b:Author>
+      <b:Author>
+        <b:Corporate>Soldered</b:Corporate>
+      </b:Author>
+    </b:Author>
+    <b:Title>Waterproof DS18B20 Temperature Sensor Datasheet</b:Title>
+    <b:RefOrder>7</b:RefOrder>
+  </b:Source>
+  <b:Source>
+    <b:Tag>MAX6675</b:Tag>
+    <b:SourceType>Misc</b:SourceType>
+    <b:Guid>{B725AF0C-5E19-4EF1-8BE4-1B49A2276317}</b:Guid>
+    <b:Author>
+      <b:Author>
+        <b:Corporate>Maxim Integrated Products</b:Corporate>
+      </b:Author>
+    </b:Author>
+    <b:Title>MAX6675 Data Sheet</b:Title>
+    <b:Year>2021</b:Year>
+    <b:RefOrder>8</b:RefOrder>
+  </b:Source>
+  <b:Source>
+    <b:Tag>DHT11</b:Tag>
+    <b:SourceType>Misc</b:SourceType>
+    <b:Guid>{F8DA2F1D-8D0B-40DA-87FB-F4CA4864716D}</b:Guid>
+    <b:Title>DHT11 Humidity &amp; Temperature Sensor – Technical Data Sheet</b:Title>
+    <b:Author>
+      <b:Author>
+        <b:Corporate>OSEPP Electronics</b:Corporate>
+      </b:Author>
+    </b:Author>
+    <b:LCID>gl-ES</b:LCID>
+    <b:RefOrder>5</b:RefOrder>
+  </b:Source>
 </b:Sources>
 </file>
 
 <file path=customXml/itemProps1.xml><?xml version="1.0" encoding="utf-8"?>
-<ds:datastoreItem xmlns:ds="http://schemas.openxmlformats.org/officeDocument/2006/customXml" ds:itemID="{37350A32-C427-4772-900E-A9BCAE5951B2}">
+<ds:datastoreItem xmlns:ds="http://schemas.openxmlformats.org/officeDocument/2006/customXml" ds:itemID="{3AD2864E-3E9B-49E5-8FF3-AE510F9B537D}">
   <ds:schemaRefs>
     <ds:schemaRef ds:uri="http://schemas.openxmlformats.org/officeDocument/2006/bibliography"/>
   </ds:schemaRefs>

--- a/Proxecto.docx
+++ b/Proxecto.docx
@@ -9,11 +9,13 @@
           <w:ilvl w:val="0"/>
           <w:numId w:val="0"/>
         </w:numPr>
+        <w:jc w:val="both"/>
       </w:pPr>
       <w:bookmarkStart w:id="0" w:name="_Toc217919842"/>
       <w:bookmarkStart w:id="1" w:name="_Toc217920021"/>
       <w:bookmarkStart w:id="2" w:name="_Toc220773847"/>
       <w:bookmarkStart w:id="3" w:name="_Toc221299568"/>
+      <w:bookmarkStart w:id="4" w:name="_Toc222048073"/>
       <w:r>
         <w:t>Deseño e construción dun prototipo para o estudo do consumo enerxético en vivendas</w:t>
       </w:r>
@@ -21,6 +23,7 @@
       <w:bookmarkEnd w:id="1"/>
       <w:bookmarkEnd w:id="2"/>
       <w:bookmarkEnd w:id="3"/>
+      <w:bookmarkEnd w:id="4"/>
       <w:r>
         <w:br w:type="page"/>
       </w:r>
@@ -38,6 +41,11 @@
       <w:pPr>
         <w:jc w:val="left"/>
       </w:pPr>
+    </w:p>
+    <w:p>
+      <w:pPr>
+        <w:jc w:val="left"/>
+      </w:pPr>
       <w:r>
         <w:t>Palabras chave</w:t>
       </w:r>
@@ -46,9 +54,21 @@
       <w:pPr>
         <w:jc w:val="left"/>
       </w:pPr>
+    </w:p>
+    <w:p>
+      <w:pPr>
+        <w:jc w:val="left"/>
+      </w:pPr>
+      <w:proofErr w:type="spellStart"/>
       <w:r>
         <w:t>Abstract</w:t>
       </w:r>
+      <w:proofErr w:type="spellEnd"/>
+    </w:p>
+    <w:p>
+      <w:pPr>
+        <w:jc w:val="left"/>
+      </w:pPr>
     </w:p>
     <w:p>
       <w:pPr>
@@ -70,21 +90,26 @@
     <w:p>
       <w:pPr>
         <w:pStyle w:val="Tboadecontidos1"/>
-        <w:rPr>
-          <w:noProof/>
-        </w:rPr>
       </w:pPr>
       <w:r>
         <w:lastRenderedPageBreak/>
         <w:t>Índice</w:t>
       </w:r>
       <w:r>
+        <w:rPr>
+          <w:sz w:val="36"/>
+          <w:szCs w:val="36"/>
+        </w:rPr>
         <w:fldChar w:fldCharType="begin"/>
       </w:r>
       <w:r>
         <w:instrText xml:space="preserve"> TOC \o "1-3" \h \z \u </w:instrText>
       </w:r>
       <w:r>
+        <w:rPr>
+          <w:sz w:val="36"/>
+          <w:szCs w:val="36"/>
+        </w:rPr>
         <w:fldChar w:fldCharType="separate"/>
       </w:r>
     </w:p>
@@ -96,7 +121,7 @@
           <w:tab w:val="right" w:leader="dot" w:pos="9628"/>
         </w:tabs>
         <w:rPr>
-          <w:rFonts w:ascii="Redzone" w:eastAsiaTheme="minorEastAsia" w:hAnsi="Redzone" w:cstheme="minorBidi"/>
+          <w:rFonts w:eastAsiaTheme="minorEastAsia" w:cstheme="minorBidi"/>
           <w:smallCaps w:val="0"/>
           <w:noProof/>
           <w:sz w:val="24"/>
@@ -105,20 +130,17 @@
           <w14:ligatures w14:val="standardContextual"/>
         </w:rPr>
       </w:pPr>
-      <w:hyperlink w:anchor="_Toc221299569" w:history="1">
+      <w:hyperlink w:anchor="_Toc222048074" w:history="1">
         <w:r>
           <w:rPr>
             <w:rStyle w:val="Hiperligazn"/>
-            <w:rFonts w:ascii="Redzone" w:hAnsi="Redzone"/>
-            <w:noProof/>
-            <w:sz w:val="24"/>
-            <w:szCs w:val="24"/>
+            <w:noProof/>
           </w:rPr>
           <w:t>1.</w:t>
         </w:r>
         <w:r>
           <w:rPr>
-            <w:rFonts w:ascii="Redzone" w:eastAsiaTheme="minorEastAsia" w:hAnsi="Redzone" w:cstheme="minorBidi"/>
+            <w:rFonts w:eastAsiaTheme="minorEastAsia" w:cstheme="minorBidi"/>
             <w:smallCaps w:val="0"/>
             <w:noProof/>
             <w:sz w:val="24"/>
@@ -131,79 +153,55 @@
         <w:r>
           <w:rPr>
             <w:rStyle w:val="Hiperligazn"/>
-            <w:rFonts w:ascii="Redzone" w:hAnsi="Redzone"/>
-            <w:noProof/>
-            <w:sz w:val="24"/>
-            <w:szCs w:val="24"/>
+            <w:noProof/>
           </w:rPr>
           <w:t>Introdución</w:t>
         </w:r>
         <w:r>
           <w:rPr>
-            <w:rFonts w:ascii="Redzone" w:hAnsi="Redzone"/>
-            <w:noProof/>
-            <w:webHidden/>
-            <w:sz w:val="24"/>
-            <w:szCs w:val="24"/>
+            <w:noProof/>
+            <w:webHidden/>
           </w:rPr>
           <w:tab/>
         </w:r>
         <w:r>
           <w:rPr>
-            <w:rFonts w:ascii="Redzone" w:hAnsi="Redzone"/>
-            <w:noProof/>
-            <w:webHidden/>
-            <w:sz w:val="24"/>
-            <w:szCs w:val="24"/>
+            <w:noProof/>
+            <w:webHidden/>
           </w:rPr>
           <w:fldChar w:fldCharType="begin"/>
         </w:r>
         <w:r>
           <w:rPr>
-            <w:rFonts w:ascii="Redzone" w:hAnsi="Redzone"/>
-            <w:noProof/>
-            <w:webHidden/>
-            <w:sz w:val="24"/>
-            <w:szCs w:val="24"/>
-          </w:rPr>
-          <w:instrText xml:space="preserve"> PAGEREF _Toc221299569 \h </w:instrText>
-        </w:r>
-        <w:r>
-          <w:rPr>
-            <w:rFonts w:ascii="Redzone" w:hAnsi="Redzone"/>
-            <w:noProof/>
-            <w:webHidden/>
-            <w:sz w:val="24"/>
-            <w:szCs w:val="24"/>
-          </w:rPr>
-        </w:r>
-        <w:r>
-          <w:rPr>
-            <w:rFonts w:ascii="Redzone" w:hAnsi="Redzone"/>
-            <w:noProof/>
-            <w:webHidden/>
-            <w:sz w:val="24"/>
-            <w:szCs w:val="24"/>
+            <w:noProof/>
+            <w:webHidden/>
+          </w:rPr>
+          <w:instrText xml:space="preserve"> PAGEREF _Toc222048074 \h </w:instrText>
+        </w:r>
+        <w:r>
+          <w:rPr>
+            <w:noProof/>
+            <w:webHidden/>
+          </w:rPr>
+        </w:r>
+        <w:r>
+          <w:rPr>
+            <w:noProof/>
+            <w:webHidden/>
           </w:rPr>
           <w:fldChar w:fldCharType="separate"/>
         </w:r>
         <w:r>
           <w:rPr>
-            <w:rFonts w:ascii="Redzone" w:hAnsi="Redzone"/>
-            <w:noProof/>
-            <w:webHidden/>
-            <w:sz w:val="24"/>
-            <w:szCs w:val="24"/>
+            <w:noProof/>
+            <w:webHidden/>
           </w:rPr>
           <w:t>4</w:t>
         </w:r>
         <w:r>
           <w:rPr>
-            <w:rFonts w:ascii="Redzone" w:hAnsi="Redzone"/>
-            <w:noProof/>
-            <w:webHidden/>
-            <w:sz w:val="24"/>
-            <w:szCs w:val="24"/>
+            <w:noProof/>
+            <w:webHidden/>
           </w:rPr>
           <w:fldChar w:fldCharType="end"/>
         </w:r>
@@ -217,7 +215,7 @@
           <w:tab w:val="right" w:leader="dot" w:pos="9628"/>
         </w:tabs>
         <w:rPr>
-          <w:rFonts w:ascii="Redzone" w:eastAsiaTheme="minorEastAsia" w:hAnsi="Redzone" w:cstheme="minorBidi"/>
+          <w:rFonts w:eastAsiaTheme="minorEastAsia" w:cstheme="minorBidi"/>
           <w:smallCaps w:val="0"/>
           <w:noProof/>
           <w:sz w:val="24"/>
@@ -226,20 +224,17 @@
           <w14:ligatures w14:val="standardContextual"/>
         </w:rPr>
       </w:pPr>
-      <w:hyperlink w:anchor="_Toc221299570" w:history="1">
+      <w:hyperlink w:anchor="_Toc222048075" w:history="1">
         <w:r>
           <w:rPr>
             <w:rStyle w:val="Hiperligazn"/>
-            <w:rFonts w:ascii="Redzone" w:hAnsi="Redzone"/>
-            <w:noProof/>
-            <w:sz w:val="24"/>
-            <w:szCs w:val="24"/>
+            <w:noProof/>
           </w:rPr>
           <w:t>2.</w:t>
         </w:r>
         <w:r>
           <w:rPr>
-            <w:rFonts w:ascii="Redzone" w:eastAsiaTheme="minorEastAsia" w:hAnsi="Redzone" w:cstheme="minorBidi"/>
+            <w:rFonts w:eastAsiaTheme="minorEastAsia" w:cstheme="minorBidi"/>
             <w:smallCaps w:val="0"/>
             <w:noProof/>
             <w:sz w:val="24"/>
@@ -252,79 +247,55 @@
         <w:r>
           <w:rPr>
             <w:rStyle w:val="Hiperligazn"/>
-            <w:rFonts w:ascii="Redzone" w:hAnsi="Redzone"/>
-            <w:noProof/>
-            <w:sz w:val="24"/>
-            <w:szCs w:val="24"/>
+            <w:noProof/>
           </w:rPr>
           <w:t>Estado do coñecemento</w:t>
         </w:r>
         <w:r>
           <w:rPr>
-            <w:rFonts w:ascii="Redzone" w:hAnsi="Redzone"/>
-            <w:noProof/>
-            <w:webHidden/>
-            <w:sz w:val="24"/>
-            <w:szCs w:val="24"/>
+            <w:noProof/>
+            <w:webHidden/>
           </w:rPr>
           <w:tab/>
         </w:r>
         <w:r>
           <w:rPr>
-            <w:rFonts w:ascii="Redzone" w:hAnsi="Redzone"/>
-            <w:noProof/>
-            <w:webHidden/>
-            <w:sz w:val="24"/>
-            <w:szCs w:val="24"/>
+            <w:noProof/>
+            <w:webHidden/>
           </w:rPr>
           <w:fldChar w:fldCharType="begin"/>
         </w:r>
         <w:r>
           <w:rPr>
-            <w:rFonts w:ascii="Redzone" w:hAnsi="Redzone"/>
-            <w:noProof/>
-            <w:webHidden/>
-            <w:sz w:val="24"/>
-            <w:szCs w:val="24"/>
-          </w:rPr>
-          <w:instrText xml:space="preserve"> PAGEREF _Toc221299570 \h </w:instrText>
-        </w:r>
-        <w:r>
-          <w:rPr>
-            <w:rFonts w:ascii="Redzone" w:hAnsi="Redzone"/>
-            <w:noProof/>
-            <w:webHidden/>
-            <w:sz w:val="24"/>
-            <w:szCs w:val="24"/>
-          </w:rPr>
-        </w:r>
-        <w:r>
-          <w:rPr>
-            <w:rFonts w:ascii="Redzone" w:hAnsi="Redzone"/>
-            <w:noProof/>
-            <w:webHidden/>
-            <w:sz w:val="24"/>
-            <w:szCs w:val="24"/>
+            <w:noProof/>
+            <w:webHidden/>
+          </w:rPr>
+          <w:instrText xml:space="preserve"> PAGEREF _Toc222048075 \h </w:instrText>
+        </w:r>
+        <w:r>
+          <w:rPr>
+            <w:noProof/>
+            <w:webHidden/>
+          </w:rPr>
+        </w:r>
+        <w:r>
+          <w:rPr>
+            <w:noProof/>
+            <w:webHidden/>
           </w:rPr>
           <w:fldChar w:fldCharType="separate"/>
         </w:r>
         <w:r>
           <w:rPr>
-            <w:rFonts w:ascii="Redzone" w:hAnsi="Redzone"/>
-            <w:noProof/>
-            <w:webHidden/>
-            <w:sz w:val="24"/>
-            <w:szCs w:val="24"/>
+            <w:noProof/>
+            <w:webHidden/>
           </w:rPr>
           <w:t>5</w:t>
         </w:r>
         <w:r>
           <w:rPr>
-            <w:rFonts w:ascii="Redzone" w:hAnsi="Redzone"/>
-            <w:noProof/>
-            <w:webHidden/>
-            <w:sz w:val="24"/>
-            <w:szCs w:val="24"/>
+            <w:noProof/>
+            <w:webHidden/>
           </w:rPr>
           <w:fldChar w:fldCharType="end"/>
         </w:r>
@@ -338,7 +309,7 @@
           <w:tab w:val="right" w:leader="dot" w:pos="9628"/>
         </w:tabs>
         <w:rPr>
-          <w:rFonts w:ascii="Redzone" w:eastAsiaTheme="minorEastAsia" w:hAnsi="Redzone" w:cstheme="minorBidi"/>
+          <w:rFonts w:eastAsiaTheme="minorEastAsia" w:cstheme="minorBidi"/>
           <w:i w:val="0"/>
           <w:iCs w:val="0"/>
           <w:noProof/>
@@ -348,20 +319,20 @@
           <w14:ligatures w14:val="standardContextual"/>
         </w:rPr>
       </w:pPr>
-      <w:hyperlink w:anchor="_Toc221299571" w:history="1">
+      <w:hyperlink w:anchor="_Toc222048076" w:history="1">
         <w:r>
           <w:rPr>
             <w:rStyle w:val="Hiperligazn"/>
             <w:rFonts w:ascii="Redzone" w:hAnsi="Redzone"/>
-            <w:noProof/>
-            <w:sz w:val="24"/>
-            <w:szCs w:val="24"/>
+            <w:i w:val="0"/>
+            <w:iCs w:val="0"/>
+            <w:noProof/>
           </w:rPr>
           <w:t>2.1</w:t>
         </w:r>
         <w:r>
           <w:rPr>
-            <w:rFonts w:ascii="Redzone" w:eastAsiaTheme="minorEastAsia" w:hAnsi="Redzone" w:cstheme="minorBidi"/>
+            <w:rFonts w:eastAsiaTheme="minorEastAsia" w:cstheme="minorBidi"/>
             <w:i w:val="0"/>
             <w:iCs w:val="0"/>
             <w:noProof/>
@@ -375,79 +346,71 @@
         <w:r>
           <w:rPr>
             <w:rStyle w:val="Hiperligazn"/>
-            <w:rFonts w:ascii="Redzone" w:hAnsi="Redzone"/>
-            <w:noProof/>
-            <w:sz w:val="24"/>
-            <w:szCs w:val="24"/>
+            <w:i w:val="0"/>
+            <w:iCs w:val="0"/>
+            <w:noProof/>
           </w:rPr>
           <w:t>Convección</w:t>
         </w:r>
         <w:r>
           <w:rPr>
-            <w:rFonts w:ascii="Redzone" w:hAnsi="Redzone"/>
-            <w:noProof/>
-            <w:webHidden/>
-            <w:sz w:val="24"/>
-            <w:szCs w:val="24"/>
+            <w:i w:val="0"/>
+            <w:iCs w:val="0"/>
+            <w:noProof/>
+            <w:webHidden/>
           </w:rPr>
           <w:tab/>
         </w:r>
         <w:r>
           <w:rPr>
-            <w:rFonts w:ascii="Redzone" w:hAnsi="Redzone"/>
-            <w:noProof/>
-            <w:webHidden/>
-            <w:sz w:val="24"/>
-            <w:szCs w:val="24"/>
+            <w:i w:val="0"/>
+            <w:iCs w:val="0"/>
+            <w:noProof/>
+            <w:webHidden/>
           </w:rPr>
           <w:fldChar w:fldCharType="begin"/>
         </w:r>
         <w:r>
           <w:rPr>
-            <w:rFonts w:ascii="Redzone" w:hAnsi="Redzone"/>
-            <w:noProof/>
-            <w:webHidden/>
-            <w:sz w:val="24"/>
-            <w:szCs w:val="24"/>
-          </w:rPr>
-          <w:instrText xml:space="preserve"> PAGEREF _Toc221299571 \h </w:instrText>
-        </w:r>
-        <w:r>
-          <w:rPr>
-            <w:rFonts w:ascii="Redzone" w:hAnsi="Redzone"/>
-            <w:noProof/>
-            <w:webHidden/>
-            <w:sz w:val="24"/>
-            <w:szCs w:val="24"/>
-          </w:rPr>
-        </w:r>
-        <w:r>
-          <w:rPr>
-            <w:rFonts w:ascii="Redzone" w:hAnsi="Redzone"/>
-            <w:noProof/>
-            <w:webHidden/>
-            <w:sz w:val="24"/>
-            <w:szCs w:val="24"/>
+            <w:i w:val="0"/>
+            <w:iCs w:val="0"/>
+            <w:noProof/>
+            <w:webHidden/>
+          </w:rPr>
+          <w:instrText xml:space="preserve"> PAGEREF _Toc222048076 \h </w:instrText>
+        </w:r>
+        <w:r>
+          <w:rPr>
+            <w:i w:val="0"/>
+            <w:iCs w:val="0"/>
+            <w:noProof/>
+            <w:webHidden/>
+          </w:rPr>
+        </w:r>
+        <w:r>
+          <w:rPr>
+            <w:i w:val="0"/>
+            <w:iCs w:val="0"/>
+            <w:noProof/>
+            <w:webHidden/>
           </w:rPr>
           <w:fldChar w:fldCharType="separate"/>
         </w:r>
         <w:r>
           <w:rPr>
-            <w:rFonts w:ascii="Redzone" w:hAnsi="Redzone"/>
-            <w:noProof/>
-            <w:webHidden/>
-            <w:sz w:val="24"/>
-            <w:szCs w:val="24"/>
+            <w:i w:val="0"/>
+            <w:iCs w:val="0"/>
+            <w:noProof/>
+            <w:webHidden/>
           </w:rPr>
           <w:t>5</w:t>
         </w:r>
         <w:r>
           <w:rPr>
-            <w:rFonts w:ascii="Redzone" w:hAnsi="Redzone"/>
-            <w:noProof/>
-            <w:webHidden/>
-            <w:sz w:val="24"/>
-            <w:szCs w:val="24"/>
+            <w:i w:val="0"/>
+            <w:iCs w:val="0"/>
+            <w:noProof/>
+            <w:webHidden/>
           </w:rPr>
           <w:fldChar w:fldCharType="end"/>
         </w:r>
@@ -461,7 +424,7 @@
           <w:tab w:val="right" w:leader="dot" w:pos="9628"/>
         </w:tabs>
         <w:rPr>
-          <w:rFonts w:ascii="Redzone" w:eastAsiaTheme="minorEastAsia" w:hAnsi="Redzone" w:cstheme="minorBidi"/>
+          <w:rFonts w:eastAsiaTheme="minorEastAsia" w:cstheme="minorBidi"/>
           <w:i w:val="0"/>
           <w:iCs w:val="0"/>
           <w:noProof/>
@@ -471,20 +434,20 @@
           <w14:ligatures w14:val="standardContextual"/>
         </w:rPr>
       </w:pPr>
-      <w:hyperlink w:anchor="_Toc221299572" w:history="1">
+      <w:hyperlink w:anchor="_Toc222048077" w:history="1">
         <w:r>
           <w:rPr>
             <w:rStyle w:val="Hiperligazn"/>
             <w:rFonts w:ascii="Redzone" w:hAnsi="Redzone"/>
-            <w:noProof/>
-            <w:sz w:val="24"/>
-            <w:szCs w:val="24"/>
+            <w:i w:val="0"/>
+            <w:iCs w:val="0"/>
+            <w:noProof/>
           </w:rPr>
           <w:t>2.2</w:t>
         </w:r>
         <w:r>
           <w:rPr>
-            <w:rFonts w:ascii="Redzone" w:eastAsiaTheme="minorEastAsia" w:hAnsi="Redzone" w:cstheme="minorBidi"/>
+            <w:rFonts w:eastAsiaTheme="minorEastAsia" w:cstheme="minorBidi"/>
             <w:i w:val="0"/>
             <w:iCs w:val="0"/>
             <w:noProof/>
@@ -498,79 +461,71 @@
         <w:r>
           <w:rPr>
             <w:rStyle w:val="Hiperligazn"/>
-            <w:rFonts w:ascii="Redzone" w:hAnsi="Redzone"/>
-            <w:noProof/>
-            <w:sz w:val="24"/>
-            <w:szCs w:val="24"/>
+            <w:i w:val="0"/>
+            <w:iCs w:val="0"/>
+            <w:noProof/>
           </w:rPr>
           <w:t>Radiación</w:t>
         </w:r>
         <w:r>
           <w:rPr>
-            <w:rFonts w:ascii="Redzone" w:hAnsi="Redzone"/>
-            <w:noProof/>
-            <w:webHidden/>
-            <w:sz w:val="24"/>
-            <w:szCs w:val="24"/>
+            <w:i w:val="0"/>
+            <w:iCs w:val="0"/>
+            <w:noProof/>
+            <w:webHidden/>
           </w:rPr>
           <w:tab/>
         </w:r>
         <w:r>
           <w:rPr>
-            <w:rFonts w:ascii="Redzone" w:hAnsi="Redzone"/>
-            <w:noProof/>
-            <w:webHidden/>
-            <w:sz w:val="24"/>
-            <w:szCs w:val="24"/>
+            <w:i w:val="0"/>
+            <w:iCs w:val="0"/>
+            <w:noProof/>
+            <w:webHidden/>
           </w:rPr>
           <w:fldChar w:fldCharType="begin"/>
         </w:r>
         <w:r>
           <w:rPr>
-            <w:rFonts w:ascii="Redzone" w:hAnsi="Redzone"/>
-            <w:noProof/>
-            <w:webHidden/>
-            <w:sz w:val="24"/>
-            <w:szCs w:val="24"/>
-          </w:rPr>
-          <w:instrText xml:space="preserve"> PAGEREF _Toc221299572 \h </w:instrText>
-        </w:r>
-        <w:r>
-          <w:rPr>
-            <w:rFonts w:ascii="Redzone" w:hAnsi="Redzone"/>
-            <w:noProof/>
-            <w:webHidden/>
-            <w:sz w:val="24"/>
-            <w:szCs w:val="24"/>
-          </w:rPr>
-        </w:r>
-        <w:r>
-          <w:rPr>
-            <w:rFonts w:ascii="Redzone" w:hAnsi="Redzone"/>
-            <w:noProof/>
-            <w:webHidden/>
-            <w:sz w:val="24"/>
-            <w:szCs w:val="24"/>
+            <w:i w:val="0"/>
+            <w:iCs w:val="0"/>
+            <w:noProof/>
+            <w:webHidden/>
+          </w:rPr>
+          <w:instrText xml:space="preserve"> PAGEREF _Toc222048077 \h </w:instrText>
+        </w:r>
+        <w:r>
+          <w:rPr>
+            <w:i w:val="0"/>
+            <w:iCs w:val="0"/>
+            <w:noProof/>
+            <w:webHidden/>
+          </w:rPr>
+        </w:r>
+        <w:r>
+          <w:rPr>
+            <w:i w:val="0"/>
+            <w:iCs w:val="0"/>
+            <w:noProof/>
+            <w:webHidden/>
           </w:rPr>
           <w:fldChar w:fldCharType="separate"/>
         </w:r>
         <w:r>
           <w:rPr>
-            <w:rFonts w:ascii="Redzone" w:hAnsi="Redzone"/>
-            <w:noProof/>
-            <w:webHidden/>
-            <w:sz w:val="24"/>
-            <w:szCs w:val="24"/>
+            <w:i w:val="0"/>
+            <w:iCs w:val="0"/>
+            <w:noProof/>
+            <w:webHidden/>
           </w:rPr>
           <w:t>6</w:t>
         </w:r>
         <w:r>
           <w:rPr>
-            <w:rFonts w:ascii="Redzone" w:hAnsi="Redzone"/>
-            <w:noProof/>
-            <w:webHidden/>
-            <w:sz w:val="24"/>
-            <w:szCs w:val="24"/>
+            <w:i w:val="0"/>
+            <w:iCs w:val="0"/>
+            <w:noProof/>
+            <w:webHidden/>
           </w:rPr>
           <w:fldChar w:fldCharType="end"/>
         </w:r>
@@ -578,255 +533,13 @@
     </w:p>
     <w:p>
       <w:pPr>
-        <w:pStyle w:val="Tboadecontidos2"/>
+        <w:pStyle w:val="Tboadecontidos3"/>
         <w:tabs>
-          <w:tab w:val="left" w:pos="720"/>
+          <w:tab w:val="left" w:pos="1200"/>
           <w:tab w:val="right" w:leader="dot" w:pos="9628"/>
         </w:tabs>
         <w:rPr>
-          <w:rFonts w:ascii="Redzone" w:eastAsiaTheme="minorEastAsia" w:hAnsi="Redzone" w:cstheme="minorBidi"/>
-          <w:smallCaps w:val="0"/>
-          <w:noProof/>
-          <w:sz w:val="24"/>
-          <w:szCs w:val="24"/>
-          <w:lang w:val="es-ES" w:eastAsia="es-ES" w:bidi="ar-SA"/>
-          <w14:ligatures w14:val="standardContextual"/>
-        </w:rPr>
-      </w:pPr>
-      <w:hyperlink w:anchor="_Toc221299573" w:history="1">
-        <w:r>
-          <w:rPr>
-            <w:rStyle w:val="Hiperligazn"/>
-            <w:rFonts w:ascii="Redzone" w:hAnsi="Redzone"/>
-            <w:noProof/>
-            <w:sz w:val="24"/>
-            <w:szCs w:val="24"/>
-          </w:rPr>
-          <w:t>3.</w:t>
-        </w:r>
-        <w:r>
-          <w:rPr>
-            <w:rFonts w:ascii="Redzone" w:eastAsiaTheme="minorEastAsia" w:hAnsi="Redzone" w:cstheme="minorBidi"/>
-            <w:smallCaps w:val="0"/>
-            <w:noProof/>
-            <w:sz w:val="24"/>
-            <w:szCs w:val="24"/>
-            <w:lang w:val="es-ES" w:eastAsia="es-ES" w:bidi="ar-SA"/>
-            <w14:ligatures w14:val="standardContextual"/>
-          </w:rPr>
-          <w:tab/>
-        </w:r>
-        <w:r>
-          <w:rPr>
-            <w:rStyle w:val="Hiperligazn"/>
-            <w:rFonts w:ascii="Redzone" w:hAnsi="Redzone"/>
-            <w:noProof/>
-            <w:sz w:val="24"/>
-            <w:szCs w:val="24"/>
-          </w:rPr>
-          <w:t>Obxectivos</w:t>
-        </w:r>
-        <w:r>
-          <w:rPr>
-            <w:rFonts w:ascii="Redzone" w:hAnsi="Redzone"/>
-            <w:noProof/>
-            <w:webHidden/>
-            <w:sz w:val="24"/>
-            <w:szCs w:val="24"/>
-          </w:rPr>
-          <w:tab/>
-        </w:r>
-        <w:r>
-          <w:rPr>
-            <w:rFonts w:ascii="Redzone" w:hAnsi="Redzone"/>
-            <w:noProof/>
-            <w:webHidden/>
-            <w:sz w:val="24"/>
-            <w:szCs w:val="24"/>
-          </w:rPr>
-          <w:fldChar w:fldCharType="begin"/>
-        </w:r>
-        <w:r>
-          <w:rPr>
-            <w:rFonts w:ascii="Redzone" w:hAnsi="Redzone"/>
-            <w:noProof/>
-            <w:webHidden/>
-            <w:sz w:val="24"/>
-            <w:szCs w:val="24"/>
-          </w:rPr>
-          <w:instrText xml:space="preserve"> PAGEREF _Toc221299573 \h </w:instrText>
-        </w:r>
-        <w:r>
-          <w:rPr>
-            <w:rFonts w:ascii="Redzone" w:hAnsi="Redzone"/>
-            <w:noProof/>
-            <w:webHidden/>
-            <w:sz w:val="24"/>
-            <w:szCs w:val="24"/>
-          </w:rPr>
-        </w:r>
-        <w:r>
-          <w:rPr>
-            <w:rFonts w:ascii="Redzone" w:hAnsi="Redzone"/>
-            <w:noProof/>
-            <w:webHidden/>
-            <w:sz w:val="24"/>
-            <w:szCs w:val="24"/>
-          </w:rPr>
-          <w:fldChar w:fldCharType="separate"/>
-        </w:r>
-        <w:r>
-          <w:rPr>
-            <w:rFonts w:ascii="Redzone" w:hAnsi="Redzone"/>
-            <w:noProof/>
-            <w:webHidden/>
-            <w:sz w:val="24"/>
-            <w:szCs w:val="24"/>
-          </w:rPr>
-          <w:t>7</w:t>
-        </w:r>
-        <w:r>
-          <w:rPr>
-            <w:rFonts w:ascii="Redzone" w:hAnsi="Redzone"/>
-            <w:noProof/>
-            <w:webHidden/>
-            <w:sz w:val="24"/>
-            <w:szCs w:val="24"/>
-          </w:rPr>
-          <w:fldChar w:fldCharType="end"/>
-        </w:r>
-      </w:hyperlink>
-    </w:p>
-    <w:p>
-      <w:pPr>
-        <w:pStyle w:val="Tboadecontidos2"/>
-        <w:tabs>
-          <w:tab w:val="left" w:pos="720"/>
-          <w:tab w:val="right" w:leader="dot" w:pos="9628"/>
-        </w:tabs>
-        <w:rPr>
-          <w:rFonts w:ascii="Redzone" w:eastAsiaTheme="minorEastAsia" w:hAnsi="Redzone" w:cstheme="minorBidi"/>
-          <w:smallCaps w:val="0"/>
-          <w:noProof/>
-          <w:sz w:val="24"/>
-          <w:szCs w:val="24"/>
-          <w:lang w:val="es-ES" w:eastAsia="es-ES" w:bidi="ar-SA"/>
-          <w14:ligatures w14:val="standardContextual"/>
-        </w:rPr>
-      </w:pPr>
-      <w:hyperlink w:anchor="_Toc221299574" w:history="1">
-        <w:r>
-          <w:rPr>
-            <w:rStyle w:val="Hiperligazn"/>
-            <w:rFonts w:ascii="Redzone" w:hAnsi="Redzone"/>
-            <w:noProof/>
-            <w:sz w:val="24"/>
-            <w:szCs w:val="24"/>
-          </w:rPr>
-          <w:t>4.</w:t>
-        </w:r>
-        <w:r>
-          <w:rPr>
-            <w:rFonts w:ascii="Redzone" w:eastAsiaTheme="minorEastAsia" w:hAnsi="Redzone" w:cstheme="minorBidi"/>
-            <w:smallCaps w:val="0"/>
-            <w:noProof/>
-            <w:sz w:val="24"/>
-            <w:szCs w:val="24"/>
-            <w:lang w:val="es-ES" w:eastAsia="es-ES" w:bidi="ar-SA"/>
-            <w14:ligatures w14:val="standardContextual"/>
-          </w:rPr>
-          <w:tab/>
-        </w:r>
-        <w:r>
-          <w:rPr>
-            <w:rStyle w:val="Hiperligazn"/>
-            <w:rFonts w:ascii="Redzone" w:hAnsi="Redzone"/>
-            <w:noProof/>
-            <w:sz w:val="24"/>
-            <w:szCs w:val="24"/>
-          </w:rPr>
-          <w:t>Material e método</w:t>
-        </w:r>
-        <w:r>
-          <w:rPr>
-            <w:rFonts w:ascii="Redzone" w:hAnsi="Redzone"/>
-            <w:noProof/>
-            <w:webHidden/>
-            <w:sz w:val="24"/>
-            <w:szCs w:val="24"/>
-          </w:rPr>
-          <w:tab/>
-        </w:r>
-        <w:r>
-          <w:rPr>
-            <w:rFonts w:ascii="Redzone" w:hAnsi="Redzone"/>
-            <w:noProof/>
-            <w:webHidden/>
-            <w:sz w:val="24"/>
-            <w:szCs w:val="24"/>
-          </w:rPr>
-          <w:fldChar w:fldCharType="begin"/>
-        </w:r>
-        <w:r>
-          <w:rPr>
-            <w:rFonts w:ascii="Redzone" w:hAnsi="Redzone"/>
-            <w:noProof/>
-            <w:webHidden/>
-            <w:sz w:val="24"/>
-            <w:szCs w:val="24"/>
-          </w:rPr>
-          <w:instrText xml:space="preserve"> PAGEREF _Toc221299574 \h </w:instrText>
-        </w:r>
-        <w:r>
-          <w:rPr>
-            <w:rFonts w:ascii="Redzone" w:hAnsi="Redzone"/>
-            <w:noProof/>
-            <w:webHidden/>
-            <w:sz w:val="24"/>
-            <w:szCs w:val="24"/>
-          </w:rPr>
-        </w:r>
-        <w:r>
-          <w:rPr>
-            <w:rFonts w:ascii="Redzone" w:hAnsi="Redzone"/>
-            <w:noProof/>
-            <w:webHidden/>
-            <w:sz w:val="24"/>
-            <w:szCs w:val="24"/>
-          </w:rPr>
-          <w:fldChar w:fldCharType="separate"/>
-        </w:r>
-        <w:r>
-          <w:rPr>
-            <w:rFonts w:ascii="Redzone" w:hAnsi="Redzone"/>
-            <w:noProof/>
-            <w:webHidden/>
-            <w:sz w:val="24"/>
-            <w:szCs w:val="24"/>
-          </w:rPr>
-          <w:t>8</w:t>
-        </w:r>
-        <w:r>
-          <w:rPr>
-            <w:rFonts w:ascii="Redzone" w:hAnsi="Redzone"/>
-            <w:noProof/>
-            <w:webHidden/>
-            <w:sz w:val="24"/>
-            <w:szCs w:val="24"/>
-          </w:rPr>
-          <w:fldChar w:fldCharType="end"/>
-        </w:r>
-      </w:hyperlink>
-    </w:p>
-    <w:p>
-      <w:pPr>
-        <w:pStyle w:val="Tboadecontidos3"/>
-        <w:tabs>
-          <w:tab w:val="left" w:pos="960"/>
-          <w:tab w:val="right" w:leader="dot" w:pos="9628"/>
-        </w:tabs>
-        <w:rPr>
-          <w:rFonts w:ascii="Redzone" w:eastAsiaTheme="minorEastAsia" w:hAnsi="Redzone" w:cstheme="minorBidi"/>
+          <w:rFonts w:eastAsiaTheme="minorEastAsia" w:cstheme="minorBidi"/>
           <w:i w:val="0"/>
           <w:iCs w:val="0"/>
           <w:noProof/>
@@ -836,20 +549,20 @@
           <w14:ligatures w14:val="standardContextual"/>
         </w:rPr>
       </w:pPr>
-      <w:hyperlink w:anchor="_Toc221299575" w:history="1">
+      <w:hyperlink w:anchor="_Toc222048078" w:history="1">
         <w:r>
           <w:rPr>
             <w:rStyle w:val="Hiperligazn"/>
             <w:rFonts w:ascii="Redzone" w:hAnsi="Redzone"/>
-            <w:noProof/>
-            <w:sz w:val="24"/>
-            <w:szCs w:val="24"/>
-          </w:rPr>
-          <w:t>4.1</w:t>
-        </w:r>
-        <w:r>
-          <w:rPr>
-            <w:rFonts w:ascii="Redzone" w:eastAsiaTheme="minorEastAsia" w:hAnsi="Redzone" w:cstheme="minorBidi"/>
+            <w:i w:val="0"/>
+            <w:iCs w:val="0"/>
+            <w:noProof/>
+          </w:rPr>
+          <w:t>2.3</w:t>
+        </w:r>
+        <w:r>
+          <w:rPr>
+            <w:rFonts w:eastAsiaTheme="minorEastAsia" w:cstheme="minorBidi"/>
             <w:i w:val="0"/>
             <w:iCs w:val="0"/>
             <w:noProof/>
@@ -858,84 +571,76 @@
             <w:lang w:val="es-ES" w:eastAsia="es-ES" w:bidi="ar-SA"/>
             <w14:ligatures w14:val="standardContextual"/>
           </w:rPr>
+          <w:t xml:space="preserve">   </w:t>
+        </w:r>
+        <w:r>
+          <w:rPr>
+            <w:rStyle w:val="Hiperligazn"/>
+            <w:i w:val="0"/>
+            <w:iCs w:val="0"/>
+            <w:noProof/>
+          </w:rPr>
+          <w:t>Arduino</w:t>
+        </w:r>
+        <w:r>
+          <w:rPr>
+            <w:i w:val="0"/>
+            <w:iCs w:val="0"/>
+            <w:noProof/>
+            <w:webHidden/>
+          </w:rPr>
           <w:tab/>
         </w:r>
         <w:r>
           <w:rPr>
-            <w:rStyle w:val="Hiperligazn"/>
-            <w:rFonts w:ascii="Redzone" w:hAnsi="Redzone"/>
-            <w:noProof/>
-            <w:sz w:val="24"/>
-            <w:szCs w:val="24"/>
-          </w:rPr>
-          <w:t>A maqueta</w:t>
-        </w:r>
-        <w:r>
-          <w:rPr>
-            <w:rFonts w:ascii="Redzone" w:hAnsi="Redzone"/>
-            <w:noProof/>
-            <w:webHidden/>
-            <w:sz w:val="24"/>
-            <w:szCs w:val="24"/>
-          </w:rPr>
-          <w:tab/>
-        </w:r>
-        <w:r>
-          <w:rPr>
-            <w:rFonts w:ascii="Redzone" w:hAnsi="Redzone"/>
-            <w:noProof/>
-            <w:webHidden/>
-            <w:sz w:val="24"/>
-            <w:szCs w:val="24"/>
+            <w:i w:val="0"/>
+            <w:iCs w:val="0"/>
+            <w:noProof/>
+            <w:webHidden/>
           </w:rPr>
           <w:fldChar w:fldCharType="begin"/>
         </w:r>
         <w:r>
           <w:rPr>
-            <w:rFonts w:ascii="Redzone" w:hAnsi="Redzone"/>
-            <w:noProof/>
-            <w:webHidden/>
-            <w:sz w:val="24"/>
-            <w:szCs w:val="24"/>
-          </w:rPr>
-          <w:instrText xml:space="preserve"> PAGEREF _Toc221299575 \h </w:instrText>
-        </w:r>
-        <w:r>
-          <w:rPr>
-            <w:rFonts w:ascii="Redzone" w:hAnsi="Redzone"/>
-            <w:noProof/>
-            <w:webHidden/>
-            <w:sz w:val="24"/>
-            <w:szCs w:val="24"/>
-          </w:rPr>
-        </w:r>
-        <w:r>
-          <w:rPr>
-            <w:rFonts w:ascii="Redzone" w:hAnsi="Redzone"/>
-            <w:noProof/>
-            <w:webHidden/>
-            <w:sz w:val="24"/>
-            <w:szCs w:val="24"/>
+            <w:i w:val="0"/>
+            <w:iCs w:val="0"/>
+            <w:noProof/>
+            <w:webHidden/>
+          </w:rPr>
+          <w:instrText xml:space="preserve"> PAGEREF _Toc222048078 \h </w:instrText>
+        </w:r>
+        <w:r>
+          <w:rPr>
+            <w:i w:val="0"/>
+            <w:iCs w:val="0"/>
+            <w:noProof/>
+            <w:webHidden/>
+          </w:rPr>
+        </w:r>
+        <w:r>
+          <w:rPr>
+            <w:i w:val="0"/>
+            <w:iCs w:val="0"/>
+            <w:noProof/>
+            <w:webHidden/>
           </w:rPr>
           <w:fldChar w:fldCharType="separate"/>
         </w:r>
         <w:r>
           <w:rPr>
-            <w:rFonts w:ascii="Redzone" w:hAnsi="Redzone"/>
-            <w:noProof/>
-            <w:webHidden/>
-            <w:sz w:val="24"/>
-            <w:szCs w:val="24"/>
-          </w:rPr>
-          <w:t>8</w:t>
-        </w:r>
-        <w:r>
-          <w:rPr>
-            <w:rFonts w:ascii="Redzone" w:hAnsi="Redzone"/>
-            <w:noProof/>
-            <w:webHidden/>
-            <w:sz w:val="24"/>
-            <w:szCs w:val="24"/>
+            <w:i w:val="0"/>
+            <w:iCs w:val="0"/>
+            <w:noProof/>
+            <w:webHidden/>
+          </w:rPr>
+          <w:t>7</w:t>
+        </w:r>
+        <w:r>
+          <w:rPr>
+            <w:i w:val="0"/>
+            <w:iCs w:val="0"/>
+            <w:noProof/>
+            <w:webHidden/>
           </w:rPr>
           <w:fldChar w:fldCharType="end"/>
         </w:r>
@@ -949,7 +654,7 @@
           <w:tab w:val="right" w:leader="dot" w:pos="9628"/>
         </w:tabs>
         <w:rPr>
-          <w:rFonts w:ascii="Redzone" w:eastAsiaTheme="minorEastAsia" w:hAnsi="Redzone" w:cstheme="minorBidi"/>
+          <w:rFonts w:eastAsiaTheme="minorEastAsia" w:cstheme="minorBidi"/>
           <w:smallCaps w:val="0"/>
           <w:noProof/>
           <w:sz w:val="24"/>
@@ -958,20 +663,17 @@
           <w14:ligatures w14:val="standardContextual"/>
         </w:rPr>
       </w:pPr>
-      <w:hyperlink w:anchor="_Toc221299576" w:history="1">
+      <w:hyperlink w:anchor="_Toc222048079" w:history="1">
         <w:r>
           <w:rPr>
             <w:rStyle w:val="Hiperligazn"/>
-            <w:rFonts w:ascii="Redzone" w:hAnsi="Redzone"/>
-            <w:noProof/>
-            <w:sz w:val="24"/>
-            <w:szCs w:val="24"/>
-          </w:rPr>
-          <w:t>5.</w:t>
-        </w:r>
-        <w:r>
-          <w:rPr>
-            <w:rFonts w:ascii="Redzone" w:eastAsiaTheme="minorEastAsia" w:hAnsi="Redzone" w:cstheme="minorBidi"/>
+            <w:noProof/>
+          </w:rPr>
+          <w:t>3.</w:t>
+        </w:r>
+        <w:r>
+          <w:rPr>
+            <w:rFonts w:eastAsiaTheme="minorEastAsia" w:cstheme="minorBidi"/>
             <w:smallCaps w:val="0"/>
             <w:noProof/>
             <w:sz w:val="24"/>
@@ -984,79 +686,55 @@
         <w:r>
           <w:rPr>
             <w:rStyle w:val="Hiperligazn"/>
-            <w:rFonts w:ascii="Redzone" w:hAnsi="Redzone"/>
-            <w:noProof/>
-            <w:sz w:val="24"/>
-            <w:szCs w:val="24"/>
-          </w:rPr>
-          <w:t>Resultados</w:t>
-        </w:r>
-        <w:r>
-          <w:rPr>
-            <w:rFonts w:ascii="Redzone" w:hAnsi="Redzone"/>
-            <w:noProof/>
-            <w:webHidden/>
-            <w:sz w:val="24"/>
-            <w:szCs w:val="24"/>
+            <w:noProof/>
+          </w:rPr>
+          <w:t>Obxectivos</w:t>
+        </w:r>
+        <w:r>
+          <w:rPr>
+            <w:noProof/>
+            <w:webHidden/>
           </w:rPr>
           <w:tab/>
         </w:r>
         <w:r>
           <w:rPr>
-            <w:rFonts w:ascii="Redzone" w:hAnsi="Redzone"/>
-            <w:noProof/>
-            <w:webHidden/>
-            <w:sz w:val="24"/>
-            <w:szCs w:val="24"/>
+            <w:noProof/>
+            <w:webHidden/>
           </w:rPr>
           <w:fldChar w:fldCharType="begin"/>
         </w:r>
         <w:r>
           <w:rPr>
-            <w:rFonts w:ascii="Redzone" w:hAnsi="Redzone"/>
-            <w:noProof/>
-            <w:webHidden/>
-            <w:sz w:val="24"/>
-            <w:szCs w:val="24"/>
-          </w:rPr>
-          <w:instrText xml:space="preserve"> PAGEREF _Toc221299576 \h </w:instrText>
-        </w:r>
-        <w:r>
-          <w:rPr>
-            <w:rFonts w:ascii="Redzone" w:hAnsi="Redzone"/>
-            <w:noProof/>
-            <w:webHidden/>
-            <w:sz w:val="24"/>
-            <w:szCs w:val="24"/>
-          </w:rPr>
-        </w:r>
-        <w:r>
-          <w:rPr>
-            <w:rFonts w:ascii="Redzone" w:hAnsi="Redzone"/>
-            <w:noProof/>
-            <w:webHidden/>
-            <w:sz w:val="24"/>
-            <w:szCs w:val="24"/>
+            <w:noProof/>
+            <w:webHidden/>
+          </w:rPr>
+          <w:instrText xml:space="preserve"> PAGEREF _Toc222048079 \h </w:instrText>
+        </w:r>
+        <w:r>
+          <w:rPr>
+            <w:noProof/>
+            <w:webHidden/>
+          </w:rPr>
+        </w:r>
+        <w:r>
+          <w:rPr>
+            <w:noProof/>
+            <w:webHidden/>
           </w:rPr>
           <w:fldChar w:fldCharType="separate"/>
         </w:r>
         <w:r>
           <w:rPr>
-            <w:rFonts w:ascii="Redzone" w:hAnsi="Redzone"/>
-            <w:noProof/>
-            <w:webHidden/>
-            <w:sz w:val="24"/>
-            <w:szCs w:val="24"/>
-          </w:rPr>
-          <w:t>9</w:t>
-        </w:r>
-        <w:r>
-          <w:rPr>
-            <w:rFonts w:ascii="Redzone" w:hAnsi="Redzone"/>
-            <w:noProof/>
-            <w:webHidden/>
-            <w:sz w:val="24"/>
-            <w:szCs w:val="24"/>
+            <w:noProof/>
+            <w:webHidden/>
+          </w:rPr>
+          <w:t>8</w:t>
+        </w:r>
+        <w:r>
+          <w:rPr>
+            <w:noProof/>
+            <w:webHidden/>
           </w:rPr>
           <w:fldChar w:fldCharType="end"/>
         </w:r>
@@ -1070,7 +748,7 @@
           <w:tab w:val="right" w:leader="dot" w:pos="9628"/>
         </w:tabs>
         <w:rPr>
-          <w:rFonts w:ascii="Redzone" w:eastAsiaTheme="minorEastAsia" w:hAnsi="Redzone" w:cstheme="minorBidi"/>
+          <w:rFonts w:eastAsiaTheme="minorEastAsia" w:cstheme="minorBidi"/>
           <w:smallCaps w:val="0"/>
           <w:noProof/>
           <w:sz w:val="24"/>
@@ -1079,20 +757,17 @@
           <w14:ligatures w14:val="standardContextual"/>
         </w:rPr>
       </w:pPr>
-      <w:hyperlink w:anchor="_Toc221299577" w:history="1">
+      <w:hyperlink w:anchor="_Toc222048080" w:history="1">
         <w:r>
           <w:rPr>
             <w:rStyle w:val="Hiperligazn"/>
-            <w:rFonts w:ascii="Redzone" w:hAnsi="Redzone"/>
-            <w:noProof/>
-            <w:sz w:val="24"/>
-            <w:szCs w:val="24"/>
-          </w:rPr>
-          <w:t>6.</w:t>
-        </w:r>
-        <w:r>
-          <w:rPr>
-            <w:rFonts w:ascii="Redzone" w:eastAsiaTheme="minorEastAsia" w:hAnsi="Redzone" w:cstheme="minorBidi"/>
+            <w:noProof/>
+          </w:rPr>
+          <w:t>4.</w:t>
+        </w:r>
+        <w:r>
+          <w:rPr>
+            <w:rFonts w:eastAsiaTheme="minorEastAsia" w:cstheme="minorBidi"/>
             <w:smallCaps w:val="0"/>
             <w:noProof/>
             <w:sz w:val="24"/>
@@ -1105,79 +780,285 @@
         <w:r>
           <w:rPr>
             <w:rStyle w:val="Hiperligazn"/>
+            <w:noProof/>
+          </w:rPr>
+          <w:t>Material e método</w:t>
+        </w:r>
+        <w:r>
+          <w:rPr>
+            <w:noProof/>
+            <w:webHidden/>
+          </w:rPr>
+          <w:tab/>
+        </w:r>
+        <w:r>
+          <w:rPr>
+            <w:noProof/>
+            <w:webHidden/>
+          </w:rPr>
+          <w:fldChar w:fldCharType="begin"/>
+        </w:r>
+        <w:r>
+          <w:rPr>
+            <w:noProof/>
+            <w:webHidden/>
+          </w:rPr>
+          <w:instrText xml:space="preserve"> PAGEREF _Toc222048080 \h </w:instrText>
+        </w:r>
+        <w:r>
+          <w:rPr>
+            <w:noProof/>
+            <w:webHidden/>
+          </w:rPr>
+        </w:r>
+        <w:r>
+          <w:rPr>
+            <w:noProof/>
+            <w:webHidden/>
+          </w:rPr>
+          <w:fldChar w:fldCharType="separate"/>
+        </w:r>
+        <w:r>
+          <w:rPr>
+            <w:noProof/>
+            <w:webHidden/>
+          </w:rPr>
+          <w:t>9</w:t>
+        </w:r>
+        <w:r>
+          <w:rPr>
+            <w:noProof/>
+            <w:webHidden/>
+          </w:rPr>
+          <w:fldChar w:fldCharType="end"/>
+        </w:r>
+      </w:hyperlink>
+    </w:p>
+    <w:p>
+      <w:pPr>
+        <w:pStyle w:val="Tboadecontidos3"/>
+        <w:tabs>
+          <w:tab w:val="left" w:pos="960"/>
+          <w:tab w:val="right" w:leader="dot" w:pos="9628"/>
+        </w:tabs>
+        <w:rPr>
+          <w:rFonts w:eastAsiaTheme="minorEastAsia" w:cstheme="minorBidi"/>
+          <w:i w:val="0"/>
+          <w:iCs w:val="0"/>
+          <w:noProof/>
+          <w:sz w:val="24"/>
+          <w:szCs w:val="24"/>
+          <w:lang w:val="es-ES" w:eastAsia="es-ES" w:bidi="ar-SA"/>
+          <w14:ligatures w14:val="standardContextual"/>
+        </w:rPr>
+      </w:pPr>
+      <w:hyperlink w:anchor="_Toc222048081" w:history="1">
+        <w:r>
+          <w:rPr>
+            <w:rStyle w:val="Hiperligazn"/>
             <w:rFonts w:ascii="Redzone" w:hAnsi="Redzone"/>
+            <w:i w:val="0"/>
+            <w:iCs w:val="0"/>
+            <w:noProof/>
+          </w:rPr>
+          <w:t>4.1</w:t>
+        </w:r>
+        <w:r>
+          <w:rPr>
+            <w:rFonts w:eastAsiaTheme="minorEastAsia" w:cstheme="minorBidi"/>
+            <w:i w:val="0"/>
+            <w:iCs w:val="0"/>
             <w:noProof/>
             <w:sz w:val="24"/>
             <w:szCs w:val="24"/>
-          </w:rPr>
-          <w:t>Conclusións</w:t>
-        </w:r>
-        <w:r>
-          <w:rPr>
+            <w:lang w:val="es-ES" w:eastAsia="es-ES" w:bidi="ar-SA"/>
+            <w14:ligatures w14:val="standardContextual"/>
+          </w:rPr>
+          <w:tab/>
+        </w:r>
+        <w:r>
+          <w:rPr>
+            <w:rStyle w:val="Hiperligazn"/>
+            <w:i w:val="0"/>
+            <w:iCs w:val="0"/>
+            <w:noProof/>
+          </w:rPr>
+          <w:t>A maqueta</w:t>
+        </w:r>
+        <w:r>
+          <w:rPr>
+            <w:i w:val="0"/>
+            <w:iCs w:val="0"/>
+            <w:noProof/>
+            <w:webHidden/>
+          </w:rPr>
+          <w:tab/>
+        </w:r>
+        <w:r>
+          <w:rPr>
+            <w:i w:val="0"/>
+            <w:iCs w:val="0"/>
+            <w:noProof/>
+            <w:webHidden/>
+          </w:rPr>
+          <w:fldChar w:fldCharType="begin"/>
+        </w:r>
+        <w:r>
+          <w:rPr>
+            <w:i w:val="0"/>
+            <w:iCs w:val="0"/>
+            <w:noProof/>
+            <w:webHidden/>
+          </w:rPr>
+          <w:instrText xml:space="preserve"> PAGEREF _Toc222048081 \h </w:instrText>
+        </w:r>
+        <w:r>
+          <w:rPr>
+            <w:i w:val="0"/>
+            <w:iCs w:val="0"/>
+            <w:noProof/>
+            <w:webHidden/>
+          </w:rPr>
+        </w:r>
+        <w:r>
+          <w:rPr>
+            <w:i w:val="0"/>
+            <w:iCs w:val="0"/>
+            <w:noProof/>
+            <w:webHidden/>
+          </w:rPr>
+          <w:fldChar w:fldCharType="separate"/>
+        </w:r>
+        <w:r>
+          <w:rPr>
+            <w:i w:val="0"/>
+            <w:iCs w:val="0"/>
+            <w:noProof/>
+            <w:webHidden/>
+          </w:rPr>
+          <w:t>9</w:t>
+        </w:r>
+        <w:r>
+          <w:rPr>
+            <w:i w:val="0"/>
+            <w:iCs w:val="0"/>
+            <w:noProof/>
+            <w:webHidden/>
+          </w:rPr>
+          <w:fldChar w:fldCharType="end"/>
+        </w:r>
+      </w:hyperlink>
+    </w:p>
+    <w:p>
+      <w:pPr>
+        <w:pStyle w:val="Tboadecontidos3"/>
+        <w:tabs>
+          <w:tab w:val="left" w:pos="1200"/>
+          <w:tab w:val="right" w:leader="dot" w:pos="9628"/>
+        </w:tabs>
+        <w:rPr>
+          <w:rFonts w:eastAsiaTheme="minorEastAsia" w:cstheme="minorBidi"/>
+          <w:i w:val="0"/>
+          <w:iCs w:val="0"/>
+          <w:noProof/>
+          <w:sz w:val="24"/>
+          <w:szCs w:val="24"/>
+          <w:lang w:val="es-ES" w:eastAsia="es-ES" w:bidi="ar-SA"/>
+          <w14:ligatures w14:val="standardContextual"/>
+        </w:rPr>
+      </w:pPr>
+      <w:hyperlink w:anchor="_Toc222048082" w:history="1">
+        <w:r>
+          <w:rPr>
+            <w:rStyle w:val="Hiperligazn"/>
             <w:rFonts w:ascii="Redzone" w:hAnsi="Redzone"/>
-            <w:noProof/>
-            <w:webHidden/>
+            <w:i w:val="0"/>
+            <w:iCs w:val="0"/>
+            <w:noProof/>
+          </w:rPr>
+          <w:t>4.2</w:t>
+        </w:r>
+        <w:r>
+          <w:rPr>
+            <w:rFonts w:eastAsiaTheme="minorEastAsia" w:cstheme="minorBidi"/>
+            <w:i w:val="0"/>
+            <w:iCs w:val="0"/>
+            <w:noProof/>
             <w:sz w:val="24"/>
             <w:szCs w:val="24"/>
+            <w:lang w:val="es-ES" w:eastAsia="es-ES" w:bidi="ar-SA"/>
+            <w14:ligatures w14:val="standardContextual"/>
+          </w:rPr>
+          <w:t xml:space="preserve">   </w:t>
+        </w:r>
+        <w:r>
+          <w:rPr>
+            <w:rStyle w:val="Hiperligazn"/>
+            <w:i w:val="0"/>
+            <w:iCs w:val="0"/>
+            <w:noProof/>
+          </w:rPr>
+          <w:t>O Arduino</w:t>
+        </w:r>
+        <w:r>
+          <w:rPr>
+            <w:i w:val="0"/>
+            <w:iCs w:val="0"/>
+            <w:noProof/>
+            <w:webHidden/>
           </w:rPr>
           <w:tab/>
         </w:r>
         <w:r>
           <w:rPr>
-            <w:rFonts w:ascii="Redzone" w:hAnsi="Redzone"/>
-            <w:noProof/>
-            <w:webHidden/>
-            <w:sz w:val="24"/>
-            <w:szCs w:val="24"/>
+            <w:i w:val="0"/>
+            <w:iCs w:val="0"/>
+            <w:noProof/>
+            <w:webHidden/>
           </w:rPr>
           <w:fldChar w:fldCharType="begin"/>
         </w:r>
         <w:r>
           <w:rPr>
-            <w:rFonts w:ascii="Redzone" w:hAnsi="Redzone"/>
-            <w:noProof/>
-            <w:webHidden/>
-            <w:sz w:val="24"/>
-            <w:szCs w:val="24"/>
-          </w:rPr>
-          <w:instrText xml:space="preserve"> PAGEREF _Toc221299577 \h </w:instrText>
-        </w:r>
-        <w:r>
-          <w:rPr>
-            <w:rFonts w:ascii="Redzone" w:hAnsi="Redzone"/>
-            <w:noProof/>
-            <w:webHidden/>
-            <w:sz w:val="24"/>
-            <w:szCs w:val="24"/>
-          </w:rPr>
-        </w:r>
-        <w:r>
-          <w:rPr>
-            <w:rFonts w:ascii="Redzone" w:hAnsi="Redzone"/>
-            <w:noProof/>
-            <w:webHidden/>
-            <w:sz w:val="24"/>
-            <w:szCs w:val="24"/>
+            <w:i w:val="0"/>
+            <w:iCs w:val="0"/>
+            <w:noProof/>
+            <w:webHidden/>
+          </w:rPr>
+          <w:instrText xml:space="preserve"> PAGEREF _Toc222048082 \h </w:instrText>
+        </w:r>
+        <w:r>
+          <w:rPr>
+            <w:i w:val="0"/>
+            <w:iCs w:val="0"/>
+            <w:noProof/>
+            <w:webHidden/>
+          </w:rPr>
+        </w:r>
+        <w:r>
+          <w:rPr>
+            <w:i w:val="0"/>
+            <w:iCs w:val="0"/>
+            <w:noProof/>
+            <w:webHidden/>
           </w:rPr>
           <w:fldChar w:fldCharType="separate"/>
         </w:r>
         <w:r>
           <w:rPr>
-            <w:rFonts w:ascii="Redzone" w:hAnsi="Redzone"/>
-            <w:noProof/>
-            <w:webHidden/>
-            <w:sz w:val="24"/>
-            <w:szCs w:val="24"/>
+            <w:i w:val="0"/>
+            <w:iCs w:val="0"/>
+            <w:noProof/>
+            <w:webHidden/>
           </w:rPr>
           <w:t>10</w:t>
         </w:r>
         <w:r>
           <w:rPr>
-            <w:rFonts w:ascii="Redzone" w:hAnsi="Redzone"/>
-            <w:noProof/>
-            <w:webHidden/>
-            <w:sz w:val="24"/>
-            <w:szCs w:val="24"/>
+            <w:i w:val="0"/>
+            <w:iCs w:val="0"/>
+            <w:noProof/>
+            <w:webHidden/>
           </w:rPr>
           <w:fldChar w:fldCharType="end"/>
         </w:r>
@@ -1191,7 +1072,7 @@
           <w:tab w:val="right" w:leader="dot" w:pos="9628"/>
         </w:tabs>
         <w:rPr>
-          <w:rFonts w:ascii="Redzone" w:eastAsiaTheme="minorEastAsia" w:hAnsi="Redzone" w:cstheme="minorBidi"/>
+          <w:rFonts w:eastAsiaTheme="minorEastAsia" w:cstheme="minorBidi"/>
           <w:smallCaps w:val="0"/>
           <w:noProof/>
           <w:sz w:val="24"/>
@@ -1200,20 +1081,17 @@
           <w14:ligatures w14:val="standardContextual"/>
         </w:rPr>
       </w:pPr>
-      <w:hyperlink w:anchor="_Toc221299578" w:history="1">
+      <w:hyperlink w:anchor="_Toc222048083" w:history="1">
         <w:r>
           <w:rPr>
             <w:rStyle w:val="Hiperligazn"/>
-            <w:rFonts w:ascii="Redzone" w:hAnsi="Redzone"/>
-            <w:noProof/>
-            <w:sz w:val="24"/>
-            <w:szCs w:val="24"/>
-          </w:rPr>
-          <w:t>7.</w:t>
-        </w:r>
-        <w:r>
-          <w:rPr>
-            <w:rFonts w:ascii="Redzone" w:eastAsiaTheme="minorEastAsia" w:hAnsi="Redzone" w:cstheme="minorBidi"/>
+            <w:noProof/>
+          </w:rPr>
+          <w:t>5.</w:t>
+        </w:r>
+        <w:r>
+          <w:rPr>
+            <w:rFonts w:eastAsiaTheme="minorEastAsia" w:cstheme="minorBidi"/>
             <w:smallCaps w:val="0"/>
             <w:noProof/>
             <w:sz w:val="24"/>
@@ -1226,79 +1104,55 @@
         <w:r>
           <w:rPr>
             <w:rStyle w:val="Hiperligazn"/>
-            <w:rFonts w:ascii="Redzone" w:hAnsi="Redzone"/>
-            <w:noProof/>
-            <w:sz w:val="24"/>
-            <w:szCs w:val="24"/>
-          </w:rPr>
-          <w:t>Bibliografía</w:t>
-        </w:r>
-        <w:r>
-          <w:rPr>
-            <w:rFonts w:ascii="Redzone" w:hAnsi="Redzone"/>
-            <w:noProof/>
-            <w:webHidden/>
-            <w:sz w:val="24"/>
-            <w:szCs w:val="24"/>
+            <w:noProof/>
+          </w:rPr>
+          <w:t>Resultados</w:t>
+        </w:r>
+        <w:r>
+          <w:rPr>
+            <w:noProof/>
+            <w:webHidden/>
           </w:rPr>
           <w:tab/>
         </w:r>
         <w:r>
           <w:rPr>
-            <w:rFonts w:ascii="Redzone" w:hAnsi="Redzone"/>
-            <w:noProof/>
-            <w:webHidden/>
-            <w:sz w:val="24"/>
-            <w:szCs w:val="24"/>
+            <w:noProof/>
+            <w:webHidden/>
           </w:rPr>
           <w:fldChar w:fldCharType="begin"/>
         </w:r>
         <w:r>
           <w:rPr>
-            <w:rFonts w:ascii="Redzone" w:hAnsi="Redzone"/>
-            <w:noProof/>
-            <w:webHidden/>
-            <w:sz w:val="24"/>
-            <w:szCs w:val="24"/>
-          </w:rPr>
-          <w:instrText xml:space="preserve"> PAGEREF _Toc221299578 \h </w:instrText>
-        </w:r>
-        <w:r>
-          <w:rPr>
-            <w:rFonts w:ascii="Redzone" w:hAnsi="Redzone"/>
-            <w:noProof/>
-            <w:webHidden/>
-            <w:sz w:val="24"/>
-            <w:szCs w:val="24"/>
-          </w:rPr>
-        </w:r>
-        <w:r>
-          <w:rPr>
-            <w:rFonts w:ascii="Redzone" w:hAnsi="Redzone"/>
-            <w:noProof/>
-            <w:webHidden/>
-            <w:sz w:val="24"/>
-            <w:szCs w:val="24"/>
+            <w:noProof/>
+            <w:webHidden/>
+          </w:rPr>
+          <w:instrText xml:space="preserve"> PAGEREF _Toc222048083 \h </w:instrText>
+        </w:r>
+        <w:r>
+          <w:rPr>
+            <w:noProof/>
+            <w:webHidden/>
+          </w:rPr>
+        </w:r>
+        <w:r>
+          <w:rPr>
+            <w:noProof/>
+            <w:webHidden/>
           </w:rPr>
           <w:fldChar w:fldCharType="separate"/>
         </w:r>
         <w:r>
           <w:rPr>
-            <w:rFonts w:ascii="Redzone" w:hAnsi="Redzone"/>
-            <w:noProof/>
-            <w:webHidden/>
-            <w:sz w:val="24"/>
-            <w:szCs w:val="24"/>
+            <w:noProof/>
+            <w:webHidden/>
           </w:rPr>
           <w:t>11</w:t>
         </w:r>
         <w:r>
           <w:rPr>
-            <w:rFonts w:ascii="Redzone" w:hAnsi="Redzone"/>
-            <w:noProof/>
-            <w:webHidden/>
-            <w:sz w:val="24"/>
-            <w:szCs w:val="24"/>
+            <w:noProof/>
+            <w:webHidden/>
           </w:rPr>
           <w:fldChar w:fldCharType="end"/>
         </w:r>
@@ -1312,7 +1166,7 @@
           <w:tab w:val="right" w:leader="dot" w:pos="9628"/>
         </w:tabs>
         <w:rPr>
-          <w:rFonts w:ascii="Redzone" w:eastAsiaTheme="minorEastAsia" w:hAnsi="Redzone" w:cstheme="minorBidi"/>
+          <w:rFonts w:eastAsiaTheme="minorEastAsia" w:cstheme="minorBidi"/>
           <w:smallCaps w:val="0"/>
           <w:noProof/>
           <w:sz w:val="24"/>
@@ -1321,20 +1175,17 @@
           <w14:ligatures w14:val="standardContextual"/>
         </w:rPr>
       </w:pPr>
-      <w:hyperlink w:anchor="_Toc221299579" w:history="1">
+      <w:hyperlink w:anchor="_Toc222048084" w:history="1">
         <w:r>
           <w:rPr>
             <w:rStyle w:val="Hiperligazn"/>
-            <w:rFonts w:ascii="Redzone" w:hAnsi="Redzone"/>
-            <w:noProof/>
-            <w:sz w:val="24"/>
-            <w:szCs w:val="24"/>
-          </w:rPr>
-          <w:t>8.</w:t>
-        </w:r>
-        <w:r>
-          <w:rPr>
-            <w:rFonts w:ascii="Redzone" w:eastAsiaTheme="minorEastAsia" w:hAnsi="Redzone" w:cstheme="minorBidi"/>
+            <w:noProof/>
+          </w:rPr>
+          <w:t>6.</w:t>
+        </w:r>
+        <w:r>
+          <w:rPr>
+            <w:rFonts w:eastAsiaTheme="minorEastAsia" w:cstheme="minorBidi"/>
             <w:smallCaps w:val="0"/>
             <w:noProof/>
             <w:sz w:val="24"/>
@@ -1347,79 +1198,302 @@
         <w:r>
           <w:rPr>
             <w:rStyle w:val="Hiperligazn"/>
-            <w:rFonts w:ascii="Redzone" w:hAnsi="Redzone"/>
+            <w:noProof/>
+          </w:rPr>
+          <w:t>Conclusións</w:t>
+        </w:r>
+        <w:r>
+          <w:rPr>
+            <w:noProof/>
+            <w:webHidden/>
+          </w:rPr>
+          <w:tab/>
+        </w:r>
+        <w:r>
+          <w:rPr>
+            <w:noProof/>
+            <w:webHidden/>
+          </w:rPr>
+          <w:fldChar w:fldCharType="begin"/>
+        </w:r>
+        <w:r>
+          <w:rPr>
+            <w:noProof/>
+            <w:webHidden/>
+          </w:rPr>
+          <w:instrText xml:space="preserve"> PAGEREF _Toc222048084 \h </w:instrText>
+        </w:r>
+        <w:r>
+          <w:rPr>
+            <w:noProof/>
+            <w:webHidden/>
+          </w:rPr>
+        </w:r>
+        <w:r>
+          <w:rPr>
+            <w:noProof/>
+            <w:webHidden/>
+          </w:rPr>
+          <w:fldChar w:fldCharType="separate"/>
+        </w:r>
+        <w:r>
+          <w:rPr>
+            <w:noProof/>
+            <w:webHidden/>
+          </w:rPr>
+          <w:t>12</w:t>
+        </w:r>
+        <w:r>
+          <w:rPr>
+            <w:noProof/>
+            <w:webHidden/>
+          </w:rPr>
+          <w:fldChar w:fldCharType="end"/>
+        </w:r>
+      </w:hyperlink>
+    </w:p>
+    <w:p>
+      <w:pPr>
+        <w:pStyle w:val="Tboadecontidos2"/>
+        <w:tabs>
+          <w:tab w:val="left" w:pos="720"/>
+          <w:tab w:val="right" w:leader="dot" w:pos="9628"/>
+        </w:tabs>
+        <w:rPr>
+          <w:rFonts w:eastAsiaTheme="minorEastAsia" w:cstheme="minorBidi"/>
+          <w:smallCaps w:val="0"/>
+          <w:noProof/>
+          <w:sz w:val="24"/>
+          <w:szCs w:val="24"/>
+          <w:lang w:val="es-ES" w:eastAsia="es-ES" w:bidi="ar-SA"/>
+          <w14:ligatures w14:val="standardContextual"/>
+        </w:rPr>
+      </w:pPr>
+      <w:hyperlink w:anchor="_Toc222048085" w:history="1">
+        <w:r>
+          <w:rPr>
+            <w:rStyle w:val="Hiperligazn"/>
+            <w:noProof/>
+          </w:rPr>
+          <w:t>7.</w:t>
+        </w:r>
+        <w:r>
+          <w:rPr>
+            <w:rFonts w:eastAsiaTheme="minorEastAsia" w:cstheme="minorBidi"/>
+            <w:smallCaps w:val="0"/>
             <w:noProof/>
             <w:sz w:val="24"/>
             <w:szCs w:val="24"/>
-          </w:rPr>
-          <w:t>Ecuacións</w:t>
-        </w:r>
-        <w:r>
-          <w:rPr>
-            <w:rFonts w:ascii="Redzone" w:hAnsi="Redzone"/>
-            <w:noProof/>
-            <w:webHidden/>
+            <w:lang w:val="es-ES" w:eastAsia="es-ES" w:bidi="ar-SA"/>
+            <w14:ligatures w14:val="standardContextual"/>
+          </w:rPr>
+          <w:tab/>
+        </w:r>
+        <w:r>
+          <w:rPr>
+            <w:rStyle w:val="Hiperligazn"/>
+            <w:noProof/>
+          </w:rPr>
+          <w:t>Bibliografía</w:t>
+        </w:r>
+        <w:r>
+          <w:rPr>
+            <w:noProof/>
+            <w:webHidden/>
+          </w:rPr>
+          <w:tab/>
+        </w:r>
+        <w:r>
+          <w:rPr>
+            <w:noProof/>
+            <w:webHidden/>
+          </w:rPr>
+          <w:fldChar w:fldCharType="begin"/>
+        </w:r>
+        <w:r>
+          <w:rPr>
+            <w:noProof/>
+            <w:webHidden/>
+          </w:rPr>
+          <w:instrText xml:space="preserve"> PAGEREF _Toc222048085 \h </w:instrText>
+        </w:r>
+        <w:r>
+          <w:rPr>
+            <w:noProof/>
+            <w:webHidden/>
+          </w:rPr>
+        </w:r>
+        <w:r>
+          <w:rPr>
+            <w:noProof/>
+            <w:webHidden/>
+          </w:rPr>
+          <w:fldChar w:fldCharType="separate"/>
+        </w:r>
+        <w:r>
+          <w:rPr>
+            <w:noProof/>
+            <w:webHidden/>
+          </w:rPr>
+          <w:t>13</w:t>
+        </w:r>
+        <w:r>
+          <w:rPr>
+            <w:noProof/>
+            <w:webHidden/>
+          </w:rPr>
+          <w:fldChar w:fldCharType="end"/>
+        </w:r>
+      </w:hyperlink>
+    </w:p>
+    <w:p>
+      <w:pPr>
+        <w:pStyle w:val="Tboadecontidos2"/>
+        <w:tabs>
+          <w:tab w:val="left" w:pos="720"/>
+          <w:tab w:val="right" w:leader="dot" w:pos="9628"/>
+        </w:tabs>
+        <w:rPr>
+          <w:rFonts w:eastAsiaTheme="minorEastAsia" w:cstheme="minorBidi"/>
+          <w:smallCaps w:val="0"/>
+          <w:noProof/>
+          <w:sz w:val="24"/>
+          <w:szCs w:val="24"/>
+          <w:lang w:val="es-ES" w:eastAsia="es-ES" w:bidi="ar-SA"/>
+          <w14:ligatures w14:val="standardContextual"/>
+        </w:rPr>
+      </w:pPr>
+      <w:hyperlink w:anchor="_Toc222048086" w:history="1">
+        <w:r>
+          <w:rPr>
+            <w:rStyle w:val="Hiperligazn"/>
+            <w:noProof/>
+          </w:rPr>
+          <w:t>8.</w:t>
+        </w:r>
+        <w:r>
+          <w:rPr>
+            <w:rFonts w:eastAsiaTheme="minorEastAsia" w:cstheme="minorBidi"/>
+            <w:smallCaps w:val="0"/>
+            <w:noProof/>
             <w:sz w:val="24"/>
             <w:szCs w:val="24"/>
+            <w:lang w:val="es-ES" w:eastAsia="es-ES" w:bidi="ar-SA"/>
+            <w14:ligatures w14:val="standardContextual"/>
           </w:rPr>
           <w:tab/>
         </w:r>
         <w:r>
           <w:rPr>
-            <w:rFonts w:ascii="Redzone" w:hAnsi="Redzone"/>
-            <w:noProof/>
-            <w:webHidden/>
-            <w:sz w:val="24"/>
-            <w:szCs w:val="24"/>
+            <w:rStyle w:val="Hiperligazn"/>
+            <w:noProof/>
+          </w:rPr>
+          <w:t>Ecuacións</w:t>
+        </w:r>
+        <w:r>
+          <w:rPr>
+            <w:noProof/>
+            <w:webHidden/>
+          </w:rPr>
+          <w:tab/>
+        </w:r>
+        <w:r>
+          <w:rPr>
+            <w:noProof/>
+            <w:webHidden/>
           </w:rPr>
           <w:fldChar w:fldCharType="begin"/>
         </w:r>
         <w:r>
           <w:rPr>
-            <w:rFonts w:ascii="Redzone" w:hAnsi="Redzone"/>
-            <w:noProof/>
-            <w:webHidden/>
-            <w:sz w:val="24"/>
-            <w:szCs w:val="24"/>
-          </w:rPr>
-          <w:instrText xml:space="preserve"> PAGEREF _Toc221299579 \h </w:instrText>
-        </w:r>
-        <w:r>
-          <w:rPr>
-            <w:rFonts w:ascii="Redzone" w:hAnsi="Redzone"/>
-            <w:noProof/>
-            <w:webHidden/>
-            <w:sz w:val="24"/>
-            <w:szCs w:val="24"/>
-          </w:rPr>
-        </w:r>
-        <w:r>
-          <w:rPr>
-            <w:rFonts w:ascii="Redzone" w:hAnsi="Redzone"/>
-            <w:noProof/>
-            <w:webHidden/>
-            <w:sz w:val="24"/>
-            <w:szCs w:val="24"/>
+            <w:noProof/>
+            <w:webHidden/>
+          </w:rPr>
+          <w:instrText xml:space="preserve"> PAGEREF _Toc222048086 \h </w:instrText>
+        </w:r>
+        <w:r>
+          <w:rPr>
+            <w:noProof/>
+            <w:webHidden/>
+          </w:rPr>
+        </w:r>
+        <w:r>
+          <w:rPr>
+            <w:noProof/>
+            <w:webHidden/>
           </w:rPr>
           <w:fldChar w:fldCharType="separate"/>
         </w:r>
         <w:r>
           <w:rPr>
-            <w:rFonts w:ascii="Redzone" w:hAnsi="Redzone"/>
-            <w:noProof/>
-            <w:webHidden/>
-            <w:sz w:val="24"/>
-            <w:szCs w:val="24"/>
-          </w:rPr>
-          <w:t>11</w:t>
-        </w:r>
-        <w:r>
-          <w:rPr>
-            <w:rFonts w:ascii="Redzone" w:hAnsi="Redzone"/>
-            <w:noProof/>
-            <w:webHidden/>
-            <w:sz w:val="24"/>
-            <w:szCs w:val="24"/>
+            <w:noProof/>
+            <w:webHidden/>
+          </w:rPr>
+          <w:t>13</w:t>
+        </w:r>
+        <w:r>
+          <w:rPr>
+            <w:noProof/>
+            <w:webHidden/>
+          </w:rPr>
+          <w:fldChar w:fldCharType="end"/>
+        </w:r>
+      </w:hyperlink>
+    </w:p>
+    <w:p>
+      <w:pPr>
+        <w:pStyle w:val="Tboadecontidos1"/>
+        <w:rPr>
+          <w:rFonts w:asciiTheme="minorHAnsi" w:eastAsiaTheme="minorEastAsia" w:hAnsiTheme="minorHAnsi" w:cstheme="minorBidi"/>
+          <w:lang w:val="es-ES" w:eastAsia="es-ES" w:bidi="ar-SA"/>
+          <w14:ligatures w14:val="standardContextual"/>
+        </w:rPr>
+      </w:pPr>
+      <w:hyperlink w:anchor="_Toc222048087" w:history="1">
+        <w:r>
+          <w:rPr>
+            <w:rStyle w:val="Hiperligazn"/>
+          </w:rPr>
+          <w:t>Apéndices</w:t>
+        </w:r>
+        <w:r>
+          <w:rPr>
+            <w:webHidden/>
+          </w:rPr>
+          <w:tab/>
+        </w:r>
+        <w:r>
+          <w:rPr>
+            <w:webHidden/>
+          </w:rPr>
+          <w:fldChar w:fldCharType="begin"/>
+        </w:r>
+        <w:r>
+          <w:rPr>
+            <w:webHidden/>
+          </w:rPr>
+          <w:instrText xml:space="preserve"> PAGEREF _Toc222048087 \h </w:instrText>
+        </w:r>
+        <w:r>
+          <w:rPr>
+            <w:webHidden/>
+          </w:rPr>
+        </w:r>
+        <w:r>
+          <w:rPr>
+            <w:webHidden/>
+          </w:rPr>
+          <w:fldChar w:fldCharType="separate"/>
+        </w:r>
+        <w:r>
+          <w:rPr>
+            <w:webHidden/>
+          </w:rPr>
+          <w:t>13</w:t>
+        </w:r>
+        <w:r>
+          <w:rPr>
+            <w:webHidden/>
           </w:rPr>
           <w:fldChar w:fldCharType="end"/>
         </w:r>
@@ -1452,12 +1526,12 @@
       <w:pPr>
         <w:pStyle w:val="Ttulo2"/>
       </w:pPr>
-      <w:bookmarkStart w:id="4" w:name="_Toc221299569"/>
+      <w:bookmarkStart w:id="5" w:name="_Toc222048074"/>
       <w:r>
         <w:lastRenderedPageBreak/>
         <w:t>Introdución</w:t>
       </w:r>
-      <w:bookmarkEnd w:id="4"/>
+      <w:bookmarkEnd w:id="5"/>
     </w:p>
     <w:p>
       <w:pPr>
@@ -1608,12 +1682,12 @@
       <w:pPr>
         <w:pStyle w:val="Ttulo2"/>
       </w:pPr>
-      <w:bookmarkStart w:id="5" w:name="_Toc221299570"/>
+      <w:bookmarkStart w:id="6" w:name="_Toc222048075"/>
       <w:r>
         <w:lastRenderedPageBreak/>
         <w:t>Estado do coñecemento</w:t>
       </w:r>
-      <w:bookmarkEnd w:id="5"/>
+      <w:bookmarkEnd w:id="6"/>
     </w:p>
     <w:p>
       <w:pPr>
@@ -1712,7 +1786,13 @@
         <w:t xml:space="preserve">) e a auga quente sanitaria (18,9%) na media do estado. </w:t>
       </w:r>
       <w:r>
-        <w:t>Na Galiza (Zona Atlántica) as respectivas porcentaxe son d</w:t>
+        <w:t>Na Galiza (Zona Atlántica) as respectivas porcentaxe</w:t>
+      </w:r>
+      <w:r>
+        <w:t>s</w:t>
+      </w:r>
+      <w:r>
+        <w:t xml:space="preserve"> son d</w:t>
       </w:r>
       <w:r>
         <w:t>o</w:t>
@@ -1737,9 +1817,16 @@
     <w:p>
       <w:pPr>
         <w:pStyle w:val="Textodocorpo"/>
-      </w:pPr>
-      <w:r>
-        <w:t>A calor é unha transmisión de enerxía entre dous sistemas termodinámicos causada pola diferencia de temperatura. A transferencia ocorre dende o corpo de maior temperatura cara o de menor temperatura, ata acadar unha situación de equilibrio térmico.</w:t>
+        <w:ind w:left="709" w:hanging="709"/>
+      </w:pPr>
+      <w:r>
+        <w:t xml:space="preserve">A calor é unha transmisión de enerxía entre dous sistemas termodinámicos causada pola diferencia de temperatura. A transferencia ocorre dende o corpo de maior temperatura cara </w:t>
+      </w:r>
+      <w:r>
+        <w:t>ó</w:t>
+      </w:r>
+      <w:r>
+        <w:t xml:space="preserve"> de menor temperatura, ata acadar unha situación de equilibrio térmico.</w:t>
       </w:r>
       <w:r>
         <w:t xml:space="preserve"> O fluxo calorífico pode ocorrer de </w:t>
@@ -1830,21 +1917,12 @@
     <w:p>
       <w:pPr>
         <w:pStyle w:val="Ttulo3"/>
-        <w:numPr>
-          <w:ilvl w:val="0"/>
-          <w:numId w:val="0"/>
-        </w:numPr>
-      </w:pPr>
-    </w:p>
-    <w:p>
-      <w:pPr>
-        <w:pStyle w:val="Ttulo3"/>
-      </w:pPr>
-      <w:bookmarkStart w:id="6" w:name="_Toc221299571"/>
+      </w:pPr>
+      <w:bookmarkStart w:id="7" w:name="_Toc222048076"/>
       <w:r>
         <w:t>Convección</w:t>
       </w:r>
-      <w:bookmarkEnd w:id="6"/>
+      <w:bookmarkEnd w:id="7"/>
     </w:p>
     <w:p>
       <w:pPr>
@@ -2096,7 +2174,7 @@
         <w:pStyle w:val="Lenda"/>
         <w:jc w:val="right"/>
       </w:pPr>
-      <w:bookmarkStart w:id="7" w:name="_Toc221299257"/>
+      <w:bookmarkStart w:id="8" w:name="_Toc221299257"/>
       <w:r>
         <w:t xml:space="preserve">Ecuación </w:t>
       </w:r>
@@ -2111,7 +2189,7 @@
       <w:r>
         <w:t>: Calor cedido por convección</w:t>
       </w:r>
-      <w:bookmarkEnd w:id="7"/>
+      <w:bookmarkEnd w:id="8"/>
     </w:p>
     <w:p>
       <w:pPr>
@@ -2125,34 +2203,19 @@
         <w:ind w:left="709"/>
       </w:pPr>
       <w:r>
-        <w:t xml:space="preserve">O valor de </w:t>
-      </w:r>
-      <w:proofErr w:type="spellStart"/>
-      <w:r>
-        <w:t>a</w:t>
+        <w:t>O valor de a</w:t>
       </w:r>
       <w:r>
         <w:rPr>
           <w:vertAlign w:val="subscript"/>
         </w:rPr>
-        <w:t>c</w:t>
-      </w:r>
-      <w:proofErr w:type="spellEnd"/>
-      <w:r>
-        <w:rPr>
-          <w:vertAlign w:val="subscript"/>
-        </w:rPr>
-        <w:t xml:space="preserve"> </w:t>
+        <w:t xml:space="preserve">c </w:t>
       </w:r>
       <w:r>
         <w:t xml:space="preserve">depende da velocidade das correntes de aire, canto maior sexa esta, máis importantes </w:t>
       </w:r>
       <w:r>
-        <w:t xml:space="preserve">serán os cambios na temperatura superficial do corpo. Este </w:t>
-      </w:r>
-      <w:r>
-        <w:lastRenderedPageBreak/>
-        <w:t xml:space="preserve">fenómeno chámase </w:t>
+        <w:t xml:space="preserve">serán os cambios na temperatura superficial do corpo. Este fenómeno chámase </w:t>
       </w:r>
       <w:r>
         <w:rPr>
@@ -2162,7 +2225,11 @@
         <w:t>convección natural</w:t>
       </w:r>
       <w:r>
-        <w:t xml:space="preserve"> mais, cando é causado por correntes de aire derivadas de apertura de portas, movemento de obxectos, etc. chámase </w:t>
+        <w:t xml:space="preserve"> mais, cando é causado por correntes de aire </w:t>
+      </w:r>
+      <w:r>
+        <w:lastRenderedPageBreak/>
+        <w:t xml:space="preserve">derivadas de apertura de portas, movemento de obxectos, etc. chámase </w:t>
       </w:r>
       <w:r>
         <w:rPr>
@@ -2188,11 +2255,11 @@
       <w:pPr>
         <w:pStyle w:val="Ttulo3"/>
       </w:pPr>
-      <w:bookmarkStart w:id="8" w:name="_Toc221299572"/>
+      <w:bookmarkStart w:id="9" w:name="_Toc222048077"/>
       <w:r>
         <w:t>Radiación</w:t>
       </w:r>
-      <w:bookmarkEnd w:id="8"/>
+      <w:bookmarkEnd w:id="9"/>
     </w:p>
     <w:p>
       <w:pPr>
@@ -2525,7 +2592,7 @@
         <w:ind w:left="709"/>
         <w:jc w:val="right"/>
       </w:pPr>
-      <w:bookmarkStart w:id="9" w:name="_Toc221299258"/>
+      <w:bookmarkStart w:id="10" w:name="_Toc221299258"/>
       <w:r>
         <w:t xml:space="preserve">Ecuación </w:t>
       </w:r>
@@ -2540,7 +2607,7 @@
       <w:r>
         <w:t>: Calor cedido por radiación</w:t>
       </w:r>
-      <w:bookmarkEnd w:id="9"/>
+      <w:bookmarkEnd w:id="10"/>
     </w:p>
     <w:p>
       <w:pPr>
@@ -2558,7 +2625,7 @@
         <w:t>Entón o illamento defínese como o proceso de reducir o fluxo de calor, e vén dado por unha constante de condutividade térmica diferente en cada material. O fluxo defínese como:</w:t>
       </w:r>
     </w:p>
-    <w:bookmarkStart w:id="10" w:name="FluxoRadiación"/>
+    <w:bookmarkStart w:id="11" w:name="FluxoRadiación"/>
     <w:p>
       <w:pPr>
         <w:pStyle w:val="Textodocorpo"/>
@@ -2612,8 +2679,8 @@
         <w:ind w:left="709"/>
         <w:jc w:val="right"/>
       </w:pPr>
-      <w:bookmarkStart w:id="11" w:name="_Toc221299259"/>
-      <w:bookmarkEnd w:id="10"/>
+      <w:bookmarkStart w:id="12" w:name="_Toc221299259"/>
+      <w:bookmarkEnd w:id="11"/>
       <w:r>
         <w:t xml:space="preserve">Ecuación </w:t>
       </w:r>
@@ -2628,7 +2695,7 @@
       <w:r>
         <w:t>: Fluxo en radiación</w:t>
       </w:r>
-      <w:bookmarkEnd w:id="11"/>
+      <w:bookmarkEnd w:id="12"/>
     </w:p>
     <w:p>
       <w:pPr>
@@ -2727,26 +2794,17 @@
       <w:pPr>
         <w:pStyle w:val="Ttulo3"/>
       </w:pPr>
+      <w:bookmarkStart w:id="13" w:name="_Toc222048078"/>
       <w:r>
         <w:lastRenderedPageBreak/>
         <w:t>Arduino</w:t>
       </w:r>
-    </w:p>
-    <w:p>
-      <w:pPr>
-        <w:pStyle w:val="Ttulo3"/>
-        <w:numPr>
-          <w:ilvl w:val="0"/>
-          <w:numId w:val="0"/>
-        </w:numPr>
+      <w:bookmarkEnd w:id="13"/>
+    </w:p>
+    <w:p>
+      <w:pPr>
         <w:ind w:left="709"/>
       </w:pPr>
-    </w:p>
-    <w:p>
-      <w:pPr>
-        <w:ind w:left="709"/>
-      </w:pPr>
-      <w:bookmarkStart w:id="12" w:name="_Toc221299573"/>
       <w:r>
         <w:t>Para poder realizar a comparación da capacidade illante dun material</w:t>
       </w:r>
@@ -2802,19 +2860,7 @@
         <w:t xml:space="preserve"> </w:t>
       </w:r>
       <w:r>
-        <w:t>M</w:t>
-      </w:r>
-      <w:r>
-        <w:t xml:space="preserve">ide humidade e temperatura </w:t>
-      </w:r>
-      <w:r>
-        <w:t>c</w:t>
-      </w:r>
-      <w:r>
-        <w:t>un rango de medida de 0ºC - 50ºC e de 20-90 %RH (a 25ºC)</w:t>
-      </w:r>
-      <w:r>
-        <w:t xml:space="preserve">, </w:t>
+        <w:t xml:space="preserve">Mide humidade e temperatura cun rango de medida de 0ºC - 50ºC e de 20-90 %RH (a 25ºC), </w:t>
       </w:r>
       <w:r>
         <w:t xml:space="preserve">cunha precisión de </w:t>
@@ -2882,19 +2928,7 @@
         <w:t xml:space="preserve"> </w:t>
       </w:r>
       <w:r>
-        <w:t xml:space="preserve">Mide humidade e temperatura cun rango de medida de </w:t>
-      </w:r>
-      <w:r>
-        <w:t>-40ºC - 80</w:t>
-      </w:r>
-      <w:r>
-        <w:t>ºC e de 0-</w:t>
-      </w:r>
-      <w:r>
-        <w:t>10</w:t>
-      </w:r>
-      <w:r>
-        <w:t xml:space="preserve">0 %RH (a 25ºC), cunha precisión de </w:t>
+        <w:t xml:space="preserve">Mide humidade e temperatura cun rango de medida de -40ºC - 80ºC e de 0-100 %RH (a 25ºC), cunha precisión de </w:t>
       </w:r>
       <w:r>
         <w:rPr>
@@ -2903,10 +2937,7 @@
         <w:t>±</w:t>
       </w:r>
       <w:r>
-        <w:t>0.5</w:t>
-      </w:r>
-      <w:r>
-        <w:t xml:space="preserve">ºC para temperatura e </w:t>
+        <w:t xml:space="preserve">0.5ºC para temperatura e </w:t>
       </w:r>
       <w:r>
         <w:rPr>
@@ -2982,13 +3013,8 @@
           <w:numId w:val="13"/>
         </w:numPr>
       </w:pPr>
-      <w:proofErr w:type="spellStart"/>
-      <w:r>
-        <w:t>Termopar</w:t>
-      </w:r>
-      <w:proofErr w:type="spellEnd"/>
-      <w:r>
-        <w:t xml:space="preserve"> MAX6675 </w:t>
+      <w:r>
+        <w:t xml:space="preserve">Termopar MAX6675 </w:t>
       </w:r>
       <w:sdt>
         <w:sdtPr>
@@ -3020,7 +3046,13 @@
         <w:t xml:space="preserve">. Mide temperaturas nun rango de </w:t>
       </w:r>
       <w:r>
-        <w:t>-20°C to +85°C</w:t>
+        <w:t xml:space="preserve">-20°C </w:t>
+      </w:r>
+      <w:r>
+        <w:t>a</w:t>
+      </w:r>
+      <w:r>
+        <w:t xml:space="preserve"> +85°C</w:t>
       </w:r>
       <w:r>
         <w:t>.</w:t>
@@ -3063,11 +3095,12 @@
       <w:pPr>
         <w:pStyle w:val="Ttulo2"/>
       </w:pPr>
+      <w:bookmarkStart w:id="14" w:name="_Toc222048079"/>
       <w:r>
         <w:lastRenderedPageBreak/>
         <w:t>Obxectivos</w:t>
       </w:r>
-      <w:bookmarkEnd w:id="12"/>
+      <w:bookmarkEnd w:id="14"/>
     </w:p>
     <w:p>
       <w:pPr>
@@ -3158,12 +3191,12 @@
       <w:pPr>
         <w:pStyle w:val="Ttulo2"/>
       </w:pPr>
-      <w:bookmarkStart w:id="13" w:name="_Toc221299574"/>
+      <w:bookmarkStart w:id="15" w:name="_Toc222048080"/>
       <w:r>
         <w:lastRenderedPageBreak/>
         <w:t>Material e método</w:t>
       </w:r>
-      <w:bookmarkEnd w:id="13"/>
+      <w:bookmarkEnd w:id="15"/>
     </w:p>
     <w:p>
       <w:pPr>
@@ -3182,11 +3215,11 @@
       <w:pPr>
         <w:pStyle w:val="Ttulo3"/>
       </w:pPr>
-      <w:bookmarkStart w:id="14" w:name="_Toc221299575"/>
+      <w:bookmarkStart w:id="16" w:name="_Toc222048081"/>
       <w:r>
         <w:t>A maqueta</w:t>
       </w:r>
-      <w:bookmarkEnd w:id="14"/>
+      <w:bookmarkEnd w:id="16"/>
     </w:p>
     <w:p>
       <w:pPr>
@@ -3233,7 +3266,13 @@
         <w:t>,</w:t>
       </w:r>
       <w:r>
-        <w:t xml:space="preserve"> facelo empregando fontes de luz e calor artificiais resulta máis sinxelo.</w:t>
+        <w:t xml:space="preserve"> facelo empregando fontes de luz e calor </w:t>
+      </w:r>
+      <w:r>
+        <w:t>artificial resulta</w:t>
+      </w:r>
+      <w:r>
+        <w:t xml:space="preserve"> máis sinxelo.</w:t>
       </w:r>
     </w:p>
     <w:p>
@@ -3280,7 +3319,13 @@
         <w:pStyle w:val="Textodocorpo"/>
       </w:pPr>
       <w:r>
-        <w:t>Proseguimos co proceso de montada no cal empregamos parafusos, porcas e argolas para aportar estabilidade ás táboas e poder aplicar o illante sen que se deformase a estrutura. Aplicamos o material illante</w:t>
+        <w:t xml:space="preserve">Proseguimos co proceso de montada no cal empregamos parafusos, porcas e argolas para </w:t>
+      </w:r>
+      <w:r>
+        <w:t>achegar</w:t>
+      </w:r>
+      <w:r>
+        <w:t xml:space="preserve"> estabilidade ás táboas e poder aplicar o illante sen que se deformase a estrutura. Aplicamos o material illante</w:t>
       </w:r>
       <w:r>
         <w:rPr>
@@ -3295,7 +3340,16 @@
         <w:t xml:space="preserve"> </w:t>
       </w:r>
       <w:r>
-        <w:t>e ensamblamos toda a estrutura.</w:t>
+        <w:t>e ensamblamos toda a estrutura</w:t>
+      </w:r>
+      <w:r>
+        <w:t xml:space="preserve">, encolando </w:t>
+      </w:r>
+      <w:r>
+        <w:t>os piares e colocando as outras tres pezas xunto co forxado</w:t>
+      </w:r>
+      <w:r>
+        <w:t>.</w:t>
       </w:r>
     </w:p>
     <w:p>
@@ -3307,11 +3361,128 @@
       <w:pPr>
         <w:pStyle w:val="Textodocorpo"/>
       </w:pPr>
+      <w:r>
+        <w:t xml:space="preserve">Finalmente, na base da maqueta colocamos un raíl no que instalamos </w:t>
+      </w:r>
+      <w:r>
+        <w:t>un portalámpada</w:t>
+      </w:r>
+      <w:r>
+        <w:t xml:space="preserve"> e unha lámpada incandescente para xerar tanto luz coma calor. E tamén furamos os buratos na base para pasar os sensores e cables que precisamos.</w:t>
+      </w:r>
+    </w:p>
+    <w:p>
+      <w:pPr>
+        <w:pStyle w:val="Ttulo3"/>
+      </w:pPr>
+      <w:bookmarkStart w:id="17" w:name="_Toc222048082"/>
+      <w:r>
+        <w:lastRenderedPageBreak/>
+        <w:t>O Arduino</w:t>
+      </w:r>
+      <w:bookmarkEnd w:id="17"/>
     </w:p>
     <w:p>
       <w:pPr>
         <w:pStyle w:val="Textodocorpo"/>
-      </w:pPr>
+        <w:ind w:left="709"/>
+      </w:pPr>
+    </w:p>
+    <w:p>
+      <w:pPr>
+        <w:pStyle w:val="Textodocorpo"/>
+        <w:ind w:left="709"/>
+      </w:pPr>
+      <w:r>
+        <w:t xml:space="preserve">O sistema electrónico consiste nun </w:t>
+      </w:r>
+      <w:r>
+        <w:t>A</w:t>
+      </w:r>
+      <w:r>
+        <w:t xml:space="preserve">rduino conectado a </w:t>
+      </w:r>
+      <w:r>
+        <w:t xml:space="preserve">varios sensores. Na base da maqueta empregamos tres sensores DS18B20 para medir a temperatura, tamén empregamos  tres sensores </w:t>
+      </w:r>
+      <w:r>
+        <w:rPr>
+          <w:color w:val="EE0000"/>
+        </w:rPr>
+        <w:t xml:space="preserve">DHT22 </w:t>
+      </w:r>
+      <w:r>
+        <w:t xml:space="preserve">para medir a humidade e tres fotorresistencias para medir a intensidade luminosa. Empregamos un DHT11 e unha fotorresistencia no exterior da maqueta para   </w:t>
+      </w:r>
+      <w:r>
+        <w:rPr>
+          <w:color w:val="EE0000"/>
+        </w:rPr>
+        <w:t xml:space="preserve">Ademais empregamos un termopar MAX6675  </w:t>
+      </w:r>
+      <w:r>
+        <w:t xml:space="preserve"> </w:t>
+      </w:r>
+      <w:r>
+        <w:t xml:space="preserve">O programa Arduino rexistra cada </w:t>
+      </w:r>
+      <w:r>
+        <w:rPr>
+          <w:color w:val="EE0000"/>
+        </w:rPr>
+        <w:t>X</w:t>
+      </w:r>
+      <w:r>
+        <w:rPr>
+          <w:color w:val="EE0000"/>
+        </w:rPr>
+        <w:t xml:space="preserve"> </w:t>
+      </w:r>
+      <w:r>
+        <w:rPr>
+          <w:color w:val="EE0000"/>
+        </w:rPr>
+        <w:t xml:space="preserve">segundos </w:t>
+      </w:r>
+      <w:r>
+        <w:t xml:space="preserve">os valores que rexistran os sensores e recibímolos polo porto  serie e amosamos a media  mediante unha pantalla </w:t>
+      </w:r>
+      <w:r>
+        <w:t>LCD</w:t>
+      </w:r>
+      <w:r>
+        <w:t xml:space="preserve">. Deste xeito poderemos ver </w:t>
+      </w:r>
+      <w:r>
+        <w:t>unha media</w:t>
+      </w:r>
+      <w:r>
+        <w:t xml:space="preserve"> en tempo real e tamén poderíamos empregar cada dato por separado empregando o porto serie.</w:t>
+      </w:r>
+      <w:r>
+        <w:t xml:space="preserve"> No propio prototipo o Arduino vai na parte inferior da maqueta, os cables necesarios pasan polo furado xa mencionado.</w:t>
+      </w:r>
+    </w:p>
+    <w:p>
+      <w:pPr>
+        <w:pStyle w:val="Textodocorpo"/>
+        <w:ind w:left="709"/>
+      </w:pPr>
+    </w:p>
+    <w:p>
+      <w:pPr>
+        <w:pStyle w:val="Textodocorpo"/>
+        <w:ind w:left="709"/>
+        <w:rPr>
+          <w:color w:val="EE0000"/>
+        </w:rPr>
+      </w:pPr>
+      <w:r>
+        <w:rPr>
+          <w:color w:val="EE0000"/>
+        </w:rPr>
+        <w:t>[[inserir fotos]]</w:t>
+      </w:r>
     </w:p>
     <w:p>
       <w:pPr>
@@ -3325,16 +3496,22 @@
       <w:pPr>
         <w:pStyle w:val="Ttulo2"/>
       </w:pPr>
-      <w:bookmarkStart w:id="15" w:name="_Toc221299576"/>
+      <w:bookmarkStart w:id="18" w:name="_Toc222048083"/>
       <w:r>
         <w:lastRenderedPageBreak/>
         <w:t>Resultados</w:t>
       </w:r>
-      <w:bookmarkEnd w:id="15"/>
-    </w:p>
-    <w:p>
-      <w:r>
-        <w:t>O resultado do proxecto foi un prototipo capaz de realizar as operación necesarias para o estudo do comportamento de diferentes materiais respecto aos cambios de temperatura, intensidade luminosa e humidade. O prototipo conta c</w:t>
+      <w:bookmarkEnd w:id="18"/>
+    </w:p>
+    <w:p>
+      <w:r>
+        <w:t xml:space="preserve">O resultado do proxecto foi un prototipo capaz de realizar </w:t>
+      </w:r>
+      <w:r>
+        <w:t>as operacións</w:t>
+      </w:r>
+      <w:r>
+        <w:t xml:space="preserve"> necesarias para o estudo do comportamento de diferentes materiais respecto aos cambios de temperatura, intensidade luminosa e humidade. O prototipo conta c</w:t>
       </w:r>
       <w:r>
         <w:t xml:space="preserve">oa </w:t>
@@ -3346,8 +3523,19 @@
         <w:t xml:space="preserve"> necesaria</w:t>
       </w:r>
       <w:r>
-        <w:t xml:space="preserve"> e o sistema electrónico é perfectamente capaz de tomar os datos necesarios para estudar o seu impacto no interior da maqueta.</w:t>
-      </w:r>
+        <w:t xml:space="preserve"> e o sistema electrónico </w:t>
+      </w:r>
+      <w:r>
+        <w:t>pode</w:t>
+      </w:r>
+      <w:r>
+        <w:t xml:space="preserve"> tomar os datos necesarios para estudar o seu impacto no interior da maqueta.</w:t>
+      </w:r>
+      <w:r>
+        <w:t xml:space="preserve"> Por isto valoramos o prototipo como un bo comezo que cumpre a función para ca cal foi pensado malia que podería seguir sendo mellorando, engadindo por exemplo a capacidade de gardar os datos nunha tarxeta SD ou engadindo un módulo Wifi para poder consultar os datos dende calquera lugar. Tamén poderíamos configurar máis actuadores ou programar o Arduino para activalos mediante un relé.</w:t>
+      </w:r>
+    </w:p>
+    <w:p>
       <w:r>
         <w:br w:type="page"/>
       </w:r>
@@ -3356,22 +3544,31 @@
       <w:pPr>
         <w:pStyle w:val="Ttulo2"/>
       </w:pPr>
-      <w:bookmarkStart w:id="16" w:name="_Toc221299577"/>
+      <w:bookmarkStart w:id="19" w:name="_Toc222048084"/>
       <w:r>
         <w:lastRenderedPageBreak/>
         <w:t>Conclusións</w:t>
       </w:r>
-      <w:bookmarkEnd w:id="16"/>
-    </w:p>
-    <w:p>
-      <w:pPr>
-        <w:pStyle w:val="Tboadeautoridades"/>
-      </w:pPr>
+      <w:bookmarkEnd w:id="19"/>
+    </w:p>
+    <w:p>
+      <w:r>
+        <w:t xml:space="preserve">Para concluír o proxecto queremos destacar que o estudo dos materiais e eficiencia enerxética destes ten por obxectivo tentar paliar os efectos da crise climática e recalcar que é necesario tomar medidas dende tódolos sectores da sociedade polo que a ciencia xoga un papel chave. </w:t>
+      </w:r>
+    </w:p>
+    <w:p/>
+    <w:p>
+      <w:r>
+        <w:t>En segundo lugar dicir que o proxecto non remataría aquí, a proposta de continuidade constaría das engádegas suxeridas no apartado anterior e dunha fase experimental que non se puido realizar polas limitacións temporais. Precisariamos unha fase experimental longa para comparar os distintos materiais que podería durar meses.</w:t>
+      </w:r>
+      <w:r>
+        <w:t xml:space="preserve"> Ademais o prototipo foi deseñado cun enfoque modular polo que a estrutura pode ser duplicada engadindo unha segunda altura e comparar como a altura dun edificio inflúe no consumo enerxético.</w:t>
+      </w:r>
       <w:r>
         <w:br w:type="page"/>
       </w:r>
     </w:p>
-    <w:bookmarkStart w:id="17" w:name="_Toc221299578" w:displacedByCustomXml="next"/>
+    <w:bookmarkStart w:id="20" w:name="_Toc222048085" w:displacedByCustomXml="next"/>
     <w:sdt>
       <w:sdtPr>
         <w:rPr>
@@ -3394,7 +3591,7 @@
           <w:r>
             <w:t>Bibliografía</w:t>
           </w:r>
-          <w:bookmarkEnd w:id="17"/>
+          <w:bookmarkEnd w:id="20"/>
         </w:p>
         <w:sdt>
           <w:sdtPr>
@@ -3610,11 +3807,11 @@
       <w:pPr>
         <w:pStyle w:val="Ttulo2"/>
       </w:pPr>
-      <w:bookmarkStart w:id="18" w:name="_Toc221299579"/>
+      <w:bookmarkStart w:id="21" w:name="_Toc222048086"/>
       <w:r>
         <w:t>Ecuacións</w:t>
       </w:r>
-      <w:bookmarkEnd w:id="18"/>
+      <w:bookmarkEnd w:id="21"/>
     </w:p>
     <w:p>
       <w:pPr>
@@ -3849,22 +4046,30 @@
     <w:p>
       <w:pPr>
         <w:pStyle w:val="Ttulo1"/>
-      </w:pPr>
-      <w:r>
+        <w:rPr>
+          <w:b w:val="0"/>
+          <w:bCs w:val="0"/>
+        </w:rPr>
+      </w:pPr>
+      <w:bookmarkStart w:id="22" w:name="_Toc222048087"/>
+      <w:r>
+        <w:rPr>
+          <w:b w:val="0"/>
+          <w:bCs w:val="0"/>
+        </w:rPr>
         <w:t>Apéndices</w:t>
       </w:r>
+      <w:bookmarkEnd w:id="22"/>
     </w:p>
     <w:p>
       <w:r>
         <w:t xml:space="preserve">Apéndice A: Código de </w:t>
       </w:r>
-      <w:proofErr w:type="spellStart"/>
-      <w:r>
-        <w:t>arduino</w:t>
-      </w:r>
-      <w:proofErr w:type="spellEnd"/>
-      <w:r>
-        <w:t>.</w:t>
+      <w:r>
+        <w:t>A</w:t>
+      </w:r>
+      <w:r>
+        <w:t>rduino.</w:t>
       </w:r>
     </w:p>
     <w:p>
@@ -5924,6 +6129,7 @@
   <w:style w:type="character" w:default="1" w:styleId="Tipodeletrapredefinidodopargrafo">
     <w:name w:val="Default Paragraph Font"/>
     <w:uiPriority w:val="1"/>
+    <w:semiHidden/>
     <w:unhideWhenUsed/>
   </w:style>
   <w:style w:type="table" w:default="1" w:styleId="Tboanormal">
@@ -6206,7 +6412,7 @@
     <w:autoRedefine/>
     <w:uiPriority w:val="39"/>
     <w:unhideWhenUsed/>
-    <w:rsid w:val="00E77362"/>
+    <w:rsid w:val="001C3475"/>
     <w:pPr>
       <w:tabs>
         <w:tab w:val="right" w:leader="dot" w:pos="9628"/>
@@ -6217,8 +6423,9 @@
     <w:rPr>
       <w:rFonts w:ascii="Redzone" w:hAnsi="Redzone" w:cstheme="minorHAnsi"/>
       <w:caps/>
-      <w:sz w:val="36"/>
-      <w:szCs w:val="36"/>
+      <w:noProof/>
+      <w:sz w:val="22"/>
+      <w:szCs w:val="22"/>
     </w:rPr>
   </w:style>
   <w:style w:type="paragraph" w:styleId="Tboadecontidos2">
@@ -6642,6 +6849,28 @@
 </a:theme>
 </file>
 
+<file path=word/webextensions/taskpanes.xml><?xml version="1.0" encoding="utf-8"?>
+<wetp:taskpanes xmlns:wetp="http://schemas.microsoft.com/office/webextensions/taskpanes/2010/11">
+  <wetp:taskpane dockstate="right" visibility="0" width="386" row="5">
+    <wetp:webextensionref xmlns:r="http://schemas.openxmlformats.org/officeDocument/2006/relationships" r:id="rId1"/>
+  </wetp:taskpane>
+</wetp:taskpanes>
+</file>
+
+<file path=word/webextensions/webextension1.xml><?xml version="1.0" encoding="utf-8"?>
+<we:webextension xmlns:we="http://schemas.microsoft.com/office/webextensions/webextension/2010/11" id="{B4E14E57-053C-44D0-92BE-6770AA9F494B}">
+  <we:reference id="wa104381727" version="1.0.1.0" store="es-ES" storeType="OMEX"/>
+  <we:alternateReferences>
+    <we:reference id="WA104381727" version="1.0.1.0" store="WA104381727" storeType="OMEX"/>
+  </we:alternateReferences>
+  <we:properties>
+    <we:property name="documentId" value="&quot;723358615c2dcd79&quot;"/>
+  </we:properties>
+  <we:bindings/>
+  <we:snapshot xmlns:r="http://schemas.openxmlformats.org/officeDocument/2006/relationships"/>
+</we:webextension>
+</file>
+
 <file path=customXml/item1.xml><?xml version="1.0" encoding="utf-8"?>
 <b:Sources xmlns:b="http://schemas.openxmlformats.org/officeDocument/2006/bibliography" xmlns="http://schemas.openxmlformats.org/officeDocument/2006/bibliography" SelectedStyle="\APASixthEditionOfficeOnline.xsl" StyleName="APA" Version="6">
   <b:Source>

--- a/Proxecto.docx
+++ b/Proxecto.docx
@@ -30,24 +30,76 @@
     </w:p>
     <w:p>
       <w:pPr>
-        <w:jc w:val="left"/>
-      </w:pPr>
-      <w:r>
+        <w:pStyle w:val="ndice"/>
+        <w:rPr>
+          <w:rStyle w:val="Forte"/>
+          <w:u w:val="single"/>
+        </w:rPr>
+      </w:pPr>
+      <w:r>
+        <w:rPr>
+          <w:rStyle w:val="Forte"/>
+          <w:u w:val="single"/>
+        </w:rPr>
         <w:lastRenderedPageBreak/>
         <w:t>Resumo</w:t>
       </w:r>
     </w:p>
     <w:p>
       <w:pPr>
+        <w:pStyle w:val="ndice"/>
+        <w:rPr>
+          <w:rStyle w:val="Forte"/>
+          <w:u w:val="single"/>
+        </w:rPr>
+      </w:pPr>
+    </w:p>
+    <w:p>
+      <w:r>
+        <w:t>No tempo da crise climática calquera avance na redución do noso consumo enerxético é chave. Así é que a eficiencia enerxética é un facto a estudar, por isto deseñamos un prototipo que simule as condicións dunha vivenda e empregando diferentes sensores pretendemos crear unha ferramenta para estudar como inflúen os distintos materiais a temperatura, humidade e intensidade luminosa.</w:t>
+      </w:r>
+    </w:p>
+    <w:p/>
+    <w:p>
+      <w:pPr>
         <w:jc w:val="left"/>
-      </w:pPr>
+        <w:rPr>
+          <w:rStyle w:val="Forte"/>
+          <w:u w:val="single"/>
+        </w:rPr>
+      </w:pPr>
+      <w:r>
+        <w:rPr>
+          <w:rStyle w:val="Forte"/>
+          <w:u w:val="single"/>
+        </w:rPr>
+        <w:t>Palabras chave</w:t>
+      </w:r>
     </w:p>
     <w:p>
       <w:pPr>
         <w:jc w:val="left"/>
-      </w:pPr>
-      <w:r>
-        <w:t>Palabras chave</w:t>
+        <w:rPr>
+          <w:rStyle w:val="Forte"/>
+          <w:u w:val="single"/>
+        </w:rPr>
+      </w:pPr>
+    </w:p>
+    <w:p>
+      <w:pPr>
+        <w:rPr>
+          <w:rStyle w:val="Forte"/>
+          <w:b w:val="0"/>
+          <w:bCs w:val="0"/>
+        </w:rPr>
+      </w:pPr>
+      <w:r>
+        <w:rPr>
+          <w:rStyle w:val="Forte"/>
+          <w:b w:val="0"/>
+          <w:bCs w:val="0"/>
+        </w:rPr>
+        <w:t>Eficiencia enerxética, Arduino, sensores, prototipo, maqueta, illamento.</w:t>
       </w:r>
     </w:p>
     <w:p>
@@ -58,9 +110,17 @@
     <w:p>
       <w:pPr>
         <w:jc w:val="left"/>
-      </w:pPr>
-      <w:proofErr w:type="spellStart"/>
-      <w:r>
+        <w:rPr>
+          <w:rStyle w:val="Forte"/>
+          <w:u w:val="single"/>
+        </w:rPr>
+      </w:pPr>
+      <w:proofErr w:type="spellStart"/>
+      <w:r>
+        <w:rPr>
+          <w:rStyle w:val="Forte"/>
+          <w:u w:val="single"/>
+        </w:rPr>
         <w:t>Abstract</w:t>
       </w:r>
       <w:proofErr w:type="spellEnd"/>
@@ -68,21 +128,551 @@
     <w:p>
       <w:pPr>
         <w:jc w:val="left"/>
-      </w:pPr>
+        <w:rPr>
+          <w:rStyle w:val="Forte"/>
+          <w:u w:val="single"/>
+        </w:rPr>
+      </w:pPr>
+    </w:p>
+    <w:p>
+      <w:proofErr w:type="spellStart"/>
+      <w:r>
+        <w:t>In</w:t>
+      </w:r>
+      <w:proofErr w:type="spellEnd"/>
+      <w:r>
+        <w:t xml:space="preserve"> times </w:t>
+      </w:r>
+      <w:proofErr w:type="spellStart"/>
+      <w:r>
+        <w:t>of</w:t>
+      </w:r>
+      <w:proofErr w:type="spellEnd"/>
+      <w:r>
+        <w:t xml:space="preserve"> </w:t>
+      </w:r>
+      <w:proofErr w:type="spellStart"/>
+      <w:r>
+        <w:t>climate</w:t>
+      </w:r>
+      <w:proofErr w:type="spellEnd"/>
+      <w:r>
+        <w:t xml:space="preserve"> crisis, </w:t>
+      </w:r>
+      <w:proofErr w:type="spellStart"/>
+      <w:r>
+        <w:t>any</w:t>
+      </w:r>
+      <w:proofErr w:type="spellEnd"/>
+      <w:r>
+        <w:t xml:space="preserve"> </w:t>
+      </w:r>
+      <w:proofErr w:type="spellStart"/>
+      <w:r>
+        <w:t>progress</w:t>
+      </w:r>
+      <w:proofErr w:type="spellEnd"/>
+      <w:r>
+        <w:t xml:space="preserve"> </w:t>
+      </w:r>
+      <w:proofErr w:type="spellStart"/>
+      <w:r>
+        <w:t>in</w:t>
+      </w:r>
+      <w:proofErr w:type="spellEnd"/>
+      <w:r>
+        <w:t xml:space="preserve"> </w:t>
+      </w:r>
+      <w:proofErr w:type="spellStart"/>
+      <w:r>
+        <w:t>reducing</w:t>
+      </w:r>
+      <w:proofErr w:type="spellEnd"/>
+      <w:r>
+        <w:t xml:space="preserve"> </w:t>
+      </w:r>
+      <w:proofErr w:type="spellStart"/>
+      <w:r>
+        <w:t>our</w:t>
+      </w:r>
+      <w:proofErr w:type="spellEnd"/>
+      <w:r>
+        <w:t xml:space="preserve"> </w:t>
+      </w:r>
+      <w:proofErr w:type="spellStart"/>
+      <w:r>
+        <w:t>energy</w:t>
+      </w:r>
+      <w:proofErr w:type="spellEnd"/>
+      <w:r>
+        <w:t xml:space="preserve"> </w:t>
+      </w:r>
+      <w:proofErr w:type="spellStart"/>
+      <w:r>
+        <w:t>consumption</w:t>
+      </w:r>
+      <w:proofErr w:type="spellEnd"/>
+      <w:r>
+        <w:t xml:space="preserve"> </w:t>
+      </w:r>
+      <w:proofErr w:type="spellStart"/>
+      <w:r>
+        <w:t>is</w:t>
+      </w:r>
+      <w:proofErr w:type="spellEnd"/>
+      <w:r>
+        <w:t xml:space="preserve"> </w:t>
+      </w:r>
+      <w:proofErr w:type="spellStart"/>
+      <w:r>
+        <w:t>key</w:t>
+      </w:r>
+      <w:proofErr w:type="spellEnd"/>
+      <w:r>
+        <w:t xml:space="preserve">. So </w:t>
+      </w:r>
+      <w:proofErr w:type="spellStart"/>
+      <w:r>
+        <w:t>energy</w:t>
+      </w:r>
+      <w:proofErr w:type="spellEnd"/>
+      <w:r>
+        <w:t xml:space="preserve"> </w:t>
+      </w:r>
+      <w:proofErr w:type="spellStart"/>
+      <w:r>
+        <w:t>efficiency</w:t>
+      </w:r>
+      <w:proofErr w:type="spellEnd"/>
+      <w:r>
+        <w:t xml:space="preserve"> </w:t>
+      </w:r>
+      <w:proofErr w:type="spellStart"/>
+      <w:r>
+        <w:t>is</w:t>
+      </w:r>
+      <w:proofErr w:type="spellEnd"/>
+      <w:r>
+        <w:t xml:space="preserve"> a </w:t>
+      </w:r>
+      <w:proofErr w:type="spellStart"/>
+      <w:r>
+        <w:t>fact</w:t>
+      </w:r>
+      <w:proofErr w:type="spellEnd"/>
+      <w:r>
+        <w:t xml:space="preserve"> to be </w:t>
+      </w:r>
+      <w:proofErr w:type="spellStart"/>
+      <w:r>
+        <w:t>studied</w:t>
+      </w:r>
+      <w:proofErr w:type="spellEnd"/>
+      <w:r>
+        <w:t xml:space="preserve">, </w:t>
+      </w:r>
+      <w:proofErr w:type="spellStart"/>
+      <w:r>
+        <w:t>then</w:t>
+      </w:r>
+      <w:proofErr w:type="spellEnd"/>
+      <w:r>
+        <w:t xml:space="preserve"> </w:t>
+      </w:r>
+      <w:proofErr w:type="spellStart"/>
+      <w:r>
+        <w:t>we</w:t>
+      </w:r>
+      <w:proofErr w:type="spellEnd"/>
+      <w:r>
+        <w:t xml:space="preserve"> </w:t>
+      </w:r>
+      <w:proofErr w:type="spellStart"/>
+      <w:r>
+        <w:t>designed</w:t>
+      </w:r>
+      <w:proofErr w:type="spellEnd"/>
+      <w:r>
+        <w:t xml:space="preserve"> a </w:t>
+      </w:r>
+      <w:proofErr w:type="spellStart"/>
+      <w:r>
+        <w:t>prototype</w:t>
+      </w:r>
+      <w:proofErr w:type="spellEnd"/>
+      <w:r>
+        <w:t xml:space="preserve"> </w:t>
+      </w:r>
+      <w:proofErr w:type="spellStart"/>
+      <w:r>
+        <w:t>that</w:t>
+      </w:r>
+      <w:proofErr w:type="spellEnd"/>
+      <w:r>
+        <w:t xml:space="preserve"> </w:t>
+      </w:r>
+      <w:proofErr w:type="spellStart"/>
+      <w:r>
+        <w:t>simulates</w:t>
+      </w:r>
+      <w:proofErr w:type="spellEnd"/>
+      <w:r>
+        <w:t xml:space="preserve"> </w:t>
+      </w:r>
+      <w:proofErr w:type="spellStart"/>
+      <w:r>
+        <w:t>the</w:t>
+      </w:r>
+      <w:proofErr w:type="spellEnd"/>
+      <w:r>
+        <w:t xml:space="preserve"> </w:t>
+      </w:r>
+      <w:proofErr w:type="spellStart"/>
+      <w:r>
+        <w:t>conditions</w:t>
+      </w:r>
+      <w:proofErr w:type="spellEnd"/>
+      <w:r>
+        <w:t xml:space="preserve"> </w:t>
+      </w:r>
+      <w:proofErr w:type="spellStart"/>
+      <w:r>
+        <w:t>of</w:t>
+      </w:r>
+      <w:proofErr w:type="spellEnd"/>
+      <w:r>
+        <w:t xml:space="preserve"> a </w:t>
+      </w:r>
+      <w:proofErr w:type="spellStart"/>
+      <w:r>
+        <w:t>house</w:t>
+      </w:r>
+      <w:proofErr w:type="spellEnd"/>
+      <w:r>
+        <w:t xml:space="preserve"> </w:t>
+      </w:r>
+      <w:proofErr w:type="spellStart"/>
+      <w:r>
+        <w:t>and</w:t>
+      </w:r>
+      <w:proofErr w:type="spellEnd"/>
+      <w:r>
+        <w:t xml:space="preserve"> </w:t>
+      </w:r>
+      <w:proofErr w:type="spellStart"/>
+      <w:r>
+        <w:t>using</w:t>
+      </w:r>
+      <w:proofErr w:type="spellEnd"/>
+      <w:r>
+        <w:t xml:space="preserve"> </w:t>
+      </w:r>
+      <w:proofErr w:type="spellStart"/>
+      <w:r>
+        <w:t>different</w:t>
+      </w:r>
+      <w:proofErr w:type="spellEnd"/>
+      <w:r>
+        <w:t xml:space="preserve"> </w:t>
+      </w:r>
+      <w:proofErr w:type="spellStart"/>
+      <w:r>
+        <w:t>sensors</w:t>
+      </w:r>
+      <w:proofErr w:type="spellEnd"/>
+      <w:r>
+        <w:t xml:space="preserve"> </w:t>
+      </w:r>
+      <w:proofErr w:type="spellStart"/>
+      <w:r>
+        <w:t>we</w:t>
+      </w:r>
+      <w:proofErr w:type="spellEnd"/>
+      <w:r>
+        <w:t xml:space="preserve"> </w:t>
+      </w:r>
+      <w:proofErr w:type="spellStart"/>
+      <w:r>
+        <w:t>intend</w:t>
+      </w:r>
+      <w:proofErr w:type="spellEnd"/>
+      <w:r>
+        <w:t xml:space="preserve"> to </w:t>
+      </w:r>
+      <w:proofErr w:type="spellStart"/>
+      <w:r>
+        <w:t>create</w:t>
+      </w:r>
+      <w:proofErr w:type="spellEnd"/>
+      <w:r>
+        <w:t xml:space="preserve"> a </w:t>
+      </w:r>
+      <w:proofErr w:type="spellStart"/>
+      <w:r>
+        <w:t>tool</w:t>
+      </w:r>
+      <w:proofErr w:type="spellEnd"/>
+      <w:r>
+        <w:t xml:space="preserve"> to </w:t>
+      </w:r>
+      <w:proofErr w:type="spellStart"/>
+      <w:r>
+        <w:t>study</w:t>
+      </w:r>
+      <w:proofErr w:type="spellEnd"/>
+      <w:r>
+        <w:t xml:space="preserve"> </w:t>
+      </w:r>
+      <w:proofErr w:type="spellStart"/>
+      <w:r>
+        <w:t>how</w:t>
+      </w:r>
+      <w:proofErr w:type="spellEnd"/>
+      <w:r>
+        <w:t xml:space="preserve"> </w:t>
+      </w:r>
+      <w:proofErr w:type="spellStart"/>
+      <w:r>
+        <w:t>the</w:t>
+      </w:r>
+      <w:proofErr w:type="spellEnd"/>
+      <w:r>
+        <w:t xml:space="preserve"> </w:t>
+      </w:r>
+      <w:proofErr w:type="spellStart"/>
+      <w:r>
+        <w:t>different</w:t>
+      </w:r>
+      <w:proofErr w:type="spellEnd"/>
+      <w:r>
+        <w:t xml:space="preserve"> </w:t>
+      </w:r>
+      <w:proofErr w:type="spellStart"/>
+      <w:r>
+        <w:t>materials</w:t>
+      </w:r>
+      <w:proofErr w:type="spellEnd"/>
+      <w:r>
+        <w:t xml:space="preserve"> </w:t>
+      </w:r>
+      <w:proofErr w:type="spellStart"/>
+      <w:r>
+        <w:t>influence</w:t>
+      </w:r>
+      <w:proofErr w:type="spellEnd"/>
+      <w:r>
+        <w:t xml:space="preserve"> </w:t>
+      </w:r>
+      <w:proofErr w:type="spellStart"/>
+      <w:r>
+        <w:t>temperature</w:t>
+      </w:r>
+      <w:proofErr w:type="spellEnd"/>
+      <w:r>
+        <w:t xml:space="preserve">, </w:t>
+      </w:r>
+      <w:proofErr w:type="spellStart"/>
+      <w:r>
+        <w:t>humidity</w:t>
+      </w:r>
+      <w:proofErr w:type="spellEnd"/>
+      <w:r>
+        <w:t xml:space="preserve"> </w:t>
+      </w:r>
+      <w:proofErr w:type="spellStart"/>
+      <w:r>
+        <w:t>and</w:t>
+      </w:r>
+      <w:proofErr w:type="spellEnd"/>
+      <w:r>
+        <w:t xml:space="preserve"> </w:t>
+      </w:r>
+      <w:proofErr w:type="spellStart"/>
+      <w:r>
+        <w:t>light</w:t>
+      </w:r>
+      <w:proofErr w:type="spellEnd"/>
+      <w:r>
+        <w:t xml:space="preserve"> </w:t>
+      </w:r>
+      <w:proofErr w:type="spellStart"/>
+      <w:r>
+        <w:t>intensity</w:t>
+      </w:r>
+      <w:proofErr w:type="spellEnd"/>
+      <w:r>
+        <w:t>.</w:t>
+      </w:r>
     </w:p>
     <w:p>
       <w:pPr>
         <w:jc w:val="left"/>
-        <w:rPr>
-          <w:rFonts w:ascii="Redzone" w:hAnsi="Redzone" w:cstheme="minorHAnsi"/>
-          <w:caps/>
-          <w:sz w:val="36"/>
-          <w:szCs w:val="36"/>
-        </w:rPr>
-      </w:pPr>
-      <w:r>
-        <w:t>Key Words</w:t>
-      </w:r>
+      </w:pPr>
+    </w:p>
+    <w:p>
+      <w:pPr>
+        <w:jc w:val="left"/>
+        <w:rPr>
+          <w:b/>
+          <w:bCs/>
+          <w:u w:val="single"/>
+        </w:rPr>
+      </w:pPr>
+      <w:proofErr w:type="spellStart"/>
+      <w:r>
+        <w:rPr>
+          <w:b/>
+          <w:bCs/>
+          <w:u w:val="single"/>
+        </w:rPr>
+        <w:t>Key</w:t>
+      </w:r>
+      <w:proofErr w:type="spellEnd"/>
+      <w:r>
+        <w:rPr>
+          <w:b/>
+          <w:bCs/>
+          <w:u w:val="single"/>
+        </w:rPr>
+        <w:t xml:space="preserve"> </w:t>
+      </w:r>
+      <w:proofErr w:type="spellStart"/>
+      <w:r>
+        <w:rPr>
+          <w:b/>
+          <w:bCs/>
+          <w:u w:val="single"/>
+        </w:rPr>
+        <w:t>Words</w:t>
+      </w:r>
+      <w:proofErr w:type="spellEnd"/>
+    </w:p>
+    <w:p>
+      <w:pPr>
+        <w:jc w:val="left"/>
+      </w:pPr>
+    </w:p>
+    <w:p>
+      <w:pPr>
+        <w:rPr>
+          <w:rStyle w:val="Forte"/>
+          <w:b w:val="0"/>
+          <w:bCs w:val="0"/>
+        </w:rPr>
+      </w:pPr>
+      <w:proofErr w:type="spellStart"/>
+      <w:r>
+        <w:rPr>
+          <w:rStyle w:val="Forte"/>
+          <w:b w:val="0"/>
+          <w:bCs w:val="0"/>
+        </w:rPr>
+        <w:t>Energy</w:t>
+      </w:r>
+      <w:proofErr w:type="spellEnd"/>
+      <w:r>
+        <w:rPr>
+          <w:rStyle w:val="Forte"/>
+          <w:b w:val="0"/>
+          <w:bCs w:val="0"/>
+        </w:rPr>
+        <w:t xml:space="preserve"> </w:t>
+      </w:r>
+      <w:proofErr w:type="spellStart"/>
+      <w:r>
+        <w:rPr>
+          <w:rStyle w:val="Forte"/>
+          <w:b w:val="0"/>
+          <w:bCs w:val="0"/>
+        </w:rPr>
+        <w:t>efficiency</w:t>
+      </w:r>
+      <w:proofErr w:type="spellEnd"/>
+      <w:r>
+        <w:rPr>
+          <w:rStyle w:val="Forte"/>
+          <w:b w:val="0"/>
+          <w:bCs w:val="0"/>
+        </w:rPr>
+        <w:t xml:space="preserve">, Arduino, </w:t>
+      </w:r>
+      <w:proofErr w:type="spellStart"/>
+      <w:r>
+        <w:rPr>
+          <w:rStyle w:val="Forte"/>
+          <w:b w:val="0"/>
+          <w:bCs w:val="0"/>
+        </w:rPr>
+        <w:t>sensors</w:t>
+      </w:r>
+      <w:proofErr w:type="spellEnd"/>
+      <w:r>
+        <w:rPr>
+          <w:rStyle w:val="Forte"/>
+          <w:b w:val="0"/>
+          <w:bCs w:val="0"/>
+        </w:rPr>
+        <w:t xml:space="preserve">, </w:t>
+      </w:r>
+      <w:proofErr w:type="spellStart"/>
+      <w:r>
+        <w:rPr>
+          <w:rStyle w:val="Forte"/>
+          <w:b w:val="0"/>
+          <w:bCs w:val="0"/>
+        </w:rPr>
+        <w:t>prototype</w:t>
+      </w:r>
+      <w:proofErr w:type="spellEnd"/>
+      <w:r>
+        <w:rPr>
+          <w:rStyle w:val="Forte"/>
+          <w:b w:val="0"/>
+          <w:bCs w:val="0"/>
+        </w:rPr>
+        <w:t xml:space="preserve">, </w:t>
+      </w:r>
+      <w:proofErr w:type="spellStart"/>
+      <w:r>
+        <w:rPr>
+          <w:rStyle w:val="Forte"/>
+          <w:b w:val="0"/>
+          <w:bCs w:val="0"/>
+        </w:rPr>
+        <w:t>mock-up</w:t>
+      </w:r>
+      <w:proofErr w:type="spellEnd"/>
+      <w:r>
+        <w:rPr>
+          <w:rStyle w:val="Forte"/>
+          <w:b w:val="0"/>
+          <w:bCs w:val="0"/>
+        </w:rPr>
+        <w:t xml:space="preserve">, </w:t>
+      </w:r>
+      <w:proofErr w:type="spellStart"/>
+      <w:r>
+        <w:rPr>
+          <w:rStyle w:val="Forte"/>
+          <w:b w:val="0"/>
+          <w:bCs w:val="0"/>
+        </w:rPr>
+        <w:t>insulation</w:t>
+      </w:r>
+      <w:proofErr w:type="spellEnd"/>
+      <w:r>
+        <w:rPr>
+          <w:rStyle w:val="Forte"/>
+          <w:b w:val="0"/>
+          <w:bCs w:val="0"/>
+        </w:rPr>
+        <w:t>.</w:t>
+      </w:r>
+    </w:p>
+    <w:p>
+      <w:pPr>
+        <w:jc w:val="left"/>
+      </w:pPr>
       <w:r>
         <w:br w:type="page"/>
       </w:r>
@@ -2178,14 +2768,27 @@
       <w:r>
         <w:t xml:space="preserve">Ecuación </w:t>
       </w:r>
-      <w:fldSimple w:instr=" SEQ Ecuación \* ARABIC ">
-        <w:r>
-          <w:rPr>
-            <w:noProof/>
-          </w:rPr>
-          <w:t>1</w:t>
-        </w:r>
-      </w:fldSimple>
+      <w:r>
+        <w:fldChar w:fldCharType="begin"/>
+      </w:r>
+      <w:r>
+        <w:instrText xml:space="preserve"> SEQ Ecuación \* ARABIC </w:instrText>
+      </w:r>
+      <w:r>
+        <w:fldChar w:fldCharType="separate"/>
+      </w:r>
+      <w:r>
+        <w:rPr>
+          <w:noProof/>
+        </w:rPr>
+        <w:t>1</w:t>
+      </w:r>
+      <w:r>
+        <w:rPr>
+          <w:noProof/>
+        </w:rPr>
+        <w:fldChar w:fldCharType="end"/>
+      </w:r>
       <w:r>
         <w:t>: Calor cedido por convección</w:t>
       </w:r>
@@ -2596,14 +3199,27 @@
       <w:r>
         <w:t xml:space="preserve">Ecuación </w:t>
       </w:r>
-      <w:fldSimple w:instr=" SEQ Ecuación \* ARABIC ">
-        <w:r>
-          <w:rPr>
-            <w:noProof/>
-          </w:rPr>
-          <w:t>2</w:t>
-        </w:r>
-      </w:fldSimple>
+      <w:r>
+        <w:fldChar w:fldCharType="begin"/>
+      </w:r>
+      <w:r>
+        <w:instrText xml:space="preserve"> SEQ Ecuación \* ARABIC </w:instrText>
+      </w:r>
+      <w:r>
+        <w:fldChar w:fldCharType="separate"/>
+      </w:r>
+      <w:r>
+        <w:rPr>
+          <w:noProof/>
+        </w:rPr>
+        <w:t>2</w:t>
+      </w:r>
+      <w:r>
+        <w:rPr>
+          <w:noProof/>
+        </w:rPr>
+        <w:fldChar w:fldCharType="end"/>
+      </w:r>
       <w:r>
         <w:t>: Calor cedido por radiación</w:t>
       </w:r>
@@ -2684,14 +3300,27 @@
       <w:r>
         <w:t xml:space="preserve">Ecuación </w:t>
       </w:r>
-      <w:fldSimple w:instr=" SEQ Ecuación \* ARABIC ">
-        <w:r>
-          <w:rPr>
-            <w:noProof/>
-          </w:rPr>
-          <w:t>3</w:t>
-        </w:r>
-      </w:fldSimple>
+      <w:r>
+        <w:fldChar w:fldCharType="begin"/>
+      </w:r>
+      <w:r>
+        <w:instrText xml:space="preserve"> SEQ Ecuación \* ARABIC </w:instrText>
+      </w:r>
+      <w:r>
+        <w:fldChar w:fldCharType="separate"/>
+      </w:r>
+      <w:r>
+        <w:rPr>
+          <w:noProof/>
+        </w:rPr>
+        <w:t>3</w:t>
+      </w:r>
+      <w:r>
+        <w:rPr>
+          <w:noProof/>
+        </w:rPr>
+        <w:fldChar w:fldCharType="end"/>
+      </w:r>
       <w:r>
         <w:t>: Fluxo en radiación</w:t>
       </w:r>
@@ -3319,24 +3948,27 @@
         <w:pStyle w:val="Textodocorpo"/>
       </w:pPr>
       <w:r>
-        <w:t xml:space="preserve">Proseguimos co proceso de montada no cal empregamos parafusos, porcas e argolas para </w:t>
+        <w:t xml:space="preserve">Proseguimos co proceso de </w:t>
+      </w:r>
+      <w:r>
+        <w:t>montaxe</w:t>
+      </w:r>
+      <w:r>
+        <w:t xml:space="preserve"> no cal empregamos parafusos, porcas e argolas para </w:t>
       </w:r>
       <w:r>
         <w:t>achegar</w:t>
       </w:r>
       <w:r>
-        <w:t xml:space="preserve"> estabilidade ás táboas e poder aplicar o illante sen que se deformase a estrutura. Aplicamos o material illante</w:t>
+        <w:t xml:space="preserve"> estabilidade ás táboas e poder aplicar o illante sen que se deformase a estrutura. Aplicamos </w:t>
+      </w:r>
+      <w:r>
+        <w:t>escuma illante</w:t>
       </w:r>
       <w:r>
         <w:rPr>
           <w:color w:val="EE0000"/>
         </w:rPr>
-        <w:t>[[Especificacións]]</w:t>
-      </w:r>
-      <w:r>
-        <w:rPr>
-          <w:color w:val="EE0000"/>
-        </w:rPr>
         <w:t xml:space="preserve"> </w:t>
       </w:r>
       <w:r>
@@ -3366,6 +3998,9 @@
       </w:r>
       <w:r>
         <w:t>un portalámpada</w:t>
+      </w:r>
+      <w:r>
+        <w:t>s</w:t>
       </w:r>
       <w:r>
         <w:t xml:space="preserve"> e unha lámpada incandescente para xerar tanto luz coma calor. E tamén furamos os buratos na base para pasar os sensores e cables que precisamos.</w:t>
@@ -3406,46 +4041,52 @@
         <w:t xml:space="preserve">varios sensores. Na base da maqueta empregamos tres sensores DS18B20 para medir a temperatura, tamén empregamos  tres sensores </w:t>
       </w:r>
       <w:r>
-        <w:rPr>
-          <w:color w:val="EE0000"/>
-        </w:rPr>
         <w:t xml:space="preserve">DHT22 </w:t>
       </w:r>
       <w:r>
-        <w:t xml:space="preserve">para medir a humidade e tres fotorresistencias para medir a intensidade luminosa. Empregamos un DHT11 e unha fotorresistencia no exterior da maqueta para   </w:t>
-      </w:r>
-      <w:r>
-        <w:rPr>
-          <w:color w:val="EE0000"/>
-        </w:rPr>
-        <w:t xml:space="preserve">Ademais empregamos un termopar MAX6675  </w:t>
+        <w:t xml:space="preserve">para medir </w:t>
+      </w:r>
+      <w:r>
+        <w:t>temperatura e</w:t>
+      </w:r>
+      <w:r>
+        <w:t xml:space="preserve"> humidade e tres fotorresistencias para medir a intensidade luminosa. O programa Arduino rexistra cada </w:t>
+      </w:r>
+      <w:r>
+        <w:t>5</w:t>
       </w:r>
       <w:r>
         <w:t xml:space="preserve"> </w:t>
       </w:r>
       <w:r>
-        <w:t xml:space="preserve">O programa Arduino rexistra cada </w:t>
-      </w:r>
-      <w:r>
-        <w:rPr>
-          <w:color w:val="EE0000"/>
-        </w:rPr>
-        <w:t>X</w:t>
-      </w:r>
-      <w:r>
-        <w:rPr>
-          <w:color w:val="EE0000"/>
-        </w:rPr>
+        <w:t>segundos</w:t>
+      </w:r>
+      <w:r>
         <w:t xml:space="preserve"> </w:t>
       </w:r>
       <w:r>
-        <w:rPr>
-          <w:color w:val="EE0000"/>
-        </w:rPr>
-        <w:t xml:space="preserve">segundos </w:t>
-      </w:r>
-      <w:r>
-        <w:t xml:space="preserve">os valores que rexistran os sensores e recibímolos polo porto  serie e amosamos a media  mediante unha pantalla </w:t>
+        <w:t xml:space="preserve"> </w:t>
+      </w:r>
+      <w:r>
+        <w:t>os valores que rexistran os sensores</w:t>
+      </w:r>
+      <w:r>
+        <w:t>,</w:t>
+      </w:r>
+      <w:r>
+        <w:t xml:space="preserve"> recibímolos polo porto  serie e amos</w:t>
+      </w:r>
+      <w:r>
+        <w:t>á</w:t>
+      </w:r>
+      <w:r>
+        <w:t>mo</w:t>
+      </w:r>
+      <w:r>
+        <w:t>los</w:t>
+      </w:r>
+      <w:r>
+        <w:t xml:space="preserve"> mediante unha pantalla </w:t>
       </w:r>
       <w:r>
         <w:t>LCD</w:t>
@@ -3454,34 +4095,31 @@
         <w:t xml:space="preserve">. Deste xeito poderemos ver </w:t>
       </w:r>
       <w:r>
-        <w:t>unha media</w:t>
-      </w:r>
-      <w:r>
-        <w:t xml:space="preserve"> en tempo real e tamén poderíamos empregar cada dato por separado empregando o porto serie.</w:t>
-      </w:r>
-      <w:r>
-        <w:t xml:space="preserve"> No propio prototipo o Arduino vai na parte inferior da maqueta, os cables necesarios pasan polo furado xa mencionado.</w:t>
-      </w:r>
-    </w:p>
-    <w:p>
-      <w:pPr>
-        <w:pStyle w:val="Textodocorpo"/>
-        <w:ind w:left="709"/>
-      </w:pPr>
-    </w:p>
-    <w:p>
-      <w:pPr>
-        <w:pStyle w:val="Textodocorpo"/>
-        <w:ind w:left="709"/>
-        <w:rPr>
-          <w:color w:val="EE0000"/>
-        </w:rPr>
-      </w:pPr>
-      <w:r>
-        <w:rPr>
-          <w:color w:val="EE0000"/>
-        </w:rPr>
-        <w:t>[[inserir fotos]]</w:t>
+        <w:t>as medidas</w:t>
+      </w:r>
+      <w:r>
+        <w:t xml:space="preserve"> en tempo.</w:t>
+      </w:r>
+      <w:r>
+        <w:t xml:space="preserve"> No propio prototipo o Arduino vai na parte inferior da maqueta, os cables necesarios pasan polo furado xa mencionado</w:t>
+      </w:r>
+      <w:r>
+        <w:t xml:space="preserve"> malia que tamén empregamos un anaco de </w:t>
+      </w:r>
+      <w:proofErr w:type="spellStart"/>
+      <w:r>
+        <w:rPr>
+          <w:i/>
+          <w:iCs/>
+        </w:rPr>
+        <w:t>protoboard</w:t>
+      </w:r>
+      <w:proofErr w:type="spellEnd"/>
+      <w:r>
+        <w:t xml:space="preserve"> para a alimentación e terra</w:t>
+      </w:r>
+      <w:r>
+        <w:t>.</w:t>
       </w:r>
     </w:p>
     <w:p>
@@ -3532,7 +4170,24 @@
         <w:t xml:space="preserve"> tomar os datos necesarios para estudar o seu impacto no interior da maqueta.</w:t>
       </w:r>
       <w:r>
-        <w:t xml:space="preserve"> Por isto valoramos o prototipo como un bo comezo que cumpre a función para ca cal foi pensado malia que podería seguir sendo mellorando, engadindo por exemplo a capacidade de gardar os datos nunha tarxeta SD ou engadindo un módulo Wifi para poder consultar os datos dende calquera lugar. Tamén poderíamos configurar máis actuadores ou programar o Arduino para activalos mediante un relé.</w:t>
+        <w:t xml:space="preserve"> Por isto valoramos o prototipo como un bo comezo que cumpre a función para ca cal foi pensado malia que podería seguir sendo mellorando, </w:t>
+      </w:r>
+      <w:r>
+        <w:t xml:space="preserve">o primeiro sería comezar unha fase experimental para calibrar os sensores e axustar os seus valores para o que precisaríamos poñer o prototipo a funcionar largos períodos de tempo para estabilizar os valores. Ademais poderíamos continuar o proxecto </w:t>
+      </w:r>
+      <w:r>
+        <w:t xml:space="preserve">engadindo por exemplo a capacidade de gardar os datos nunha tarxeta SD ou engadindo un módulo Wifi para poder consultar os datos dende calquera lugar. Tamén poderíamos configurar máis </w:t>
+      </w:r>
+      <w:proofErr w:type="spellStart"/>
+      <w:r>
+        <w:t>actuadores</w:t>
+      </w:r>
+      <w:proofErr w:type="spellEnd"/>
+      <w:r>
+        <w:t>, como unha fonte de calor aparte da lámpada incandescentes,</w:t>
+      </w:r>
+      <w:r>
+        <w:t xml:space="preserve"> ou programar o Arduino para activalos mediante un relé.</w:t>
       </w:r>
     </w:p>
     <w:p>
@@ -3562,7 +4217,13 @@
         <w:t>En segundo lugar dicir que o proxecto non remataría aquí, a proposta de continuidade constaría das engádegas suxeridas no apartado anterior e dunha fase experimental que non se puido realizar polas limitacións temporais. Precisariamos unha fase experimental longa para comparar os distintos materiais que podería durar meses.</w:t>
       </w:r>
       <w:r>
-        <w:t xml:space="preserve"> Ademais o prototipo foi deseñado cun enfoque modular polo que a estrutura pode ser duplicada engadindo unha segunda altura e comparar como a altura dun edificio inflúe no consumo enerxético.</w:t>
+        <w:t xml:space="preserve"> Ademais o prototipo foi deseñado cun enfoque modular polo que a estrutura pode ser </w:t>
+      </w:r>
+      <w:r>
+        <w:t>expandida</w:t>
+      </w:r>
+      <w:r>
+        <w:t xml:space="preserve"> engadindo unha segunda altura e comparar como a altura dun edificio inflúe no consumo enerxético.</w:t>
       </w:r>
       <w:r>
         <w:br w:type="page"/>
@@ -3606,7 +4267,11 @@
             <w:p>
               <w:pPr>
                 <w:pStyle w:val="Bibliografa"/>
-                <w:ind w:left="720" w:hanging="720"/>
+                <w:numPr>
+                  <w:ilvl w:val="0"/>
+                  <w:numId w:val="14"/>
+                </w:numPr>
+                <w:jc w:val="left"/>
                 <w:rPr>
                   <w:noProof/>
                   <w:kern w:val="0"/>
@@ -3632,7 +4297,11 @@
             <w:p>
               <w:pPr>
                 <w:pStyle w:val="Bibliografa"/>
-                <w:ind w:left="720" w:hanging="720"/>
+                <w:numPr>
+                  <w:ilvl w:val="0"/>
+                  <w:numId w:val="14"/>
+                </w:numPr>
+                <w:jc w:val="left"/>
                 <w:rPr>
                   <w:noProof/>
                 </w:rPr>
@@ -3655,13 +4324,74 @@
                 <w:rPr>
                   <w:noProof/>
                 </w:rPr>
-                <w:t xml:space="preserve"> Obtido de https://www.idae.es/sites/default/files/estudios_informes_y_estadisticas/Informe_SPAHOUSEC_Basico_logo_Eurostat_negro_FINAL.pdf</w:t>
+                <w:t xml:space="preserve"> </w:t>
+              </w:r>
+              <w:r>
+                <w:rPr>
+                  <w:noProof/>
+                </w:rPr>
+                <w:fldChar w:fldCharType="begin"/>
+              </w:r>
+              <w:r>
+                <w:rPr>
+                  <w:noProof/>
+                </w:rPr>
+                <w:instrText>HYPERLINK "https://www.idae.es/sites/default/files/estudios_informes_y_estadisticas/Informe_SPAHOUSEC_Basico_logo_Eurostat_negro_FINAL.pdf"</w:instrText>
+              </w:r>
+              <w:r>
+                <w:rPr>
+                  <w:noProof/>
+                </w:rPr>
+              </w:r>
+              <w:r>
+                <w:rPr>
+                  <w:noProof/>
+                </w:rPr>
+                <w:fldChar w:fldCharType="separate"/>
+              </w:r>
+              <w:r>
+                <w:rPr>
+                  <w:rStyle w:val="Hiperligazn"/>
+                  <w:noProof/>
+                </w:rPr>
+                <w:t>L</w:t>
+              </w:r>
+              <w:r>
+                <w:rPr>
+                  <w:rStyle w:val="Hiperligazn"/>
+                  <w:noProof/>
+                </w:rPr>
+                <w:t>i</w:t>
+              </w:r>
+              <w:r>
+                <w:rPr>
+                  <w:rStyle w:val="Hiperligazn"/>
+                  <w:noProof/>
+                </w:rPr>
+                <w:t>g</w:t>
+              </w:r>
+              <w:r>
+                <w:rPr>
+                  <w:rStyle w:val="Hiperligazn"/>
+                  <w:noProof/>
+                </w:rPr>
+                <w:t>azón</w:t>
+              </w:r>
+              <w:r>
+                <w:rPr>
+                  <w:noProof/>
+                </w:rPr>
+                <w:fldChar w:fldCharType="end"/>
               </w:r>
             </w:p>
             <w:p>
               <w:pPr>
                 <w:pStyle w:val="Bibliografa"/>
-                <w:ind w:left="720" w:hanging="720"/>
+                <w:numPr>
+                  <w:ilvl w:val="0"/>
+                  <w:numId w:val="14"/>
+                </w:numPr>
+                <w:jc w:val="left"/>
                 <w:rPr>
                   <w:noProof/>
                 </w:rPr>
@@ -3684,13 +4414,73 @@
                 <w:rPr>
                   <w:noProof/>
                 </w:rPr>
-                <w:t xml:space="preserve"> Obtido de https://www.inega.gal/sites/default/files/publicacions/Balance_enerxetico_Galicia_2023_maio_2025.pdf</w:t>
+                <w:t xml:space="preserve"> </w:t>
+              </w:r>
+              <w:r>
+                <w:rPr>
+                  <w:noProof/>
+                </w:rPr>
+                <w:fldChar w:fldCharType="begin"/>
+              </w:r>
+              <w:r>
+                <w:rPr>
+                  <w:noProof/>
+                </w:rPr>
+                <w:instrText>HYPERLINK "https://www.inega.gal/sites/default/files/publicacions/Balance_enerxetico_Galicia_2023_maio_2025.pdf"</w:instrText>
+              </w:r>
+              <w:r>
+                <w:rPr>
+                  <w:noProof/>
+                </w:rPr>
+              </w:r>
+              <w:r>
+                <w:rPr>
+                  <w:noProof/>
+                </w:rPr>
+                <w:fldChar w:fldCharType="separate"/>
+              </w:r>
+              <w:r>
+                <w:rPr>
+                  <w:rStyle w:val="Hiperligazn"/>
+                  <w:noProof/>
+                </w:rPr>
+                <w:t>Lig</w:t>
+              </w:r>
+              <w:r>
+                <w:rPr>
+                  <w:rStyle w:val="Hiperligazn"/>
+                  <w:noProof/>
+                </w:rPr>
+                <w:t>a</w:t>
+              </w:r>
+              <w:r>
+                <w:rPr>
+                  <w:rStyle w:val="Hiperligazn"/>
+                  <w:noProof/>
+                </w:rPr>
+                <w:t>zón</w:t>
+              </w:r>
+              <w:r>
+                <w:rPr>
+                  <w:noProof/>
+                </w:rPr>
+                <w:fldChar w:fldCharType="end"/>
+              </w:r>
+              <w:r>
+                <w:rPr>
+                  <w:noProof/>
+                </w:rPr>
+                <w:t xml:space="preserve"> </w:t>
               </w:r>
             </w:p>
             <w:p>
               <w:pPr>
                 <w:pStyle w:val="Bibliografa"/>
-                <w:ind w:left="720" w:hanging="720"/>
+                <w:numPr>
+                  <w:ilvl w:val="0"/>
+                  <w:numId w:val="14"/>
+                </w:numPr>
+                <w:jc w:val="left"/>
                 <w:rPr>
                   <w:noProof/>
                 </w:rPr>
@@ -3719,7 +4509,11 @@
             <w:p>
               <w:pPr>
                 <w:pStyle w:val="Bibliografa"/>
-                <w:ind w:left="720" w:hanging="720"/>
+                <w:numPr>
+                  <w:ilvl w:val="0"/>
+                  <w:numId w:val="14"/>
+                </w:numPr>
+                <w:jc w:val="left"/>
                 <w:rPr>
                   <w:noProof/>
                 </w:rPr>
@@ -3734,7 +4528,11 @@
             <w:p>
               <w:pPr>
                 <w:pStyle w:val="Bibliografa"/>
-                <w:ind w:left="720" w:hanging="720"/>
+                <w:numPr>
+                  <w:ilvl w:val="0"/>
+                  <w:numId w:val="14"/>
+                </w:numPr>
+                <w:jc w:val="left"/>
                 <w:rPr>
                   <w:noProof/>
                 </w:rPr>
@@ -3749,7 +4547,11 @@
             <w:p>
               <w:pPr>
                 <w:pStyle w:val="Bibliografa"/>
-                <w:ind w:left="720" w:hanging="720"/>
+                <w:numPr>
+                  <w:ilvl w:val="0"/>
+                  <w:numId w:val="14"/>
+                </w:numPr>
+                <w:jc w:val="left"/>
                 <w:rPr>
                   <w:noProof/>
                 </w:rPr>
@@ -3764,7 +4566,11 @@
             <w:p>
               <w:pPr>
                 <w:pStyle w:val="Bibliografa"/>
-                <w:ind w:left="720" w:hanging="720"/>
+                <w:numPr>
+                  <w:ilvl w:val="0"/>
+                  <w:numId w:val="14"/>
+                </w:numPr>
+                <w:jc w:val="left"/>
                 <w:rPr>
                   <w:noProof/>
                 </w:rPr>
@@ -3787,10 +4593,56 @@
                 <w:rPr>
                   <w:noProof/>
                 </w:rPr>
-                <w:t xml:space="preserve"> Obtido de http://www.scielo.org.mx/scielo.php?script=sci_arttext&amp;pid=S2007-11322015000500001&amp;lng=es&amp;tlng=es</w:t>
+                <w:t xml:space="preserve"> </w:t>
+              </w:r>
+              <w:r>
+                <w:rPr>
+                  <w:noProof/>
+                </w:rPr>
+                <w:fldChar w:fldCharType="begin"/>
+              </w:r>
+              <w:r>
+                <w:rPr>
+                  <w:noProof/>
+                </w:rPr>
+                <w:instrText>HYPERLINK "http://www.scielo.org.mx/scielo.php?script=sci_arttext&amp;pid=S2007-11322015000500001&amp;lng=es&amp;tlng=es"</w:instrText>
+              </w:r>
+              <w:r>
+                <w:rPr>
+                  <w:noProof/>
+                </w:rPr>
+              </w:r>
+              <w:r>
+                <w:rPr>
+                  <w:noProof/>
+                </w:rPr>
+                <w:fldChar w:fldCharType="separate"/>
+              </w:r>
+              <w:r>
+                <w:rPr>
+                  <w:rStyle w:val="Hiperligazn"/>
+                  <w:noProof/>
+                </w:rPr>
+                <w:t>Ligazó</w:t>
+              </w:r>
+              <w:r>
+                <w:rPr>
+                  <w:rStyle w:val="Hiperligazn"/>
+                  <w:noProof/>
+                </w:rPr>
+                <w:t>n</w:t>
+              </w:r>
+              <w:r>
+                <w:rPr>
+                  <w:noProof/>
+                </w:rPr>
+                <w:fldChar w:fldCharType="end"/>
               </w:r>
             </w:p>
             <w:p>
+              <w:pPr>
+                <w:jc w:val="left"/>
+              </w:pPr>
               <w:r>
                 <w:rPr>
                   <w:b/>
@@ -4045,52 +4897,7531 @@
     </w:p>
     <w:p>
       <w:pPr>
+        <w:jc w:val="left"/>
+        <w:rPr>
+          <w:rFonts w:ascii="Redzone" w:eastAsia="Microsoft YaHei" w:hAnsi="Redzone"/>
+          <w:sz w:val="48"/>
+          <w:szCs w:val="36"/>
+        </w:rPr>
+      </w:pPr>
+      <w:bookmarkStart w:id="22" w:name="_Toc222048087"/>
+      <w:r>
+        <w:rPr>
+          <w:b/>
+          <w:bCs/>
+        </w:rPr>
+        <w:br w:type="page"/>
+      </w:r>
+    </w:p>
+    <w:p>
+      <w:pPr>
         <w:pStyle w:val="Ttulo1"/>
         <w:rPr>
           <w:b w:val="0"/>
           <w:bCs w:val="0"/>
         </w:rPr>
       </w:pPr>
-      <w:bookmarkStart w:id="22" w:name="_Toc222048087"/>
       <w:r>
         <w:rPr>
           <w:b w:val="0"/>
           <w:bCs w:val="0"/>
         </w:rPr>
+        <w:lastRenderedPageBreak/>
         <w:t>Apéndices</w:t>
       </w:r>
       <w:bookmarkEnd w:id="22"/>
     </w:p>
     <w:p>
-      <w:r>
+      <w:pPr>
+        <w:rPr>
+          <w:sz w:val="32"/>
+          <w:szCs w:val="32"/>
+        </w:rPr>
+      </w:pPr>
+      <w:r>
+        <w:rPr>
+          <w:sz w:val="32"/>
+          <w:szCs w:val="32"/>
+        </w:rPr>
         <w:t xml:space="preserve">Apéndice A: Código de </w:t>
       </w:r>
       <w:r>
+        <w:rPr>
+          <w:sz w:val="32"/>
+          <w:szCs w:val="32"/>
+        </w:rPr>
         <w:t>A</w:t>
       </w:r>
       <w:r>
+        <w:rPr>
+          <w:sz w:val="32"/>
+          <w:szCs w:val="32"/>
+        </w:rPr>
         <w:t>rduino.</w:t>
       </w:r>
     </w:p>
     <w:p>
-      <w:r>
+      <w:pPr>
+        <w:pStyle w:val="Textosenformato"/>
+        <w:rPr>
+          <w:rFonts w:ascii="Courier New" w:hAnsi="Courier New" w:cs="Courier New"/>
+          <w:lang w:val="en-US"/>
+        </w:rPr>
+      </w:pPr>
+    </w:p>
+    <w:p>
+      <w:pPr>
+        <w:pStyle w:val="Textosenformato"/>
+        <w:rPr>
+          <w:rFonts w:ascii="Courier New" w:hAnsi="Courier New" w:cs="Courier New"/>
+          <w:lang w:val="en-US"/>
+        </w:rPr>
+      </w:pPr>
+      <w:proofErr w:type="gramStart"/>
+      <w:r>
+        <w:rPr>
+          <w:rFonts w:ascii="Courier New" w:hAnsi="Courier New" w:cs="Courier New"/>
+          <w:lang w:val="en-US"/>
+        </w:rPr>
+        <w:t>#include</w:t>
+      </w:r>
+      <w:proofErr w:type="gramEnd"/>
+      <w:r>
+        <w:rPr>
+          <w:rFonts w:ascii="Courier New" w:hAnsi="Courier New" w:cs="Courier New"/>
+          <w:lang w:val="en-US"/>
+        </w:rPr>
+        <w:t xml:space="preserve"> &lt;</w:t>
+      </w:r>
+      <w:proofErr w:type="spellStart"/>
+      <w:r>
+        <w:rPr>
+          <w:rFonts w:ascii="Courier New" w:hAnsi="Courier New" w:cs="Courier New"/>
+          <w:lang w:val="en-US"/>
+        </w:rPr>
+        <w:t>OneWire.h</w:t>
+      </w:r>
+      <w:proofErr w:type="spellEnd"/>
+      <w:r>
+        <w:rPr>
+          <w:rFonts w:ascii="Courier New" w:hAnsi="Courier New" w:cs="Courier New"/>
+          <w:lang w:val="en-US"/>
+        </w:rPr>
+        <w:t>&gt;</w:t>
+      </w:r>
+    </w:p>
+    <w:p>
+      <w:pPr>
+        <w:pStyle w:val="Textosenformato"/>
+        <w:rPr>
+          <w:rFonts w:ascii="Courier New" w:hAnsi="Courier New" w:cs="Courier New"/>
+          <w:lang w:val="en-US"/>
+        </w:rPr>
+      </w:pPr>
+      <w:r>
+        <w:rPr>
+          <w:rFonts w:ascii="Courier New" w:hAnsi="Courier New" w:cs="Courier New"/>
+          <w:lang w:val="en-US"/>
+        </w:rPr>
+        <w:t>#include &lt;</w:t>
+      </w:r>
+      <w:proofErr w:type="spellStart"/>
+      <w:r>
+        <w:rPr>
+          <w:rFonts w:ascii="Courier New" w:hAnsi="Courier New" w:cs="Courier New"/>
+          <w:lang w:val="en-US"/>
+        </w:rPr>
+        <w:t>DallasTemperature.h</w:t>
+      </w:r>
+      <w:proofErr w:type="spellEnd"/>
+      <w:r>
+        <w:rPr>
+          <w:rFonts w:ascii="Courier New" w:hAnsi="Courier New" w:cs="Courier New"/>
+          <w:lang w:val="en-US"/>
+        </w:rPr>
+        <w:t>&gt;</w:t>
+      </w:r>
+    </w:p>
+    <w:p>
+      <w:pPr>
+        <w:pStyle w:val="Textosenformato"/>
+        <w:rPr>
+          <w:rFonts w:ascii="Courier New" w:hAnsi="Courier New" w:cs="Courier New"/>
+          <w:lang w:val="en-US"/>
+        </w:rPr>
+      </w:pPr>
+      <w:r>
+        <w:rPr>
+          <w:rFonts w:ascii="Courier New" w:hAnsi="Courier New" w:cs="Courier New"/>
+          <w:lang w:val="en-US"/>
+        </w:rPr>
+        <w:t>#include &lt;</w:t>
+      </w:r>
+      <w:proofErr w:type="spellStart"/>
+      <w:r>
+        <w:rPr>
+          <w:rFonts w:ascii="Courier New" w:hAnsi="Courier New" w:cs="Courier New"/>
+          <w:lang w:val="en-US"/>
+        </w:rPr>
+        <w:t>LiquidCrystal.h</w:t>
+      </w:r>
+      <w:proofErr w:type="spellEnd"/>
+      <w:r>
+        <w:rPr>
+          <w:rFonts w:ascii="Courier New" w:hAnsi="Courier New" w:cs="Courier New"/>
+          <w:lang w:val="en-US"/>
+        </w:rPr>
+        <w:t>&gt;</w:t>
+      </w:r>
+    </w:p>
+    <w:p>
+      <w:pPr>
+        <w:pStyle w:val="Textosenformato"/>
+        <w:rPr>
+          <w:rFonts w:ascii="Courier New" w:hAnsi="Courier New" w:cs="Courier New"/>
+          <w:lang w:val="en-US"/>
+        </w:rPr>
+      </w:pPr>
+      <w:proofErr w:type="gramStart"/>
+      <w:r>
+        <w:rPr>
+          <w:rFonts w:ascii="Courier New" w:hAnsi="Courier New" w:cs="Courier New"/>
+          <w:lang w:val="en-US"/>
+        </w:rPr>
+        <w:t>#include</w:t>
+      </w:r>
+      <w:proofErr w:type="gramEnd"/>
+      <w:r>
+        <w:rPr>
+          <w:rFonts w:ascii="Courier New" w:hAnsi="Courier New" w:cs="Courier New"/>
+          <w:lang w:val="en-US"/>
+        </w:rPr>
+        <w:t xml:space="preserve"> &lt;</w:t>
+      </w:r>
+      <w:proofErr w:type="spellStart"/>
+      <w:r>
+        <w:rPr>
+          <w:rFonts w:ascii="Courier New" w:hAnsi="Courier New" w:cs="Courier New"/>
+          <w:lang w:val="en-US"/>
+        </w:rPr>
+        <w:t>DHT.h</w:t>
+      </w:r>
+      <w:proofErr w:type="spellEnd"/>
+      <w:r>
+        <w:rPr>
+          <w:rFonts w:ascii="Courier New" w:hAnsi="Courier New" w:cs="Courier New"/>
+          <w:lang w:val="en-US"/>
+        </w:rPr>
+        <w:t>&gt;//</w:t>
+      </w:r>
+      <w:proofErr w:type="spellStart"/>
+      <w:r>
+        <w:rPr>
+          <w:rFonts w:ascii="Courier New" w:hAnsi="Courier New" w:cs="Courier New"/>
+          <w:lang w:val="en-US"/>
+        </w:rPr>
+        <w:t>libraria</w:t>
+      </w:r>
+      <w:proofErr w:type="spellEnd"/>
+      <w:r>
+        <w:rPr>
+          <w:rFonts w:ascii="Courier New" w:hAnsi="Courier New" w:cs="Courier New"/>
+          <w:lang w:val="en-US"/>
+        </w:rPr>
+        <w:t xml:space="preserve"> </w:t>
+      </w:r>
+      <w:proofErr w:type="spellStart"/>
+      <w:r>
+        <w:rPr>
+          <w:rFonts w:ascii="Courier New" w:hAnsi="Courier New" w:cs="Courier New"/>
+          <w:lang w:val="en-US"/>
+        </w:rPr>
+        <w:t>sensores</w:t>
+      </w:r>
+      <w:proofErr w:type="spellEnd"/>
+      <w:r>
+        <w:rPr>
+          <w:rFonts w:ascii="Courier New" w:hAnsi="Courier New" w:cs="Courier New"/>
+          <w:lang w:val="en-US"/>
+        </w:rPr>
+        <w:t xml:space="preserve"> </w:t>
+      </w:r>
+      <w:proofErr w:type="spellStart"/>
+      <w:r>
+        <w:rPr>
+          <w:rFonts w:ascii="Courier New" w:hAnsi="Courier New" w:cs="Courier New"/>
+          <w:lang w:val="en-US"/>
+        </w:rPr>
+        <w:t>dht</w:t>
+      </w:r>
+      <w:proofErr w:type="spellEnd"/>
+    </w:p>
+    <w:p>
+      <w:pPr>
+        <w:pStyle w:val="Textosenformato"/>
+        <w:rPr>
+          <w:rFonts w:ascii="Courier New" w:hAnsi="Courier New" w:cs="Courier New"/>
+          <w:lang w:val="en-US"/>
+        </w:rPr>
+      </w:pPr>
+      <w:proofErr w:type="gramStart"/>
+      <w:r>
+        <w:rPr>
+          <w:rFonts w:ascii="Courier New" w:hAnsi="Courier New" w:cs="Courier New"/>
+          <w:lang w:val="en-US"/>
+        </w:rPr>
+        <w:t>#include</w:t>
+      </w:r>
+      <w:proofErr w:type="gramEnd"/>
+      <w:r>
+        <w:rPr>
+          <w:rFonts w:ascii="Courier New" w:hAnsi="Courier New" w:cs="Courier New"/>
+          <w:lang w:val="en-US"/>
+        </w:rPr>
+        <w:t xml:space="preserve"> &lt;</w:t>
+      </w:r>
+      <w:proofErr w:type="spellStart"/>
+      <w:r>
+        <w:rPr>
+          <w:rFonts w:ascii="Courier New" w:hAnsi="Courier New" w:cs="Courier New"/>
+          <w:lang w:val="en-US"/>
+        </w:rPr>
+        <w:t>SPI.h</w:t>
+      </w:r>
+      <w:proofErr w:type="spellEnd"/>
+      <w:r>
+        <w:rPr>
+          <w:rFonts w:ascii="Courier New" w:hAnsi="Courier New" w:cs="Courier New"/>
+          <w:lang w:val="en-US"/>
+        </w:rPr>
+        <w:t>&gt;//</w:t>
+      </w:r>
+      <w:proofErr w:type="spellStart"/>
+      <w:r>
+        <w:rPr>
+          <w:rFonts w:ascii="Courier New" w:hAnsi="Courier New" w:cs="Courier New"/>
+          <w:lang w:val="en-US"/>
+        </w:rPr>
+        <w:t>libraria</w:t>
+      </w:r>
+      <w:proofErr w:type="spellEnd"/>
+      <w:r>
+        <w:rPr>
+          <w:rFonts w:ascii="Courier New" w:hAnsi="Courier New" w:cs="Courier New"/>
+          <w:lang w:val="en-US"/>
+        </w:rPr>
+        <w:t xml:space="preserve"> </w:t>
+      </w:r>
+      <w:proofErr w:type="spellStart"/>
+      <w:r>
+        <w:rPr>
+          <w:rFonts w:ascii="Courier New" w:hAnsi="Courier New" w:cs="Courier New"/>
+          <w:lang w:val="en-US"/>
+        </w:rPr>
+        <w:t>sensores</w:t>
+      </w:r>
+      <w:proofErr w:type="spellEnd"/>
+      <w:r>
+        <w:rPr>
+          <w:rFonts w:ascii="Courier New" w:hAnsi="Courier New" w:cs="Courier New"/>
+          <w:lang w:val="en-US"/>
+        </w:rPr>
+        <w:t xml:space="preserve"> MAX6675 (</w:t>
+      </w:r>
+      <w:proofErr w:type="spellStart"/>
+      <w:r>
+        <w:rPr>
+          <w:rFonts w:ascii="Courier New" w:hAnsi="Courier New" w:cs="Courier New"/>
+          <w:lang w:val="en-US"/>
+        </w:rPr>
+        <w:t>Termopar</w:t>
+      </w:r>
+      <w:proofErr w:type="spellEnd"/>
+      <w:r>
+        <w:rPr>
+          <w:rFonts w:ascii="Courier New" w:hAnsi="Courier New" w:cs="Courier New"/>
+          <w:lang w:val="en-US"/>
+        </w:rPr>
+        <w:t>)</w:t>
+      </w:r>
+    </w:p>
+    <w:p>
+      <w:pPr>
+        <w:pStyle w:val="Textosenformato"/>
+        <w:rPr>
+          <w:rFonts w:ascii="Courier New" w:hAnsi="Courier New" w:cs="Courier New"/>
+          <w:lang w:val="en-US"/>
+        </w:rPr>
+      </w:pPr>
+      <w:r>
+        <w:rPr>
+          <w:rFonts w:ascii="Courier New" w:hAnsi="Courier New" w:cs="Courier New"/>
+          <w:lang w:val="en-US"/>
+        </w:rPr>
+        <w:t xml:space="preserve">//LCD </w:t>
+      </w:r>
+    </w:p>
+    <w:p>
+      <w:pPr>
+        <w:pStyle w:val="Textosenformato"/>
+        <w:rPr>
+          <w:rFonts w:ascii="Courier New" w:hAnsi="Courier New" w:cs="Courier New"/>
+          <w:lang w:val="en-US"/>
+        </w:rPr>
+      </w:pPr>
+      <w:r>
+        <w:rPr>
+          <w:rFonts w:ascii="Courier New" w:hAnsi="Courier New" w:cs="Courier New"/>
+          <w:lang w:val="en-US"/>
+        </w:rPr>
+        <w:t xml:space="preserve">const int </w:t>
+      </w:r>
+      <w:proofErr w:type="spellStart"/>
+      <w:r>
+        <w:rPr>
+          <w:rFonts w:ascii="Courier New" w:hAnsi="Courier New" w:cs="Courier New"/>
+          <w:lang w:val="en-US"/>
+        </w:rPr>
+        <w:t>rs</w:t>
+      </w:r>
+      <w:proofErr w:type="spellEnd"/>
+      <w:r>
+        <w:rPr>
+          <w:rFonts w:ascii="Courier New" w:hAnsi="Courier New" w:cs="Courier New"/>
+          <w:lang w:val="en-US"/>
+        </w:rPr>
+        <w:t xml:space="preserve"> = 12, </w:t>
+      </w:r>
+      <w:proofErr w:type="spellStart"/>
+      <w:r>
+        <w:rPr>
+          <w:rFonts w:ascii="Courier New" w:hAnsi="Courier New" w:cs="Courier New"/>
+          <w:lang w:val="en-US"/>
+        </w:rPr>
+        <w:t>en</w:t>
+      </w:r>
+      <w:proofErr w:type="spellEnd"/>
+      <w:r>
+        <w:rPr>
+          <w:rFonts w:ascii="Courier New" w:hAnsi="Courier New" w:cs="Courier New"/>
+          <w:lang w:val="en-US"/>
+        </w:rPr>
+        <w:t xml:space="preserve"> = 11, d4 = 2, d5 = 3, d6 = 4, d7 = 5;</w:t>
+      </w:r>
+    </w:p>
+    <w:p>
+      <w:pPr>
+        <w:pStyle w:val="Textosenformato"/>
+        <w:rPr>
+          <w:rFonts w:ascii="Courier New" w:hAnsi="Courier New" w:cs="Courier New"/>
+        </w:rPr>
+      </w:pPr>
+      <w:proofErr w:type="spellStart"/>
+      <w:r>
+        <w:rPr>
+          <w:rFonts w:ascii="Courier New" w:hAnsi="Courier New" w:cs="Courier New"/>
+        </w:rPr>
+        <w:t>LiquidCrystal</w:t>
+      </w:r>
+      <w:proofErr w:type="spellEnd"/>
+      <w:r>
+        <w:rPr>
+          <w:rFonts w:ascii="Courier New" w:hAnsi="Courier New" w:cs="Courier New"/>
+        </w:rPr>
+        <w:t xml:space="preserve"> </w:t>
+      </w:r>
+      <w:proofErr w:type="spellStart"/>
+      <w:proofErr w:type="gramStart"/>
+      <w:r>
+        <w:rPr>
+          <w:rFonts w:ascii="Courier New" w:hAnsi="Courier New" w:cs="Courier New"/>
+        </w:rPr>
+        <w:t>lcd</w:t>
+      </w:r>
+      <w:proofErr w:type="spellEnd"/>
+      <w:r>
+        <w:rPr>
+          <w:rFonts w:ascii="Courier New" w:hAnsi="Courier New" w:cs="Courier New"/>
+        </w:rPr>
+        <w:t>(</w:t>
+      </w:r>
+      <w:proofErr w:type="spellStart"/>
+      <w:proofErr w:type="gramEnd"/>
+      <w:r>
+        <w:rPr>
+          <w:rFonts w:ascii="Courier New" w:hAnsi="Courier New" w:cs="Courier New"/>
+        </w:rPr>
+        <w:t>rs</w:t>
+      </w:r>
+      <w:proofErr w:type="spellEnd"/>
+      <w:r>
+        <w:rPr>
+          <w:rFonts w:ascii="Courier New" w:hAnsi="Courier New" w:cs="Courier New"/>
+        </w:rPr>
+        <w:t>, en, d4, d5, d6, d7);</w:t>
+      </w:r>
+    </w:p>
+    <w:p>
+      <w:pPr>
+        <w:pStyle w:val="Textosenformato"/>
+        <w:rPr>
+          <w:rFonts w:ascii="Courier New" w:hAnsi="Courier New" w:cs="Courier New"/>
+        </w:rPr>
+      </w:pPr>
+    </w:p>
+    <w:p>
+      <w:pPr>
+        <w:pStyle w:val="Textosenformato"/>
+        <w:rPr>
+          <w:rFonts w:ascii="Courier New" w:hAnsi="Courier New" w:cs="Courier New"/>
+          <w:lang w:val="en-US"/>
+        </w:rPr>
+      </w:pPr>
+      <w:r>
+        <w:rPr>
+          <w:rFonts w:ascii="Courier New" w:hAnsi="Courier New" w:cs="Courier New"/>
+          <w:lang w:val="en-US"/>
+        </w:rPr>
+        <w:t xml:space="preserve">//Pin </w:t>
+      </w:r>
+      <w:proofErr w:type="spellStart"/>
+      <w:r>
+        <w:rPr>
+          <w:rFonts w:ascii="Courier New" w:hAnsi="Courier New" w:cs="Courier New"/>
+          <w:lang w:val="en-US"/>
+        </w:rPr>
+        <w:t>Botón</w:t>
+      </w:r>
+      <w:proofErr w:type="spellEnd"/>
+    </w:p>
+    <w:p>
+      <w:pPr>
+        <w:pStyle w:val="Textosenformato"/>
+        <w:rPr>
+          <w:rFonts w:ascii="Courier New" w:hAnsi="Courier New" w:cs="Courier New"/>
+          <w:lang w:val="en-US"/>
+        </w:rPr>
+      </w:pPr>
+      <w:r>
+        <w:rPr>
+          <w:rFonts w:ascii="Courier New" w:hAnsi="Courier New" w:cs="Courier New"/>
+          <w:lang w:val="en-US"/>
+        </w:rPr>
+        <w:t xml:space="preserve">const int </w:t>
+      </w:r>
+      <w:proofErr w:type="spellStart"/>
+      <w:r>
+        <w:rPr>
+          <w:rFonts w:ascii="Courier New" w:hAnsi="Courier New" w:cs="Courier New"/>
+          <w:lang w:val="en-US"/>
+        </w:rPr>
+        <w:t>boton</w:t>
+      </w:r>
+      <w:proofErr w:type="spellEnd"/>
+      <w:r>
+        <w:rPr>
+          <w:rFonts w:ascii="Courier New" w:hAnsi="Courier New" w:cs="Courier New"/>
+          <w:lang w:val="en-US"/>
+        </w:rPr>
+        <w:t xml:space="preserve"> = 8;</w:t>
+      </w:r>
+    </w:p>
+    <w:p>
+      <w:pPr>
+        <w:pStyle w:val="Textosenformato"/>
+        <w:rPr>
+          <w:rFonts w:ascii="Courier New" w:hAnsi="Courier New" w:cs="Courier New"/>
+          <w:lang w:val="en-US"/>
+        </w:rPr>
+      </w:pPr>
+    </w:p>
+    <w:p>
+      <w:pPr>
+        <w:pStyle w:val="Textosenformato"/>
+        <w:rPr>
+          <w:rFonts w:ascii="Courier New" w:hAnsi="Courier New" w:cs="Courier New"/>
+          <w:lang w:val="en-US"/>
+        </w:rPr>
+      </w:pPr>
+      <w:r>
+        <w:rPr>
+          <w:rFonts w:ascii="Courier New" w:hAnsi="Courier New" w:cs="Courier New"/>
+          <w:lang w:val="en-US"/>
+        </w:rPr>
+        <w:t>//DHT22</w:t>
+      </w:r>
+    </w:p>
+    <w:p>
+      <w:pPr>
+        <w:pStyle w:val="Textosenformato"/>
+        <w:rPr>
+          <w:rFonts w:ascii="Courier New" w:hAnsi="Courier New" w:cs="Courier New"/>
+          <w:lang w:val="en-US"/>
+        </w:rPr>
+      </w:pPr>
+      <w:r>
+        <w:rPr>
+          <w:rFonts w:ascii="Courier New" w:hAnsi="Courier New" w:cs="Courier New"/>
+          <w:lang w:val="en-US"/>
+        </w:rPr>
+        <w:t xml:space="preserve">const int DHT22PIN1 = 48; </w:t>
+      </w:r>
+    </w:p>
+    <w:p>
+      <w:pPr>
+        <w:pStyle w:val="Textosenformato"/>
+        <w:rPr>
+          <w:rFonts w:ascii="Courier New" w:hAnsi="Courier New" w:cs="Courier New"/>
+          <w:lang w:val="en-US"/>
+        </w:rPr>
+      </w:pPr>
+      <w:r>
+        <w:rPr>
+          <w:rFonts w:ascii="Courier New" w:hAnsi="Courier New" w:cs="Courier New"/>
+          <w:lang w:val="en-US"/>
+        </w:rPr>
+        <w:t>const int DHT22PIN2 = 46;</w:t>
+      </w:r>
+    </w:p>
+    <w:p>
+      <w:pPr>
+        <w:pStyle w:val="Textosenformato"/>
+        <w:rPr>
+          <w:rFonts w:ascii="Courier New" w:hAnsi="Courier New" w:cs="Courier New"/>
+          <w:lang w:val="en-US"/>
+        </w:rPr>
+      </w:pPr>
+      <w:r>
+        <w:rPr>
+          <w:rFonts w:ascii="Courier New" w:hAnsi="Courier New" w:cs="Courier New"/>
+          <w:lang w:val="en-US"/>
+        </w:rPr>
+        <w:t>const int DHT22PIN3 = 52;</w:t>
+      </w:r>
+    </w:p>
+    <w:p>
+      <w:pPr>
+        <w:pStyle w:val="Textosenformato"/>
+        <w:rPr>
+          <w:rFonts w:ascii="Courier New" w:hAnsi="Courier New" w:cs="Courier New"/>
+          <w:lang w:val="en-US"/>
+        </w:rPr>
+      </w:pPr>
+    </w:p>
+    <w:p>
+      <w:pPr>
+        <w:pStyle w:val="Textosenformato"/>
+        <w:rPr>
+          <w:rFonts w:ascii="Courier New" w:hAnsi="Courier New" w:cs="Courier New"/>
+          <w:lang w:val="en-US"/>
+        </w:rPr>
+      </w:pPr>
+      <w:r>
+        <w:rPr>
+          <w:rFonts w:ascii="Courier New" w:hAnsi="Courier New" w:cs="Courier New"/>
+          <w:lang w:val="en-US"/>
+        </w:rPr>
+        <w:t>DHT dht1(DHT22PIN1, DHT22);</w:t>
+      </w:r>
+    </w:p>
+    <w:p>
+      <w:pPr>
+        <w:pStyle w:val="Textosenformato"/>
+        <w:rPr>
+          <w:rFonts w:ascii="Courier New" w:hAnsi="Courier New" w:cs="Courier New"/>
+          <w:lang w:val="en-US"/>
+        </w:rPr>
+      </w:pPr>
+      <w:r>
+        <w:rPr>
+          <w:rFonts w:ascii="Courier New" w:hAnsi="Courier New" w:cs="Courier New"/>
+          <w:lang w:val="en-US"/>
+        </w:rPr>
+        <w:t>DHT dht2(DHT22PIN2, DHT22);</w:t>
+      </w:r>
+    </w:p>
+    <w:p>
+      <w:pPr>
+        <w:pStyle w:val="Textosenformato"/>
+        <w:rPr>
+          <w:rFonts w:ascii="Courier New" w:hAnsi="Courier New" w:cs="Courier New"/>
+          <w:lang w:val="en-US"/>
+        </w:rPr>
+      </w:pPr>
+      <w:r>
+        <w:rPr>
+          <w:rFonts w:ascii="Courier New" w:hAnsi="Courier New" w:cs="Courier New"/>
+          <w:lang w:val="en-US"/>
+        </w:rPr>
+        <w:t>DHT dht3(DHT22PIN3, DHT22);</w:t>
+      </w:r>
+    </w:p>
+    <w:p>
+      <w:pPr>
+        <w:pStyle w:val="Textosenformato"/>
+        <w:rPr>
+          <w:rFonts w:ascii="Courier New" w:hAnsi="Courier New" w:cs="Courier New"/>
+          <w:lang w:val="en-US"/>
+        </w:rPr>
+      </w:pPr>
+    </w:p>
+    <w:p>
+      <w:pPr>
+        <w:pStyle w:val="Textosenformato"/>
+        <w:rPr>
+          <w:rFonts w:ascii="Courier New" w:hAnsi="Courier New" w:cs="Courier New"/>
+          <w:lang w:val="en-US"/>
+        </w:rPr>
+      </w:pPr>
+      <w:r>
+        <w:rPr>
+          <w:rFonts w:ascii="Courier New" w:hAnsi="Courier New" w:cs="Courier New"/>
+          <w:lang w:val="en-US"/>
+        </w:rPr>
+        <w:t>float hum</w:t>
+      </w:r>
+      <w:proofErr w:type="gramStart"/>
+      <w:r>
+        <w:rPr>
+          <w:rFonts w:ascii="Courier New" w:hAnsi="Courier New" w:cs="Courier New"/>
+          <w:lang w:val="en-US"/>
+        </w:rPr>
+        <w:t>1,hum2,hum3,hum4,hum</w:t>
+      </w:r>
+      <w:proofErr w:type="gramEnd"/>
+      <w:r>
+        <w:rPr>
+          <w:rFonts w:ascii="Courier New" w:hAnsi="Courier New" w:cs="Courier New"/>
+          <w:lang w:val="en-US"/>
+        </w:rPr>
+        <w:t>5;</w:t>
+      </w:r>
+    </w:p>
+    <w:p>
+      <w:pPr>
+        <w:pStyle w:val="Textosenformato"/>
+        <w:rPr>
+          <w:rFonts w:ascii="Courier New" w:hAnsi="Courier New" w:cs="Courier New"/>
+          <w:lang w:val="en-US"/>
+        </w:rPr>
+      </w:pPr>
+      <w:proofErr w:type="gramStart"/>
+      <w:r>
+        <w:rPr>
+          <w:rFonts w:ascii="Courier New" w:hAnsi="Courier New" w:cs="Courier New"/>
+          <w:lang w:val="en-US"/>
+        </w:rPr>
+        <w:t>float  temp1,temp2,temp3,temp4,temp5,tempMAX1,tempMAX2,tempMAX3,tempDS1,tempDS2,tempDS</w:t>
+      </w:r>
+      <w:proofErr w:type="gramEnd"/>
+      <w:r>
+        <w:rPr>
+          <w:rFonts w:ascii="Courier New" w:hAnsi="Courier New" w:cs="Courier New"/>
+          <w:lang w:val="en-US"/>
+        </w:rPr>
+        <w:t>3;</w:t>
+      </w:r>
+    </w:p>
+    <w:p>
+      <w:pPr>
+        <w:pStyle w:val="Textosenformato"/>
+        <w:rPr>
+          <w:rFonts w:ascii="Courier New" w:hAnsi="Courier New" w:cs="Courier New"/>
+          <w:lang w:val="en-US"/>
+        </w:rPr>
+      </w:pPr>
+    </w:p>
+    <w:p>
+      <w:pPr>
+        <w:pStyle w:val="Textosenformato"/>
+        <w:rPr>
+          <w:rFonts w:ascii="Courier New" w:hAnsi="Courier New" w:cs="Courier New"/>
+          <w:lang w:val="en-US"/>
+        </w:rPr>
+      </w:pPr>
+      <w:r>
+        <w:rPr>
+          <w:rFonts w:ascii="Courier New" w:hAnsi="Courier New" w:cs="Courier New"/>
+          <w:lang w:val="en-US"/>
+        </w:rPr>
+        <w:t xml:space="preserve">//MAX6675 </w:t>
+      </w:r>
+      <w:proofErr w:type="spellStart"/>
+      <w:r>
+        <w:rPr>
+          <w:rFonts w:ascii="Courier New" w:hAnsi="Courier New" w:cs="Courier New"/>
+          <w:lang w:val="en-US"/>
+        </w:rPr>
+        <w:t>Termopar</w:t>
+      </w:r>
+      <w:proofErr w:type="spellEnd"/>
+      <w:r>
+        <w:rPr>
+          <w:rFonts w:ascii="Courier New" w:hAnsi="Courier New" w:cs="Courier New"/>
+          <w:lang w:val="en-US"/>
+        </w:rPr>
+        <w:t xml:space="preserve"> 1</w:t>
+      </w:r>
+    </w:p>
+    <w:p>
+      <w:pPr>
+        <w:pStyle w:val="Textosenformato"/>
+        <w:rPr>
+          <w:rFonts w:ascii="Courier New" w:hAnsi="Courier New" w:cs="Courier New"/>
+          <w:lang w:val="en-US"/>
+        </w:rPr>
+      </w:pPr>
+      <w:r>
+        <w:rPr>
+          <w:rFonts w:ascii="Courier New" w:hAnsi="Courier New" w:cs="Courier New"/>
+          <w:lang w:val="en-US"/>
+        </w:rPr>
+        <w:t>//const int thermoDO1 = 49;</w:t>
+      </w:r>
+    </w:p>
+    <w:p>
+      <w:pPr>
+        <w:pStyle w:val="Textosenformato"/>
+        <w:rPr>
+          <w:rFonts w:ascii="Courier New" w:hAnsi="Courier New" w:cs="Courier New"/>
+          <w:lang w:val="en-US"/>
+        </w:rPr>
+      </w:pPr>
+      <w:r>
+        <w:rPr>
+          <w:rFonts w:ascii="Courier New" w:hAnsi="Courier New" w:cs="Courier New"/>
+          <w:lang w:val="en-US"/>
+        </w:rPr>
+        <w:t>//const int thermoCS1 = 51;</w:t>
+      </w:r>
+    </w:p>
+    <w:p>
+      <w:pPr>
+        <w:pStyle w:val="Textosenformato"/>
+        <w:rPr>
+          <w:rFonts w:ascii="Courier New" w:hAnsi="Courier New" w:cs="Courier New"/>
+          <w:lang w:val="en-US"/>
+        </w:rPr>
+      </w:pPr>
+      <w:r>
+        <w:rPr>
+          <w:rFonts w:ascii="Courier New" w:hAnsi="Courier New" w:cs="Courier New"/>
+          <w:lang w:val="en-US"/>
+        </w:rPr>
+        <w:t>//const int thermoCLK1= 53;</w:t>
+      </w:r>
+    </w:p>
+    <w:p>
+      <w:pPr>
+        <w:pStyle w:val="Textosenformato"/>
+        <w:rPr>
+          <w:rFonts w:ascii="Courier New" w:hAnsi="Courier New" w:cs="Courier New"/>
+          <w:lang w:val="en-US"/>
+        </w:rPr>
+      </w:pPr>
+    </w:p>
+    <w:p>
+      <w:pPr>
+        <w:pStyle w:val="Textosenformato"/>
+        <w:rPr>
+          <w:rFonts w:ascii="Courier New" w:hAnsi="Courier New" w:cs="Courier New"/>
+          <w:lang w:val="en-US"/>
+        </w:rPr>
+      </w:pPr>
+      <w:r>
+        <w:rPr>
+          <w:rFonts w:ascii="Courier New" w:hAnsi="Courier New" w:cs="Courier New"/>
+          <w:lang w:val="en-US"/>
+        </w:rPr>
+        <w:t>//Sensor DS18b20</w:t>
+      </w:r>
+    </w:p>
+    <w:p>
+      <w:pPr>
+        <w:pStyle w:val="Textosenformato"/>
+        <w:rPr>
+          <w:rFonts w:ascii="Courier New" w:hAnsi="Courier New" w:cs="Courier New"/>
+          <w:lang w:val="en-US"/>
+        </w:rPr>
+      </w:pPr>
+      <w:r>
+        <w:rPr>
+          <w:rFonts w:ascii="Courier New" w:hAnsi="Courier New" w:cs="Courier New"/>
+          <w:lang w:val="en-US"/>
+        </w:rPr>
+        <w:t>const int pinDatos1DQ = 43;</w:t>
+      </w:r>
+    </w:p>
+    <w:p>
+      <w:pPr>
+        <w:pStyle w:val="Textosenformato"/>
+        <w:rPr>
+          <w:rFonts w:ascii="Courier New" w:hAnsi="Courier New" w:cs="Courier New"/>
+          <w:lang w:val="en-US"/>
+        </w:rPr>
+      </w:pPr>
+      <w:r>
+        <w:rPr>
+          <w:rFonts w:ascii="Courier New" w:hAnsi="Courier New" w:cs="Courier New"/>
+          <w:lang w:val="en-US"/>
+        </w:rPr>
+        <w:t>const int pinDatos2DQ = 45;</w:t>
+      </w:r>
+    </w:p>
+    <w:p>
+      <w:pPr>
+        <w:pStyle w:val="Textosenformato"/>
+        <w:rPr>
+          <w:rFonts w:ascii="Courier New" w:hAnsi="Courier New" w:cs="Courier New"/>
+          <w:lang w:val="en-US"/>
+        </w:rPr>
+      </w:pPr>
+      <w:r>
+        <w:rPr>
+          <w:rFonts w:ascii="Courier New" w:hAnsi="Courier New" w:cs="Courier New"/>
+          <w:lang w:val="en-US"/>
+        </w:rPr>
+        <w:t>const int pinDatos3DQ = 47;</w:t>
+      </w:r>
+    </w:p>
+    <w:p>
+      <w:pPr>
+        <w:pStyle w:val="Textosenformato"/>
+        <w:rPr>
+          <w:rFonts w:ascii="Courier New" w:hAnsi="Courier New" w:cs="Courier New"/>
+          <w:lang w:val="en-US"/>
+        </w:rPr>
+      </w:pPr>
+    </w:p>
+    <w:p>
+      <w:pPr>
+        <w:pStyle w:val="Textosenformato"/>
+        <w:rPr>
+          <w:rFonts w:ascii="Courier New" w:hAnsi="Courier New" w:cs="Courier New"/>
+          <w:lang w:val="en-US"/>
+        </w:rPr>
+      </w:pPr>
+      <w:proofErr w:type="spellStart"/>
+      <w:r>
+        <w:rPr>
+          <w:rFonts w:ascii="Courier New" w:hAnsi="Courier New" w:cs="Courier New"/>
+          <w:lang w:val="en-US"/>
+        </w:rPr>
+        <w:t>OneWire</w:t>
+      </w:r>
+      <w:proofErr w:type="spellEnd"/>
+      <w:r>
+        <w:rPr>
+          <w:rFonts w:ascii="Courier New" w:hAnsi="Courier New" w:cs="Courier New"/>
+          <w:lang w:val="en-US"/>
+        </w:rPr>
+        <w:t xml:space="preserve"> oneWireObjeto1(pinDatos1DQ);</w:t>
+      </w:r>
+    </w:p>
+    <w:p>
+      <w:pPr>
+        <w:pStyle w:val="Textosenformato"/>
+        <w:rPr>
+          <w:rFonts w:ascii="Courier New" w:hAnsi="Courier New" w:cs="Courier New"/>
+          <w:lang w:val="en-US"/>
+        </w:rPr>
+      </w:pPr>
+      <w:proofErr w:type="spellStart"/>
+      <w:r>
+        <w:rPr>
+          <w:rFonts w:ascii="Courier New" w:hAnsi="Courier New" w:cs="Courier New"/>
+          <w:lang w:val="en-US"/>
+        </w:rPr>
+        <w:t>OneWire</w:t>
+      </w:r>
+      <w:proofErr w:type="spellEnd"/>
+      <w:r>
+        <w:rPr>
+          <w:rFonts w:ascii="Courier New" w:hAnsi="Courier New" w:cs="Courier New"/>
+          <w:lang w:val="en-US"/>
+        </w:rPr>
+        <w:t xml:space="preserve"> oneWireObjeto2(pinDatos2DQ);</w:t>
+      </w:r>
+    </w:p>
+    <w:p>
+      <w:pPr>
+        <w:pStyle w:val="Textosenformato"/>
+        <w:rPr>
+          <w:rFonts w:ascii="Courier New" w:hAnsi="Courier New" w:cs="Courier New"/>
+          <w:lang w:val="en-US"/>
+        </w:rPr>
+      </w:pPr>
+      <w:proofErr w:type="spellStart"/>
+      <w:r>
+        <w:rPr>
+          <w:rFonts w:ascii="Courier New" w:hAnsi="Courier New" w:cs="Courier New"/>
+          <w:lang w:val="en-US"/>
+        </w:rPr>
+        <w:t>OneWire</w:t>
+      </w:r>
+      <w:proofErr w:type="spellEnd"/>
+      <w:r>
+        <w:rPr>
+          <w:rFonts w:ascii="Courier New" w:hAnsi="Courier New" w:cs="Courier New"/>
+          <w:lang w:val="en-US"/>
+        </w:rPr>
+        <w:t xml:space="preserve"> oneWireObjeto3(pinDatos3DQ);</w:t>
+      </w:r>
+    </w:p>
+    <w:p>
+      <w:pPr>
+        <w:pStyle w:val="Textosenformato"/>
+        <w:rPr>
+          <w:rFonts w:ascii="Courier New" w:hAnsi="Courier New" w:cs="Courier New"/>
+          <w:lang w:val="en-US"/>
+        </w:rPr>
+      </w:pPr>
+    </w:p>
+    <w:p>
+      <w:pPr>
+        <w:pStyle w:val="Textosenformato"/>
+        <w:rPr>
+          <w:rFonts w:ascii="Courier New" w:hAnsi="Courier New" w:cs="Courier New"/>
+          <w:lang w:val="en-US"/>
+        </w:rPr>
+      </w:pPr>
+      <w:proofErr w:type="spellStart"/>
+      <w:r>
+        <w:rPr>
+          <w:rFonts w:ascii="Courier New" w:hAnsi="Courier New" w:cs="Courier New"/>
+          <w:lang w:val="en-US"/>
+        </w:rPr>
+        <w:t>DallasTemperature</w:t>
+      </w:r>
+      <w:proofErr w:type="spellEnd"/>
+      <w:r>
+        <w:rPr>
+          <w:rFonts w:ascii="Courier New" w:hAnsi="Courier New" w:cs="Courier New"/>
+          <w:lang w:val="en-US"/>
+        </w:rPr>
+        <w:t xml:space="preserve"> sensorDS18B20_1(&amp;oneWireObjeto1);</w:t>
+      </w:r>
+    </w:p>
+    <w:p>
+      <w:pPr>
+        <w:pStyle w:val="Textosenformato"/>
+        <w:rPr>
+          <w:rFonts w:ascii="Courier New" w:hAnsi="Courier New" w:cs="Courier New"/>
+          <w:lang w:val="en-US"/>
+        </w:rPr>
+      </w:pPr>
+      <w:proofErr w:type="spellStart"/>
+      <w:r>
+        <w:rPr>
+          <w:rFonts w:ascii="Courier New" w:hAnsi="Courier New" w:cs="Courier New"/>
+          <w:lang w:val="en-US"/>
+        </w:rPr>
+        <w:t>DallasTemperature</w:t>
+      </w:r>
+      <w:proofErr w:type="spellEnd"/>
+      <w:r>
+        <w:rPr>
+          <w:rFonts w:ascii="Courier New" w:hAnsi="Courier New" w:cs="Courier New"/>
+          <w:lang w:val="en-US"/>
+        </w:rPr>
+        <w:t xml:space="preserve"> sensorDS18B20_2(&amp;oneWireObjeto2);</w:t>
+      </w:r>
+    </w:p>
+    <w:p>
+      <w:pPr>
+        <w:pStyle w:val="Textosenformato"/>
+        <w:rPr>
+          <w:rFonts w:ascii="Courier New" w:hAnsi="Courier New" w:cs="Courier New"/>
+          <w:lang w:val="en-US"/>
+        </w:rPr>
+      </w:pPr>
+      <w:proofErr w:type="spellStart"/>
+      <w:r>
+        <w:rPr>
+          <w:rFonts w:ascii="Courier New" w:hAnsi="Courier New" w:cs="Courier New"/>
+          <w:lang w:val="en-US"/>
+        </w:rPr>
+        <w:t>DallasTemperature</w:t>
+      </w:r>
+      <w:proofErr w:type="spellEnd"/>
+      <w:r>
+        <w:rPr>
+          <w:rFonts w:ascii="Courier New" w:hAnsi="Courier New" w:cs="Courier New"/>
+          <w:lang w:val="en-US"/>
+        </w:rPr>
+        <w:t xml:space="preserve"> sensorDS18B20_3(&amp;oneWireObjeto3);</w:t>
+      </w:r>
+    </w:p>
+    <w:p>
+      <w:pPr>
+        <w:pStyle w:val="Textosenformato"/>
+        <w:rPr>
+          <w:rFonts w:ascii="Courier New" w:hAnsi="Courier New" w:cs="Courier New"/>
+          <w:lang w:val="en-US"/>
+        </w:rPr>
+      </w:pPr>
+    </w:p>
+    <w:p>
+      <w:pPr>
+        <w:pStyle w:val="Textosenformato"/>
+        <w:rPr>
+          <w:rFonts w:ascii="Courier New" w:hAnsi="Courier New" w:cs="Courier New"/>
+          <w:lang w:val="en-US"/>
+        </w:rPr>
+      </w:pPr>
+      <w:r>
+        <w:rPr>
+          <w:rFonts w:ascii="Courier New" w:hAnsi="Courier New" w:cs="Courier New"/>
+          <w:lang w:val="en-US"/>
+        </w:rPr>
+        <w:t>int lus</w:t>
+      </w:r>
+      <w:proofErr w:type="gramStart"/>
+      <w:r>
+        <w:rPr>
+          <w:rFonts w:ascii="Courier New" w:hAnsi="Courier New" w:cs="Courier New"/>
+          <w:lang w:val="en-US"/>
+        </w:rPr>
+        <w:t>1,lus2,lus</w:t>
+      </w:r>
+      <w:proofErr w:type="gramEnd"/>
+      <w:r>
+        <w:rPr>
+          <w:rFonts w:ascii="Courier New" w:hAnsi="Courier New" w:cs="Courier New"/>
+          <w:lang w:val="en-US"/>
+        </w:rPr>
+        <w:t>3;</w:t>
+      </w:r>
+    </w:p>
+    <w:p>
+      <w:pPr>
+        <w:pStyle w:val="Textosenformato"/>
+        <w:rPr>
+          <w:rFonts w:ascii="Courier New" w:hAnsi="Courier New" w:cs="Courier New"/>
+          <w:lang w:val="en-US"/>
+        </w:rPr>
+      </w:pPr>
+      <w:r>
+        <w:rPr>
+          <w:rFonts w:ascii="Courier New" w:hAnsi="Courier New" w:cs="Courier New"/>
+          <w:lang w:val="en-US"/>
+        </w:rPr>
+        <w:t xml:space="preserve">int </w:t>
+      </w:r>
+      <w:proofErr w:type="spellStart"/>
+      <w:r>
+        <w:rPr>
+          <w:rFonts w:ascii="Courier New" w:hAnsi="Courier New" w:cs="Courier New"/>
+          <w:lang w:val="en-US"/>
+        </w:rPr>
+        <w:t>i</w:t>
+      </w:r>
+      <w:proofErr w:type="spellEnd"/>
+      <w:r>
+        <w:rPr>
+          <w:rFonts w:ascii="Courier New" w:hAnsi="Courier New" w:cs="Courier New"/>
+          <w:lang w:val="en-US"/>
+        </w:rPr>
+        <w:t xml:space="preserve"> =0;</w:t>
+      </w:r>
+    </w:p>
+    <w:p>
+      <w:pPr>
+        <w:pStyle w:val="Textosenformato"/>
+        <w:rPr>
+          <w:rFonts w:ascii="Courier New" w:hAnsi="Courier New" w:cs="Courier New"/>
+          <w:lang w:val="en-US"/>
+        </w:rPr>
+      </w:pPr>
+    </w:p>
+    <w:p>
+      <w:pPr>
+        <w:pStyle w:val="Textosenformato"/>
+        <w:rPr>
+          <w:rFonts w:ascii="Courier New" w:hAnsi="Courier New" w:cs="Courier New"/>
+          <w:lang w:val="en-US"/>
+        </w:rPr>
+      </w:pPr>
+      <w:r>
+        <w:rPr>
+          <w:rFonts w:ascii="Courier New" w:hAnsi="Courier New" w:cs="Courier New"/>
+          <w:lang w:val="en-US"/>
+        </w:rPr>
+        <w:t>//uint16_t v;</w:t>
+      </w:r>
+    </w:p>
+    <w:p>
+      <w:pPr>
+        <w:pStyle w:val="Textosenformato"/>
+        <w:rPr>
+          <w:rFonts w:ascii="Courier New" w:hAnsi="Courier New" w:cs="Courier New"/>
+          <w:lang w:val="en-US"/>
+        </w:rPr>
+      </w:pPr>
+    </w:p>
+    <w:p>
+      <w:pPr>
+        <w:pStyle w:val="Textosenformato"/>
+        <w:rPr>
+          <w:rFonts w:ascii="Courier New" w:hAnsi="Courier New" w:cs="Courier New"/>
+        </w:rPr>
+      </w:pPr>
+      <w:proofErr w:type="spellStart"/>
+      <w:r>
+        <w:rPr>
+          <w:rFonts w:ascii="Courier New" w:hAnsi="Courier New" w:cs="Courier New"/>
+        </w:rPr>
+        <w:t>void</w:t>
+      </w:r>
+      <w:proofErr w:type="spellEnd"/>
+      <w:r>
+        <w:rPr>
+          <w:rFonts w:ascii="Courier New" w:hAnsi="Courier New" w:cs="Courier New"/>
+        </w:rPr>
+        <w:t xml:space="preserve"> </w:t>
+      </w:r>
+      <w:proofErr w:type="spellStart"/>
+      <w:proofErr w:type="gramStart"/>
+      <w:r>
+        <w:rPr>
+          <w:rFonts w:ascii="Courier New" w:hAnsi="Courier New" w:cs="Courier New"/>
+        </w:rPr>
+        <w:t>setup</w:t>
+      </w:r>
+      <w:proofErr w:type="spellEnd"/>
+      <w:r>
+        <w:rPr>
+          <w:rFonts w:ascii="Courier New" w:hAnsi="Courier New" w:cs="Courier New"/>
+        </w:rPr>
+        <w:t>(</w:t>
+      </w:r>
+      <w:proofErr w:type="gramEnd"/>
+      <w:r>
+        <w:rPr>
+          <w:rFonts w:ascii="Courier New" w:hAnsi="Courier New" w:cs="Courier New"/>
+        </w:rPr>
+        <w:t>) {</w:t>
+      </w:r>
+    </w:p>
+    <w:p>
+      <w:pPr>
+        <w:pStyle w:val="Textosenformato"/>
+        <w:rPr>
+          <w:rFonts w:ascii="Courier New" w:hAnsi="Courier New" w:cs="Courier New"/>
+        </w:rPr>
+      </w:pPr>
+      <w:r>
+        <w:rPr>
+          <w:rFonts w:ascii="Courier New" w:hAnsi="Courier New" w:cs="Courier New"/>
+        </w:rPr>
+        <w:t xml:space="preserve">  //Inicialización da </w:t>
+      </w:r>
+      <w:proofErr w:type="spellStart"/>
+      <w:r>
+        <w:rPr>
+          <w:rFonts w:ascii="Courier New" w:hAnsi="Courier New" w:cs="Courier New"/>
+        </w:rPr>
+        <w:t>lcd</w:t>
+      </w:r>
+      <w:proofErr w:type="spellEnd"/>
+    </w:p>
+    <w:p>
+      <w:pPr>
+        <w:pStyle w:val="Textosenformato"/>
+        <w:rPr>
+          <w:rFonts w:ascii="Courier New" w:hAnsi="Courier New" w:cs="Courier New"/>
+        </w:rPr>
+      </w:pPr>
+      <w:r>
+        <w:rPr>
+          <w:rFonts w:ascii="Courier New" w:hAnsi="Courier New" w:cs="Courier New"/>
+        </w:rPr>
+        <w:t xml:space="preserve">  </w:t>
+      </w:r>
+      <w:proofErr w:type="spellStart"/>
+      <w:proofErr w:type="gramStart"/>
+      <w:r>
+        <w:rPr>
+          <w:rFonts w:ascii="Courier New" w:hAnsi="Courier New" w:cs="Courier New"/>
+        </w:rPr>
+        <w:t>lcd.begin</w:t>
+      </w:r>
+      <w:proofErr w:type="spellEnd"/>
+      <w:proofErr w:type="gramEnd"/>
+      <w:r>
+        <w:rPr>
+          <w:rFonts w:ascii="Courier New" w:hAnsi="Courier New" w:cs="Courier New"/>
+        </w:rPr>
+        <w:t xml:space="preserve">(16, 2); </w:t>
+      </w:r>
+    </w:p>
+    <w:p>
+      <w:pPr>
+        <w:pStyle w:val="Textosenformato"/>
+        <w:rPr>
+          <w:rFonts w:ascii="Courier New" w:hAnsi="Courier New" w:cs="Courier New"/>
+        </w:rPr>
+      </w:pPr>
+      <w:r>
+        <w:rPr>
+          <w:rFonts w:ascii="Courier New" w:hAnsi="Courier New" w:cs="Courier New"/>
+        </w:rPr>
+        <w:t xml:space="preserve">  </w:t>
+      </w:r>
+      <w:proofErr w:type="spellStart"/>
+      <w:proofErr w:type="gramStart"/>
+      <w:r>
+        <w:rPr>
+          <w:rFonts w:ascii="Courier New" w:hAnsi="Courier New" w:cs="Courier New"/>
+        </w:rPr>
+        <w:t>lcd.setCursor</w:t>
+      </w:r>
+      <w:proofErr w:type="spellEnd"/>
+      <w:proofErr w:type="gramEnd"/>
+      <w:r>
+        <w:rPr>
+          <w:rFonts w:ascii="Courier New" w:hAnsi="Courier New" w:cs="Courier New"/>
+        </w:rPr>
+        <w:t>(0, 1);</w:t>
+      </w:r>
+    </w:p>
+    <w:p>
+      <w:pPr>
+        <w:pStyle w:val="Textosenformato"/>
+        <w:rPr>
+          <w:rFonts w:ascii="Courier New" w:hAnsi="Courier New" w:cs="Courier New"/>
+        </w:rPr>
+      </w:pPr>
+      <w:r>
+        <w:rPr>
+          <w:rFonts w:ascii="Courier New" w:hAnsi="Courier New" w:cs="Courier New"/>
+        </w:rPr>
+        <w:t xml:space="preserve">  //</w:t>
+      </w:r>
+      <w:proofErr w:type="spellStart"/>
+      <w:r>
+        <w:rPr>
+          <w:rFonts w:ascii="Courier New" w:hAnsi="Courier New" w:cs="Courier New"/>
+        </w:rPr>
+        <w:t>Incialización</w:t>
+      </w:r>
+      <w:proofErr w:type="spellEnd"/>
+      <w:r>
+        <w:rPr>
+          <w:rFonts w:ascii="Courier New" w:hAnsi="Courier New" w:cs="Courier New"/>
+        </w:rPr>
+        <w:t xml:space="preserve"> botón</w:t>
+      </w:r>
+    </w:p>
+    <w:p>
+      <w:pPr>
+        <w:pStyle w:val="Textosenformato"/>
+        <w:rPr>
+          <w:rFonts w:ascii="Courier New" w:hAnsi="Courier New" w:cs="Courier New"/>
+        </w:rPr>
+      </w:pPr>
+      <w:r>
+        <w:rPr>
+          <w:rFonts w:ascii="Courier New" w:hAnsi="Courier New" w:cs="Courier New"/>
+        </w:rPr>
+        <w:lastRenderedPageBreak/>
+        <w:t xml:space="preserve">  </w:t>
+      </w:r>
+      <w:proofErr w:type="spellStart"/>
+      <w:r>
+        <w:rPr>
+          <w:rFonts w:ascii="Courier New" w:hAnsi="Courier New" w:cs="Courier New"/>
+        </w:rPr>
+        <w:t>pinMode</w:t>
+      </w:r>
+      <w:proofErr w:type="spellEnd"/>
+      <w:r>
+        <w:rPr>
+          <w:rFonts w:ascii="Courier New" w:hAnsi="Courier New" w:cs="Courier New"/>
+        </w:rPr>
+        <w:t>(</w:t>
+      </w:r>
+      <w:proofErr w:type="spellStart"/>
+      <w:proofErr w:type="gramStart"/>
+      <w:r>
+        <w:rPr>
+          <w:rFonts w:ascii="Courier New" w:hAnsi="Courier New" w:cs="Courier New"/>
+        </w:rPr>
+        <w:t>boton,LOW</w:t>
+      </w:r>
+      <w:proofErr w:type="spellEnd"/>
+      <w:proofErr w:type="gramEnd"/>
+      <w:r>
+        <w:rPr>
+          <w:rFonts w:ascii="Courier New" w:hAnsi="Courier New" w:cs="Courier New"/>
+        </w:rPr>
+        <w:t>);</w:t>
+      </w:r>
+    </w:p>
+    <w:p>
+      <w:pPr>
+        <w:pStyle w:val="Textosenformato"/>
+        <w:rPr>
+          <w:rFonts w:ascii="Courier New" w:hAnsi="Courier New" w:cs="Courier New"/>
+        </w:rPr>
+      </w:pPr>
+      <w:r>
+        <w:rPr>
+          <w:rFonts w:ascii="Courier New" w:hAnsi="Courier New" w:cs="Courier New"/>
+        </w:rPr>
+        <w:t xml:space="preserve">  //</w:t>
+      </w:r>
+      <w:proofErr w:type="spellStart"/>
+      <w:r>
+        <w:rPr>
+          <w:rFonts w:ascii="Courier New" w:hAnsi="Courier New" w:cs="Courier New"/>
+        </w:rPr>
+        <w:t>Incialización</w:t>
+      </w:r>
+      <w:proofErr w:type="spellEnd"/>
+      <w:r>
+        <w:rPr>
+          <w:rFonts w:ascii="Courier New" w:hAnsi="Courier New" w:cs="Courier New"/>
+        </w:rPr>
+        <w:t xml:space="preserve"> do porto serie</w:t>
+      </w:r>
+    </w:p>
+    <w:p>
+      <w:pPr>
+        <w:pStyle w:val="Textosenformato"/>
+        <w:rPr>
+          <w:rFonts w:ascii="Courier New" w:hAnsi="Courier New" w:cs="Courier New"/>
+        </w:rPr>
+      </w:pPr>
+      <w:r>
+        <w:rPr>
+          <w:rFonts w:ascii="Courier New" w:hAnsi="Courier New" w:cs="Courier New"/>
+        </w:rPr>
+        <w:t xml:space="preserve">  </w:t>
+      </w:r>
+      <w:proofErr w:type="spellStart"/>
+      <w:r>
+        <w:rPr>
+          <w:rFonts w:ascii="Courier New" w:hAnsi="Courier New" w:cs="Courier New"/>
+        </w:rPr>
+        <w:t>Serial.begin</w:t>
+      </w:r>
+      <w:proofErr w:type="spellEnd"/>
+      <w:r>
+        <w:rPr>
+          <w:rFonts w:ascii="Courier New" w:hAnsi="Courier New" w:cs="Courier New"/>
+        </w:rPr>
+        <w:t>(9600);</w:t>
+      </w:r>
+    </w:p>
+    <w:p>
+      <w:pPr>
+        <w:pStyle w:val="Textosenformato"/>
+        <w:rPr>
+          <w:rFonts w:ascii="Courier New" w:hAnsi="Courier New" w:cs="Courier New"/>
+        </w:rPr>
+      </w:pPr>
+      <w:r>
+        <w:rPr>
+          <w:rFonts w:ascii="Courier New" w:hAnsi="Courier New" w:cs="Courier New"/>
+        </w:rPr>
+        <w:t xml:space="preserve">  //Inicialización dos DHT</w:t>
+      </w:r>
+    </w:p>
+    <w:p>
+      <w:pPr>
+        <w:pStyle w:val="Textosenformato"/>
+        <w:rPr>
+          <w:rFonts w:ascii="Courier New" w:hAnsi="Courier New" w:cs="Courier New"/>
+          <w:lang w:val="en-US"/>
+        </w:rPr>
+      </w:pPr>
+      <w:r>
+        <w:rPr>
+          <w:rFonts w:ascii="Courier New" w:hAnsi="Courier New" w:cs="Courier New"/>
+        </w:rPr>
+        <w:t xml:space="preserve">  </w:t>
+      </w:r>
+      <w:r>
+        <w:rPr>
+          <w:rFonts w:ascii="Courier New" w:hAnsi="Courier New" w:cs="Courier New"/>
+          <w:lang w:val="en-US"/>
+        </w:rPr>
+        <w:t>dht1.begin();</w:t>
+      </w:r>
+    </w:p>
+    <w:p>
+      <w:pPr>
+        <w:pStyle w:val="Textosenformato"/>
+        <w:rPr>
+          <w:rFonts w:ascii="Courier New" w:hAnsi="Courier New" w:cs="Courier New"/>
+          <w:lang w:val="en-US"/>
+        </w:rPr>
+      </w:pPr>
+      <w:r>
+        <w:rPr>
+          <w:rFonts w:ascii="Courier New" w:hAnsi="Courier New" w:cs="Courier New"/>
+          <w:lang w:val="en-US"/>
+        </w:rPr>
+        <w:t xml:space="preserve">  dht2.begin();</w:t>
+      </w:r>
+    </w:p>
+    <w:p>
+      <w:pPr>
+        <w:pStyle w:val="Textosenformato"/>
+        <w:rPr>
+          <w:rFonts w:ascii="Courier New" w:hAnsi="Courier New" w:cs="Courier New"/>
+          <w:lang w:val="en-US"/>
+        </w:rPr>
+      </w:pPr>
+      <w:r>
+        <w:rPr>
+          <w:rFonts w:ascii="Courier New" w:hAnsi="Courier New" w:cs="Courier New"/>
+          <w:lang w:val="en-US"/>
+        </w:rPr>
+        <w:t xml:space="preserve">  dht3.begin();</w:t>
+      </w:r>
+    </w:p>
+    <w:p>
+      <w:pPr>
+        <w:pStyle w:val="Textosenformato"/>
+        <w:rPr>
+          <w:rFonts w:ascii="Courier New" w:hAnsi="Courier New" w:cs="Courier New"/>
+        </w:rPr>
+      </w:pPr>
+      <w:r>
+        <w:rPr>
+          <w:rFonts w:ascii="Courier New" w:hAnsi="Courier New" w:cs="Courier New"/>
+          <w:lang w:val="en-US"/>
+        </w:rPr>
+        <w:t xml:space="preserve">  </w:t>
+      </w:r>
+      <w:r>
+        <w:rPr>
+          <w:rFonts w:ascii="Courier New" w:hAnsi="Courier New" w:cs="Courier New"/>
+        </w:rPr>
+        <w:t>//Inicialización dos DS18B20</w:t>
+      </w:r>
+    </w:p>
+    <w:p>
+      <w:pPr>
+        <w:pStyle w:val="Textosenformato"/>
+        <w:rPr>
+          <w:rFonts w:ascii="Courier New" w:hAnsi="Courier New" w:cs="Courier New"/>
+        </w:rPr>
+      </w:pPr>
+      <w:r>
+        <w:rPr>
+          <w:rFonts w:ascii="Courier New" w:hAnsi="Courier New" w:cs="Courier New"/>
+        </w:rPr>
+        <w:t xml:space="preserve">  sensorDS18B20_</w:t>
+      </w:r>
+      <w:proofErr w:type="gramStart"/>
+      <w:r>
+        <w:rPr>
+          <w:rFonts w:ascii="Courier New" w:hAnsi="Courier New" w:cs="Courier New"/>
+        </w:rPr>
+        <w:t>1.begin</w:t>
+      </w:r>
+      <w:proofErr w:type="gramEnd"/>
+      <w:r>
+        <w:rPr>
+          <w:rFonts w:ascii="Courier New" w:hAnsi="Courier New" w:cs="Courier New"/>
+        </w:rPr>
+        <w:t>();</w:t>
+      </w:r>
+    </w:p>
+    <w:p>
+      <w:pPr>
+        <w:pStyle w:val="Textosenformato"/>
+        <w:rPr>
+          <w:rFonts w:ascii="Courier New" w:hAnsi="Courier New" w:cs="Courier New"/>
+          <w:lang w:val="en-US"/>
+        </w:rPr>
+      </w:pPr>
+      <w:r>
+        <w:rPr>
+          <w:rFonts w:ascii="Courier New" w:hAnsi="Courier New" w:cs="Courier New"/>
+        </w:rPr>
+        <w:t xml:space="preserve">  </w:t>
+      </w:r>
+      <w:r>
+        <w:rPr>
+          <w:rFonts w:ascii="Courier New" w:hAnsi="Courier New" w:cs="Courier New"/>
+          <w:lang w:val="en-US"/>
+        </w:rPr>
+        <w:t>sensorDS18B20_</w:t>
+      </w:r>
+      <w:proofErr w:type="gramStart"/>
+      <w:r>
+        <w:rPr>
+          <w:rFonts w:ascii="Courier New" w:hAnsi="Courier New" w:cs="Courier New"/>
+          <w:lang w:val="en-US"/>
+        </w:rPr>
+        <w:t>2.begin</w:t>
+      </w:r>
+      <w:proofErr w:type="gramEnd"/>
+      <w:r>
+        <w:rPr>
+          <w:rFonts w:ascii="Courier New" w:hAnsi="Courier New" w:cs="Courier New"/>
+          <w:lang w:val="en-US"/>
+        </w:rPr>
+        <w:t>();</w:t>
+      </w:r>
+    </w:p>
+    <w:p>
+      <w:pPr>
+        <w:pStyle w:val="Textosenformato"/>
+        <w:rPr>
+          <w:rFonts w:ascii="Courier New" w:hAnsi="Courier New" w:cs="Courier New"/>
+          <w:lang w:val="en-US"/>
+        </w:rPr>
+      </w:pPr>
+      <w:r>
+        <w:rPr>
+          <w:rFonts w:ascii="Courier New" w:hAnsi="Courier New" w:cs="Courier New"/>
+          <w:lang w:val="en-US"/>
+        </w:rPr>
+        <w:t xml:space="preserve">  sensorDS18B20_</w:t>
+      </w:r>
+      <w:proofErr w:type="gramStart"/>
+      <w:r>
+        <w:rPr>
+          <w:rFonts w:ascii="Courier New" w:hAnsi="Courier New" w:cs="Courier New"/>
+          <w:lang w:val="en-US"/>
+        </w:rPr>
+        <w:t>3.begin</w:t>
+      </w:r>
+      <w:proofErr w:type="gramEnd"/>
+      <w:r>
+        <w:rPr>
+          <w:rFonts w:ascii="Courier New" w:hAnsi="Courier New" w:cs="Courier New"/>
+          <w:lang w:val="en-US"/>
+        </w:rPr>
+        <w:t>();</w:t>
+      </w:r>
+    </w:p>
+    <w:p>
+      <w:pPr>
+        <w:pStyle w:val="Textosenformato"/>
+        <w:rPr>
+          <w:rFonts w:ascii="Courier New" w:hAnsi="Courier New" w:cs="Courier New"/>
+          <w:lang w:val="en-US"/>
+        </w:rPr>
+      </w:pPr>
+      <w:r>
+        <w:rPr>
+          <w:rFonts w:ascii="Courier New" w:hAnsi="Courier New" w:cs="Courier New"/>
+          <w:lang w:val="en-US"/>
+        </w:rPr>
+        <w:t xml:space="preserve">  //</w:t>
+      </w:r>
+      <w:proofErr w:type="spellStart"/>
+      <w:r>
+        <w:rPr>
+          <w:rFonts w:ascii="Courier New" w:hAnsi="Courier New" w:cs="Courier New"/>
+          <w:lang w:val="en-US"/>
+        </w:rPr>
+        <w:t>Inicialización</w:t>
+      </w:r>
+      <w:proofErr w:type="spellEnd"/>
+      <w:r>
+        <w:rPr>
+          <w:rFonts w:ascii="Courier New" w:hAnsi="Courier New" w:cs="Courier New"/>
+          <w:lang w:val="en-US"/>
+        </w:rPr>
+        <w:t xml:space="preserve"> do MAX6675</w:t>
+      </w:r>
+    </w:p>
+    <w:p>
+      <w:pPr>
+        <w:pStyle w:val="Textosenformato"/>
+        <w:rPr>
+          <w:rFonts w:ascii="Courier New" w:hAnsi="Courier New" w:cs="Courier New"/>
+          <w:lang w:val="en-US"/>
+        </w:rPr>
+      </w:pPr>
+      <w:r>
+        <w:rPr>
+          <w:rFonts w:ascii="Courier New" w:hAnsi="Courier New" w:cs="Courier New"/>
+          <w:lang w:val="en-US"/>
+        </w:rPr>
+        <w:t>/*</w:t>
+      </w:r>
+      <w:proofErr w:type="spellStart"/>
+      <w:proofErr w:type="gramStart"/>
+      <w:r>
+        <w:rPr>
+          <w:rFonts w:ascii="Courier New" w:hAnsi="Courier New" w:cs="Courier New"/>
+          <w:lang w:val="en-US"/>
+        </w:rPr>
+        <w:t>pinMode</w:t>
+      </w:r>
+      <w:proofErr w:type="spellEnd"/>
+      <w:r>
+        <w:rPr>
+          <w:rFonts w:ascii="Courier New" w:hAnsi="Courier New" w:cs="Courier New"/>
+          <w:lang w:val="en-US"/>
+        </w:rPr>
+        <w:t>(</w:t>
+      </w:r>
+      <w:proofErr w:type="gramEnd"/>
+      <w:r>
+        <w:rPr>
+          <w:rFonts w:ascii="Courier New" w:hAnsi="Courier New" w:cs="Courier New"/>
+          <w:lang w:val="en-US"/>
+        </w:rPr>
+        <w:t>thermoCS1, OUTPUT);</w:t>
+      </w:r>
+    </w:p>
+    <w:p>
+      <w:pPr>
+        <w:pStyle w:val="Textosenformato"/>
+        <w:rPr>
+          <w:rFonts w:ascii="Courier New" w:hAnsi="Courier New" w:cs="Courier New"/>
+          <w:lang w:val="en-US"/>
+        </w:rPr>
+      </w:pPr>
+      <w:r>
+        <w:rPr>
+          <w:rFonts w:ascii="Courier New" w:hAnsi="Courier New" w:cs="Courier New"/>
+          <w:lang w:val="en-US"/>
+        </w:rPr>
+        <w:t xml:space="preserve">  </w:t>
+      </w:r>
+      <w:proofErr w:type="spellStart"/>
+      <w:proofErr w:type="gramStart"/>
+      <w:r>
+        <w:rPr>
+          <w:rFonts w:ascii="Courier New" w:hAnsi="Courier New" w:cs="Courier New"/>
+          <w:lang w:val="en-US"/>
+        </w:rPr>
+        <w:t>pinMode</w:t>
+      </w:r>
+      <w:proofErr w:type="spellEnd"/>
+      <w:r>
+        <w:rPr>
+          <w:rFonts w:ascii="Courier New" w:hAnsi="Courier New" w:cs="Courier New"/>
+          <w:lang w:val="en-US"/>
+        </w:rPr>
+        <w:t>(</w:t>
+      </w:r>
+      <w:proofErr w:type="gramEnd"/>
+      <w:r>
+        <w:rPr>
+          <w:rFonts w:ascii="Courier New" w:hAnsi="Courier New" w:cs="Courier New"/>
+          <w:lang w:val="en-US"/>
+        </w:rPr>
+        <w:t>thermoCLK1, OUTPUT);</w:t>
+      </w:r>
+    </w:p>
+    <w:p>
+      <w:pPr>
+        <w:pStyle w:val="Textosenformato"/>
+        <w:rPr>
+          <w:rFonts w:ascii="Courier New" w:hAnsi="Courier New" w:cs="Courier New"/>
+          <w:lang w:val="en-US"/>
+        </w:rPr>
+      </w:pPr>
+      <w:r>
+        <w:rPr>
+          <w:rFonts w:ascii="Courier New" w:hAnsi="Courier New" w:cs="Courier New"/>
+          <w:lang w:val="en-US"/>
+        </w:rPr>
+        <w:t xml:space="preserve">  </w:t>
+      </w:r>
+      <w:proofErr w:type="spellStart"/>
+      <w:proofErr w:type="gramStart"/>
+      <w:r>
+        <w:rPr>
+          <w:rFonts w:ascii="Courier New" w:hAnsi="Courier New" w:cs="Courier New"/>
+          <w:lang w:val="en-US"/>
+        </w:rPr>
+        <w:t>pinMode</w:t>
+      </w:r>
+      <w:proofErr w:type="spellEnd"/>
+      <w:r>
+        <w:rPr>
+          <w:rFonts w:ascii="Courier New" w:hAnsi="Courier New" w:cs="Courier New"/>
+          <w:lang w:val="en-US"/>
+        </w:rPr>
+        <w:t>(</w:t>
+      </w:r>
+      <w:proofErr w:type="gramEnd"/>
+      <w:r>
+        <w:rPr>
+          <w:rFonts w:ascii="Courier New" w:hAnsi="Courier New" w:cs="Courier New"/>
+          <w:lang w:val="en-US"/>
+        </w:rPr>
+        <w:t>thermoDO1, INPUT);</w:t>
+      </w:r>
+    </w:p>
+    <w:p>
+      <w:pPr>
+        <w:pStyle w:val="Textosenformato"/>
+        <w:rPr>
+          <w:rFonts w:ascii="Courier New" w:hAnsi="Courier New" w:cs="Courier New"/>
+          <w:lang w:val="en-US"/>
+        </w:rPr>
+      </w:pPr>
+      <w:r>
+        <w:rPr>
+          <w:rFonts w:ascii="Courier New" w:hAnsi="Courier New" w:cs="Courier New"/>
+          <w:lang w:val="en-US"/>
+        </w:rPr>
+        <w:t xml:space="preserve">  </w:t>
+      </w:r>
+      <w:proofErr w:type="spellStart"/>
+      <w:proofErr w:type="gramStart"/>
+      <w:r>
+        <w:rPr>
+          <w:rFonts w:ascii="Courier New" w:hAnsi="Courier New" w:cs="Courier New"/>
+          <w:lang w:val="en-US"/>
+        </w:rPr>
+        <w:t>digitalWrite</w:t>
+      </w:r>
+      <w:proofErr w:type="spellEnd"/>
+      <w:r>
+        <w:rPr>
+          <w:rFonts w:ascii="Courier New" w:hAnsi="Courier New" w:cs="Courier New"/>
+          <w:lang w:val="en-US"/>
+        </w:rPr>
+        <w:t>(</w:t>
+      </w:r>
+      <w:proofErr w:type="gramEnd"/>
+      <w:r>
+        <w:rPr>
+          <w:rFonts w:ascii="Courier New" w:hAnsi="Courier New" w:cs="Courier New"/>
+          <w:lang w:val="en-US"/>
+        </w:rPr>
+        <w:t>thermoCS1, HIGH);</w:t>
+      </w:r>
+    </w:p>
+    <w:p>
+      <w:pPr>
+        <w:pStyle w:val="Textosenformato"/>
+        <w:rPr>
+          <w:rFonts w:ascii="Courier New" w:hAnsi="Courier New" w:cs="Courier New"/>
+        </w:rPr>
+      </w:pPr>
+      <w:r>
+        <w:rPr>
+          <w:rFonts w:ascii="Courier New" w:hAnsi="Courier New" w:cs="Courier New"/>
+          <w:lang w:val="en-US"/>
+        </w:rPr>
+        <w:t xml:space="preserve">  </w:t>
+      </w:r>
+      <w:r>
+        <w:rPr>
+          <w:rFonts w:ascii="Courier New" w:hAnsi="Courier New" w:cs="Courier New"/>
+        </w:rPr>
+        <w:t>*/</w:t>
+      </w:r>
+    </w:p>
+    <w:p>
+      <w:pPr>
+        <w:pStyle w:val="Textosenformato"/>
+        <w:rPr>
+          <w:rFonts w:ascii="Courier New" w:hAnsi="Courier New" w:cs="Courier New"/>
+        </w:rPr>
+      </w:pPr>
+      <w:r>
+        <w:rPr>
+          <w:rFonts w:ascii="Courier New" w:hAnsi="Courier New" w:cs="Courier New"/>
+        </w:rPr>
+        <w:t>}</w:t>
+      </w:r>
+    </w:p>
+    <w:p>
+      <w:pPr>
+        <w:pStyle w:val="Textosenformato"/>
+        <w:rPr>
+          <w:rFonts w:ascii="Courier New" w:hAnsi="Courier New" w:cs="Courier New"/>
+        </w:rPr>
+      </w:pPr>
+    </w:p>
+    <w:p>
+      <w:pPr>
+        <w:pStyle w:val="Textosenformato"/>
+        <w:rPr>
+          <w:rFonts w:ascii="Courier New" w:hAnsi="Courier New" w:cs="Courier New"/>
+        </w:rPr>
+      </w:pPr>
+    </w:p>
+    <w:p>
+      <w:pPr>
+        <w:pStyle w:val="Textosenformato"/>
+        <w:rPr>
+          <w:rFonts w:ascii="Courier New" w:hAnsi="Courier New" w:cs="Courier New"/>
+        </w:rPr>
+      </w:pPr>
+    </w:p>
+    <w:p>
+      <w:pPr>
+        <w:pStyle w:val="Textosenformato"/>
+        <w:rPr>
+          <w:rFonts w:ascii="Courier New" w:hAnsi="Courier New" w:cs="Courier New"/>
+        </w:rPr>
+      </w:pPr>
+      <w:proofErr w:type="spellStart"/>
+      <w:r>
+        <w:rPr>
+          <w:rFonts w:ascii="Courier New" w:hAnsi="Courier New" w:cs="Courier New"/>
+        </w:rPr>
+        <w:t>void</w:t>
+      </w:r>
+      <w:proofErr w:type="spellEnd"/>
+      <w:r>
+        <w:rPr>
+          <w:rFonts w:ascii="Courier New" w:hAnsi="Courier New" w:cs="Courier New"/>
+        </w:rPr>
+        <w:t xml:space="preserve"> </w:t>
+      </w:r>
+      <w:proofErr w:type="spellStart"/>
+      <w:proofErr w:type="gramStart"/>
+      <w:r>
+        <w:rPr>
+          <w:rFonts w:ascii="Courier New" w:hAnsi="Courier New" w:cs="Courier New"/>
+        </w:rPr>
+        <w:t>SerialTemHum</w:t>
+      </w:r>
+      <w:proofErr w:type="spellEnd"/>
+      <w:r>
+        <w:rPr>
+          <w:rFonts w:ascii="Courier New" w:hAnsi="Courier New" w:cs="Courier New"/>
+        </w:rPr>
+        <w:t>(){</w:t>
+      </w:r>
+      <w:proofErr w:type="gramEnd"/>
+    </w:p>
+    <w:p>
+      <w:pPr>
+        <w:pStyle w:val="Textosenformato"/>
+        <w:rPr>
+          <w:rFonts w:ascii="Courier New" w:hAnsi="Courier New" w:cs="Courier New"/>
+        </w:rPr>
+      </w:pPr>
+      <w:r>
+        <w:rPr>
+          <w:rFonts w:ascii="Courier New" w:hAnsi="Courier New" w:cs="Courier New"/>
+        </w:rPr>
+        <w:t xml:space="preserve">  //Mostrar por pantalla os datos</w:t>
+      </w:r>
+    </w:p>
+    <w:p>
+      <w:pPr>
+        <w:pStyle w:val="Textosenformato"/>
+        <w:rPr>
+          <w:rFonts w:ascii="Courier New" w:hAnsi="Courier New" w:cs="Courier New"/>
+          <w:lang w:val="en-US"/>
+        </w:rPr>
+      </w:pPr>
+      <w:r>
+        <w:rPr>
+          <w:rFonts w:ascii="Courier New" w:hAnsi="Courier New" w:cs="Courier New"/>
+        </w:rPr>
+        <w:t xml:space="preserve">    </w:t>
+      </w:r>
+      <w:proofErr w:type="spellStart"/>
+      <w:r>
+        <w:rPr>
+          <w:rFonts w:ascii="Courier New" w:hAnsi="Courier New" w:cs="Courier New"/>
+          <w:lang w:val="en-US"/>
+        </w:rPr>
+        <w:t>Serial.print</w:t>
+      </w:r>
+      <w:proofErr w:type="spellEnd"/>
+      <w:r>
+        <w:rPr>
+          <w:rFonts w:ascii="Courier New" w:hAnsi="Courier New" w:cs="Courier New"/>
+          <w:lang w:val="en-US"/>
+        </w:rPr>
+        <w:t>("DHT22 1: ");</w:t>
+      </w:r>
+    </w:p>
+    <w:p>
+      <w:pPr>
+        <w:pStyle w:val="Textosenformato"/>
+        <w:rPr>
+          <w:rFonts w:ascii="Courier New" w:hAnsi="Courier New" w:cs="Courier New"/>
+          <w:lang w:val="en-US"/>
+        </w:rPr>
+      </w:pPr>
+      <w:r>
+        <w:rPr>
+          <w:rFonts w:ascii="Courier New" w:hAnsi="Courier New" w:cs="Courier New"/>
+          <w:lang w:val="en-US"/>
+        </w:rPr>
+        <w:t xml:space="preserve">    </w:t>
+      </w:r>
+      <w:proofErr w:type="spellStart"/>
+      <w:r>
+        <w:rPr>
+          <w:rFonts w:ascii="Courier New" w:hAnsi="Courier New" w:cs="Courier New"/>
+          <w:lang w:val="en-US"/>
+        </w:rPr>
+        <w:t>Serial.print</w:t>
+      </w:r>
+      <w:proofErr w:type="spellEnd"/>
+      <w:r>
+        <w:rPr>
+          <w:rFonts w:ascii="Courier New" w:hAnsi="Courier New" w:cs="Courier New"/>
+          <w:lang w:val="en-US"/>
+        </w:rPr>
+        <w:t>(temp1);</w:t>
+      </w:r>
+    </w:p>
+    <w:p>
+      <w:pPr>
+        <w:pStyle w:val="Textosenformato"/>
+        <w:rPr>
+          <w:rFonts w:ascii="Courier New" w:hAnsi="Courier New" w:cs="Courier New"/>
+          <w:lang w:val="en-US"/>
+        </w:rPr>
+      </w:pPr>
+      <w:r>
+        <w:rPr>
+          <w:rFonts w:ascii="Courier New" w:hAnsi="Courier New" w:cs="Courier New"/>
+          <w:lang w:val="en-US"/>
+        </w:rPr>
+        <w:t xml:space="preserve">    </w:t>
+      </w:r>
+      <w:proofErr w:type="spellStart"/>
+      <w:r>
+        <w:rPr>
+          <w:rFonts w:ascii="Courier New" w:hAnsi="Courier New" w:cs="Courier New"/>
+          <w:lang w:val="en-US"/>
+        </w:rPr>
+        <w:t>Serial.print</w:t>
+      </w:r>
+      <w:proofErr w:type="spellEnd"/>
+      <w:r>
+        <w:rPr>
+          <w:rFonts w:ascii="Courier New" w:hAnsi="Courier New" w:cs="Courier New"/>
+          <w:lang w:val="en-US"/>
+        </w:rPr>
+        <w:t>("ºC ");</w:t>
+      </w:r>
+    </w:p>
+    <w:p>
+      <w:pPr>
+        <w:pStyle w:val="Textosenformato"/>
+        <w:rPr>
+          <w:rFonts w:ascii="Courier New" w:hAnsi="Courier New" w:cs="Courier New"/>
+          <w:lang w:val="en-US"/>
+        </w:rPr>
+      </w:pPr>
+      <w:r>
+        <w:rPr>
+          <w:rFonts w:ascii="Courier New" w:hAnsi="Courier New" w:cs="Courier New"/>
+          <w:lang w:val="en-US"/>
+        </w:rPr>
+        <w:t xml:space="preserve">    </w:t>
+      </w:r>
+      <w:proofErr w:type="spellStart"/>
+      <w:r>
+        <w:rPr>
+          <w:rFonts w:ascii="Courier New" w:hAnsi="Courier New" w:cs="Courier New"/>
+          <w:lang w:val="en-US"/>
+        </w:rPr>
+        <w:t>Serial.print</w:t>
+      </w:r>
+      <w:proofErr w:type="spellEnd"/>
+      <w:r>
+        <w:rPr>
+          <w:rFonts w:ascii="Courier New" w:hAnsi="Courier New" w:cs="Courier New"/>
+          <w:lang w:val="en-US"/>
+        </w:rPr>
+        <w:t>(hum1);</w:t>
+      </w:r>
+    </w:p>
+    <w:p>
+      <w:pPr>
+        <w:pStyle w:val="Textosenformato"/>
+        <w:rPr>
+          <w:rFonts w:ascii="Courier New" w:hAnsi="Courier New" w:cs="Courier New"/>
+          <w:lang w:val="en-US"/>
+        </w:rPr>
+      </w:pPr>
+      <w:r>
+        <w:rPr>
+          <w:rFonts w:ascii="Courier New" w:hAnsi="Courier New" w:cs="Courier New"/>
+          <w:lang w:val="en-US"/>
+        </w:rPr>
+        <w:t xml:space="preserve">    </w:t>
+      </w:r>
+      <w:proofErr w:type="spellStart"/>
+      <w:r>
+        <w:rPr>
+          <w:rFonts w:ascii="Courier New" w:hAnsi="Courier New" w:cs="Courier New"/>
+          <w:lang w:val="en-US"/>
+        </w:rPr>
+        <w:t>Serial.println</w:t>
+      </w:r>
+      <w:proofErr w:type="spellEnd"/>
+      <w:r>
+        <w:rPr>
+          <w:rFonts w:ascii="Courier New" w:hAnsi="Courier New" w:cs="Courier New"/>
+          <w:lang w:val="en-US"/>
+        </w:rPr>
+        <w:t>("%");</w:t>
+      </w:r>
+    </w:p>
+    <w:p>
+      <w:pPr>
+        <w:pStyle w:val="Textosenformato"/>
+        <w:rPr>
+          <w:rFonts w:ascii="Courier New" w:hAnsi="Courier New" w:cs="Courier New"/>
+          <w:lang w:val="en-US"/>
+        </w:rPr>
+      </w:pPr>
+      <w:r>
+        <w:rPr>
+          <w:rFonts w:ascii="Courier New" w:hAnsi="Courier New" w:cs="Courier New"/>
+          <w:lang w:val="en-US"/>
+        </w:rPr>
+        <w:t xml:space="preserve">    </w:t>
+      </w:r>
+    </w:p>
+    <w:p>
+      <w:pPr>
+        <w:pStyle w:val="Textosenformato"/>
+        <w:rPr>
+          <w:rFonts w:ascii="Courier New" w:hAnsi="Courier New" w:cs="Courier New"/>
+          <w:lang w:val="en-US"/>
+        </w:rPr>
+      </w:pPr>
+      <w:r>
+        <w:rPr>
+          <w:rFonts w:ascii="Courier New" w:hAnsi="Courier New" w:cs="Courier New"/>
+          <w:lang w:val="en-US"/>
+        </w:rPr>
+        <w:t xml:space="preserve">    </w:t>
+      </w:r>
+      <w:proofErr w:type="spellStart"/>
+      <w:r>
+        <w:rPr>
+          <w:rFonts w:ascii="Courier New" w:hAnsi="Courier New" w:cs="Courier New"/>
+          <w:lang w:val="en-US"/>
+        </w:rPr>
+        <w:t>Serial.print</w:t>
+      </w:r>
+      <w:proofErr w:type="spellEnd"/>
+      <w:r>
+        <w:rPr>
+          <w:rFonts w:ascii="Courier New" w:hAnsi="Courier New" w:cs="Courier New"/>
+          <w:lang w:val="en-US"/>
+        </w:rPr>
+        <w:t>("DHT22 2: ");</w:t>
+      </w:r>
+    </w:p>
+    <w:p>
+      <w:pPr>
+        <w:pStyle w:val="Textosenformato"/>
+        <w:rPr>
+          <w:rFonts w:ascii="Courier New" w:hAnsi="Courier New" w:cs="Courier New"/>
+          <w:lang w:val="en-US"/>
+        </w:rPr>
+      </w:pPr>
+      <w:r>
+        <w:rPr>
+          <w:rFonts w:ascii="Courier New" w:hAnsi="Courier New" w:cs="Courier New"/>
+          <w:lang w:val="en-US"/>
+        </w:rPr>
+        <w:t xml:space="preserve">    </w:t>
+      </w:r>
+      <w:proofErr w:type="spellStart"/>
+      <w:r>
+        <w:rPr>
+          <w:rFonts w:ascii="Courier New" w:hAnsi="Courier New" w:cs="Courier New"/>
+          <w:lang w:val="en-US"/>
+        </w:rPr>
+        <w:t>Serial.print</w:t>
+      </w:r>
+      <w:proofErr w:type="spellEnd"/>
+      <w:r>
+        <w:rPr>
+          <w:rFonts w:ascii="Courier New" w:hAnsi="Courier New" w:cs="Courier New"/>
+          <w:lang w:val="en-US"/>
+        </w:rPr>
+        <w:t>(temp2);</w:t>
+      </w:r>
+    </w:p>
+    <w:p>
+      <w:pPr>
+        <w:pStyle w:val="Textosenformato"/>
+        <w:rPr>
+          <w:rFonts w:ascii="Courier New" w:hAnsi="Courier New" w:cs="Courier New"/>
+          <w:lang w:val="en-US"/>
+        </w:rPr>
+      </w:pPr>
+      <w:r>
+        <w:rPr>
+          <w:rFonts w:ascii="Courier New" w:hAnsi="Courier New" w:cs="Courier New"/>
+          <w:lang w:val="en-US"/>
+        </w:rPr>
+        <w:t xml:space="preserve">    </w:t>
+      </w:r>
+      <w:proofErr w:type="spellStart"/>
+      <w:r>
+        <w:rPr>
+          <w:rFonts w:ascii="Courier New" w:hAnsi="Courier New" w:cs="Courier New"/>
+          <w:lang w:val="en-US"/>
+        </w:rPr>
+        <w:t>Serial.print</w:t>
+      </w:r>
+      <w:proofErr w:type="spellEnd"/>
+      <w:r>
+        <w:rPr>
+          <w:rFonts w:ascii="Courier New" w:hAnsi="Courier New" w:cs="Courier New"/>
+          <w:lang w:val="en-US"/>
+        </w:rPr>
+        <w:t>("ºC ");</w:t>
+      </w:r>
+    </w:p>
+    <w:p>
+      <w:pPr>
+        <w:pStyle w:val="Textosenformato"/>
+        <w:rPr>
+          <w:rFonts w:ascii="Courier New" w:hAnsi="Courier New" w:cs="Courier New"/>
+          <w:lang w:val="en-US"/>
+        </w:rPr>
+      </w:pPr>
+      <w:r>
+        <w:rPr>
+          <w:rFonts w:ascii="Courier New" w:hAnsi="Courier New" w:cs="Courier New"/>
+          <w:lang w:val="en-US"/>
+        </w:rPr>
+        <w:t xml:space="preserve">    </w:t>
+      </w:r>
+      <w:proofErr w:type="spellStart"/>
+      <w:r>
+        <w:rPr>
+          <w:rFonts w:ascii="Courier New" w:hAnsi="Courier New" w:cs="Courier New"/>
+          <w:lang w:val="en-US"/>
+        </w:rPr>
+        <w:t>Serial.print</w:t>
+      </w:r>
+      <w:proofErr w:type="spellEnd"/>
+      <w:r>
+        <w:rPr>
+          <w:rFonts w:ascii="Courier New" w:hAnsi="Courier New" w:cs="Courier New"/>
+          <w:lang w:val="en-US"/>
+        </w:rPr>
+        <w:t>(hum2);</w:t>
+      </w:r>
+    </w:p>
+    <w:p>
+      <w:pPr>
+        <w:pStyle w:val="Textosenformato"/>
+        <w:rPr>
+          <w:rFonts w:ascii="Courier New" w:hAnsi="Courier New" w:cs="Courier New"/>
+          <w:lang w:val="en-US"/>
+        </w:rPr>
+      </w:pPr>
+      <w:r>
+        <w:rPr>
+          <w:rFonts w:ascii="Courier New" w:hAnsi="Courier New" w:cs="Courier New"/>
+          <w:lang w:val="en-US"/>
+        </w:rPr>
+        <w:t xml:space="preserve">    </w:t>
+      </w:r>
+      <w:proofErr w:type="spellStart"/>
+      <w:r>
+        <w:rPr>
+          <w:rFonts w:ascii="Courier New" w:hAnsi="Courier New" w:cs="Courier New"/>
+          <w:lang w:val="en-US"/>
+        </w:rPr>
+        <w:t>Serial.println</w:t>
+      </w:r>
+      <w:proofErr w:type="spellEnd"/>
+      <w:r>
+        <w:rPr>
+          <w:rFonts w:ascii="Courier New" w:hAnsi="Courier New" w:cs="Courier New"/>
+          <w:lang w:val="en-US"/>
+        </w:rPr>
+        <w:t>("%");</w:t>
+      </w:r>
+    </w:p>
+    <w:p>
+      <w:pPr>
+        <w:pStyle w:val="Textosenformato"/>
+        <w:rPr>
+          <w:rFonts w:ascii="Courier New" w:hAnsi="Courier New" w:cs="Courier New"/>
+          <w:lang w:val="en-US"/>
+        </w:rPr>
+      </w:pPr>
+    </w:p>
+    <w:p>
+      <w:pPr>
+        <w:pStyle w:val="Textosenformato"/>
+        <w:rPr>
+          <w:rFonts w:ascii="Courier New" w:hAnsi="Courier New" w:cs="Courier New"/>
+          <w:lang w:val="en-US"/>
+        </w:rPr>
+      </w:pPr>
+      <w:r>
+        <w:rPr>
+          <w:rFonts w:ascii="Courier New" w:hAnsi="Courier New" w:cs="Courier New"/>
+          <w:lang w:val="en-US"/>
+        </w:rPr>
+        <w:t xml:space="preserve">    </w:t>
+      </w:r>
+      <w:proofErr w:type="spellStart"/>
+      <w:r>
+        <w:rPr>
+          <w:rFonts w:ascii="Courier New" w:hAnsi="Courier New" w:cs="Courier New"/>
+          <w:lang w:val="en-US"/>
+        </w:rPr>
+        <w:t>Serial.print</w:t>
+      </w:r>
+      <w:proofErr w:type="spellEnd"/>
+      <w:r>
+        <w:rPr>
+          <w:rFonts w:ascii="Courier New" w:hAnsi="Courier New" w:cs="Courier New"/>
+          <w:lang w:val="en-US"/>
+        </w:rPr>
+        <w:t>("DHT22 3: ");</w:t>
+      </w:r>
+    </w:p>
+    <w:p>
+      <w:pPr>
+        <w:pStyle w:val="Textosenformato"/>
+        <w:rPr>
+          <w:rFonts w:ascii="Courier New" w:hAnsi="Courier New" w:cs="Courier New"/>
+          <w:lang w:val="en-US"/>
+        </w:rPr>
+      </w:pPr>
+      <w:r>
+        <w:rPr>
+          <w:rFonts w:ascii="Courier New" w:hAnsi="Courier New" w:cs="Courier New"/>
+          <w:lang w:val="en-US"/>
+        </w:rPr>
+        <w:t xml:space="preserve">    </w:t>
+      </w:r>
+      <w:proofErr w:type="spellStart"/>
+      <w:r>
+        <w:rPr>
+          <w:rFonts w:ascii="Courier New" w:hAnsi="Courier New" w:cs="Courier New"/>
+          <w:lang w:val="en-US"/>
+        </w:rPr>
+        <w:t>Serial.print</w:t>
+      </w:r>
+      <w:proofErr w:type="spellEnd"/>
+      <w:r>
+        <w:rPr>
+          <w:rFonts w:ascii="Courier New" w:hAnsi="Courier New" w:cs="Courier New"/>
+          <w:lang w:val="en-US"/>
+        </w:rPr>
+        <w:t>(temp3);</w:t>
+      </w:r>
+    </w:p>
+    <w:p>
+      <w:pPr>
+        <w:pStyle w:val="Textosenformato"/>
+        <w:rPr>
+          <w:rFonts w:ascii="Courier New" w:hAnsi="Courier New" w:cs="Courier New"/>
+          <w:lang w:val="en-US"/>
+        </w:rPr>
+      </w:pPr>
+      <w:r>
+        <w:rPr>
+          <w:rFonts w:ascii="Courier New" w:hAnsi="Courier New" w:cs="Courier New"/>
+          <w:lang w:val="en-US"/>
+        </w:rPr>
+        <w:t xml:space="preserve">    </w:t>
+      </w:r>
+      <w:proofErr w:type="spellStart"/>
+      <w:r>
+        <w:rPr>
+          <w:rFonts w:ascii="Courier New" w:hAnsi="Courier New" w:cs="Courier New"/>
+          <w:lang w:val="en-US"/>
+        </w:rPr>
+        <w:t>Serial.print</w:t>
+      </w:r>
+      <w:proofErr w:type="spellEnd"/>
+      <w:r>
+        <w:rPr>
+          <w:rFonts w:ascii="Courier New" w:hAnsi="Courier New" w:cs="Courier New"/>
+          <w:lang w:val="en-US"/>
+        </w:rPr>
+        <w:t>("ºC ");</w:t>
+      </w:r>
+    </w:p>
+    <w:p>
+      <w:pPr>
+        <w:pStyle w:val="Textosenformato"/>
+        <w:rPr>
+          <w:rFonts w:ascii="Courier New" w:hAnsi="Courier New" w:cs="Courier New"/>
+          <w:lang w:val="en-US"/>
+        </w:rPr>
+      </w:pPr>
+      <w:r>
+        <w:rPr>
+          <w:rFonts w:ascii="Courier New" w:hAnsi="Courier New" w:cs="Courier New"/>
+          <w:lang w:val="en-US"/>
+        </w:rPr>
+        <w:t xml:space="preserve">    </w:t>
+      </w:r>
+      <w:proofErr w:type="spellStart"/>
+      <w:r>
+        <w:rPr>
+          <w:rFonts w:ascii="Courier New" w:hAnsi="Courier New" w:cs="Courier New"/>
+          <w:lang w:val="en-US"/>
+        </w:rPr>
+        <w:t>Serial.print</w:t>
+      </w:r>
+      <w:proofErr w:type="spellEnd"/>
+      <w:r>
+        <w:rPr>
+          <w:rFonts w:ascii="Courier New" w:hAnsi="Courier New" w:cs="Courier New"/>
+          <w:lang w:val="en-US"/>
+        </w:rPr>
+        <w:t>(hum3);</w:t>
+      </w:r>
+    </w:p>
+    <w:p>
+      <w:pPr>
+        <w:pStyle w:val="Textosenformato"/>
+        <w:rPr>
+          <w:rFonts w:ascii="Courier New" w:hAnsi="Courier New" w:cs="Courier New"/>
+          <w:lang w:val="en-US"/>
+        </w:rPr>
+      </w:pPr>
+      <w:r>
+        <w:rPr>
+          <w:rFonts w:ascii="Courier New" w:hAnsi="Courier New" w:cs="Courier New"/>
+          <w:lang w:val="en-US"/>
+        </w:rPr>
+        <w:t xml:space="preserve">    </w:t>
+      </w:r>
+      <w:proofErr w:type="spellStart"/>
+      <w:r>
+        <w:rPr>
+          <w:rFonts w:ascii="Courier New" w:hAnsi="Courier New" w:cs="Courier New"/>
+          <w:lang w:val="en-US"/>
+        </w:rPr>
+        <w:t>Serial.println</w:t>
+      </w:r>
+      <w:proofErr w:type="spellEnd"/>
+      <w:r>
+        <w:rPr>
+          <w:rFonts w:ascii="Courier New" w:hAnsi="Courier New" w:cs="Courier New"/>
+          <w:lang w:val="en-US"/>
+        </w:rPr>
+        <w:t>("%");</w:t>
+      </w:r>
+    </w:p>
+    <w:p>
+      <w:pPr>
+        <w:pStyle w:val="Textosenformato"/>
+        <w:rPr>
+          <w:rFonts w:ascii="Courier New" w:hAnsi="Courier New" w:cs="Courier New"/>
+          <w:lang w:val="en-US"/>
+        </w:rPr>
+      </w:pPr>
+    </w:p>
+    <w:p>
+      <w:pPr>
+        <w:pStyle w:val="Textosenformato"/>
+        <w:rPr>
+          <w:rFonts w:ascii="Courier New" w:hAnsi="Courier New" w:cs="Courier New"/>
+          <w:lang w:val="en-US"/>
+        </w:rPr>
+      </w:pPr>
+      <w:r>
+        <w:rPr>
+          <w:rFonts w:ascii="Courier New" w:hAnsi="Courier New" w:cs="Courier New"/>
+          <w:lang w:val="en-US"/>
+        </w:rPr>
+        <w:t>/</w:t>
+      </w:r>
+      <w:proofErr w:type="gramStart"/>
+      <w:r>
+        <w:rPr>
+          <w:rFonts w:ascii="Courier New" w:hAnsi="Courier New" w:cs="Courier New"/>
+          <w:lang w:val="en-US"/>
+        </w:rPr>
+        <w:t xml:space="preserve">*  </w:t>
+      </w:r>
+      <w:proofErr w:type="spellStart"/>
+      <w:r>
+        <w:rPr>
+          <w:rFonts w:ascii="Courier New" w:hAnsi="Courier New" w:cs="Courier New"/>
+          <w:lang w:val="en-US"/>
+        </w:rPr>
+        <w:t>Serial.print</w:t>
+      </w:r>
+      <w:proofErr w:type="spellEnd"/>
+      <w:proofErr w:type="gramEnd"/>
+      <w:r>
+        <w:rPr>
+          <w:rFonts w:ascii="Courier New" w:hAnsi="Courier New" w:cs="Courier New"/>
+          <w:lang w:val="en-US"/>
+        </w:rPr>
+        <w:t>("MAX6675 1: ");</w:t>
+      </w:r>
+    </w:p>
+    <w:p>
+      <w:pPr>
+        <w:pStyle w:val="Textosenformato"/>
+        <w:rPr>
+          <w:rFonts w:ascii="Courier New" w:hAnsi="Courier New" w:cs="Courier New"/>
+          <w:lang w:val="en-US"/>
+        </w:rPr>
+      </w:pPr>
+      <w:r>
+        <w:rPr>
+          <w:rFonts w:ascii="Courier New" w:hAnsi="Courier New" w:cs="Courier New"/>
+          <w:lang w:val="en-US"/>
+        </w:rPr>
+        <w:t xml:space="preserve">    </w:t>
+      </w:r>
+      <w:proofErr w:type="spellStart"/>
+      <w:r>
+        <w:rPr>
+          <w:rFonts w:ascii="Courier New" w:hAnsi="Courier New" w:cs="Courier New"/>
+          <w:lang w:val="en-US"/>
+        </w:rPr>
+        <w:t>Serial.print</w:t>
+      </w:r>
+      <w:proofErr w:type="spellEnd"/>
+      <w:r>
+        <w:rPr>
+          <w:rFonts w:ascii="Courier New" w:hAnsi="Courier New" w:cs="Courier New"/>
+          <w:lang w:val="en-US"/>
+        </w:rPr>
+        <w:t>(tempMAX1);</w:t>
+      </w:r>
+    </w:p>
+    <w:p>
+      <w:pPr>
+        <w:pStyle w:val="Textosenformato"/>
+        <w:rPr>
+          <w:rFonts w:ascii="Courier New" w:hAnsi="Courier New" w:cs="Courier New"/>
+          <w:lang w:val="en-US"/>
+        </w:rPr>
+      </w:pPr>
+      <w:r>
+        <w:rPr>
+          <w:rFonts w:ascii="Courier New" w:hAnsi="Courier New" w:cs="Courier New"/>
+          <w:lang w:val="en-US"/>
+        </w:rPr>
+        <w:t xml:space="preserve">    </w:t>
+      </w:r>
+      <w:proofErr w:type="spellStart"/>
+      <w:r>
+        <w:rPr>
+          <w:rFonts w:ascii="Courier New" w:hAnsi="Courier New" w:cs="Courier New"/>
+          <w:lang w:val="en-US"/>
+        </w:rPr>
+        <w:t>Serial.println</w:t>
+      </w:r>
+      <w:proofErr w:type="spellEnd"/>
+      <w:r>
+        <w:rPr>
+          <w:rFonts w:ascii="Courier New" w:hAnsi="Courier New" w:cs="Courier New"/>
+          <w:lang w:val="en-US"/>
+        </w:rPr>
+        <w:t>("ºC");</w:t>
+      </w:r>
+    </w:p>
+    <w:p>
+      <w:pPr>
+        <w:pStyle w:val="Textosenformato"/>
+        <w:rPr>
+          <w:rFonts w:ascii="Courier New" w:hAnsi="Courier New" w:cs="Courier New"/>
+          <w:lang w:val="en-US"/>
+        </w:rPr>
+      </w:pPr>
+      <w:r>
+        <w:rPr>
+          <w:rFonts w:ascii="Courier New" w:hAnsi="Courier New" w:cs="Courier New"/>
+          <w:lang w:val="en-US"/>
+        </w:rPr>
+        <w:t xml:space="preserve">  */</w:t>
+      </w:r>
+    </w:p>
+    <w:p>
+      <w:pPr>
+        <w:pStyle w:val="Textosenformato"/>
+        <w:rPr>
+          <w:rFonts w:ascii="Courier New" w:hAnsi="Courier New" w:cs="Courier New"/>
+          <w:lang w:val="en-US"/>
+        </w:rPr>
+      </w:pPr>
+      <w:r>
+        <w:rPr>
+          <w:rFonts w:ascii="Courier New" w:hAnsi="Courier New" w:cs="Courier New"/>
+          <w:lang w:val="en-US"/>
+        </w:rPr>
+        <w:t xml:space="preserve">    </w:t>
+      </w:r>
+      <w:proofErr w:type="spellStart"/>
+      <w:r>
+        <w:rPr>
+          <w:rFonts w:ascii="Courier New" w:hAnsi="Courier New" w:cs="Courier New"/>
+          <w:lang w:val="en-US"/>
+        </w:rPr>
+        <w:t>Serial.print</w:t>
+      </w:r>
+      <w:proofErr w:type="spellEnd"/>
+      <w:r>
+        <w:rPr>
+          <w:rFonts w:ascii="Courier New" w:hAnsi="Courier New" w:cs="Courier New"/>
+          <w:lang w:val="en-US"/>
+        </w:rPr>
+        <w:t>("DS18B20 1:");</w:t>
+      </w:r>
+    </w:p>
+    <w:p>
+      <w:pPr>
+        <w:pStyle w:val="Textosenformato"/>
+        <w:rPr>
+          <w:rFonts w:ascii="Courier New" w:hAnsi="Courier New" w:cs="Courier New"/>
+          <w:lang w:val="en-US"/>
+        </w:rPr>
+      </w:pPr>
+      <w:r>
+        <w:rPr>
+          <w:rFonts w:ascii="Courier New" w:hAnsi="Courier New" w:cs="Courier New"/>
+          <w:lang w:val="en-US"/>
+        </w:rPr>
+        <w:t xml:space="preserve">    </w:t>
+      </w:r>
+      <w:proofErr w:type="spellStart"/>
+      <w:r>
+        <w:rPr>
+          <w:rFonts w:ascii="Courier New" w:hAnsi="Courier New" w:cs="Courier New"/>
+          <w:lang w:val="en-US"/>
+        </w:rPr>
+        <w:t>Serial.print</w:t>
+      </w:r>
+      <w:proofErr w:type="spellEnd"/>
+      <w:r>
+        <w:rPr>
+          <w:rFonts w:ascii="Courier New" w:hAnsi="Courier New" w:cs="Courier New"/>
+          <w:lang w:val="en-US"/>
+        </w:rPr>
+        <w:t>(tempDS1);</w:t>
+      </w:r>
+    </w:p>
+    <w:p>
+      <w:pPr>
+        <w:pStyle w:val="Textosenformato"/>
+        <w:rPr>
+          <w:rFonts w:ascii="Courier New" w:hAnsi="Courier New" w:cs="Courier New"/>
+          <w:lang w:val="en-US"/>
+        </w:rPr>
+      </w:pPr>
+      <w:r>
+        <w:rPr>
+          <w:rFonts w:ascii="Courier New" w:hAnsi="Courier New" w:cs="Courier New"/>
+          <w:lang w:val="en-US"/>
+        </w:rPr>
+        <w:t xml:space="preserve">    </w:t>
+      </w:r>
+      <w:proofErr w:type="spellStart"/>
+      <w:r>
+        <w:rPr>
+          <w:rFonts w:ascii="Courier New" w:hAnsi="Courier New" w:cs="Courier New"/>
+          <w:lang w:val="en-US"/>
+        </w:rPr>
+        <w:t>Serial.println</w:t>
+      </w:r>
+      <w:proofErr w:type="spellEnd"/>
+      <w:r>
+        <w:rPr>
+          <w:rFonts w:ascii="Courier New" w:hAnsi="Courier New" w:cs="Courier New"/>
+          <w:lang w:val="en-US"/>
+        </w:rPr>
+        <w:t>("ºC");</w:t>
+      </w:r>
+    </w:p>
+    <w:p>
+      <w:pPr>
+        <w:pStyle w:val="Textosenformato"/>
+        <w:rPr>
+          <w:rFonts w:ascii="Courier New" w:hAnsi="Courier New" w:cs="Courier New"/>
+          <w:lang w:val="en-US"/>
+        </w:rPr>
+      </w:pPr>
+    </w:p>
+    <w:p>
+      <w:pPr>
+        <w:pStyle w:val="Textosenformato"/>
+        <w:rPr>
+          <w:rFonts w:ascii="Courier New" w:hAnsi="Courier New" w:cs="Courier New"/>
+          <w:lang w:val="en-US"/>
+        </w:rPr>
+      </w:pPr>
+      <w:r>
+        <w:rPr>
+          <w:rFonts w:ascii="Courier New" w:hAnsi="Courier New" w:cs="Courier New"/>
+          <w:lang w:val="en-US"/>
+        </w:rPr>
+        <w:t xml:space="preserve">    </w:t>
+      </w:r>
+      <w:proofErr w:type="spellStart"/>
+      <w:r>
+        <w:rPr>
+          <w:rFonts w:ascii="Courier New" w:hAnsi="Courier New" w:cs="Courier New"/>
+          <w:lang w:val="en-US"/>
+        </w:rPr>
+        <w:t>Serial.print</w:t>
+      </w:r>
+      <w:proofErr w:type="spellEnd"/>
+      <w:r>
+        <w:rPr>
+          <w:rFonts w:ascii="Courier New" w:hAnsi="Courier New" w:cs="Courier New"/>
+          <w:lang w:val="en-US"/>
+        </w:rPr>
+        <w:t>("DS18B20 2:");</w:t>
+      </w:r>
+    </w:p>
+    <w:p>
+      <w:pPr>
+        <w:pStyle w:val="Textosenformato"/>
+        <w:rPr>
+          <w:rFonts w:ascii="Courier New" w:hAnsi="Courier New" w:cs="Courier New"/>
+          <w:lang w:val="en-US"/>
+        </w:rPr>
+      </w:pPr>
+      <w:r>
+        <w:rPr>
+          <w:rFonts w:ascii="Courier New" w:hAnsi="Courier New" w:cs="Courier New"/>
+          <w:lang w:val="en-US"/>
+        </w:rPr>
+        <w:t xml:space="preserve">    </w:t>
+      </w:r>
+      <w:proofErr w:type="spellStart"/>
+      <w:r>
+        <w:rPr>
+          <w:rFonts w:ascii="Courier New" w:hAnsi="Courier New" w:cs="Courier New"/>
+          <w:lang w:val="en-US"/>
+        </w:rPr>
+        <w:t>Serial.print</w:t>
+      </w:r>
+      <w:proofErr w:type="spellEnd"/>
+      <w:r>
+        <w:rPr>
+          <w:rFonts w:ascii="Courier New" w:hAnsi="Courier New" w:cs="Courier New"/>
+          <w:lang w:val="en-US"/>
+        </w:rPr>
+        <w:t>(tempDS2);</w:t>
+      </w:r>
+    </w:p>
+    <w:p>
+      <w:pPr>
+        <w:pStyle w:val="Textosenformato"/>
+        <w:rPr>
+          <w:rFonts w:ascii="Courier New" w:hAnsi="Courier New" w:cs="Courier New"/>
+          <w:lang w:val="en-US"/>
+        </w:rPr>
+      </w:pPr>
+      <w:r>
+        <w:rPr>
+          <w:rFonts w:ascii="Courier New" w:hAnsi="Courier New" w:cs="Courier New"/>
+          <w:lang w:val="en-US"/>
+        </w:rPr>
+        <w:t xml:space="preserve">    </w:t>
+      </w:r>
+      <w:proofErr w:type="spellStart"/>
+      <w:r>
+        <w:rPr>
+          <w:rFonts w:ascii="Courier New" w:hAnsi="Courier New" w:cs="Courier New"/>
+          <w:lang w:val="en-US"/>
+        </w:rPr>
+        <w:t>Serial.println</w:t>
+      </w:r>
+      <w:proofErr w:type="spellEnd"/>
+      <w:r>
+        <w:rPr>
+          <w:rFonts w:ascii="Courier New" w:hAnsi="Courier New" w:cs="Courier New"/>
+          <w:lang w:val="en-US"/>
+        </w:rPr>
+        <w:t>("ºC");</w:t>
+      </w:r>
+    </w:p>
+    <w:p>
+      <w:pPr>
+        <w:pStyle w:val="Textosenformato"/>
+        <w:rPr>
+          <w:rFonts w:ascii="Courier New" w:hAnsi="Courier New" w:cs="Courier New"/>
+          <w:lang w:val="en-US"/>
+        </w:rPr>
+      </w:pPr>
+    </w:p>
+    <w:p>
+      <w:pPr>
+        <w:pStyle w:val="Textosenformato"/>
+        <w:rPr>
+          <w:rFonts w:ascii="Courier New" w:hAnsi="Courier New" w:cs="Courier New"/>
+          <w:lang w:val="en-US"/>
+        </w:rPr>
+      </w:pPr>
+      <w:r>
+        <w:rPr>
+          <w:rFonts w:ascii="Courier New" w:hAnsi="Courier New" w:cs="Courier New"/>
+          <w:lang w:val="en-US"/>
+        </w:rPr>
+        <w:t xml:space="preserve">    </w:t>
+      </w:r>
+      <w:proofErr w:type="spellStart"/>
+      <w:r>
+        <w:rPr>
+          <w:rFonts w:ascii="Courier New" w:hAnsi="Courier New" w:cs="Courier New"/>
+          <w:lang w:val="en-US"/>
+        </w:rPr>
+        <w:t>Serial.print</w:t>
+      </w:r>
+      <w:proofErr w:type="spellEnd"/>
+      <w:r>
+        <w:rPr>
+          <w:rFonts w:ascii="Courier New" w:hAnsi="Courier New" w:cs="Courier New"/>
+          <w:lang w:val="en-US"/>
+        </w:rPr>
+        <w:t>("DS18B20 3:");</w:t>
+      </w:r>
+    </w:p>
+    <w:p>
+      <w:pPr>
+        <w:pStyle w:val="Textosenformato"/>
+        <w:rPr>
+          <w:rFonts w:ascii="Courier New" w:hAnsi="Courier New" w:cs="Courier New"/>
+          <w:lang w:val="en-US"/>
+        </w:rPr>
+      </w:pPr>
+      <w:r>
+        <w:rPr>
+          <w:rFonts w:ascii="Courier New" w:hAnsi="Courier New" w:cs="Courier New"/>
+          <w:lang w:val="en-US"/>
+        </w:rPr>
+        <w:t xml:space="preserve">    </w:t>
+      </w:r>
+      <w:proofErr w:type="spellStart"/>
+      <w:r>
+        <w:rPr>
+          <w:rFonts w:ascii="Courier New" w:hAnsi="Courier New" w:cs="Courier New"/>
+          <w:lang w:val="en-US"/>
+        </w:rPr>
+        <w:t>Serial.print</w:t>
+      </w:r>
+      <w:proofErr w:type="spellEnd"/>
+      <w:r>
+        <w:rPr>
+          <w:rFonts w:ascii="Courier New" w:hAnsi="Courier New" w:cs="Courier New"/>
+          <w:lang w:val="en-US"/>
+        </w:rPr>
+        <w:t>(tempDS3);</w:t>
+      </w:r>
+    </w:p>
+    <w:p>
+      <w:pPr>
+        <w:pStyle w:val="Textosenformato"/>
+        <w:rPr>
+          <w:rFonts w:ascii="Courier New" w:hAnsi="Courier New" w:cs="Courier New"/>
+        </w:rPr>
+      </w:pPr>
+      <w:r>
+        <w:rPr>
+          <w:rFonts w:ascii="Courier New" w:hAnsi="Courier New" w:cs="Courier New"/>
+          <w:lang w:val="en-US"/>
+        </w:rPr>
+        <w:t xml:space="preserve">    </w:t>
+      </w:r>
+      <w:proofErr w:type="spellStart"/>
+      <w:r>
+        <w:rPr>
+          <w:rFonts w:ascii="Courier New" w:hAnsi="Courier New" w:cs="Courier New"/>
+        </w:rPr>
+        <w:t>Serial.println</w:t>
+      </w:r>
+      <w:proofErr w:type="spellEnd"/>
+      <w:r>
+        <w:rPr>
+          <w:rFonts w:ascii="Courier New" w:hAnsi="Courier New" w:cs="Courier New"/>
+        </w:rPr>
+        <w:t>("</w:t>
+      </w:r>
+      <w:proofErr w:type="spellStart"/>
+      <w:r>
+        <w:rPr>
+          <w:rFonts w:ascii="Courier New" w:hAnsi="Courier New" w:cs="Courier New"/>
+        </w:rPr>
+        <w:t>ºC</w:t>
+      </w:r>
+      <w:proofErr w:type="spellEnd"/>
+      <w:r>
+        <w:rPr>
+          <w:rFonts w:ascii="Courier New" w:hAnsi="Courier New" w:cs="Courier New"/>
+        </w:rPr>
+        <w:t>");</w:t>
+      </w:r>
+    </w:p>
+    <w:p>
+      <w:pPr>
+        <w:pStyle w:val="Textosenformato"/>
+        <w:rPr>
+          <w:rFonts w:ascii="Courier New" w:hAnsi="Courier New" w:cs="Courier New"/>
+        </w:rPr>
+      </w:pPr>
+      <w:r>
+        <w:rPr>
+          <w:rFonts w:ascii="Courier New" w:hAnsi="Courier New" w:cs="Courier New"/>
+        </w:rPr>
+        <w:t xml:space="preserve">    </w:t>
+      </w:r>
+    </w:p>
+    <w:p>
+      <w:pPr>
+        <w:pStyle w:val="Textosenformato"/>
+        <w:rPr>
+          <w:rFonts w:ascii="Courier New" w:hAnsi="Courier New" w:cs="Courier New"/>
+        </w:rPr>
+      </w:pPr>
+      <w:r>
+        <w:rPr>
+          <w:rFonts w:ascii="Courier New" w:hAnsi="Courier New" w:cs="Courier New"/>
+        </w:rPr>
+        <w:t xml:space="preserve">    </w:t>
+      </w:r>
+      <w:proofErr w:type="spellStart"/>
+      <w:r>
+        <w:rPr>
+          <w:rFonts w:ascii="Courier New" w:hAnsi="Courier New" w:cs="Courier New"/>
+        </w:rPr>
+        <w:t>Serial.print</w:t>
+      </w:r>
+      <w:proofErr w:type="spellEnd"/>
+      <w:r>
+        <w:rPr>
+          <w:rFonts w:ascii="Courier New" w:hAnsi="Courier New" w:cs="Courier New"/>
+        </w:rPr>
+        <w:t>("Luz 1:");</w:t>
+      </w:r>
+    </w:p>
+    <w:p>
+      <w:pPr>
+        <w:pStyle w:val="Textosenformato"/>
+        <w:rPr>
+          <w:rFonts w:ascii="Courier New" w:hAnsi="Courier New" w:cs="Courier New"/>
+        </w:rPr>
+      </w:pPr>
+      <w:r>
+        <w:rPr>
+          <w:rFonts w:ascii="Courier New" w:hAnsi="Courier New" w:cs="Courier New"/>
+        </w:rPr>
+        <w:t xml:space="preserve">    </w:t>
+      </w:r>
+      <w:proofErr w:type="spellStart"/>
+      <w:r>
+        <w:rPr>
+          <w:rFonts w:ascii="Courier New" w:hAnsi="Courier New" w:cs="Courier New"/>
+        </w:rPr>
+        <w:t>Serial.println</w:t>
+      </w:r>
+      <w:proofErr w:type="spellEnd"/>
+      <w:r>
+        <w:rPr>
+          <w:rFonts w:ascii="Courier New" w:hAnsi="Courier New" w:cs="Courier New"/>
+        </w:rPr>
+        <w:t>(lus1);</w:t>
+      </w:r>
+    </w:p>
+    <w:p>
+      <w:pPr>
+        <w:pStyle w:val="Textosenformato"/>
+        <w:rPr>
+          <w:rFonts w:ascii="Courier New" w:hAnsi="Courier New" w:cs="Courier New"/>
+        </w:rPr>
+      </w:pPr>
+      <w:r>
+        <w:rPr>
+          <w:rFonts w:ascii="Courier New" w:hAnsi="Courier New" w:cs="Courier New"/>
+        </w:rPr>
+        <w:lastRenderedPageBreak/>
+        <w:t xml:space="preserve">    </w:t>
+      </w:r>
+      <w:proofErr w:type="spellStart"/>
+      <w:r>
+        <w:rPr>
+          <w:rFonts w:ascii="Courier New" w:hAnsi="Courier New" w:cs="Courier New"/>
+        </w:rPr>
+        <w:t>Serial.print</w:t>
+      </w:r>
+      <w:proofErr w:type="spellEnd"/>
+      <w:r>
+        <w:rPr>
+          <w:rFonts w:ascii="Courier New" w:hAnsi="Courier New" w:cs="Courier New"/>
+        </w:rPr>
+        <w:t>("Luz 2:");</w:t>
+      </w:r>
+    </w:p>
+    <w:p>
+      <w:pPr>
+        <w:pStyle w:val="Textosenformato"/>
+        <w:rPr>
+          <w:rFonts w:ascii="Courier New" w:hAnsi="Courier New" w:cs="Courier New"/>
+        </w:rPr>
+      </w:pPr>
+      <w:r>
+        <w:rPr>
+          <w:rFonts w:ascii="Courier New" w:hAnsi="Courier New" w:cs="Courier New"/>
+        </w:rPr>
+        <w:t xml:space="preserve">    </w:t>
+      </w:r>
+      <w:proofErr w:type="spellStart"/>
+      <w:r>
+        <w:rPr>
+          <w:rFonts w:ascii="Courier New" w:hAnsi="Courier New" w:cs="Courier New"/>
+        </w:rPr>
+        <w:t>Serial.println</w:t>
+      </w:r>
+      <w:proofErr w:type="spellEnd"/>
+      <w:r>
+        <w:rPr>
+          <w:rFonts w:ascii="Courier New" w:hAnsi="Courier New" w:cs="Courier New"/>
+        </w:rPr>
+        <w:t>(lus2);</w:t>
+      </w:r>
+    </w:p>
+    <w:p>
+      <w:pPr>
+        <w:pStyle w:val="Textosenformato"/>
+        <w:rPr>
+          <w:rFonts w:ascii="Courier New" w:hAnsi="Courier New" w:cs="Courier New"/>
+        </w:rPr>
+      </w:pPr>
+      <w:r>
+        <w:rPr>
+          <w:rFonts w:ascii="Courier New" w:hAnsi="Courier New" w:cs="Courier New"/>
+        </w:rPr>
+        <w:t xml:space="preserve">    </w:t>
+      </w:r>
+      <w:proofErr w:type="spellStart"/>
+      <w:r>
+        <w:rPr>
+          <w:rFonts w:ascii="Courier New" w:hAnsi="Courier New" w:cs="Courier New"/>
+        </w:rPr>
+        <w:t>Serial.print</w:t>
+      </w:r>
+      <w:proofErr w:type="spellEnd"/>
+      <w:r>
+        <w:rPr>
+          <w:rFonts w:ascii="Courier New" w:hAnsi="Courier New" w:cs="Courier New"/>
+        </w:rPr>
+        <w:t>("Luz 3:");</w:t>
+      </w:r>
+    </w:p>
+    <w:p>
+      <w:pPr>
+        <w:pStyle w:val="Textosenformato"/>
+        <w:rPr>
+          <w:rFonts w:ascii="Courier New" w:hAnsi="Courier New" w:cs="Courier New"/>
+        </w:rPr>
+      </w:pPr>
+      <w:r>
+        <w:rPr>
+          <w:rFonts w:ascii="Courier New" w:hAnsi="Courier New" w:cs="Courier New"/>
+        </w:rPr>
+        <w:t xml:space="preserve">    </w:t>
+      </w:r>
+      <w:proofErr w:type="spellStart"/>
+      <w:r>
+        <w:rPr>
+          <w:rFonts w:ascii="Courier New" w:hAnsi="Courier New" w:cs="Courier New"/>
+        </w:rPr>
+        <w:t>Serial.println</w:t>
+      </w:r>
+      <w:proofErr w:type="spellEnd"/>
+      <w:r>
+        <w:rPr>
+          <w:rFonts w:ascii="Courier New" w:hAnsi="Courier New" w:cs="Courier New"/>
+        </w:rPr>
+        <w:t>(lus3);</w:t>
+      </w:r>
+    </w:p>
+    <w:p>
+      <w:pPr>
+        <w:pStyle w:val="Textosenformato"/>
+        <w:rPr>
+          <w:rFonts w:ascii="Courier New" w:hAnsi="Courier New" w:cs="Courier New"/>
+          <w:lang w:val="en-US"/>
+        </w:rPr>
+      </w:pPr>
+      <w:r>
+        <w:rPr>
+          <w:rFonts w:ascii="Courier New" w:hAnsi="Courier New" w:cs="Courier New"/>
+          <w:lang w:val="en-US"/>
+        </w:rPr>
+        <w:t>}</w:t>
+      </w:r>
+    </w:p>
+    <w:p>
+      <w:pPr>
+        <w:pStyle w:val="Textosenformato"/>
+        <w:rPr>
+          <w:rFonts w:ascii="Courier New" w:hAnsi="Courier New" w:cs="Courier New"/>
+          <w:lang w:val="en-US"/>
+        </w:rPr>
+      </w:pPr>
+    </w:p>
+    <w:p>
+      <w:pPr>
+        <w:pStyle w:val="Textosenformato"/>
+        <w:rPr>
+          <w:rFonts w:ascii="Courier New" w:hAnsi="Courier New" w:cs="Courier New"/>
+          <w:lang w:val="en-US"/>
+        </w:rPr>
+      </w:pPr>
+      <w:r>
+        <w:rPr>
+          <w:rFonts w:ascii="Courier New" w:hAnsi="Courier New" w:cs="Courier New"/>
+          <w:lang w:val="en-US"/>
+        </w:rPr>
+        <w:t xml:space="preserve">void </w:t>
+      </w:r>
+      <w:proofErr w:type="spellStart"/>
+      <w:proofErr w:type="gramStart"/>
+      <w:r>
+        <w:rPr>
+          <w:rFonts w:ascii="Courier New" w:hAnsi="Courier New" w:cs="Courier New"/>
+          <w:lang w:val="en-US"/>
+        </w:rPr>
+        <w:t>lcdTempHum</w:t>
+      </w:r>
+      <w:proofErr w:type="spellEnd"/>
+      <w:r>
+        <w:rPr>
+          <w:rFonts w:ascii="Courier New" w:hAnsi="Courier New" w:cs="Courier New"/>
+          <w:lang w:val="en-US"/>
+        </w:rPr>
+        <w:t>(){</w:t>
+      </w:r>
+      <w:proofErr w:type="gramEnd"/>
+    </w:p>
+    <w:p>
+      <w:pPr>
+        <w:pStyle w:val="Textosenformato"/>
+        <w:rPr>
+          <w:rFonts w:ascii="Courier New" w:hAnsi="Courier New" w:cs="Courier New"/>
+          <w:lang w:val="en-US"/>
+        </w:rPr>
+      </w:pPr>
+      <w:r>
+        <w:rPr>
+          <w:rFonts w:ascii="Courier New" w:hAnsi="Courier New" w:cs="Courier New"/>
+          <w:lang w:val="en-US"/>
+        </w:rPr>
+        <w:t xml:space="preserve">  </w:t>
+      </w:r>
+      <w:proofErr w:type="spellStart"/>
+      <w:proofErr w:type="gramStart"/>
+      <w:r>
+        <w:rPr>
+          <w:rFonts w:ascii="Courier New" w:hAnsi="Courier New" w:cs="Courier New"/>
+          <w:lang w:val="en-US"/>
+        </w:rPr>
+        <w:t>lcd.clear</w:t>
+      </w:r>
+      <w:proofErr w:type="spellEnd"/>
+      <w:proofErr w:type="gramEnd"/>
+      <w:r>
+        <w:rPr>
+          <w:rFonts w:ascii="Courier New" w:hAnsi="Courier New" w:cs="Courier New"/>
+          <w:lang w:val="en-US"/>
+        </w:rPr>
+        <w:t>();</w:t>
+      </w:r>
+    </w:p>
+    <w:p>
+      <w:pPr>
+        <w:pStyle w:val="Textosenformato"/>
+        <w:rPr>
+          <w:rFonts w:ascii="Courier New" w:hAnsi="Courier New" w:cs="Courier New"/>
+          <w:lang w:val="en-US"/>
+        </w:rPr>
+      </w:pPr>
+      <w:r>
+        <w:rPr>
+          <w:rFonts w:ascii="Courier New" w:hAnsi="Courier New" w:cs="Courier New"/>
+          <w:lang w:val="en-US"/>
+        </w:rPr>
+        <w:t xml:space="preserve">  </w:t>
+      </w:r>
+      <w:proofErr w:type="spellStart"/>
+      <w:proofErr w:type="gramStart"/>
+      <w:r>
+        <w:rPr>
+          <w:rFonts w:ascii="Courier New" w:hAnsi="Courier New" w:cs="Courier New"/>
+          <w:lang w:val="en-US"/>
+        </w:rPr>
+        <w:t>lcd.home</w:t>
+      </w:r>
+      <w:proofErr w:type="spellEnd"/>
+      <w:proofErr w:type="gramEnd"/>
+      <w:r>
+        <w:rPr>
+          <w:rFonts w:ascii="Courier New" w:hAnsi="Courier New" w:cs="Courier New"/>
+          <w:lang w:val="en-US"/>
+        </w:rPr>
+        <w:t>();</w:t>
+      </w:r>
+    </w:p>
+    <w:p>
+      <w:pPr>
+        <w:pStyle w:val="Textosenformato"/>
+        <w:rPr>
+          <w:rFonts w:ascii="Courier New" w:hAnsi="Courier New" w:cs="Courier New"/>
+          <w:lang w:val="en-US"/>
+        </w:rPr>
+      </w:pPr>
+      <w:r>
+        <w:rPr>
+          <w:rFonts w:ascii="Courier New" w:hAnsi="Courier New" w:cs="Courier New"/>
+          <w:lang w:val="en-US"/>
+        </w:rPr>
+        <w:t xml:space="preserve">  </w:t>
+      </w:r>
+      <w:proofErr w:type="spellStart"/>
+      <w:r>
+        <w:rPr>
+          <w:rFonts w:ascii="Courier New" w:hAnsi="Courier New" w:cs="Courier New"/>
+          <w:lang w:val="en-US"/>
+        </w:rPr>
+        <w:t>lcd.</w:t>
+      </w:r>
+      <w:proofErr w:type="gramStart"/>
+      <w:r>
+        <w:rPr>
+          <w:rFonts w:ascii="Courier New" w:hAnsi="Courier New" w:cs="Courier New"/>
+          <w:lang w:val="en-US"/>
+        </w:rPr>
+        <w:t>print</w:t>
+      </w:r>
+      <w:proofErr w:type="spellEnd"/>
+      <w:r>
+        <w:rPr>
+          <w:rFonts w:ascii="Courier New" w:hAnsi="Courier New" w:cs="Courier New"/>
+          <w:lang w:val="en-US"/>
+        </w:rPr>
+        <w:t>(</w:t>
+      </w:r>
+      <w:proofErr w:type="gramEnd"/>
+      <w:r>
+        <w:rPr>
+          <w:rFonts w:ascii="Courier New" w:hAnsi="Courier New" w:cs="Courier New"/>
+          <w:lang w:val="en-US"/>
+        </w:rPr>
+        <w:t>"DHT22 1: ");</w:t>
+      </w:r>
+    </w:p>
+    <w:p>
+      <w:pPr>
+        <w:pStyle w:val="Textosenformato"/>
+        <w:rPr>
+          <w:rFonts w:ascii="Courier New" w:hAnsi="Courier New" w:cs="Courier New"/>
+          <w:lang w:val="en-US"/>
+        </w:rPr>
+      </w:pPr>
+      <w:r>
+        <w:rPr>
+          <w:rFonts w:ascii="Courier New" w:hAnsi="Courier New" w:cs="Courier New"/>
+          <w:lang w:val="en-US"/>
+        </w:rPr>
+        <w:t xml:space="preserve">  </w:t>
+      </w:r>
+      <w:proofErr w:type="spellStart"/>
+      <w:proofErr w:type="gramStart"/>
+      <w:r>
+        <w:rPr>
+          <w:rFonts w:ascii="Courier New" w:hAnsi="Courier New" w:cs="Courier New"/>
+          <w:lang w:val="en-US"/>
+        </w:rPr>
+        <w:t>lcd.setCursor</w:t>
+      </w:r>
+      <w:proofErr w:type="spellEnd"/>
+      <w:proofErr w:type="gramEnd"/>
+      <w:r>
+        <w:rPr>
+          <w:rFonts w:ascii="Courier New" w:hAnsi="Courier New" w:cs="Courier New"/>
+          <w:lang w:val="en-US"/>
+        </w:rPr>
+        <w:t>(0,2);</w:t>
+      </w:r>
+    </w:p>
+    <w:p>
+      <w:pPr>
+        <w:pStyle w:val="Textosenformato"/>
+        <w:rPr>
+          <w:rFonts w:ascii="Courier New" w:hAnsi="Courier New" w:cs="Courier New"/>
+          <w:lang w:val="en-US"/>
+        </w:rPr>
+      </w:pPr>
+      <w:r>
+        <w:rPr>
+          <w:rFonts w:ascii="Courier New" w:hAnsi="Courier New" w:cs="Courier New"/>
+          <w:lang w:val="en-US"/>
+        </w:rPr>
+        <w:t xml:space="preserve">  </w:t>
+      </w:r>
+      <w:proofErr w:type="spellStart"/>
+      <w:r>
+        <w:rPr>
+          <w:rFonts w:ascii="Courier New" w:hAnsi="Courier New" w:cs="Courier New"/>
+          <w:lang w:val="en-US"/>
+        </w:rPr>
+        <w:t>lcd.print</w:t>
+      </w:r>
+      <w:proofErr w:type="spellEnd"/>
+      <w:r>
+        <w:rPr>
+          <w:rFonts w:ascii="Courier New" w:hAnsi="Courier New" w:cs="Courier New"/>
+          <w:lang w:val="en-US"/>
+        </w:rPr>
+        <w:t>(temp1);</w:t>
+      </w:r>
+    </w:p>
+    <w:p>
+      <w:pPr>
+        <w:pStyle w:val="Textosenformato"/>
+        <w:rPr>
+          <w:rFonts w:ascii="Courier New" w:hAnsi="Courier New" w:cs="Courier New"/>
+          <w:lang w:val="en-US"/>
+        </w:rPr>
+      </w:pPr>
+      <w:r>
+        <w:rPr>
+          <w:rFonts w:ascii="Courier New" w:hAnsi="Courier New" w:cs="Courier New"/>
+          <w:lang w:val="en-US"/>
+        </w:rPr>
+        <w:t xml:space="preserve">  </w:t>
+      </w:r>
+      <w:proofErr w:type="spellStart"/>
+      <w:r>
+        <w:rPr>
+          <w:rFonts w:ascii="Courier New" w:hAnsi="Courier New" w:cs="Courier New"/>
+          <w:lang w:val="en-US"/>
+        </w:rPr>
+        <w:t>lcd.</w:t>
+      </w:r>
+      <w:proofErr w:type="gramStart"/>
+      <w:r>
+        <w:rPr>
+          <w:rFonts w:ascii="Courier New" w:hAnsi="Courier New" w:cs="Courier New"/>
+          <w:lang w:val="en-US"/>
+        </w:rPr>
+        <w:t>print</w:t>
+      </w:r>
+      <w:proofErr w:type="spellEnd"/>
+      <w:r>
+        <w:rPr>
+          <w:rFonts w:ascii="Courier New" w:hAnsi="Courier New" w:cs="Courier New"/>
+          <w:lang w:val="en-US"/>
+        </w:rPr>
+        <w:t>(</w:t>
+      </w:r>
+      <w:proofErr w:type="gramEnd"/>
+      <w:r>
+        <w:rPr>
+          <w:rFonts w:ascii="Courier New" w:hAnsi="Courier New" w:cs="Courier New"/>
+          <w:lang w:val="en-US"/>
+        </w:rPr>
+        <w:t>" *C ");</w:t>
+      </w:r>
+    </w:p>
+    <w:p>
+      <w:pPr>
+        <w:pStyle w:val="Textosenformato"/>
+        <w:rPr>
+          <w:rFonts w:ascii="Courier New" w:hAnsi="Courier New" w:cs="Courier New"/>
+          <w:lang w:val="en-US"/>
+        </w:rPr>
+      </w:pPr>
+      <w:r>
+        <w:rPr>
+          <w:rFonts w:ascii="Courier New" w:hAnsi="Courier New" w:cs="Courier New"/>
+          <w:lang w:val="en-US"/>
+        </w:rPr>
+        <w:t xml:space="preserve">  </w:t>
+      </w:r>
+      <w:proofErr w:type="spellStart"/>
+      <w:r>
+        <w:rPr>
+          <w:rFonts w:ascii="Courier New" w:hAnsi="Courier New" w:cs="Courier New"/>
+          <w:lang w:val="en-US"/>
+        </w:rPr>
+        <w:t>lcd.print</w:t>
+      </w:r>
+      <w:proofErr w:type="spellEnd"/>
+      <w:r>
+        <w:rPr>
+          <w:rFonts w:ascii="Courier New" w:hAnsi="Courier New" w:cs="Courier New"/>
+          <w:lang w:val="en-US"/>
+        </w:rPr>
+        <w:t>(hum1);</w:t>
+      </w:r>
+    </w:p>
+    <w:p>
+      <w:pPr>
+        <w:pStyle w:val="Textosenformato"/>
+        <w:rPr>
+          <w:rFonts w:ascii="Courier New" w:hAnsi="Courier New" w:cs="Courier New"/>
+          <w:lang w:val="en-US"/>
+        </w:rPr>
+      </w:pPr>
+      <w:r>
+        <w:rPr>
+          <w:rFonts w:ascii="Courier New" w:hAnsi="Courier New" w:cs="Courier New"/>
+          <w:lang w:val="en-US"/>
+        </w:rPr>
+        <w:t xml:space="preserve">  </w:t>
+      </w:r>
+      <w:proofErr w:type="spellStart"/>
+      <w:r>
+        <w:rPr>
+          <w:rFonts w:ascii="Courier New" w:hAnsi="Courier New" w:cs="Courier New"/>
+          <w:lang w:val="en-US"/>
+        </w:rPr>
+        <w:t>lcd.</w:t>
+      </w:r>
+      <w:proofErr w:type="gramStart"/>
+      <w:r>
+        <w:rPr>
+          <w:rFonts w:ascii="Courier New" w:hAnsi="Courier New" w:cs="Courier New"/>
+          <w:lang w:val="en-US"/>
+        </w:rPr>
+        <w:t>print</w:t>
+      </w:r>
+      <w:proofErr w:type="spellEnd"/>
+      <w:r>
+        <w:rPr>
+          <w:rFonts w:ascii="Courier New" w:hAnsi="Courier New" w:cs="Courier New"/>
+          <w:lang w:val="en-US"/>
+        </w:rPr>
+        <w:t>(</w:t>
+      </w:r>
+      <w:proofErr w:type="gramEnd"/>
+      <w:r>
+        <w:rPr>
+          <w:rFonts w:ascii="Courier New" w:hAnsi="Courier New" w:cs="Courier New"/>
+          <w:lang w:val="en-US"/>
+        </w:rPr>
+        <w:t>"%");</w:t>
+      </w:r>
+    </w:p>
+    <w:p>
+      <w:pPr>
+        <w:pStyle w:val="Textosenformato"/>
+        <w:rPr>
+          <w:rFonts w:ascii="Courier New" w:hAnsi="Courier New" w:cs="Courier New"/>
+          <w:lang w:val="en-US"/>
+        </w:rPr>
+      </w:pPr>
+      <w:r>
+        <w:rPr>
+          <w:rFonts w:ascii="Courier New" w:hAnsi="Courier New" w:cs="Courier New"/>
+          <w:lang w:val="en-US"/>
+        </w:rPr>
+        <w:t xml:space="preserve">  </w:t>
+      </w:r>
+      <w:proofErr w:type="gramStart"/>
+      <w:r>
+        <w:rPr>
+          <w:rFonts w:ascii="Courier New" w:hAnsi="Courier New" w:cs="Courier New"/>
+          <w:lang w:val="en-US"/>
+        </w:rPr>
+        <w:t>delay(</w:t>
+      </w:r>
+      <w:proofErr w:type="gramEnd"/>
+      <w:r>
+        <w:rPr>
+          <w:rFonts w:ascii="Courier New" w:hAnsi="Courier New" w:cs="Courier New"/>
+          <w:lang w:val="en-US"/>
+        </w:rPr>
+        <w:t>5000);</w:t>
+      </w:r>
+    </w:p>
+    <w:p>
+      <w:pPr>
+        <w:pStyle w:val="Textosenformato"/>
+        <w:rPr>
+          <w:rFonts w:ascii="Courier New" w:hAnsi="Courier New" w:cs="Courier New"/>
+          <w:lang w:val="en-US"/>
+        </w:rPr>
+      </w:pPr>
+      <w:r>
+        <w:rPr>
+          <w:rFonts w:ascii="Courier New" w:hAnsi="Courier New" w:cs="Courier New"/>
+          <w:lang w:val="en-US"/>
+        </w:rPr>
+        <w:t xml:space="preserve">  </w:t>
+      </w:r>
+      <w:proofErr w:type="spellStart"/>
+      <w:proofErr w:type="gramStart"/>
+      <w:r>
+        <w:rPr>
+          <w:rFonts w:ascii="Courier New" w:hAnsi="Courier New" w:cs="Courier New"/>
+          <w:lang w:val="en-US"/>
+        </w:rPr>
+        <w:t>lcd.clear</w:t>
+      </w:r>
+      <w:proofErr w:type="spellEnd"/>
+      <w:proofErr w:type="gramEnd"/>
+      <w:r>
+        <w:rPr>
+          <w:rFonts w:ascii="Courier New" w:hAnsi="Courier New" w:cs="Courier New"/>
+          <w:lang w:val="en-US"/>
+        </w:rPr>
+        <w:t>();</w:t>
+      </w:r>
+    </w:p>
+    <w:p>
+      <w:pPr>
+        <w:pStyle w:val="Textosenformato"/>
+        <w:rPr>
+          <w:rFonts w:ascii="Courier New" w:hAnsi="Courier New" w:cs="Courier New"/>
+          <w:lang w:val="en-US"/>
+        </w:rPr>
+      </w:pPr>
+    </w:p>
+    <w:p>
+      <w:pPr>
+        <w:pStyle w:val="Textosenformato"/>
+        <w:rPr>
+          <w:rFonts w:ascii="Courier New" w:hAnsi="Courier New" w:cs="Courier New"/>
+          <w:lang w:val="en-US"/>
+        </w:rPr>
+      </w:pPr>
+      <w:r>
+        <w:rPr>
+          <w:rFonts w:ascii="Courier New" w:hAnsi="Courier New" w:cs="Courier New"/>
+          <w:lang w:val="en-US"/>
+        </w:rPr>
+        <w:t xml:space="preserve">  </w:t>
+      </w:r>
+      <w:proofErr w:type="spellStart"/>
+      <w:proofErr w:type="gramStart"/>
+      <w:r>
+        <w:rPr>
+          <w:rFonts w:ascii="Courier New" w:hAnsi="Courier New" w:cs="Courier New"/>
+          <w:lang w:val="en-US"/>
+        </w:rPr>
+        <w:t>lcd.home</w:t>
+      </w:r>
+      <w:proofErr w:type="spellEnd"/>
+      <w:proofErr w:type="gramEnd"/>
+      <w:r>
+        <w:rPr>
+          <w:rFonts w:ascii="Courier New" w:hAnsi="Courier New" w:cs="Courier New"/>
+          <w:lang w:val="en-US"/>
+        </w:rPr>
+        <w:t>();</w:t>
+      </w:r>
+    </w:p>
+    <w:p>
+      <w:pPr>
+        <w:pStyle w:val="Textosenformato"/>
+        <w:rPr>
+          <w:rFonts w:ascii="Courier New" w:hAnsi="Courier New" w:cs="Courier New"/>
+          <w:lang w:val="en-US"/>
+        </w:rPr>
+      </w:pPr>
+      <w:r>
+        <w:rPr>
+          <w:rFonts w:ascii="Courier New" w:hAnsi="Courier New" w:cs="Courier New"/>
+          <w:lang w:val="en-US"/>
+        </w:rPr>
+        <w:t xml:space="preserve">  </w:t>
+      </w:r>
+      <w:proofErr w:type="spellStart"/>
+      <w:r>
+        <w:rPr>
+          <w:rFonts w:ascii="Courier New" w:hAnsi="Courier New" w:cs="Courier New"/>
+          <w:lang w:val="en-US"/>
+        </w:rPr>
+        <w:t>lcd.</w:t>
+      </w:r>
+      <w:proofErr w:type="gramStart"/>
+      <w:r>
+        <w:rPr>
+          <w:rFonts w:ascii="Courier New" w:hAnsi="Courier New" w:cs="Courier New"/>
+          <w:lang w:val="en-US"/>
+        </w:rPr>
+        <w:t>print</w:t>
+      </w:r>
+      <w:proofErr w:type="spellEnd"/>
+      <w:r>
+        <w:rPr>
+          <w:rFonts w:ascii="Courier New" w:hAnsi="Courier New" w:cs="Courier New"/>
+          <w:lang w:val="en-US"/>
+        </w:rPr>
+        <w:t>(</w:t>
+      </w:r>
+      <w:proofErr w:type="gramEnd"/>
+      <w:r>
+        <w:rPr>
+          <w:rFonts w:ascii="Courier New" w:hAnsi="Courier New" w:cs="Courier New"/>
+          <w:lang w:val="en-US"/>
+        </w:rPr>
+        <w:t>"DHT22 2: ");</w:t>
+      </w:r>
+    </w:p>
+    <w:p>
+      <w:pPr>
+        <w:pStyle w:val="Textosenformato"/>
+        <w:rPr>
+          <w:rFonts w:ascii="Courier New" w:hAnsi="Courier New" w:cs="Courier New"/>
+          <w:lang w:val="en-US"/>
+        </w:rPr>
+      </w:pPr>
+      <w:r>
+        <w:rPr>
+          <w:rFonts w:ascii="Courier New" w:hAnsi="Courier New" w:cs="Courier New"/>
+          <w:lang w:val="en-US"/>
+        </w:rPr>
+        <w:t xml:space="preserve">  </w:t>
+      </w:r>
+      <w:proofErr w:type="spellStart"/>
+      <w:proofErr w:type="gramStart"/>
+      <w:r>
+        <w:rPr>
+          <w:rFonts w:ascii="Courier New" w:hAnsi="Courier New" w:cs="Courier New"/>
+          <w:lang w:val="en-US"/>
+        </w:rPr>
+        <w:t>lcd.setCursor</w:t>
+      </w:r>
+      <w:proofErr w:type="spellEnd"/>
+      <w:proofErr w:type="gramEnd"/>
+      <w:r>
+        <w:rPr>
+          <w:rFonts w:ascii="Courier New" w:hAnsi="Courier New" w:cs="Courier New"/>
+          <w:lang w:val="en-US"/>
+        </w:rPr>
+        <w:t>(0,2);</w:t>
+      </w:r>
+    </w:p>
+    <w:p>
+      <w:pPr>
+        <w:pStyle w:val="Textosenformato"/>
+        <w:rPr>
+          <w:rFonts w:ascii="Courier New" w:hAnsi="Courier New" w:cs="Courier New"/>
+          <w:lang w:val="en-US"/>
+        </w:rPr>
+      </w:pPr>
+      <w:r>
+        <w:rPr>
+          <w:rFonts w:ascii="Courier New" w:hAnsi="Courier New" w:cs="Courier New"/>
+          <w:lang w:val="en-US"/>
+        </w:rPr>
+        <w:t xml:space="preserve">  </w:t>
+      </w:r>
+      <w:proofErr w:type="spellStart"/>
+      <w:r>
+        <w:rPr>
+          <w:rFonts w:ascii="Courier New" w:hAnsi="Courier New" w:cs="Courier New"/>
+          <w:lang w:val="en-US"/>
+        </w:rPr>
+        <w:t>lcd.print</w:t>
+      </w:r>
+      <w:proofErr w:type="spellEnd"/>
+      <w:r>
+        <w:rPr>
+          <w:rFonts w:ascii="Courier New" w:hAnsi="Courier New" w:cs="Courier New"/>
+          <w:lang w:val="en-US"/>
+        </w:rPr>
+        <w:t>(temp2);</w:t>
+      </w:r>
+    </w:p>
+    <w:p>
+      <w:pPr>
+        <w:pStyle w:val="Textosenformato"/>
+        <w:rPr>
+          <w:rFonts w:ascii="Courier New" w:hAnsi="Courier New" w:cs="Courier New"/>
+          <w:lang w:val="en-US"/>
+        </w:rPr>
+      </w:pPr>
+      <w:r>
+        <w:rPr>
+          <w:rFonts w:ascii="Courier New" w:hAnsi="Courier New" w:cs="Courier New"/>
+          <w:lang w:val="en-US"/>
+        </w:rPr>
+        <w:t xml:space="preserve">  </w:t>
+      </w:r>
+      <w:proofErr w:type="spellStart"/>
+      <w:r>
+        <w:rPr>
+          <w:rFonts w:ascii="Courier New" w:hAnsi="Courier New" w:cs="Courier New"/>
+          <w:lang w:val="en-US"/>
+        </w:rPr>
+        <w:t>lcd.</w:t>
+      </w:r>
+      <w:proofErr w:type="gramStart"/>
+      <w:r>
+        <w:rPr>
+          <w:rFonts w:ascii="Courier New" w:hAnsi="Courier New" w:cs="Courier New"/>
+          <w:lang w:val="en-US"/>
+        </w:rPr>
+        <w:t>print</w:t>
+      </w:r>
+      <w:proofErr w:type="spellEnd"/>
+      <w:r>
+        <w:rPr>
+          <w:rFonts w:ascii="Courier New" w:hAnsi="Courier New" w:cs="Courier New"/>
+          <w:lang w:val="en-US"/>
+        </w:rPr>
+        <w:t>(</w:t>
+      </w:r>
+      <w:proofErr w:type="gramEnd"/>
+      <w:r>
+        <w:rPr>
+          <w:rFonts w:ascii="Courier New" w:hAnsi="Courier New" w:cs="Courier New"/>
+          <w:lang w:val="en-US"/>
+        </w:rPr>
+        <w:t>" *C ");</w:t>
+      </w:r>
+    </w:p>
+    <w:p>
+      <w:pPr>
+        <w:pStyle w:val="Textosenformato"/>
+        <w:rPr>
+          <w:rFonts w:ascii="Courier New" w:hAnsi="Courier New" w:cs="Courier New"/>
+          <w:lang w:val="en-US"/>
+        </w:rPr>
+      </w:pPr>
+      <w:r>
+        <w:rPr>
+          <w:rFonts w:ascii="Courier New" w:hAnsi="Courier New" w:cs="Courier New"/>
+          <w:lang w:val="en-US"/>
+        </w:rPr>
+        <w:t xml:space="preserve">  </w:t>
+      </w:r>
+      <w:proofErr w:type="spellStart"/>
+      <w:r>
+        <w:rPr>
+          <w:rFonts w:ascii="Courier New" w:hAnsi="Courier New" w:cs="Courier New"/>
+          <w:lang w:val="en-US"/>
+        </w:rPr>
+        <w:t>lcd.print</w:t>
+      </w:r>
+      <w:proofErr w:type="spellEnd"/>
+      <w:r>
+        <w:rPr>
+          <w:rFonts w:ascii="Courier New" w:hAnsi="Courier New" w:cs="Courier New"/>
+          <w:lang w:val="en-US"/>
+        </w:rPr>
+        <w:t>(hum2);</w:t>
+      </w:r>
+    </w:p>
+    <w:p>
+      <w:pPr>
+        <w:pStyle w:val="Textosenformato"/>
+        <w:rPr>
+          <w:rFonts w:ascii="Courier New" w:hAnsi="Courier New" w:cs="Courier New"/>
+          <w:lang w:val="en-US"/>
+        </w:rPr>
+      </w:pPr>
+      <w:r>
+        <w:rPr>
+          <w:rFonts w:ascii="Courier New" w:hAnsi="Courier New" w:cs="Courier New"/>
+          <w:lang w:val="en-US"/>
+        </w:rPr>
+        <w:t xml:space="preserve">  </w:t>
+      </w:r>
+      <w:proofErr w:type="spellStart"/>
+      <w:r>
+        <w:rPr>
+          <w:rFonts w:ascii="Courier New" w:hAnsi="Courier New" w:cs="Courier New"/>
+          <w:lang w:val="en-US"/>
+        </w:rPr>
+        <w:t>lcd.</w:t>
+      </w:r>
+      <w:proofErr w:type="gramStart"/>
+      <w:r>
+        <w:rPr>
+          <w:rFonts w:ascii="Courier New" w:hAnsi="Courier New" w:cs="Courier New"/>
+          <w:lang w:val="en-US"/>
+        </w:rPr>
+        <w:t>print</w:t>
+      </w:r>
+      <w:proofErr w:type="spellEnd"/>
+      <w:r>
+        <w:rPr>
+          <w:rFonts w:ascii="Courier New" w:hAnsi="Courier New" w:cs="Courier New"/>
+          <w:lang w:val="en-US"/>
+        </w:rPr>
+        <w:t>(</w:t>
+      </w:r>
+      <w:proofErr w:type="gramEnd"/>
+      <w:r>
+        <w:rPr>
+          <w:rFonts w:ascii="Courier New" w:hAnsi="Courier New" w:cs="Courier New"/>
+          <w:lang w:val="en-US"/>
+        </w:rPr>
+        <w:t>"%");</w:t>
+      </w:r>
+    </w:p>
+    <w:p>
+      <w:pPr>
+        <w:pStyle w:val="Textosenformato"/>
+        <w:rPr>
+          <w:rFonts w:ascii="Courier New" w:hAnsi="Courier New" w:cs="Courier New"/>
+          <w:lang w:val="en-US"/>
+        </w:rPr>
+      </w:pPr>
+      <w:r>
+        <w:rPr>
+          <w:rFonts w:ascii="Courier New" w:hAnsi="Courier New" w:cs="Courier New"/>
+          <w:lang w:val="en-US"/>
+        </w:rPr>
+        <w:t xml:space="preserve">  </w:t>
+      </w:r>
+      <w:proofErr w:type="gramStart"/>
+      <w:r>
+        <w:rPr>
+          <w:rFonts w:ascii="Courier New" w:hAnsi="Courier New" w:cs="Courier New"/>
+          <w:lang w:val="en-US"/>
+        </w:rPr>
+        <w:t>delay(</w:t>
+      </w:r>
+      <w:proofErr w:type="gramEnd"/>
+      <w:r>
+        <w:rPr>
+          <w:rFonts w:ascii="Courier New" w:hAnsi="Courier New" w:cs="Courier New"/>
+          <w:lang w:val="en-US"/>
+        </w:rPr>
+        <w:t>5000);</w:t>
+      </w:r>
+    </w:p>
+    <w:p>
+      <w:pPr>
+        <w:pStyle w:val="Textosenformato"/>
+        <w:rPr>
+          <w:rFonts w:ascii="Courier New" w:hAnsi="Courier New" w:cs="Courier New"/>
+          <w:lang w:val="en-US"/>
+        </w:rPr>
+      </w:pPr>
+      <w:r>
+        <w:rPr>
+          <w:rFonts w:ascii="Courier New" w:hAnsi="Courier New" w:cs="Courier New"/>
+          <w:lang w:val="en-US"/>
+        </w:rPr>
+        <w:t xml:space="preserve">  </w:t>
+      </w:r>
+      <w:proofErr w:type="spellStart"/>
+      <w:proofErr w:type="gramStart"/>
+      <w:r>
+        <w:rPr>
+          <w:rFonts w:ascii="Courier New" w:hAnsi="Courier New" w:cs="Courier New"/>
+          <w:lang w:val="en-US"/>
+        </w:rPr>
+        <w:t>lcd.clear</w:t>
+      </w:r>
+      <w:proofErr w:type="spellEnd"/>
+      <w:proofErr w:type="gramEnd"/>
+      <w:r>
+        <w:rPr>
+          <w:rFonts w:ascii="Courier New" w:hAnsi="Courier New" w:cs="Courier New"/>
+          <w:lang w:val="en-US"/>
+        </w:rPr>
+        <w:t>();</w:t>
+      </w:r>
+    </w:p>
+    <w:p>
+      <w:pPr>
+        <w:pStyle w:val="Textosenformato"/>
+        <w:rPr>
+          <w:rFonts w:ascii="Courier New" w:hAnsi="Courier New" w:cs="Courier New"/>
+          <w:lang w:val="en-US"/>
+        </w:rPr>
+      </w:pPr>
+    </w:p>
+    <w:p>
+      <w:pPr>
+        <w:pStyle w:val="Textosenformato"/>
+        <w:rPr>
+          <w:rFonts w:ascii="Courier New" w:hAnsi="Courier New" w:cs="Courier New"/>
+          <w:lang w:val="en-US"/>
+        </w:rPr>
+      </w:pPr>
+      <w:r>
+        <w:rPr>
+          <w:rFonts w:ascii="Courier New" w:hAnsi="Courier New" w:cs="Courier New"/>
+          <w:lang w:val="en-US"/>
+        </w:rPr>
+        <w:t xml:space="preserve">  </w:t>
+      </w:r>
+      <w:proofErr w:type="spellStart"/>
+      <w:proofErr w:type="gramStart"/>
+      <w:r>
+        <w:rPr>
+          <w:rFonts w:ascii="Courier New" w:hAnsi="Courier New" w:cs="Courier New"/>
+          <w:lang w:val="en-US"/>
+        </w:rPr>
+        <w:t>lcd.home</w:t>
+      </w:r>
+      <w:proofErr w:type="spellEnd"/>
+      <w:proofErr w:type="gramEnd"/>
+      <w:r>
+        <w:rPr>
+          <w:rFonts w:ascii="Courier New" w:hAnsi="Courier New" w:cs="Courier New"/>
+          <w:lang w:val="en-US"/>
+        </w:rPr>
+        <w:t>();</w:t>
+      </w:r>
+    </w:p>
+    <w:p>
+      <w:pPr>
+        <w:pStyle w:val="Textosenformato"/>
+        <w:rPr>
+          <w:rFonts w:ascii="Courier New" w:hAnsi="Courier New" w:cs="Courier New"/>
+          <w:lang w:val="en-US"/>
+        </w:rPr>
+      </w:pPr>
+      <w:r>
+        <w:rPr>
+          <w:rFonts w:ascii="Courier New" w:hAnsi="Courier New" w:cs="Courier New"/>
+          <w:lang w:val="en-US"/>
+        </w:rPr>
+        <w:t xml:space="preserve">  </w:t>
+      </w:r>
+      <w:proofErr w:type="spellStart"/>
+      <w:r>
+        <w:rPr>
+          <w:rFonts w:ascii="Courier New" w:hAnsi="Courier New" w:cs="Courier New"/>
+          <w:lang w:val="en-US"/>
+        </w:rPr>
+        <w:t>lcd.</w:t>
+      </w:r>
+      <w:proofErr w:type="gramStart"/>
+      <w:r>
+        <w:rPr>
+          <w:rFonts w:ascii="Courier New" w:hAnsi="Courier New" w:cs="Courier New"/>
+          <w:lang w:val="en-US"/>
+        </w:rPr>
+        <w:t>print</w:t>
+      </w:r>
+      <w:proofErr w:type="spellEnd"/>
+      <w:r>
+        <w:rPr>
+          <w:rFonts w:ascii="Courier New" w:hAnsi="Courier New" w:cs="Courier New"/>
+          <w:lang w:val="en-US"/>
+        </w:rPr>
+        <w:t>(</w:t>
+      </w:r>
+      <w:proofErr w:type="gramEnd"/>
+      <w:r>
+        <w:rPr>
+          <w:rFonts w:ascii="Courier New" w:hAnsi="Courier New" w:cs="Courier New"/>
+          <w:lang w:val="en-US"/>
+        </w:rPr>
+        <w:t>"DHT22 3: ");</w:t>
+      </w:r>
+    </w:p>
+    <w:p>
+      <w:pPr>
+        <w:pStyle w:val="Textosenformato"/>
+        <w:rPr>
+          <w:rFonts w:ascii="Courier New" w:hAnsi="Courier New" w:cs="Courier New"/>
+          <w:lang w:val="en-US"/>
+        </w:rPr>
+      </w:pPr>
+      <w:r>
+        <w:rPr>
+          <w:rFonts w:ascii="Courier New" w:hAnsi="Courier New" w:cs="Courier New"/>
+          <w:lang w:val="en-US"/>
+        </w:rPr>
+        <w:t xml:space="preserve">  </w:t>
+      </w:r>
+      <w:proofErr w:type="spellStart"/>
+      <w:proofErr w:type="gramStart"/>
+      <w:r>
+        <w:rPr>
+          <w:rFonts w:ascii="Courier New" w:hAnsi="Courier New" w:cs="Courier New"/>
+          <w:lang w:val="en-US"/>
+        </w:rPr>
+        <w:t>lcd.setCursor</w:t>
+      </w:r>
+      <w:proofErr w:type="spellEnd"/>
+      <w:proofErr w:type="gramEnd"/>
+      <w:r>
+        <w:rPr>
+          <w:rFonts w:ascii="Courier New" w:hAnsi="Courier New" w:cs="Courier New"/>
+          <w:lang w:val="en-US"/>
+        </w:rPr>
+        <w:t>(0,2);</w:t>
+      </w:r>
+    </w:p>
+    <w:p>
+      <w:pPr>
+        <w:pStyle w:val="Textosenformato"/>
+        <w:rPr>
+          <w:rFonts w:ascii="Courier New" w:hAnsi="Courier New" w:cs="Courier New"/>
+          <w:lang w:val="en-US"/>
+        </w:rPr>
+      </w:pPr>
+      <w:r>
+        <w:rPr>
+          <w:rFonts w:ascii="Courier New" w:hAnsi="Courier New" w:cs="Courier New"/>
+          <w:lang w:val="en-US"/>
+        </w:rPr>
+        <w:t xml:space="preserve">  </w:t>
+      </w:r>
+      <w:proofErr w:type="spellStart"/>
+      <w:r>
+        <w:rPr>
+          <w:rFonts w:ascii="Courier New" w:hAnsi="Courier New" w:cs="Courier New"/>
+          <w:lang w:val="en-US"/>
+        </w:rPr>
+        <w:t>lcd.print</w:t>
+      </w:r>
+      <w:proofErr w:type="spellEnd"/>
+      <w:r>
+        <w:rPr>
+          <w:rFonts w:ascii="Courier New" w:hAnsi="Courier New" w:cs="Courier New"/>
+          <w:lang w:val="en-US"/>
+        </w:rPr>
+        <w:t>(temp3);</w:t>
+      </w:r>
+    </w:p>
+    <w:p>
+      <w:pPr>
+        <w:pStyle w:val="Textosenformato"/>
+        <w:rPr>
+          <w:rFonts w:ascii="Courier New" w:hAnsi="Courier New" w:cs="Courier New"/>
+          <w:lang w:val="en-US"/>
+        </w:rPr>
+      </w:pPr>
+      <w:r>
+        <w:rPr>
+          <w:rFonts w:ascii="Courier New" w:hAnsi="Courier New" w:cs="Courier New"/>
+          <w:lang w:val="en-US"/>
+        </w:rPr>
+        <w:t xml:space="preserve">  </w:t>
+      </w:r>
+      <w:proofErr w:type="spellStart"/>
+      <w:r>
+        <w:rPr>
+          <w:rFonts w:ascii="Courier New" w:hAnsi="Courier New" w:cs="Courier New"/>
+          <w:lang w:val="en-US"/>
+        </w:rPr>
+        <w:t>lcd.</w:t>
+      </w:r>
+      <w:proofErr w:type="gramStart"/>
+      <w:r>
+        <w:rPr>
+          <w:rFonts w:ascii="Courier New" w:hAnsi="Courier New" w:cs="Courier New"/>
+          <w:lang w:val="en-US"/>
+        </w:rPr>
+        <w:t>print</w:t>
+      </w:r>
+      <w:proofErr w:type="spellEnd"/>
+      <w:r>
+        <w:rPr>
+          <w:rFonts w:ascii="Courier New" w:hAnsi="Courier New" w:cs="Courier New"/>
+          <w:lang w:val="en-US"/>
+        </w:rPr>
+        <w:t>(</w:t>
+      </w:r>
+      <w:proofErr w:type="gramEnd"/>
+      <w:r>
+        <w:rPr>
+          <w:rFonts w:ascii="Courier New" w:hAnsi="Courier New" w:cs="Courier New"/>
+          <w:lang w:val="en-US"/>
+        </w:rPr>
+        <w:t>" *C ");</w:t>
+      </w:r>
+    </w:p>
+    <w:p>
+      <w:pPr>
+        <w:pStyle w:val="Textosenformato"/>
+        <w:rPr>
+          <w:rFonts w:ascii="Courier New" w:hAnsi="Courier New" w:cs="Courier New"/>
+          <w:lang w:val="en-US"/>
+        </w:rPr>
+      </w:pPr>
+      <w:r>
+        <w:rPr>
+          <w:rFonts w:ascii="Courier New" w:hAnsi="Courier New" w:cs="Courier New"/>
+          <w:lang w:val="en-US"/>
+        </w:rPr>
+        <w:t xml:space="preserve">  </w:t>
+      </w:r>
+      <w:proofErr w:type="spellStart"/>
+      <w:r>
+        <w:rPr>
+          <w:rFonts w:ascii="Courier New" w:hAnsi="Courier New" w:cs="Courier New"/>
+          <w:lang w:val="en-US"/>
+        </w:rPr>
+        <w:t>lcd.print</w:t>
+      </w:r>
+      <w:proofErr w:type="spellEnd"/>
+      <w:r>
+        <w:rPr>
+          <w:rFonts w:ascii="Courier New" w:hAnsi="Courier New" w:cs="Courier New"/>
+          <w:lang w:val="en-US"/>
+        </w:rPr>
+        <w:t>(hum3);</w:t>
+      </w:r>
+    </w:p>
+    <w:p>
+      <w:pPr>
+        <w:pStyle w:val="Textosenformato"/>
+        <w:rPr>
+          <w:rFonts w:ascii="Courier New" w:hAnsi="Courier New" w:cs="Courier New"/>
+          <w:lang w:val="en-US"/>
+        </w:rPr>
+      </w:pPr>
+      <w:r>
+        <w:rPr>
+          <w:rFonts w:ascii="Courier New" w:hAnsi="Courier New" w:cs="Courier New"/>
+          <w:lang w:val="en-US"/>
+        </w:rPr>
+        <w:t xml:space="preserve">  </w:t>
+      </w:r>
+      <w:proofErr w:type="spellStart"/>
+      <w:r>
+        <w:rPr>
+          <w:rFonts w:ascii="Courier New" w:hAnsi="Courier New" w:cs="Courier New"/>
+          <w:lang w:val="en-US"/>
+        </w:rPr>
+        <w:t>lcd.</w:t>
+      </w:r>
+      <w:proofErr w:type="gramStart"/>
+      <w:r>
+        <w:rPr>
+          <w:rFonts w:ascii="Courier New" w:hAnsi="Courier New" w:cs="Courier New"/>
+          <w:lang w:val="en-US"/>
+        </w:rPr>
+        <w:t>print</w:t>
+      </w:r>
+      <w:proofErr w:type="spellEnd"/>
+      <w:r>
+        <w:rPr>
+          <w:rFonts w:ascii="Courier New" w:hAnsi="Courier New" w:cs="Courier New"/>
+          <w:lang w:val="en-US"/>
+        </w:rPr>
+        <w:t>(</w:t>
+      </w:r>
+      <w:proofErr w:type="gramEnd"/>
+      <w:r>
+        <w:rPr>
+          <w:rFonts w:ascii="Courier New" w:hAnsi="Courier New" w:cs="Courier New"/>
+          <w:lang w:val="en-US"/>
+        </w:rPr>
+        <w:t>"%");</w:t>
+      </w:r>
+    </w:p>
+    <w:p>
+      <w:pPr>
+        <w:pStyle w:val="Textosenformato"/>
+        <w:rPr>
+          <w:rFonts w:ascii="Courier New" w:hAnsi="Courier New" w:cs="Courier New"/>
+          <w:lang w:val="en-US"/>
+        </w:rPr>
+      </w:pPr>
+      <w:r>
+        <w:rPr>
+          <w:rFonts w:ascii="Courier New" w:hAnsi="Courier New" w:cs="Courier New"/>
+          <w:lang w:val="en-US"/>
+        </w:rPr>
+        <w:t xml:space="preserve">  </w:t>
+      </w:r>
+      <w:proofErr w:type="gramStart"/>
+      <w:r>
+        <w:rPr>
+          <w:rFonts w:ascii="Courier New" w:hAnsi="Courier New" w:cs="Courier New"/>
+          <w:lang w:val="en-US"/>
+        </w:rPr>
+        <w:t>delay(</w:t>
+      </w:r>
+      <w:proofErr w:type="gramEnd"/>
+      <w:r>
+        <w:rPr>
+          <w:rFonts w:ascii="Courier New" w:hAnsi="Courier New" w:cs="Courier New"/>
+          <w:lang w:val="en-US"/>
+        </w:rPr>
+        <w:t>5000);</w:t>
+      </w:r>
+    </w:p>
+    <w:p>
+      <w:pPr>
+        <w:pStyle w:val="Textosenformato"/>
+        <w:rPr>
+          <w:rFonts w:ascii="Courier New" w:hAnsi="Courier New" w:cs="Courier New"/>
+          <w:lang w:val="en-US"/>
+        </w:rPr>
+      </w:pPr>
+      <w:r>
+        <w:rPr>
+          <w:rFonts w:ascii="Courier New" w:hAnsi="Courier New" w:cs="Courier New"/>
+          <w:lang w:val="en-US"/>
+        </w:rPr>
+        <w:t xml:space="preserve">  </w:t>
+      </w:r>
+      <w:proofErr w:type="spellStart"/>
+      <w:proofErr w:type="gramStart"/>
+      <w:r>
+        <w:rPr>
+          <w:rFonts w:ascii="Courier New" w:hAnsi="Courier New" w:cs="Courier New"/>
+          <w:lang w:val="en-US"/>
+        </w:rPr>
+        <w:t>lcd.clear</w:t>
+      </w:r>
+      <w:proofErr w:type="spellEnd"/>
+      <w:proofErr w:type="gramEnd"/>
+      <w:r>
+        <w:rPr>
+          <w:rFonts w:ascii="Courier New" w:hAnsi="Courier New" w:cs="Courier New"/>
+          <w:lang w:val="en-US"/>
+        </w:rPr>
+        <w:t>();</w:t>
+      </w:r>
+    </w:p>
+    <w:p>
+      <w:pPr>
+        <w:pStyle w:val="Textosenformato"/>
+        <w:rPr>
+          <w:rFonts w:ascii="Courier New" w:hAnsi="Courier New" w:cs="Courier New"/>
+          <w:lang w:val="en-US"/>
+        </w:rPr>
+      </w:pPr>
+      <w:r>
+        <w:rPr>
+          <w:rFonts w:ascii="Courier New" w:hAnsi="Courier New" w:cs="Courier New"/>
+          <w:lang w:val="en-US"/>
+        </w:rPr>
+        <w:t>/*</w:t>
+      </w:r>
+    </w:p>
+    <w:p>
+      <w:pPr>
+        <w:pStyle w:val="Textosenformato"/>
+        <w:rPr>
+          <w:rFonts w:ascii="Courier New" w:hAnsi="Courier New" w:cs="Courier New"/>
+          <w:lang w:val="en-US"/>
+        </w:rPr>
+      </w:pPr>
+      <w:r>
+        <w:rPr>
+          <w:rFonts w:ascii="Courier New" w:hAnsi="Courier New" w:cs="Courier New"/>
+          <w:lang w:val="en-US"/>
+        </w:rPr>
+        <w:t xml:space="preserve">  </w:t>
+      </w:r>
+      <w:proofErr w:type="spellStart"/>
+      <w:proofErr w:type="gramStart"/>
+      <w:r>
+        <w:rPr>
+          <w:rFonts w:ascii="Courier New" w:hAnsi="Courier New" w:cs="Courier New"/>
+          <w:lang w:val="en-US"/>
+        </w:rPr>
+        <w:t>lcd.home</w:t>
+      </w:r>
+      <w:proofErr w:type="spellEnd"/>
+      <w:proofErr w:type="gramEnd"/>
+      <w:r>
+        <w:rPr>
+          <w:rFonts w:ascii="Courier New" w:hAnsi="Courier New" w:cs="Courier New"/>
+          <w:lang w:val="en-US"/>
+        </w:rPr>
+        <w:t>();</w:t>
+      </w:r>
+    </w:p>
+    <w:p>
+      <w:pPr>
+        <w:pStyle w:val="Textosenformato"/>
+        <w:rPr>
+          <w:rFonts w:ascii="Courier New" w:hAnsi="Courier New" w:cs="Courier New"/>
+          <w:lang w:val="en-US"/>
+        </w:rPr>
+      </w:pPr>
+      <w:r>
+        <w:rPr>
+          <w:rFonts w:ascii="Courier New" w:hAnsi="Courier New" w:cs="Courier New"/>
+          <w:lang w:val="en-US"/>
+        </w:rPr>
+        <w:t xml:space="preserve">  </w:t>
+      </w:r>
+      <w:proofErr w:type="spellStart"/>
+      <w:r>
+        <w:rPr>
+          <w:rFonts w:ascii="Courier New" w:hAnsi="Courier New" w:cs="Courier New"/>
+          <w:lang w:val="en-US"/>
+        </w:rPr>
+        <w:t>lcd.</w:t>
+      </w:r>
+      <w:proofErr w:type="gramStart"/>
+      <w:r>
+        <w:rPr>
+          <w:rFonts w:ascii="Courier New" w:hAnsi="Courier New" w:cs="Courier New"/>
+          <w:lang w:val="en-US"/>
+        </w:rPr>
+        <w:t>print</w:t>
+      </w:r>
+      <w:proofErr w:type="spellEnd"/>
+      <w:r>
+        <w:rPr>
+          <w:rFonts w:ascii="Courier New" w:hAnsi="Courier New" w:cs="Courier New"/>
+          <w:lang w:val="en-US"/>
+        </w:rPr>
+        <w:t>(</w:t>
+      </w:r>
+      <w:proofErr w:type="gramEnd"/>
+      <w:r>
+        <w:rPr>
+          <w:rFonts w:ascii="Courier New" w:hAnsi="Courier New" w:cs="Courier New"/>
+          <w:lang w:val="en-US"/>
+        </w:rPr>
+        <w:t>"MAX6675 1:");</w:t>
+      </w:r>
+    </w:p>
+    <w:p>
+      <w:pPr>
+        <w:pStyle w:val="Textosenformato"/>
+        <w:rPr>
+          <w:rFonts w:ascii="Courier New" w:hAnsi="Courier New" w:cs="Courier New"/>
+          <w:lang w:val="en-US"/>
+        </w:rPr>
+      </w:pPr>
+      <w:r>
+        <w:rPr>
+          <w:rFonts w:ascii="Courier New" w:hAnsi="Courier New" w:cs="Courier New"/>
+          <w:lang w:val="en-US"/>
+        </w:rPr>
+        <w:t xml:space="preserve">  </w:t>
+      </w:r>
+      <w:proofErr w:type="spellStart"/>
+      <w:proofErr w:type="gramStart"/>
+      <w:r>
+        <w:rPr>
+          <w:rFonts w:ascii="Courier New" w:hAnsi="Courier New" w:cs="Courier New"/>
+          <w:lang w:val="en-US"/>
+        </w:rPr>
+        <w:t>lcd.setCursor</w:t>
+      </w:r>
+      <w:proofErr w:type="spellEnd"/>
+      <w:proofErr w:type="gramEnd"/>
+      <w:r>
+        <w:rPr>
+          <w:rFonts w:ascii="Courier New" w:hAnsi="Courier New" w:cs="Courier New"/>
+          <w:lang w:val="en-US"/>
+        </w:rPr>
+        <w:t>(0,2);</w:t>
+      </w:r>
+    </w:p>
+    <w:p>
+      <w:pPr>
+        <w:pStyle w:val="Textosenformato"/>
+        <w:rPr>
+          <w:rFonts w:ascii="Courier New" w:hAnsi="Courier New" w:cs="Courier New"/>
+          <w:lang w:val="en-US"/>
+        </w:rPr>
+      </w:pPr>
+      <w:r>
+        <w:rPr>
+          <w:rFonts w:ascii="Courier New" w:hAnsi="Courier New" w:cs="Courier New"/>
+          <w:lang w:val="en-US"/>
+        </w:rPr>
+        <w:t xml:space="preserve">  </w:t>
+      </w:r>
+      <w:proofErr w:type="spellStart"/>
+      <w:r>
+        <w:rPr>
+          <w:rFonts w:ascii="Courier New" w:hAnsi="Courier New" w:cs="Courier New"/>
+          <w:lang w:val="en-US"/>
+        </w:rPr>
+        <w:t>lcd.print</w:t>
+      </w:r>
+      <w:proofErr w:type="spellEnd"/>
+      <w:r>
+        <w:rPr>
+          <w:rFonts w:ascii="Courier New" w:hAnsi="Courier New" w:cs="Courier New"/>
+          <w:lang w:val="en-US"/>
+        </w:rPr>
+        <w:t>(tempMAX1);</w:t>
+      </w:r>
+    </w:p>
+    <w:p>
+      <w:pPr>
+        <w:pStyle w:val="Textosenformato"/>
+        <w:rPr>
+          <w:rFonts w:ascii="Courier New" w:hAnsi="Courier New" w:cs="Courier New"/>
+          <w:lang w:val="en-US"/>
+        </w:rPr>
+      </w:pPr>
+      <w:r>
+        <w:rPr>
+          <w:rFonts w:ascii="Courier New" w:hAnsi="Courier New" w:cs="Courier New"/>
+          <w:lang w:val="en-US"/>
+        </w:rPr>
+        <w:t xml:space="preserve">  </w:t>
+      </w:r>
+      <w:proofErr w:type="spellStart"/>
+      <w:r>
+        <w:rPr>
+          <w:rFonts w:ascii="Courier New" w:hAnsi="Courier New" w:cs="Courier New"/>
+          <w:lang w:val="en-US"/>
+        </w:rPr>
+        <w:t>lcd.</w:t>
+      </w:r>
+      <w:proofErr w:type="gramStart"/>
+      <w:r>
+        <w:rPr>
+          <w:rFonts w:ascii="Courier New" w:hAnsi="Courier New" w:cs="Courier New"/>
+          <w:lang w:val="en-US"/>
+        </w:rPr>
+        <w:t>print</w:t>
+      </w:r>
+      <w:proofErr w:type="spellEnd"/>
+      <w:r>
+        <w:rPr>
+          <w:rFonts w:ascii="Courier New" w:hAnsi="Courier New" w:cs="Courier New"/>
+          <w:lang w:val="en-US"/>
+        </w:rPr>
+        <w:t>(</w:t>
+      </w:r>
+      <w:proofErr w:type="gramEnd"/>
+      <w:r>
+        <w:rPr>
+          <w:rFonts w:ascii="Courier New" w:hAnsi="Courier New" w:cs="Courier New"/>
+          <w:lang w:val="en-US"/>
+        </w:rPr>
+        <w:t>" *C ");</w:t>
+      </w:r>
+    </w:p>
+    <w:p>
+      <w:pPr>
+        <w:pStyle w:val="Textosenformato"/>
+        <w:rPr>
+          <w:rFonts w:ascii="Courier New" w:hAnsi="Courier New" w:cs="Courier New"/>
+          <w:lang w:val="en-US"/>
+        </w:rPr>
+      </w:pPr>
+      <w:r>
+        <w:rPr>
+          <w:rFonts w:ascii="Courier New" w:hAnsi="Courier New" w:cs="Courier New"/>
+          <w:lang w:val="en-US"/>
+        </w:rPr>
+        <w:t xml:space="preserve">  </w:t>
+      </w:r>
+      <w:proofErr w:type="gramStart"/>
+      <w:r>
+        <w:rPr>
+          <w:rFonts w:ascii="Courier New" w:hAnsi="Courier New" w:cs="Courier New"/>
+          <w:lang w:val="en-US"/>
+        </w:rPr>
+        <w:t>delay(</w:t>
+      </w:r>
+      <w:proofErr w:type="gramEnd"/>
+      <w:r>
+        <w:rPr>
+          <w:rFonts w:ascii="Courier New" w:hAnsi="Courier New" w:cs="Courier New"/>
+          <w:lang w:val="en-US"/>
+        </w:rPr>
+        <w:t>5000);</w:t>
+      </w:r>
+    </w:p>
+    <w:p>
+      <w:pPr>
+        <w:pStyle w:val="Textosenformato"/>
+        <w:rPr>
+          <w:rFonts w:ascii="Courier New" w:hAnsi="Courier New" w:cs="Courier New"/>
+          <w:lang w:val="en-US"/>
+        </w:rPr>
+      </w:pPr>
+      <w:r>
+        <w:rPr>
+          <w:rFonts w:ascii="Courier New" w:hAnsi="Courier New" w:cs="Courier New"/>
+          <w:lang w:val="en-US"/>
+        </w:rPr>
+        <w:t xml:space="preserve">  </w:t>
+      </w:r>
+      <w:proofErr w:type="spellStart"/>
+      <w:proofErr w:type="gramStart"/>
+      <w:r>
+        <w:rPr>
+          <w:rFonts w:ascii="Courier New" w:hAnsi="Courier New" w:cs="Courier New"/>
+          <w:lang w:val="en-US"/>
+        </w:rPr>
+        <w:t>lcd.clear</w:t>
+      </w:r>
+      <w:proofErr w:type="spellEnd"/>
+      <w:proofErr w:type="gramEnd"/>
+      <w:r>
+        <w:rPr>
+          <w:rFonts w:ascii="Courier New" w:hAnsi="Courier New" w:cs="Courier New"/>
+          <w:lang w:val="en-US"/>
+        </w:rPr>
+        <w:t>();</w:t>
+      </w:r>
+    </w:p>
+    <w:p>
+      <w:pPr>
+        <w:pStyle w:val="Textosenformato"/>
+        <w:rPr>
+          <w:rFonts w:ascii="Courier New" w:hAnsi="Courier New" w:cs="Courier New"/>
+          <w:lang w:val="en-US"/>
+        </w:rPr>
+      </w:pPr>
+      <w:r>
+        <w:rPr>
+          <w:rFonts w:ascii="Courier New" w:hAnsi="Courier New" w:cs="Courier New"/>
+          <w:lang w:val="en-US"/>
+        </w:rPr>
+        <w:t>*/</w:t>
+      </w:r>
+    </w:p>
+    <w:p>
+      <w:pPr>
+        <w:pStyle w:val="Textosenformato"/>
+        <w:rPr>
+          <w:rFonts w:ascii="Courier New" w:hAnsi="Courier New" w:cs="Courier New"/>
+          <w:lang w:val="en-US"/>
+        </w:rPr>
+      </w:pPr>
+      <w:r>
+        <w:rPr>
+          <w:rFonts w:ascii="Courier New" w:hAnsi="Courier New" w:cs="Courier New"/>
+          <w:lang w:val="en-US"/>
+        </w:rPr>
+        <w:t xml:space="preserve">  </w:t>
+      </w:r>
+    </w:p>
+    <w:p>
+      <w:pPr>
+        <w:pStyle w:val="Textosenformato"/>
+        <w:rPr>
+          <w:rFonts w:ascii="Courier New" w:hAnsi="Courier New" w:cs="Courier New"/>
+          <w:lang w:val="en-US"/>
+        </w:rPr>
+      </w:pPr>
+      <w:r>
+        <w:rPr>
+          <w:rFonts w:ascii="Courier New" w:hAnsi="Courier New" w:cs="Courier New"/>
+          <w:lang w:val="en-US"/>
+        </w:rPr>
+        <w:t xml:space="preserve">  </w:t>
+      </w:r>
+      <w:proofErr w:type="spellStart"/>
+      <w:proofErr w:type="gramStart"/>
+      <w:r>
+        <w:rPr>
+          <w:rFonts w:ascii="Courier New" w:hAnsi="Courier New" w:cs="Courier New"/>
+          <w:lang w:val="en-US"/>
+        </w:rPr>
+        <w:t>lcd.home</w:t>
+      </w:r>
+      <w:proofErr w:type="spellEnd"/>
+      <w:proofErr w:type="gramEnd"/>
+      <w:r>
+        <w:rPr>
+          <w:rFonts w:ascii="Courier New" w:hAnsi="Courier New" w:cs="Courier New"/>
+          <w:lang w:val="en-US"/>
+        </w:rPr>
+        <w:t>();</w:t>
+      </w:r>
+    </w:p>
+    <w:p>
+      <w:pPr>
+        <w:pStyle w:val="Textosenformato"/>
+        <w:rPr>
+          <w:rFonts w:ascii="Courier New" w:hAnsi="Courier New" w:cs="Courier New"/>
+          <w:lang w:val="en-US"/>
+        </w:rPr>
+      </w:pPr>
+      <w:r>
+        <w:rPr>
+          <w:rFonts w:ascii="Courier New" w:hAnsi="Courier New" w:cs="Courier New"/>
+          <w:lang w:val="en-US"/>
+        </w:rPr>
+        <w:t xml:space="preserve">  </w:t>
+      </w:r>
+      <w:proofErr w:type="spellStart"/>
+      <w:r>
+        <w:rPr>
+          <w:rFonts w:ascii="Courier New" w:hAnsi="Courier New" w:cs="Courier New"/>
+          <w:lang w:val="en-US"/>
+        </w:rPr>
+        <w:t>lcd.</w:t>
+      </w:r>
+      <w:proofErr w:type="gramStart"/>
+      <w:r>
+        <w:rPr>
+          <w:rFonts w:ascii="Courier New" w:hAnsi="Courier New" w:cs="Courier New"/>
+          <w:lang w:val="en-US"/>
+        </w:rPr>
+        <w:t>print</w:t>
+      </w:r>
+      <w:proofErr w:type="spellEnd"/>
+      <w:r>
+        <w:rPr>
+          <w:rFonts w:ascii="Courier New" w:hAnsi="Courier New" w:cs="Courier New"/>
+          <w:lang w:val="en-US"/>
+        </w:rPr>
+        <w:t>(</w:t>
+      </w:r>
+      <w:proofErr w:type="gramEnd"/>
+      <w:r>
+        <w:rPr>
+          <w:rFonts w:ascii="Courier New" w:hAnsi="Courier New" w:cs="Courier New"/>
+          <w:lang w:val="en-US"/>
+        </w:rPr>
+        <w:t>"DS18B20 1:");</w:t>
+      </w:r>
+    </w:p>
+    <w:p>
+      <w:pPr>
+        <w:pStyle w:val="Textosenformato"/>
+        <w:rPr>
+          <w:rFonts w:ascii="Courier New" w:hAnsi="Courier New" w:cs="Courier New"/>
+          <w:lang w:val="en-US"/>
+        </w:rPr>
+      </w:pPr>
+      <w:r>
+        <w:rPr>
+          <w:rFonts w:ascii="Courier New" w:hAnsi="Courier New" w:cs="Courier New"/>
+          <w:lang w:val="en-US"/>
+        </w:rPr>
+        <w:t xml:space="preserve">  </w:t>
+      </w:r>
+      <w:proofErr w:type="spellStart"/>
+      <w:proofErr w:type="gramStart"/>
+      <w:r>
+        <w:rPr>
+          <w:rFonts w:ascii="Courier New" w:hAnsi="Courier New" w:cs="Courier New"/>
+          <w:lang w:val="en-US"/>
+        </w:rPr>
+        <w:t>lcd.setCursor</w:t>
+      </w:r>
+      <w:proofErr w:type="spellEnd"/>
+      <w:proofErr w:type="gramEnd"/>
+      <w:r>
+        <w:rPr>
+          <w:rFonts w:ascii="Courier New" w:hAnsi="Courier New" w:cs="Courier New"/>
+          <w:lang w:val="en-US"/>
+        </w:rPr>
+        <w:t>(0,2);</w:t>
+      </w:r>
+    </w:p>
+    <w:p>
+      <w:pPr>
+        <w:pStyle w:val="Textosenformato"/>
+        <w:rPr>
+          <w:rFonts w:ascii="Courier New" w:hAnsi="Courier New" w:cs="Courier New"/>
+          <w:lang w:val="en-US"/>
+        </w:rPr>
+      </w:pPr>
+      <w:r>
+        <w:rPr>
+          <w:rFonts w:ascii="Courier New" w:hAnsi="Courier New" w:cs="Courier New"/>
+          <w:lang w:val="en-US"/>
+        </w:rPr>
+        <w:t xml:space="preserve">  </w:t>
+      </w:r>
+      <w:proofErr w:type="spellStart"/>
+      <w:r>
+        <w:rPr>
+          <w:rFonts w:ascii="Courier New" w:hAnsi="Courier New" w:cs="Courier New"/>
+          <w:lang w:val="en-US"/>
+        </w:rPr>
+        <w:t>lcd.print</w:t>
+      </w:r>
+      <w:proofErr w:type="spellEnd"/>
+      <w:r>
+        <w:rPr>
+          <w:rFonts w:ascii="Courier New" w:hAnsi="Courier New" w:cs="Courier New"/>
+          <w:lang w:val="en-US"/>
+        </w:rPr>
+        <w:t>(tempDS1);</w:t>
+      </w:r>
+    </w:p>
+    <w:p>
+      <w:pPr>
+        <w:pStyle w:val="Textosenformato"/>
+        <w:rPr>
+          <w:rFonts w:ascii="Courier New" w:hAnsi="Courier New" w:cs="Courier New"/>
+          <w:lang w:val="en-US"/>
+        </w:rPr>
+      </w:pPr>
+      <w:r>
+        <w:rPr>
+          <w:rFonts w:ascii="Courier New" w:hAnsi="Courier New" w:cs="Courier New"/>
+          <w:lang w:val="en-US"/>
+        </w:rPr>
+        <w:t xml:space="preserve">  </w:t>
+      </w:r>
+      <w:proofErr w:type="spellStart"/>
+      <w:r>
+        <w:rPr>
+          <w:rFonts w:ascii="Courier New" w:hAnsi="Courier New" w:cs="Courier New"/>
+          <w:lang w:val="en-US"/>
+        </w:rPr>
+        <w:t>lcd.</w:t>
+      </w:r>
+      <w:proofErr w:type="gramStart"/>
+      <w:r>
+        <w:rPr>
+          <w:rFonts w:ascii="Courier New" w:hAnsi="Courier New" w:cs="Courier New"/>
+          <w:lang w:val="en-US"/>
+        </w:rPr>
+        <w:t>print</w:t>
+      </w:r>
+      <w:proofErr w:type="spellEnd"/>
+      <w:r>
+        <w:rPr>
+          <w:rFonts w:ascii="Courier New" w:hAnsi="Courier New" w:cs="Courier New"/>
+          <w:lang w:val="en-US"/>
+        </w:rPr>
+        <w:t>(</w:t>
+      </w:r>
+      <w:proofErr w:type="gramEnd"/>
+      <w:r>
+        <w:rPr>
+          <w:rFonts w:ascii="Courier New" w:hAnsi="Courier New" w:cs="Courier New"/>
+          <w:lang w:val="en-US"/>
+        </w:rPr>
+        <w:t>" *C ");</w:t>
+      </w:r>
+    </w:p>
+    <w:p>
+      <w:pPr>
+        <w:pStyle w:val="Textosenformato"/>
+        <w:rPr>
+          <w:rFonts w:ascii="Courier New" w:hAnsi="Courier New" w:cs="Courier New"/>
+          <w:lang w:val="en-US"/>
+        </w:rPr>
+      </w:pPr>
+      <w:r>
+        <w:rPr>
+          <w:rFonts w:ascii="Courier New" w:hAnsi="Courier New" w:cs="Courier New"/>
+          <w:lang w:val="en-US"/>
+        </w:rPr>
+        <w:t xml:space="preserve">  </w:t>
+      </w:r>
+      <w:proofErr w:type="gramStart"/>
+      <w:r>
+        <w:rPr>
+          <w:rFonts w:ascii="Courier New" w:hAnsi="Courier New" w:cs="Courier New"/>
+          <w:lang w:val="en-US"/>
+        </w:rPr>
+        <w:t>delay(</w:t>
+      </w:r>
+      <w:proofErr w:type="gramEnd"/>
+      <w:r>
+        <w:rPr>
+          <w:rFonts w:ascii="Courier New" w:hAnsi="Courier New" w:cs="Courier New"/>
+          <w:lang w:val="en-US"/>
+        </w:rPr>
+        <w:t>5000);</w:t>
+      </w:r>
+    </w:p>
+    <w:p>
+      <w:pPr>
+        <w:pStyle w:val="Textosenformato"/>
+        <w:rPr>
+          <w:rFonts w:ascii="Courier New" w:hAnsi="Courier New" w:cs="Courier New"/>
+          <w:lang w:val="en-US"/>
+        </w:rPr>
+      </w:pPr>
+      <w:r>
+        <w:rPr>
+          <w:rFonts w:ascii="Courier New" w:hAnsi="Courier New" w:cs="Courier New"/>
+          <w:lang w:val="en-US"/>
+        </w:rPr>
+        <w:t xml:space="preserve">  </w:t>
+      </w:r>
+      <w:proofErr w:type="spellStart"/>
+      <w:proofErr w:type="gramStart"/>
+      <w:r>
+        <w:rPr>
+          <w:rFonts w:ascii="Courier New" w:hAnsi="Courier New" w:cs="Courier New"/>
+          <w:lang w:val="en-US"/>
+        </w:rPr>
+        <w:t>lcd.clear</w:t>
+      </w:r>
+      <w:proofErr w:type="spellEnd"/>
+      <w:proofErr w:type="gramEnd"/>
+      <w:r>
+        <w:rPr>
+          <w:rFonts w:ascii="Courier New" w:hAnsi="Courier New" w:cs="Courier New"/>
+          <w:lang w:val="en-US"/>
+        </w:rPr>
+        <w:t>();</w:t>
+      </w:r>
+    </w:p>
+    <w:p>
+      <w:pPr>
+        <w:pStyle w:val="Textosenformato"/>
+        <w:rPr>
+          <w:rFonts w:ascii="Courier New" w:hAnsi="Courier New" w:cs="Courier New"/>
+          <w:lang w:val="en-US"/>
+        </w:rPr>
+      </w:pPr>
+    </w:p>
+    <w:p>
+      <w:pPr>
+        <w:pStyle w:val="Textosenformato"/>
+        <w:rPr>
+          <w:rFonts w:ascii="Courier New" w:hAnsi="Courier New" w:cs="Courier New"/>
+          <w:lang w:val="en-US"/>
+        </w:rPr>
+      </w:pPr>
+      <w:r>
+        <w:rPr>
+          <w:rFonts w:ascii="Courier New" w:hAnsi="Courier New" w:cs="Courier New"/>
+          <w:lang w:val="en-US"/>
+        </w:rPr>
+        <w:t xml:space="preserve">  </w:t>
+      </w:r>
+      <w:proofErr w:type="spellStart"/>
+      <w:proofErr w:type="gramStart"/>
+      <w:r>
+        <w:rPr>
+          <w:rFonts w:ascii="Courier New" w:hAnsi="Courier New" w:cs="Courier New"/>
+          <w:lang w:val="en-US"/>
+        </w:rPr>
+        <w:t>lcd.home</w:t>
+      </w:r>
+      <w:proofErr w:type="spellEnd"/>
+      <w:proofErr w:type="gramEnd"/>
+      <w:r>
+        <w:rPr>
+          <w:rFonts w:ascii="Courier New" w:hAnsi="Courier New" w:cs="Courier New"/>
+          <w:lang w:val="en-US"/>
+        </w:rPr>
+        <w:t>();</w:t>
+      </w:r>
+    </w:p>
+    <w:p>
+      <w:pPr>
+        <w:pStyle w:val="Textosenformato"/>
+        <w:rPr>
+          <w:rFonts w:ascii="Courier New" w:hAnsi="Courier New" w:cs="Courier New"/>
+          <w:lang w:val="en-US"/>
+        </w:rPr>
+      </w:pPr>
+      <w:r>
+        <w:rPr>
+          <w:rFonts w:ascii="Courier New" w:hAnsi="Courier New" w:cs="Courier New"/>
+          <w:lang w:val="en-US"/>
+        </w:rPr>
+        <w:t xml:space="preserve">  </w:t>
+      </w:r>
+      <w:proofErr w:type="spellStart"/>
+      <w:r>
+        <w:rPr>
+          <w:rFonts w:ascii="Courier New" w:hAnsi="Courier New" w:cs="Courier New"/>
+          <w:lang w:val="en-US"/>
+        </w:rPr>
+        <w:t>lcd.</w:t>
+      </w:r>
+      <w:proofErr w:type="gramStart"/>
+      <w:r>
+        <w:rPr>
+          <w:rFonts w:ascii="Courier New" w:hAnsi="Courier New" w:cs="Courier New"/>
+          <w:lang w:val="en-US"/>
+        </w:rPr>
+        <w:t>print</w:t>
+      </w:r>
+      <w:proofErr w:type="spellEnd"/>
+      <w:r>
+        <w:rPr>
+          <w:rFonts w:ascii="Courier New" w:hAnsi="Courier New" w:cs="Courier New"/>
+          <w:lang w:val="en-US"/>
+        </w:rPr>
+        <w:t>(</w:t>
+      </w:r>
+      <w:proofErr w:type="gramEnd"/>
+      <w:r>
+        <w:rPr>
+          <w:rFonts w:ascii="Courier New" w:hAnsi="Courier New" w:cs="Courier New"/>
+          <w:lang w:val="en-US"/>
+        </w:rPr>
+        <w:t>"DS18B20 2:");</w:t>
+      </w:r>
+    </w:p>
+    <w:p>
+      <w:pPr>
+        <w:pStyle w:val="Textosenformato"/>
+        <w:rPr>
+          <w:rFonts w:ascii="Courier New" w:hAnsi="Courier New" w:cs="Courier New"/>
+          <w:lang w:val="en-US"/>
+        </w:rPr>
+      </w:pPr>
+      <w:r>
+        <w:rPr>
+          <w:rFonts w:ascii="Courier New" w:hAnsi="Courier New" w:cs="Courier New"/>
+          <w:lang w:val="en-US"/>
+        </w:rPr>
+        <w:t xml:space="preserve">  </w:t>
+      </w:r>
+      <w:proofErr w:type="spellStart"/>
+      <w:proofErr w:type="gramStart"/>
+      <w:r>
+        <w:rPr>
+          <w:rFonts w:ascii="Courier New" w:hAnsi="Courier New" w:cs="Courier New"/>
+          <w:lang w:val="en-US"/>
+        </w:rPr>
+        <w:t>lcd.setCursor</w:t>
+      </w:r>
+      <w:proofErr w:type="spellEnd"/>
+      <w:proofErr w:type="gramEnd"/>
+      <w:r>
+        <w:rPr>
+          <w:rFonts w:ascii="Courier New" w:hAnsi="Courier New" w:cs="Courier New"/>
+          <w:lang w:val="en-US"/>
+        </w:rPr>
+        <w:t>(0,2);</w:t>
+      </w:r>
+    </w:p>
+    <w:p>
+      <w:pPr>
+        <w:pStyle w:val="Textosenformato"/>
+        <w:rPr>
+          <w:rFonts w:ascii="Courier New" w:hAnsi="Courier New" w:cs="Courier New"/>
+          <w:lang w:val="en-US"/>
+        </w:rPr>
+      </w:pPr>
+      <w:r>
+        <w:rPr>
+          <w:rFonts w:ascii="Courier New" w:hAnsi="Courier New" w:cs="Courier New"/>
+          <w:lang w:val="en-US"/>
+        </w:rPr>
+        <w:t xml:space="preserve">  </w:t>
+      </w:r>
+      <w:proofErr w:type="spellStart"/>
+      <w:r>
+        <w:rPr>
+          <w:rFonts w:ascii="Courier New" w:hAnsi="Courier New" w:cs="Courier New"/>
+          <w:lang w:val="en-US"/>
+        </w:rPr>
+        <w:t>lcd.print</w:t>
+      </w:r>
+      <w:proofErr w:type="spellEnd"/>
+      <w:r>
+        <w:rPr>
+          <w:rFonts w:ascii="Courier New" w:hAnsi="Courier New" w:cs="Courier New"/>
+          <w:lang w:val="en-US"/>
+        </w:rPr>
+        <w:t>(tempDS2);</w:t>
+      </w:r>
+    </w:p>
+    <w:p>
+      <w:pPr>
+        <w:pStyle w:val="Textosenformato"/>
+        <w:rPr>
+          <w:rFonts w:ascii="Courier New" w:hAnsi="Courier New" w:cs="Courier New"/>
+          <w:lang w:val="en-US"/>
+        </w:rPr>
+      </w:pPr>
+      <w:r>
+        <w:rPr>
+          <w:rFonts w:ascii="Courier New" w:hAnsi="Courier New" w:cs="Courier New"/>
+          <w:lang w:val="en-US"/>
+        </w:rPr>
+        <w:lastRenderedPageBreak/>
+        <w:t xml:space="preserve">  </w:t>
+      </w:r>
+      <w:proofErr w:type="spellStart"/>
+      <w:r>
+        <w:rPr>
+          <w:rFonts w:ascii="Courier New" w:hAnsi="Courier New" w:cs="Courier New"/>
+          <w:lang w:val="en-US"/>
+        </w:rPr>
+        <w:t>lcd.</w:t>
+      </w:r>
+      <w:proofErr w:type="gramStart"/>
+      <w:r>
+        <w:rPr>
+          <w:rFonts w:ascii="Courier New" w:hAnsi="Courier New" w:cs="Courier New"/>
+          <w:lang w:val="en-US"/>
+        </w:rPr>
+        <w:t>print</w:t>
+      </w:r>
+      <w:proofErr w:type="spellEnd"/>
+      <w:r>
+        <w:rPr>
+          <w:rFonts w:ascii="Courier New" w:hAnsi="Courier New" w:cs="Courier New"/>
+          <w:lang w:val="en-US"/>
+        </w:rPr>
+        <w:t>(</w:t>
+      </w:r>
+      <w:proofErr w:type="gramEnd"/>
+      <w:r>
+        <w:rPr>
+          <w:rFonts w:ascii="Courier New" w:hAnsi="Courier New" w:cs="Courier New"/>
+          <w:lang w:val="en-US"/>
+        </w:rPr>
+        <w:t>" *C ");</w:t>
+      </w:r>
+    </w:p>
+    <w:p>
+      <w:pPr>
+        <w:pStyle w:val="Textosenformato"/>
+        <w:rPr>
+          <w:rFonts w:ascii="Courier New" w:hAnsi="Courier New" w:cs="Courier New"/>
+          <w:lang w:val="en-US"/>
+        </w:rPr>
+      </w:pPr>
+      <w:r>
+        <w:rPr>
+          <w:rFonts w:ascii="Courier New" w:hAnsi="Courier New" w:cs="Courier New"/>
+          <w:lang w:val="en-US"/>
+        </w:rPr>
+        <w:t xml:space="preserve">  </w:t>
+      </w:r>
+      <w:proofErr w:type="gramStart"/>
+      <w:r>
+        <w:rPr>
+          <w:rFonts w:ascii="Courier New" w:hAnsi="Courier New" w:cs="Courier New"/>
+          <w:lang w:val="en-US"/>
+        </w:rPr>
+        <w:t>delay(</w:t>
+      </w:r>
+      <w:proofErr w:type="gramEnd"/>
+      <w:r>
+        <w:rPr>
+          <w:rFonts w:ascii="Courier New" w:hAnsi="Courier New" w:cs="Courier New"/>
+          <w:lang w:val="en-US"/>
+        </w:rPr>
+        <w:t>5000);</w:t>
+      </w:r>
+    </w:p>
+    <w:p>
+      <w:pPr>
+        <w:pStyle w:val="Textosenformato"/>
+        <w:rPr>
+          <w:rFonts w:ascii="Courier New" w:hAnsi="Courier New" w:cs="Courier New"/>
+          <w:lang w:val="en-US"/>
+        </w:rPr>
+      </w:pPr>
+      <w:r>
+        <w:rPr>
+          <w:rFonts w:ascii="Courier New" w:hAnsi="Courier New" w:cs="Courier New"/>
+          <w:lang w:val="en-US"/>
+        </w:rPr>
+        <w:t xml:space="preserve">  </w:t>
+      </w:r>
+      <w:proofErr w:type="spellStart"/>
+      <w:proofErr w:type="gramStart"/>
+      <w:r>
+        <w:rPr>
+          <w:rFonts w:ascii="Courier New" w:hAnsi="Courier New" w:cs="Courier New"/>
+          <w:lang w:val="en-US"/>
+        </w:rPr>
+        <w:t>lcd.clear</w:t>
+      </w:r>
+      <w:proofErr w:type="spellEnd"/>
+      <w:proofErr w:type="gramEnd"/>
+      <w:r>
+        <w:rPr>
+          <w:rFonts w:ascii="Courier New" w:hAnsi="Courier New" w:cs="Courier New"/>
+          <w:lang w:val="en-US"/>
+        </w:rPr>
+        <w:t>();</w:t>
+      </w:r>
+    </w:p>
+    <w:p>
+      <w:pPr>
+        <w:pStyle w:val="Textosenformato"/>
+        <w:rPr>
+          <w:rFonts w:ascii="Courier New" w:hAnsi="Courier New" w:cs="Courier New"/>
+          <w:lang w:val="en-US"/>
+        </w:rPr>
+      </w:pPr>
+    </w:p>
+    <w:p>
+      <w:pPr>
+        <w:pStyle w:val="Textosenformato"/>
+        <w:rPr>
+          <w:rFonts w:ascii="Courier New" w:hAnsi="Courier New" w:cs="Courier New"/>
+          <w:lang w:val="en-US"/>
+        </w:rPr>
+      </w:pPr>
+      <w:r>
+        <w:rPr>
+          <w:rFonts w:ascii="Courier New" w:hAnsi="Courier New" w:cs="Courier New"/>
+          <w:lang w:val="en-US"/>
+        </w:rPr>
+        <w:t xml:space="preserve">  </w:t>
+      </w:r>
+      <w:proofErr w:type="spellStart"/>
+      <w:proofErr w:type="gramStart"/>
+      <w:r>
+        <w:rPr>
+          <w:rFonts w:ascii="Courier New" w:hAnsi="Courier New" w:cs="Courier New"/>
+          <w:lang w:val="en-US"/>
+        </w:rPr>
+        <w:t>lcd.home</w:t>
+      </w:r>
+      <w:proofErr w:type="spellEnd"/>
+      <w:proofErr w:type="gramEnd"/>
+      <w:r>
+        <w:rPr>
+          <w:rFonts w:ascii="Courier New" w:hAnsi="Courier New" w:cs="Courier New"/>
+          <w:lang w:val="en-US"/>
+        </w:rPr>
+        <w:t>();</w:t>
+      </w:r>
+    </w:p>
+    <w:p>
+      <w:pPr>
+        <w:pStyle w:val="Textosenformato"/>
+        <w:rPr>
+          <w:rFonts w:ascii="Courier New" w:hAnsi="Courier New" w:cs="Courier New"/>
+          <w:lang w:val="en-US"/>
+        </w:rPr>
+      </w:pPr>
+      <w:r>
+        <w:rPr>
+          <w:rFonts w:ascii="Courier New" w:hAnsi="Courier New" w:cs="Courier New"/>
+          <w:lang w:val="en-US"/>
+        </w:rPr>
+        <w:t xml:space="preserve">  </w:t>
+      </w:r>
+      <w:proofErr w:type="spellStart"/>
+      <w:r>
+        <w:rPr>
+          <w:rFonts w:ascii="Courier New" w:hAnsi="Courier New" w:cs="Courier New"/>
+          <w:lang w:val="en-US"/>
+        </w:rPr>
+        <w:t>lcd.</w:t>
+      </w:r>
+      <w:proofErr w:type="gramStart"/>
+      <w:r>
+        <w:rPr>
+          <w:rFonts w:ascii="Courier New" w:hAnsi="Courier New" w:cs="Courier New"/>
+          <w:lang w:val="en-US"/>
+        </w:rPr>
+        <w:t>print</w:t>
+      </w:r>
+      <w:proofErr w:type="spellEnd"/>
+      <w:r>
+        <w:rPr>
+          <w:rFonts w:ascii="Courier New" w:hAnsi="Courier New" w:cs="Courier New"/>
+          <w:lang w:val="en-US"/>
+        </w:rPr>
+        <w:t>(</w:t>
+      </w:r>
+      <w:proofErr w:type="gramEnd"/>
+      <w:r>
+        <w:rPr>
+          <w:rFonts w:ascii="Courier New" w:hAnsi="Courier New" w:cs="Courier New"/>
+          <w:lang w:val="en-US"/>
+        </w:rPr>
+        <w:t>"DS18B20 3:");</w:t>
+      </w:r>
+    </w:p>
+    <w:p>
+      <w:pPr>
+        <w:pStyle w:val="Textosenformato"/>
+        <w:rPr>
+          <w:rFonts w:ascii="Courier New" w:hAnsi="Courier New" w:cs="Courier New"/>
+          <w:lang w:val="en-US"/>
+        </w:rPr>
+      </w:pPr>
+      <w:r>
+        <w:rPr>
+          <w:rFonts w:ascii="Courier New" w:hAnsi="Courier New" w:cs="Courier New"/>
+          <w:lang w:val="en-US"/>
+        </w:rPr>
+        <w:t xml:space="preserve">  </w:t>
+      </w:r>
+      <w:proofErr w:type="spellStart"/>
+      <w:proofErr w:type="gramStart"/>
+      <w:r>
+        <w:rPr>
+          <w:rFonts w:ascii="Courier New" w:hAnsi="Courier New" w:cs="Courier New"/>
+          <w:lang w:val="en-US"/>
+        </w:rPr>
+        <w:t>lcd.setCursor</w:t>
+      </w:r>
+      <w:proofErr w:type="spellEnd"/>
+      <w:proofErr w:type="gramEnd"/>
+      <w:r>
+        <w:rPr>
+          <w:rFonts w:ascii="Courier New" w:hAnsi="Courier New" w:cs="Courier New"/>
+          <w:lang w:val="en-US"/>
+        </w:rPr>
+        <w:t>(0,2);</w:t>
+      </w:r>
+    </w:p>
+    <w:p>
+      <w:pPr>
+        <w:pStyle w:val="Textosenformato"/>
+        <w:rPr>
+          <w:rFonts w:ascii="Courier New" w:hAnsi="Courier New" w:cs="Courier New"/>
+          <w:lang w:val="en-US"/>
+        </w:rPr>
+      </w:pPr>
+      <w:r>
+        <w:rPr>
+          <w:rFonts w:ascii="Courier New" w:hAnsi="Courier New" w:cs="Courier New"/>
+          <w:lang w:val="en-US"/>
+        </w:rPr>
+        <w:t xml:space="preserve">  </w:t>
+      </w:r>
+      <w:proofErr w:type="spellStart"/>
+      <w:r>
+        <w:rPr>
+          <w:rFonts w:ascii="Courier New" w:hAnsi="Courier New" w:cs="Courier New"/>
+          <w:lang w:val="en-US"/>
+        </w:rPr>
+        <w:t>lcd.print</w:t>
+      </w:r>
+      <w:proofErr w:type="spellEnd"/>
+      <w:r>
+        <w:rPr>
+          <w:rFonts w:ascii="Courier New" w:hAnsi="Courier New" w:cs="Courier New"/>
+          <w:lang w:val="en-US"/>
+        </w:rPr>
+        <w:t>(tempDS3);</w:t>
+      </w:r>
+    </w:p>
+    <w:p>
+      <w:pPr>
+        <w:pStyle w:val="Textosenformato"/>
+        <w:rPr>
+          <w:rFonts w:ascii="Courier New" w:hAnsi="Courier New" w:cs="Courier New"/>
+          <w:lang w:val="en-US"/>
+        </w:rPr>
+      </w:pPr>
+      <w:r>
+        <w:rPr>
+          <w:rFonts w:ascii="Courier New" w:hAnsi="Courier New" w:cs="Courier New"/>
+          <w:lang w:val="en-US"/>
+        </w:rPr>
+        <w:t xml:space="preserve">  </w:t>
+      </w:r>
+      <w:proofErr w:type="spellStart"/>
+      <w:r>
+        <w:rPr>
+          <w:rFonts w:ascii="Courier New" w:hAnsi="Courier New" w:cs="Courier New"/>
+          <w:lang w:val="en-US"/>
+        </w:rPr>
+        <w:t>lcd.</w:t>
+      </w:r>
+      <w:proofErr w:type="gramStart"/>
+      <w:r>
+        <w:rPr>
+          <w:rFonts w:ascii="Courier New" w:hAnsi="Courier New" w:cs="Courier New"/>
+          <w:lang w:val="en-US"/>
+        </w:rPr>
+        <w:t>print</w:t>
+      </w:r>
+      <w:proofErr w:type="spellEnd"/>
+      <w:r>
+        <w:rPr>
+          <w:rFonts w:ascii="Courier New" w:hAnsi="Courier New" w:cs="Courier New"/>
+          <w:lang w:val="en-US"/>
+        </w:rPr>
+        <w:t>(</w:t>
+      </w:r>
+      <w:proofErr w:type="gramEnd"/>
+      <w:r>
+        <w:rPr>
+          <w:rFonts w:ascii="Courier New" w:hAnsi="Courier New" w:cs="Courier New"/>
+          <w:lang w:val="en-US"/>
+        </w:rPr>
+        <w:t>" *C ");</w:t>
+      </w:r>
+    </w:p>
+    <w:p>
+      <w:pPr>
+        <w:pStyle w:val="Textosenformato"/>
+        <w:rPr>
+          <w:rFonts w:ascii="Courier New" w:hAnsi="Courier New" w:cs="Courier New"/>
+          <w:lang w:val="en-US"/>
+        </w:rPr>
+      </w:pPr>
+      <w:r>
+        <w:rPr>
+          <w:rFonts w:ascii="Courier New" w:hAnsi="Courier New" w:cs="Courier New"/>
+          <w:lang w:val="en-US"/>
+        </w:rPr>
+        <w:t xml:space="preserve">  </w:t>
+      </w:r>
+      <w:proofErr w:type="gramStart"/>
+      <w:r>
+        <w:rPr>
+          <w:rFonts w:ascii="Courier New" w:hAnsi="Courier New" w:cs="Courier New"/>
+          <w:lang w:val="en-US"/>
+        </w:rPr>
+        <w:t>delay(</w:t>
+      </w:r>
+      <w:proofErr w:type="gramEnd"/>
+      <w:r>
+        <w:rPr>
+          <w:rFonts w:ascii="Courier New" w:hAnsi="Courier New" w:cs="Courier New"/>
+          <w:lang w:val="en-US"/>
+        </w:rPr>
+        <w:t>5000);</w:t>
+      </w:r>
+    </w:p>
+    <w:p>
+      <w:pPr>
+        <w:pStyle w:val="Textosenformato"/>
+        <w:rPr>
+          <w:rFonts w:ascii="Courier New" w:hAnsi="Courier New" w:cs="Courier New"/>
+          <w:lang w:val="en-US"/>
+        </w:rPr>
+      </w:pPr>
+      <w:r>
+        <w:rPr>
+          <w:rFonts w:ascii="Courier New" w:hAnsi="Courier New" w:cs="Courier New"/>
+          <w:lang w:val="en-US"/>
+        </w:rPr>
+        <w:t xml:space="preserve">  </w:t>
+      </w:r>
+      <w:proofErr w:type="spellStart"/>
+      <w:proofErr w:type="gramStart"/>
+      <w:r>
+        <w:rPr>
+          <w:rFonts w:ascii="Courier New" w:hAnsi="Courier New" w:cs="Courier New"/>
+          <w:lang w:val="en-US"/>
+        </w:rPr>
+        <w:t>lcd.clear</w:t>
+      </w:r>
+      <w:proofErr w:type="spellEnd"/>
+      <w:proofErr w:type="gramEnd"/>
+      <w:r>
+        <w:rPr>
+          <w:rFonts w:ascii="Courier New" w:hAnsi="Courier New" w:cs="Courier New"/>
+          <w:lang w:val="en-US"/>
+        </w:rPr>
+        <w:t>();</w:t>
+      </w:r>
+    </w:p>
+    <w:p>
+      <w:pPr>
+        <w:pStyle w:val="Textosenformato"/>
+        <w:rPr>
+          <w:rFonts w:ascii="Courier New" w:hAnsi="Courier New" w:cs="Courier New"/>
+          <w:lang w:val="en-US"/>
+        </w:rPr>
+      </w:pPr>
+    </w:p>
+    <w:p>
+      <w:pPr>
+        <w:pStyle w:val="Textosenformato"/>
+        <w:rPr>
+          <w:rFonts w:ascii="Courier New" w:hAnsi="Courier New" w:cs="Courier New"/>
+          <w:lang w:val="en-US"/>
+        </w:rPr>
+      </w:pPr>
+      <w:r>
+        <w:rPr>
+          <w:rFonts w:ascii="Courier New" w:hAnsi="Courier New" w:cs="Courier New"/>
+          <w:lang w:val="en-US"/>
+        </w:rPr>
+        <w:t xml:space="preserve">  </w:t>
+      </w:r>
+      <w:proofErr w:type="spellStart"/>
+      <w:proofErr w:type="gramStart"/>
+      <w:r>
+        <w:rPr>
+          <w:rFonts w:ascii="Courier New" w:hAnsi="Courier New" w:cs="Courier New"/>
+          <w:lang w:val="en-US"/>
+        </w:rPr>
+        <w:t>lcd.home</w:t>
+      </w:r>
+      <w:proofErr w:type="spellEnd"/>
+      <w:proofErr w:type="gramEnd"/>
+      <w:r>
+        <w:rPr>
+          <w:rFonts w:ascii="Courier New" w:hAnsi="Courier New" w:cs="Courier New"/>
+          <w:lang w:val="en-US"/>
+        </w:rPr>
+        <w:t>();</w:t>
+      </w:r>
+    </w:p>
+    <w:p>
+      <w:pPr>
+        <w:pStyle w:val="Textosenformato"/>
+        <w:rPr>
+          <w:rFonts w:ascii="Courier New" w:hAnsi="Courier New" w:cs="Courier New"/>
+          <w:lang w:val="en-US"/>
+        </w:rPr>
+      </w:pPr>
+      <w:r>
+        <w:rPr>
+          <w:rFonts w:ascii="Courier New" w:hAnsi="Courier New" w:cs="Courier New"/>
+          <w:lang w:val="en-US"/>
+        </w:rPr>
+        <w:t xml:space="preserve">  </w:t>
+      </w:r>
+      <w:proofErr w:type="spellStart"/>
+      <w:r>
+        <w:rPr>
+          <w:rFonts w:ascii="Courier New" w:hAnsi="Courier New" w:cs="Courier New"/>
+          <w:lang w:val="en-US"/>
+        </w:rPr>
+        <w:t>lcd.</w:t>
+      </w:r>
+      <w:proofErr w:type="gramStart"/>
+      <w:r>
+        <w:rPr>
+          <w:rFonts w:ascii="Courier New" w:hAnsi="Courier New" w:cs="Courier New"/>
+          <w:lang w:val="en-US"/>
+        </w:rPr>
+        <w:t>print</w:t>
+      </w:r>
+      <w:proofErr w:type="spellEnd"/>
+      <w:r>
+        <w:rPr>
+          <w:rFonts w:ascii="Courier New" w:hAnsi="Courier New" w:cs="Courier New"/>
+          <w:lang w:val="en-US"/>
+        </w:rPr>
+        <w:t>(</w:t>
+      </w:r>
+      <w:proofErr w:type="gramEnd"/>
+      <w:r>
+        <w:rPr>
+          <w:rFonts w:ascii="Courier New" w:hAnsi="Courier New" w:cs="Courier New"/>
+          <w:lang w:val="en-US"/>
+        </w:rPr>
+        <w:t>"Luz 1:");</w:t>
+      </w:r>
+    </w:p>
+    <w:p>
+      <w:pPr>
+        <w:pStyle w:val="Textosenformato"/>
+        <w:rPr>
+          <w:rFonts w:ascii="Courier New" w:hAnsi="Courier New" w:cs="Courier New"/>
+          <w:lang w:val="en-US"/>
+        </w:rPr>
+      </w:pPr>
+      <w:r>
+        <w:rPr>
+          <w:rFonts w:ascii="Courier New" w:hAnsi="Courier New" w:cs="Courier New"/>
+          <w:lang w:val="en-US"/>
+        </w:rPr>
+        <w:t xml:space="preserve">  </w:t>
+      </w:r>
+      <w:proofErr w:type="spellStart"/>
+      <w:r>
+        <w:rPr>
+          <w:rFonts w:ascii="Courier New" w:hAnsi="Courier New" w:cs="Courier New"/>
+          <w:lang w:val="en-US"/>
+        </w:rPr>
+        <w:t>lcd.print</w:t>
+      </w:r>
+      <w:proofErr w:type="spellEnd"/>
+      <w:r>
+        <w:rPr>
+          <w:rFonts w:ascii="Courier New" w:hAnsi="Courier New" w:cs="Courier New"/>
+          <w:lang w:val="en-US"/>
+        </w:rPr>
+        <w:t>(lus1);</w:t>
+      </w:r>
+    </w:p>
+    <w:p>
+      <w:pPr>
+        <w:pStyle w:val="Textosenformato"/>
+        <w:rPr>
+          <w:rFonts w:ascii="Courier New" w:hAnsi="Courier New" w:cs="Courier New"/>
+          <w:lang w:val="en-US"/>
+        </w:rPr>
+      </w:pPr>
+      <w:r>
+        <w:rPr>
+          <w:rFonts w:ascii="Courier New" w:hAnsi="Courier New" w:cs="Courier New"/>
+          <w:lang w:val="en-US"/>
+        </w:rPr>
+        <w:t xml:space="preserve">  </w:t>
+      </w:r>
+      <w:proofErr w:type="gramStart"/>
+      <w:r>
+        <w:rPr>
+          <w:rFonts w:ascii="Courier New" w:hAnsi="Courier New" w:cs="Courier New"/>
+          <w:lang w:val="en-US"/>
+        </w:rPr>
+        <w:t>delay(</w:t>
+      </w:r>
+      <w:proofErr w:type="gramEnd"/>
+      <w:r>
+        <w:rPr>
+          <w:rFonts w:ascii="Courier New" w:hAnsi="Courier New" w:cs="Courier New"/>
+          <w:lang w:val="en-US"/>
+        </w:rPr>
+        <w:t>5000);</w:t>
+      </w:r>
+    </w:p>
+    <w:p>
+      <w:pPr>
+        <w:pStyle w:val="Textosenformato"/>
+        <w:rPr>
+          <w:rFonts w:ascii="Courier New" w:hAnsi="Courier New" w:cs="Courier New"/>
+          <w:lang w:val="en-US"/>
+        </w:rPr>
+      </w:pPr>
+      <w:r>
+        <w:rPr>
+          <w:rFonts w:ascii="Courier New" w:hAnsi="Courier New" w:cs="Courier New"/>
+          <w:lang w:val="en-US"/>
+        </w:rPr>
+        <w:t xml:space="preserve">  </w:t>
+      </w:r>
+      <w:proofErr w:type="spellStart"/>
+      <w:proofErr w:type="gramStart"/>
+      <w:r>
+        <w:rPr>
+          <w:rFonts w:ascii="Courier New" w:hAnsi="Courier New" w:cs="Courier New"/>
+          <w:lang w:val="en-US"/>
+        </w:rPr>
+        <w:t>lcd.clear</w:t>
+      </w:r>
+      <w:proofErr w:type="spellEnd"/>
+      <w:proofErr w:type="gramEnd"/>
+      <w:r>
+        <w:rPr>
+          <w:rFonts w:ascii="Courier New" w:hAnsi="Courier New" w:cs="Courier New"/>
+          <w:lang w:val="en-US"/>
+        </w:rPr>
+        <w:t>();</w:t>
+      </w:r>
+    </w:p>
+    <w:p>
+      <w:pPr>
+        <w:pStyle w:val="Textosenformato"/>
+        <w:rPr>
+          <w:rFonts w:ascii="Courier New" w:hAnsi="Courier New" w:cs="Courier New"/>
+          <w:lang w:val="en-US"/>
+        </w:rPr>
+      </w:pPr>
+      <w:r>
+        <w:rPr>
+          <w:rFonts w:ascii="Courier New" w:hAnsi="Courier New" w:cs="Courier New"/>
+          <w:lang w:val="en-US"/>
+        </w:rPr>
+        <w:t xml:space="preserve">  </w:t>
+      </w:r>
+    </w:p>
+    <w:p>
+      <w:pPr>
+        <w:pStyle w:val="Textosenformato"/>
+        <w:rPr>
+          <w:rFonts w:ascii="Courier New" w:hAnsi="Courier New" w:cs="Courier New"/>
+          <w:lang w:val="en-US"/>
+        </w:rPr>
+      </w:pPr>
+      <w:r>
+        <w:rPr>
+          <w:rFonts w:ascii="Courier New" w:hAnsi="Courier New" w:cs="Courier New"/>
+          <w:lang w:val="en-US"/>
+        </w:rPr>
+        <w:t xml:space="preserve">  </w:t>
+      </w:r>
+      <w:proofErr w:type="spellStart"/>
+      <w:proofErr w:type="gramStart"/>
+      <w:r>
+        <w:rPr>
+          <w:rFonts w:ascii="Courier New" w:hAnsi="Courier New" w:cs="Courier New"/>
+          <w:lang w:val="en-US"/>
+        </w:rPr>
+        <w:t>lcd.home</w:t>
+      </w:r>
+      <w:proofErr w:type="spellEnd"/>
+      <w:proofErr w:type="gramEnd"/>
+      <w:r>
+        <w:rPr>
+          <w:rFonts w:ascii="Courier New" w:hAnsi="Courier New" w:cs="Courier New"/>
+          <w:lang w:val="en-US"/>
+        </w:rPr>
+        <w:t>();</w:t>
+      </w:r>
+    </w:p>
+    <w:p>
+      <w:pPr>
+        <w:pStyle w:val="Textosenformato"/>
+        <w:rPr>
+          <w:rFonts w:ascii="Courier New" w:hAnsi="Courier New" w:cs="Courier New"/>
+          <w:lang w:val="en-US"/>
+        </w:rPr>
+      </w:pPr>
+      <w:r>
+        <w:rPr>
+          <w:rFonts w:ascii="Courier New" w:hAnsi="Courier New" w:cs="Courier New"/>
+          <w:lang w:val="en-US"/>
+        </w:rPr>
+        <w:t xml:space="preserve">  </w:t>
+      </w:r>
+      <w:proofErr w:type="spellStart"/>
+      <w:r>
+        <w:rPr>
+          <w:rFonts w:ascii="Courier New" w:hAnsi="Courier New" w:cs="Courier New"/>
+          <w:lang w:val="en-US"/>
+        </w:rPr>
+        <w:t>lcd.</w:t>
+      </w:r>
+      <w:proofErr w:type="gramStart"/>
+      <w:r>
+        <w:rPr>
+          <w:rFonts w:ascii="Courier New" w:hAnsi="Courier New" w:cs="Courier New"/>
+          <w:lang w:val="en-US"/>
+        </w:rPr>
+        <w:t>print</w:t>
+      </w:r>
+      <w:proofErr w:type="spellEnd"/>
+      <w:r>
+        <w:rPr>
+          <w:rFonts w:ascii="Courier New" w:hAnsi="Courier New" w:cs="Courier New"/>
+          <w:lang w:val="en-US"/>
+        </w:rPr>
+        <w:t>(</w:t>
+      </w:r>
+      <w:proofErr w:type="gramEnd"/>
+      <w:r>
+        <w:rPr>
+          <w:rFonts w:ascii="Courier New" w:hAnsi="Courier New" w:cs="Courier New"/>
+          <w:lang w:val="en-US"/>
+        </w:rPr>
+        <w:t>"Luz 2:");</w:t>
+      </w:r>
+    </w:p>
+    <w:p>
+      <w:pPr>
+        <w:pStyle w:val="Textosenformato"/>
+        <w:rPr>
+          <w:rFonts w:ascii="Courier New" w:hAnsi="Courier New" w:cs="Courier New"/>
+          <w:lang w:val="en-US"/>
+        </w:rPr>
+      </w:pPr>
+      <w:r>
+        <w:rPr>
+          <w:rFonts w:ascii="Courier New" w:hAnsi="Courier New" w:cs="Courier New"/>
+          <w:lang w:val="en-US"/>
+        </w:rPr>
+        <w:t xml:space="preserve">  </w:t>
+      </w:r>
+      <w:proofErr w:type="spellStart"/>
+      <w:r>
+        <w:rPr>
+          <w:rFonts w:ascii="Courier New" w:hAnsi="Courier New" w:cs="Courier New"/>
+          <w:lang w:val="en-US"/>
+        </w:rPr>
+        <w:t>lcd.print</w:t>
+      </w:r>
+      <w:proofErr w:type="spellEnd"/>
+      <w:r>
+        <w:rPr>
+          <w:rFonts w:ascii="Courier New" w:hAnsi="Courier New" w:cs="Courier New"/>
+          <w:lang w:val="en-US"/>
+        </w:rPr>
+        <w:t>(lus2);</w:t>
+      </w:r>
+    </w:p>
+    <w:p>
+      <w:pPr>
+        <w:pStyle w:val="Textosenformato"/>
+        <w:rPr>
+          <w:rFonts w:ascii="Courier New" w:hAnsi="Courier New" w:cs="Courier New"/>
+          <w:lang w:val="en-US"/>
+        </w:rPr>
+      </w:pPr>
+      <w:r>
+        <w:rPr>
+          <w:rFonts w:ascii="Courier New" w:hAnsi="Courier New" w:cs="Courier New"/>
+          <w:lang w:val="en-US"/>
+        </w:rPr>
+        <w:t xml:space="preserve">  </w:t>
+      </w:r>
+      <w:proofErr w:type="gramStart"/>
+      <w:r>
+        <w:rPr>
+          <w:rFonts w:ascii="Courier New" w:hAnsi="Courier New" w:cs="Courier New"/>
+          <w:lang w:val="en-US"/>
+        </w:rPr>
+        <w:t>delay(</w:t>
+      </w:r>
+      <w:proofErr w:type="gramEnd"/>
+      <w:r>
+        <w:rPr>
+          <w:rFonts w:ascii="Courier New" w:hAnsi="Courier New" w:cs="Courier New"/>
+          <w:lang w:val="en-US"/>
+        </w:rPr>
+        <w:t>5000);</w:t>
+      </w:r>
+    </w:p>
+    <w:p>
+      <w:pPr>
+        <w:pStyle w:val="Textosenformato"/>
+        <w:rPr>
+          <w:rFonts w:ascii="Courier New" w:hAnsi="Courier New" w:cs="Courier New"/>
+          <w:lang w:val="en-US"/>
+        </w:rPr>
+      </w:pPr>
+      <w:r>
+        <w:rPr>
+          <w:rFonts w:ascii="Courier New" w:hAnsi="Courier New" w:cs="Courier New"/>
+          <w:lang w:val="en-US"/>
+        </w:rPr>
+        <w:t xml:space="preserve">  </w:t>
+      </w:r>
+      <w:proofErr w:type="spellStart"/>
+      <w:proofErr w:type="gramStart"/>
+      <w:r>
+        <w:rPr>
+          <w:rFonts w:ascii="Courier New" w:hAnsi="Courier New" w:cs="Courier New"/>
+          <w:lang w:val="en-US"/>
+        </w:rPr>
+        <w:t>lcd.clear</w:t>
+      </w:r>
+      <w:proofErr w:type="spellEnd"/>
+      <w:proofErr w:type="gramEnd"/>
+      <w:r>
+        <w:rPr>
+          <w:rFonts w:ascii="Courier New" w:hAnsi="Courier New" w:cs="Courier New"/>
+          <w:lang w:val="en-US"/>
+        </w:rPr>
+        <w:t>();</w:t>
+      </w:r>
+    </w:p>
+    <w:p>
+      <w:pPr>
+        <w:pStyle w:val="Textosenformato"/>
+        <w:rPr>
+          <w:rFonts w:ascii="Courier New" w:hAnsi="Courier New" w:cs="Courier New"/>
+          <w:lang w:val="en-US"/>
+        </w:rPr>
+      </w:pPr>
+    </w:p>
+    <w:p>
+      <w:pPr>
+        <w:pStyle w:val="Textosenformato"/>
+        <w:rPr>
+          <w:rFonts w:ascii="Courier New" w:hAnsi="Courier New" w:cs="Courier New"/>
+          <w:lang w:val="en-US"/>
+        </w:rPr>
+      </w:pPr>
+      <w:r>
+        <w:rPr>
+          <w:rFonts w:ascii="Courier New" w:hAnsi="Courier New" w:cs="Courier New"/>
+          <w:lang w:val="en-US"/>
+        </w:rPr>
+        <w:t xml:space="preserve">  </w:t>
+      </w:r>
+      <w:proofErr w:type="spellStart"/>
+      <w:proofErr w:type="gramStart"/>
+      <w:r>
+        <w:rPr>
+          <w:rFonts w:ascii="Courier New" w:hAnsi="Courier New" w:cs="Courier New"/>
+          <w:lang w:val="en-US"/>
+        </w:rPr>
+        <w:t>lcd.home</w:t>
+      </w:r>
+      <w:proofErr w:type="spellEnd"/>
+      <w:proofErr w:type="gramEnd"/>
+      <w:r>
+        <w:rPr>
+          <w:rFonts w:ascii="Courier New" w:hAnsi="Courier New" w:cs="Courier New"/>
+          <w:lang w:val="en-US"/>
+        </w:rPr>
+        <w:t>();</w:t>
+      </w:r>
+    </w:p>
+    <w:p>
+      <w:pPr>
+        <w:pStyle w:val="Textosenformato"/>
+        <w:rPr>
+          <w:rFonts w:ascii="Courier New" w:hAnsi="Courier New" w:cs="Courier New"/>
+          <w:lang w:val="en-US"/>
+        </w:rPr>
+      </w:pPr>
+      <w:r>
+        <w:rPr>
+          <w:rFonts w:ascii="Courier New" w:hAnsi="Courier New" w:cs="Courier New"/>
+          <w:lang w:val="en-US"/>
+        </w:rPr>
+        <w:t xml:space="preserve">  </w:t>
+      </w:r>
+      <w:proofErr w:type="spellStart"/>
+      <w:r>
+        <w:rPr>
+          <w:rFonts w:ascii="Courier New" w:hAnsi="Courier New" w:cs="Courier New"/>
+          <w:lang w:val="en-US"/>
+        </w:rPr>
+        <w:t>lcd.</w:t>
+      </w:r>
+      <w:proofErr w:type="gramStart"/>
+      <w:r>
+        <w:rPr>
+          <w:rFonts w:ascii="Courier New" w:hAnsi="Courier New" w:cs="Courier New"/>
+          <w:lang w:val="en-US"/>
+        </w:rPr>
+        <w:t>print</w:t>
+      </w:r>
+      <w:proofErr w:type="spellEnd"/>
+      <w:r>
+        <w:rPr>
+          <w:rFonts w:ascii="Courier New" w:hAnsi="Courier New" w:cs="Courier New"/>
+          <w:lang w:val="en-US"/>
+        </w:rPr>
+        <w:t>(</w:t>
+      </w:r>
+      <w:proofErr w:type="gramEnd"/>
+      <w:r>
+        <w:rPr>
+          <w:rFonts w:ascii="Courier New" w:hAnsi="Courier New" w:cs="Courier New"/>
+          <w:lang w:val="en-US"/>
+        </w:rPr>
+        <w:t>"Luz 3:");</w:t>
+      </w:r>
+    </w:p>
+    <w:p>
+      <w:pPr>
+        <w:pStyle w:val="Textosenformato"/>
+        <w:rPr>
+          <w:rFonts w:ascii="Courier New" w:hAnsi="Courier New" w:cs="Courier New"/>
+          <w:lang w:val="en-US"/>
+        </w:rPr>
+      </w:pPr>
+      <w:r>
+        <w:rPr>
+          <w:rFonts w:ascii="Courier New" w:hAnsi="Courier New" w:cs="Courier New"/>
+          <w:lang w:val="en-US"/>
+        </w:rPr>
+        <w:t xml:space="preserve">  </w:t>
+      </w:r>
+      <w:proofErr w:type="spellStart"/>
+      <w:r>
+        <w:rPr>
+          <w:rFonts w:ascii="Courier New" w:hAnsi="Courier New" w:cs="Courier New"/>
+          <w:lang w:val="en-US"/>
+        </w:rPr>
+        <w:t>lcd.print</w:t>
+      </w:r>
+      <w:proofErr w:type="spellEnd"/>
+      <w:r>
+        <w:rPr>
+          <w:rFonts w:ascii="Courier New" w:hAnsi="Courier New" w:cs="Courier New"/>
+          <w:lang w:val="en-US"/>
+        </w:rPr>
+        <w:t>(lus3);</w:t>
+      </w:r>
+    </w:p>
+    <w:p>
+      <w:pPr>
+        <w:pStyle w:val="Textosenformato"/>
+        <w:rPr>
+          <w:rFonts w:ascii="Courier New" w:hAnsi="Courier New" w:cs="Courier New"/>
+          <w:lang w:val="en-US"/>
+        </w:rPr>
+      </w:pPr>
+      <w:r>
+        <w:rPr>
+          <w:rFonts w:ascii="Courier New" w:hAnsi="Courier New" w:cs="Courier New"/>
+          <w:lang w:val="en-US"/>
+        </w:rPr>
+        <w:t xml:space="preserve">  </w:t>
+      </w:r>
+      <w:proofErr w:type="gramStart"/>
+      <w:r>
+        <w:rPr>
+          <w:rFonts w:ascii="Courier New" w:hAnsi="Courier New" w:cs="Courier New"/>
+          <w:lang w:val="en-US"/>
+        </w:rPr>
+        <w:t>delay(</w:t>
+      </w:r>
+      <w:proofErr w:type="gramEnd"/>
+      <w:r>
+        <w:rPr>
+          <w:rFonts w:ascii="Courier New" w:hAnsi="Courier New" w:cs="Courier New"/>
+          <w:lang w:val="en-US"/>
+        </w:rPr>
+        <w:t>5000);</w:t>
+      </w:r>
+    </w:p>
+    <w:p>
+      <w:pPr>
+        <w:pStyle w:val="Textosenformato"/>
+        <w:rPr>
+          <w:rFonts w:ascii="Courier New" w:hAnsi="Courier New" w:cs="Courier New"/>
+          <w:lang w:val="en-US"/>
+        </w:rPr>
+      </w:pPr>
+      <w:r>
+        <w:rPr>
+          <w:rFonts w:ascii="Courier New" w:hAnsi="Courier New" w:cs="Courier New"/>
+          <w:lang w:val="en-US"/>
+        </w:rPr>
+        <w:t xml:space="preserve">      </w:t>
+      </w:r>
+    </w:p>
+    <w:p>
+      <w:pPr>
+        <w:pStyle w:val="Textosenformato"/>
+        <w:rPr>
+          <w:rFonts w:ascii="Courier New" w:hAnsi="Courier New" w:cs="Courier New"/>
+          <w:lang w:val="en-US"/>
+        </w:rPr>
+      </w:pPr>
+      <w:r>
+        <w:rPr>
+          <w:rFonts w:ascii="Courier New" w:hAnsi="Courier New" w:cs="Courier New"/>
+          <w:lang w:val="en-US"/>
+        </w:rPr>
+        <w:t>}</w:t>
+      </w:r>
+    </w:p>
+    <w:p>
+      <w:pPr>
+        <w:pStyle w:val="Textosenformato"/>
+        <w:rPr>
+          <w:rFonts w:ascii="Courier New" w:hAnsi="Courier New" w:cs="Courier New"/>
+          <w:lang w:val="en-US"/>
+        </w:rPr>
+      </w:pPr>
+    </w:p>
+    <w:p>
+      <w:pPr>
+        <w:pStyle w:val="Textosenformato"/>
+        <w:rPr>
+          <w:rFonts w:ascii="Courier New" w:hAnsi="Courier New" w:cs="Courier New"/>
+          <w:lang w:val="en-US"/>
+        </w:rPr>
+      </w:pPr>
+      <w:r>
+        <w:rPr>
+          <w:rFonts w:ascii="Courier New" w:hAnsi="Courier New" w:cs="Courier New"/>
+          <w:lang w:val="en-US"/>
+        </w:rPr>
+        <w:t xml:space="preserve">void </w:t>
+      </w:r>
+      <w:proofErr w:type="gramStart"/>
+      <w:r>
+        <w:rPr>
+          <w:rFonts w:ascii="Courier New" w:hAnsi="Courier New" w:cs="Courier New"/>
+          <w:lang w:val="en-US"/>
+        </w:rPr>
+        <w:t>loop(</w:t>
+      </w:r>
+      <w:proofErr w:type="gramEnd"/>
+      <w:r>
+        <w:rPr>
+          <w:rFonts w:ascii="Courier New" w:hAnsi="Courier New" w:cs="Courier New"/>
+          <w:lang w:val="en-US"/>
+        </w:rPr>
+        <w:t>) {</w:t>
+      </w:r>
+    </w:p>
+    <w:p>
+      <w:pPr>
+        <w:pStyle w:val="Textosenformato"/>
+        <w:rPr>
+          <w:rFonts w:ascii="Courier New" w:hAnsi="Courier New" w:cs="Courier New"/>
+        </w:rPr>
+      </w:pPr>
+      <w:r>
+        <w:rPr>
+          <w:rFonts w:ascii="Courier New" w:hAnsi="Courier New" w:cs="Courier New"/>
+          <w:lang w:val="en-US"/>
+        </w:rPr>
+        <w:t xml:space="preserve">   </w:t>
+      </w:r>
+      <w:r>
+        <w:rPr>
+          <w:rFonts w:ascii="Courier New" w:hAnsi="Courier New" w:cs="Courier New"/>
+        </w:rPr>
+        <w:t>//Tomar os datos da temperatura dos sensores DHT</w:t>
+      </w:r>
+    </w:p>
+    <w:p>
+      <w:pPr>
+        <w:pStyle w:val="Textosenformato"/>
+        <w:rPr>
+          <w:rFonts w:ascii="Courier New" w:hAnsi="Courier New" w:cs="Courier New"/>
+          <w:lang w:val="en-US"/>
+        </w:rPr>
+      </w:pPr>
+      <w:r>
+        <w:rPr>
+          <w:rFonts w:ascii="Courier New" w:hAnsi="Courier New" w:cs="Courier New"/>
+        </w:rPr>
+        <w:t xml:space="preserve">  </w:t>
+      </w:r>
+      <w:r>
+        <w:rPr>
+          <w:rFonts w:ascii="Courier New" w:hAnsi="Courier New" w:cs="Courier New"/>
+          <w:lang w:val="en-US"/>
+        </w:rPr>
+        <w:t>temp1 = dht1.readTemperature();</w:t>
+      </w:r>
+    </w:p>
+    <w:p>
+      <w:pPr>
+        <w:pStyle w:val="Textosenformato"/>
+        <w:rPr>
+          <w:rFonts w:ascii="Courier New" w:hAnsi="Courier New" w:cs="Courier New"/>
+          <w:lang w:val="en-US"/>
+        </w:rPr>
+      </w:pPr>
+      <w:r>
+        <w:rPr>
+          <w:rFonts w:ascii="Courier New" w:hAnsi="Courier New" w:cs="Courier New"/>
+          <w:lang w:val="en-US"/>
+        </w:rPr>
+        <w:t xml:space="preserve">  temp2 = dht2.readTemperature();</w:t>
+      </w:r>
+    </w:p>
+    <w:p>
+      <w:pPr>
+        <w:pStyle w:val="Textosenformato"/>
+        <w:rPr>
+          <w:rFonts w:ascii="Courier New" w:hAnsi="Courier New" w:cs="Courier New"/>
+        </w:rPr>
+      </w:pPr>
+      <w:r>
+        <w:rPr>
+          <w:rFonts w:ascii="Courier New" w:hAnsi="Courier New" w:cs="Courier New"/>
+          <w:lang w:val="en-US"/>
+        </w:rPr>
+        <w:t xml:space="preserve">  </w:t>
+      </w:r>
+      <w:r>
+        <w:rPr>
+          <w:rFonts w:ascii="Courier New" w:hAnsi="Courier New" w:cs="Courier New"/>
+        </w:rPr>
+        <w:t>temp3 = dht3.readTemperature();</w:t>
+      </w:r>
+    </w:p>
+    <w:p>
+      <w:pPr>
+        <w:pStyle w:val="Textosenformato"/>
+        <w:rPr>
+          <w:rFonts w:ascii="Courier New" w:hAnsi="Courier New" w:cs="Courier New"/>
+        </w:rPr>
+      </w:pPr>
+    </w:p>
+    <w:p>
+      <w:pPr>
+        <w:pStyle w:val="Textosenformato"/>
+        <w:rPr>
+          <w:rFonts w:ascii="Courier New" w:hAnsi="Courier New" w:cs="Courier New"/>
+        </w:rPr>
+      </w:pPr>
+      <w:r>
+        <w:rPr>
+          <w:rFonts w:ascii="Courier New" w:hAnsi="Courier New" w:cs="Courier New"/>
+        </w:rPr>
+        <w:t xml:space="preserve">  //Tomar os datos da </w:t>
+      </w:r>
+      <w:proofErr w:type="spellStart"/>
+      <w:r>
+        <w:rPr>
+          <w:rFonts w:ascii="Courier New" w:hAnsi="Courier New" w:cs="Courier New"/>
+        </w:rPr>
+        <w:t>humidade</w:t>
+      </w:r>
+      <w:proofErr w:type="spellEnd"/>
+      <w:r>
+        <w:rPr>
+          <w:rFonts w:ascii="Courier New" w:hAnsi="Courier New" w:cs="Courier New"/>
+        </w:rPr>
+        <w:t xml:space="preserve"> dos sensores DHT</w:t>
+      </w:r>
+    </w:p>
+    <w:p>
+      <w:pPr>
+        <w:pStyle w:val="Textosenformato"/>
+        <w:rPr>
+          <w:rFonts w:ascii="Courier New" w:hAnsi="Courier New" w:cs="Courier New"/>
+          <w:lang w:val="en-US"/>
+        </w:rPr>
+      </w:pPr>
+      <w:r>
+        <w:rPr>
+          <w:rFonts w:ascii="Courier New" w:hAnsi="Courier New" w:cs="Courier New"/>
+        </w:rPr>
+        <w:t xml:space="preserve">  </w:t>
+      </w:r>
+      <w:r>
+        <w:rPr>
+          <w:rFonts w:ascii="Courier New" w:hAnsi="Courier New" w:cs="Courier New"/>
+          <w:lang w:val="en-US"/>
+        </w:rPr>
+        <w:t>hum1 =dht1.readHumidity();</w:t>
+      </w:r>
+    </w:p>
+    <w:p>
+      <w:pPr>
+        <w:pStyle w:val="Textosenformato"/>
+        <w:rPr>
+          <w:rFonts w:ascii="Courier New" w:hAnsi="Courier New" w:cs="Courier New"/>
+          <w:lang w:val="en-US"/>
+        </w:rPr>
+      </w:pPr>
+      <w:r>
+        <w:rPr>
+          <w:rFonts w:ascii="Courier New" w:hAnsi="Courier New" w:cs="Courier New"/>
+          <w:lang w:val="en-US"/>
+        </w:rPr>
+        <w:t xml:space="preserve">  hum2 =dht2.readHumidity();</w:t>
+      </w:r>
+    </w:p>
+    <w:p>
+      <w:pPr>
+        <w:pStyle w:val="Textosenformato"/>
+        <w:rPr>
+          <w:rFonts w:ascii="Courier New" w:hAnsi="Courier New" w:cs="Courier New"/>
+        </w:rPr>
+      </w:pPr>
+      <w:r>
+        <w:rPr>
+          <w:rFonts w:ascii="Courier New" w:hAnsi="Courier New" w:cs="Courier New"/>
+          <w:lang w:val="en-US"/>
+        </w:rPr>
+        <w:t xml:space="preserve">  </w:t>
+      </w:r>
+      <w:r>
+        <w:rPr>
+          <w:rFonts w:ascii="Courier New" w:hAnsi="Courier New" w:cs="Courier New"/>
+        </w:rPr>
+        <w:t>hum3 =dht3.readHumidity();</w:t>
+      </w:r>
+    </w:p>
+    <w:p>
+      <w:pPr>
+        <w:pStyle w:val="Textosenformato"/>
+        <w:rPr>
+          <w:rFonts w:ascii="Courier New" w:hAnsi="Courier New" w:cs="Courier New"/>
+        </w:rPr>
+      </w:pPr>
+      <w:r>
+        <w:rPr>
+          <w:rFonts w:ascii="Courier New" w:hAnsi="Courier New" w:cs="Courier New"/>
+        </w:rPr>
+        <w:t xml:space="preserve">  </w:t>
+      </w:r>
+    </w:p>
+    <w:p>
+      <w:pPr>
+        <w:pStyle w:val="Textosenformato"/>
+        <w:rPr>
+          <w:rFonts w:ascii="Courier New" w:hAnsi="Courier New" w:cs="Courier New"/>
+        </w:rPr>
+      </w:pPr>
+      <w:r>
+        <w:rPr>
+          <w:rFonts w:ascii="Courier New" w:hAnsi="Courier New" w:cs="Courier New"/>
+        </w:rPr>
+        <w:t xml:space="preserve">  //Tomar os datos da temperatura do sensor MAX6675</w:t>
+      </w:r>
+    </w:p>
+    <w:p>
+      <w:pPr>
+        <w:pStyle w:val="Textosenformato"/>
+        <w:rPr>
+          <w:rFonts w:ascii="Courier New" w:hAnsi="Courier New" w:cs="Courier New"/>
+          <w:lang w:val="en-US"/>
+        </w:rPr>
+      </w:pPr>
+      <w:r>
+        <w:rPr>
+          <w:rFonts w:ascii="Courier New" w:hAnsi="Courier New" w:cs="Courier New"/>
+        </w:rPr>
+        <w:t xml:space="preserve">  </w:t>
+      </w:r>
+      <w:r>
+        <w:rPr>
+          <w:rFonts w:ascii="Courier New" w:hAnsi="Courier New" w:cs="Courier New"/>
+          <w:lang w:val="en-US"/>
+        </w:rPr>
+        <w:t>/*</w:t>
+      </w:r>
+      <w:proofErr w:type="spellStart"/>
+      <w:proofErr w:type="gramStart"/>
+      <w:r>
+        <w:rPr>
+          <w:rFonts w:ascii="Courier New" w:hAnsi="Courier New" w:cs="Courier New"/>
+          <w:lang w:val="en-US"/>
+        </w:rPr>
+        <w:t>digitalWrite</w:t>
+      </w:r>
+      <w:proofErr w:type="spellEnd"/>
+      <w:r>
+        <w:rPr>
+          <w:rFonts w:ascii="Courier New" w:hAnsi="Courier New" w:cs="Courier New"/>
+          <w:lang w:val="en-US"/>
+        </w:rPr>
+        <w:t>(</w:t>
+      </w:r>
+      <w:proofErr w:type="gramEnd"/>
+      <w:r>
+        <w:rPr>
+          <w:rFonts w:ascii="Courier New" w:hAnsi="Courier New" w:cs="Courier New"/>
+          <w:lang w:val="en-US"/>
+        </w:rPr>
+        <w:t>thermoCS1, LOW);</w:t>
+      </w:r>
+    </w:p>
+    <w:p>
+      <w:pPr>
+        <w:pStyle w:val="Textosenformato"/>
+        <w:rPr>
+          <w:rFonts w:ascii="Courier New" w:hAnsi="Courier New" w:cs="Courier New"/>
+          <w:lang w:val="en-US"/>
+        </w:rPr>
+      </w:pPr>
+      <w:r>
+        <w:rPr>
+          <w:rFonts w:ascii="Courier New" w:hAnsi="Courier New" w:cs="Courier New"/>
+          <w:lang w:val="en-US"/>
+        </w:rPr>
+        <w:t xml:space="preserve">  </w:t>
+      </w:r>
+      <w:proofErr w:type="gramStart"/>
+      <w:r>
+        <w:rPr>
+          <w:rFonts w:ascii="Courier New" w:hAnsi="Courier New" w:cs="Courier New"/>
+          <w:lang w:val="en-US"/>
+        </w:rPr>
+        <w:t>delay(</w:t>
+      </w:r>
+      <w:proofErr w:type="gramEnd"/>
+      <w:r>
+        <w:rPr>
+          <w:rFonts w:ascii="Courier New" w:hAnsi="Courier New" w:cs="Courier New"/>
+          <w:lang w:val="en-US"/>
+        </w:rPr>
+        <w:t>1);</w:t>
+      </w:r>
+    </w:p>
+    <w:p>
+      <w:pPr>
+        <w:pStyle w:val="Textosenformato"/>
+        <w:rPr>
+          <w:rFonts w:ascii="Courier New" w:hAnsi="Courier New" w:cs="Courier New"/>
+          <w:lang w:val="en-US"/>
+        </w:rPr>
+      </w:pPr>
+      <w:r>
+        <w:rPr>
+          <w:rFonts w:ascii="Courier New" w:hAnsi="Courier New" w:cs="Courier New"/>
+          <w:lang w:val="en-US"/>
+        </w:rPr>
+        <w:t xml:space="preserve">  uint16_t v = SPI.transfer16(0x0000);</w:t>
+      </w:r>
+    </w:p>
+    <w:p>
+      <w:pPr>
+        <w:pStyle w:val="Textosenformato"/>
+        <w:rPr>
+          <w:rFonts w:ascii="Courier New" w:hAnsi="Courier New" w:cs="Courier New"/>
+          <w:lang w:val="en-US"/>
+        </w:rPr>
+      </w:pPr>
+      <w:r>
+        <w:rPr>
+          <w:rFonts w:ascii="Courier New" w:hAnsi="Courier New" w:cs="Courier New"/>
+          <w:lang w:val="en-US"/>
+        </w:rPr>
+        <w:t xml:space="preserve">  </w:t>
+      </w:r>
+      <w:proofErr w:type="spellStart"/>
+      <w:proofErr w:type="gramStart"/>
+      <w:r>
+        <w:rPr>
+          <w:rFonts w:ascii="Courier New" w:hAnsi="Courier New" w:cs="Courier New"/>
+          <w:lang w:val="en-US"/>
+        </w:rPr>
+        <w:t>digitalWrite</w:t>
+      </w:r>
+      <w:proofErr w:type="spellEnd"/>
+      <w:r>
+        <w:rPr>
+          <w:rFonts w:ascii="Courier New" w:hAnsi="Courier New" w:cs="Courier New"/>
+          <w:lang w:val="en-US"/>
+        </w:rPr>
+        <w:t>(</w:t>
+      </w:r>
+      <w:proofErr w:type="gramEnd"/>
+      <w:r>
+        <w:rPr>
+          <w:rFonts w:ascii="Courier New" w:hAnsi="Courier New" w:cs="Courier New"/>
+          <w:lang w:val="en-US"/>
+        </w:rPr>
+        <w:t>thermoCS1, HIGH);</w:t>
+      </w:r>
+    </w:p>
+    <w:p>
+      <w:pPr>
+        <w:pStyle w:val="Textosenformato"/>
+        <w:rPr>
+          <w:rFonts w:ascii="Courier New" w:hAnsi="Courier New" w:cs="Courier New"/>
+          <w:lang w:val="en-US"/>
+        </w:rPr>
+      </w:pPr>
+      <w:r>
+        <w:rPr>
+          <w:rFonts w:ascii="Courier New" w:hAnsi="Courier New" w:cs="Courier New"/>
+          <w:lang w:val="en-US"/>
+        </w:rPr>
+        <w:t xml:space="preserve">  tempMAX1 = v*0.25;</w:t>
+      </w:r>
+    </w:p>
+    <w:p>
+      <w:pPr>
+        <w:pStyle w:val="Textosenformato"/>
+        <w:rPr>
+          <w:rFonts w:ascii="Courier New" w:hAnsi="Courier New" w:cs="Courier New"/>
+        </w:rPr>
+      </w:pPr>
+      <w:r>
+        <w:rPr>
+          <w:rFonts w:ascii="Courier New" w:hAnsi="Courier New" w:cs="Courier New"/>
+          <w:lang w:val="en-US"/>
+        </w:rPr>
+        <w:t xml:space="preserve">  </w:t>
+      </w:r>
+      <w:r>
+        <w:rPr>
+          <w:rFonts w:ascii="Courier New" w:hAnsi="Courier New" w:cs="Courier New"/>
+        </w:rPr>
+        <w:t>*/</w:t>
+      </w:r>
+    </w:p>
+    <w:p>
+      <w:pPr>
+        <w:pStyle w:val="Textosenformato"/>
+        <w:rPr>
+          <w:rFonts w:ascii="Courier New" w:hAnsi="Courier New" w:cs="Courier New"/>
+        </w:rPr>
+      </w:pPr>
+    </w:p>
+    <w:p>
+      <w:pPr>
+        <w:pStyle w:val="Textosenformato"/>
+        <w:rPr>
+          <w:rFonts w:ascii="Courier New" w:hAnsi="Courier New" w:cs="Courier New"/>
+        </w:rPr>
+      </w:pPr>
+      <w:r>
+        <w:rPr>
+          <w:rFonts w:ascii="Courier New" w:hAnsi="Courier New" w:cs="Courier New"/>
+        </w:rPr>
+        <w:t xml:space="preserve">  //Tomar os datos da temperatura do sensor DS18B20</w:t>
+      </w:r>
+    </w:p>
+    <w:p>
+      <w:pPr>
+        <w:pStyle w:val="Textosenformato"/>
+        <w:rPr>
+          <w:rFonts w:ascii="Courier New" w:hAnsi="Courier New" w:cs="Courier New"/>
+          <w:lang w:val="en-US"/>
+        </w:rPr>
+      </w:pPr>
+      <w:r>
+        <w:rPr>
+          <w:rFonts w:ascii="Courier New" w:hAnsi="Courier New" w:cs="Courier New"/>
+        </w:rPr>
+        <w:t xml:space="preserve">  </w:t>
+      </w:r>
+      <w:r>
+        <w:rPr>
+          <w:rFonts w:ascii="Courier New" w:hAnsi="Courier New" w:cs="Courier New"/>
+          <w:lang w:val="en-US"/>
+        </w:rPr>
+        <w:t>sensorDS18B20_</w:t>
+      </w:r>
+      <w:proofErr w:type="gramStart"/>
+      <w:r>
+        <w:rPr>
+          <w:rFonts w:ascii="Courier New" w:hAnsi="Courier New" w:cs="Courier New"/>
+          <w:lang w:val="en-US"/>
+        </w:rPr>
+        <w:t>1.requestTemperatures</w:t>
+      </w:r>
+      <w:proofErr w:type="gramEnd"/>
+      <w:r>
+        <w:rPr>
+          <w:rFonts w:ascii="Courier New" w:hAnsi="Courier New" w:cs="Courier New"/>
+          <w:lang w:val="en-US"/>
+        </w:rPr>
+        <w:t xml:space="preserve">(); </w:t>
+      </w:r>
+    </w:p>
+    <w:p>
+      <w:pPr>
+        <w:pStyle w:val="Textosenformato"/>
+        <w:rPr>
+          <w:rFonts w:ascii="Courier New" w:hAnsi="Courier New" w:cs="Courier New"/>
+          <w:lang w:val="en-US"/>
+        </w:rPr>
+      </w:pPr>
+      <w:r>
+        <w:rPr>
+          <w:rFonts w:ascii="Courier New" w:hAnsi="Courier New" w:cs="Courier New"/>
+          <w:lang w:val="en-US"/>
+        </w:rPr>
+        <w:t xml:space="preserve">  sensorDS18B20_</w:t>
+      </w:r>
+      <w:proofErr w:type="gramStart"/>
+      <w:r>
+        <w:rPr>
+          <w:rFonts w:ascii="Courier New" w:hAnsi="Courier New" w:cs="Courier New"/>
+          <w:lang w:val="en-US"/>
+        </w:rPr>
+        <w:t>2.requestTemperatures</w:t>
+      </w:r>
+      <w:proofErr w:type="gramEnd"/>
+      <w:r>
+        <w:rPr>
+          <w:rFonts w:ascii="Courier New" w:hAnsi="Courier New" w:cs="Courier New"/>
+          <w:lang w:val="en-US"/>
+        </w:rPr>
+        <w:t xml:space="preserve">(); </w:t>
+      </w:r>
+    </w:p>
+    <w:p>
+      <w:pPr>
+        <w:pStyle w:val="Textosenformato"/>
+        <w:rPr>
+          <w:rFonts w:ascii="Courier New" w:hAnsi="Courier New" w:cs="Courier New"/>
+          <w:lang w:val="en-US"/>
+        </w:rPr>
+      </w:pPr>
+      <w:r>
+        <w:rPr>
+          <w:rFonts w:ascii="Courier New" w:hAnsi="Courier New" w:cs="Courier New"/>
+          <w:lang w:val="en-US"/>
+        </w:rPr>
+        <w:t xml:space="preserve">  sensorDS18B20_</w:t>
+      </w:r>
+      <w:proofErr w:type="gramStart"/>
+      <w:r>
+        <w:rPr>
+          <w:rFonts w:ascii="Courier New" w:hAnsi="Courier New" w:cs="Courier New"/>
+          <w:lang w:val="en-US"/>
+        </w:rPr>
+        <w:t>3.requestTemperatures</w:t>
+      </w:r>
+      <w:proofErr w:type="gramEnd"/>
+      <w:r>
+        <w:rPr>
+          <w:rFonts w:ascii="Courier New" w:hAnsi="Courier New" w:cs="Courier New"/>
+          <w:lang w:val="en-US"/>
+        </w:rPr>
+        <w:t xml:space="preserve">(); </w:t>
+      </w:r>
+    </w:p>
+    <w:p>
+      <w:pPr>
+        <w:pStyle w:val="Textosenformato"/>
+        <w:rPr>
+          <w:rFonts w:ascii="Courier New" w:hAnsi="Courier New" w:cs="Courier New"/>
+          <w:lang w:val="en-US"/>
+        </w:rPr>
+      </w:pPr>
+      <w:r>
+        <w:rPr>
+          <w:rFonts w:ascii="Courier New" w:hAnsi="Courier New" w:cs="Courier New"/>
+          <w:lang w:val="en-US"/>
+        </w:rPr>
+        <w:t xml:space="preserve">  tempDS1 = sensorDS18B20_</w:t>
+      </w:r>
+      <w:proofErr w:type="gramStart"/>
+      <w:r>
+        <w:rPr>
+          <w:rFonts w:ascii="Courier New" w:hAnsi="Courier New" w:cs="Courier New"/>
+          <w:lang w:val="en-US"/>
+        </w:rPr>
+        <w:t>1.getTempCByIndex</w:t>
+      </w:r>
+      <w:proofErr w:type="gramEnd"/>
+      <w:r>
+        <w:rPr>
+          <w:rFonts w:ascii="Courier New" w:hAnsi="Courier New" w:cs="Courier New"/>
+          <w:lang w:val="en-US"/>
+        </w:rPr>
+        <w:t>(0);</w:t>
+      </w:r>
+    </w:p>
+    <w:p>
+      <w:pPr>
+        <w:pStyle w:val="Textosenformato"/>
+        <w:rPr>
+          <w:rFonts w:ascii="Courier New" w:hAnsi="Courier New" w:cs="Courier New"/>
+          <w:lang w:val="en-US"/>
+        </w:rPr>
+      </w:pPr>
+      <w:r>
+        <w:rPr>
+          <w:rFonts w:ascii="Courier New" w:hAnsi="Courier New" w:cs="Courier New"/>
+          <w:lang w:val="en-US"/>
+        </w:rPr>
+        <w:t xml:space="preserve">  tempDS2 = sensorDS18B20_</w:t>
+      </w:r>
+      <w:proofErr w:type="gramStart"/>
+      <w:r>
+        <w:rPr>
+          <w:rFonts w:ascii="Courier New" w:hAnsi="Courier New" w:cs="Courier New"/>
+          <w:lang w:val="en-US"/>
+        </w:rPr>
+        <w:t>2.getTempCByIndex</w:t>
+      </w:r>
+      <w:proofErr w:type="gramEnd"/>
+      <w:r>
+        <w:rPr>
+          <w:rFonts w:ascii="Courier New" w:hAnsi="Courier New" w:cs="Courier New"/>
+          <w:lang w:val="en-US"/>
+        </w:rPr>
+        <w:t>(0);</w:t>
+      </w:r>
+    </w:p>
+    <w:p>
+      <w:pPr>
+        <w:pStyle w:val="Textosenformato"/>
+        <w:rPr>
+          <w:rFonts w:ascii="Courier New" w:hAnsi="Courier New" w:cs="Courier New"/>
+          <w:lang w:val="en-US"/>
+        </w:rPr>
+      </w:pPr>
+      <w:r>
+        <w:rPr>
+          <w:rFonts w:ascii="Courier New" w:hAnsi="Courier New" w:cs="Courier New"/>
+          <w:lang w:val="en-US"/>
+        </w:rPr>
+        <w:t xml:space="preserve">  tempDS3 = sensorDS18B20_</w:t>
+      </w:r>
+      <w:proofErr w:type="gramStart"/>
+      <w:r>
+        <w:rPr>
+          <w:rFonts w:ascii="Courier New" w:hAnsi="Courier New" w:cs="Courier New"/>
+          <w:lang w:val="en-US"/>
+        </w:rPr>
+        <w:t>3.getTempCByIndex</w:t>
+      </w:r>
+      <w:proofErr w:type="gramEnd"/>
+      <w:r>
+        <w:rPr>
+          <w:rFonts w:ascii="Courier New" w:hAnsi="Courier New" w:cs="Courier New"/>
+          <w:lang w:val="en-US"/>
+        </w:rPr>
+        <w:t>(0);</w:t>
+      </w:r>
+    </w:p>
+    <w:p>
+      <w:pPr>
+        <w:pStyle w:val="Textosenformato"/>
+        <w:rPr>
+          <w:rFonts w:ascii="Courier New" w:hAnsi="Courier New" w:cs="Courier New"/>
+          <w:lang w:val="en-US"/>
+        </w:rPr>
+      </w:pPr>
+      <w:r>
+        <w:rPr>
+          <w:rFonts w:ascii="Courier New" w:hAnsi="Courier New" w:cs="Courier New"/>
+          <w:lang w:val="en-US"/>
+        </w:rPr>
+        <w:t xml:space="preserve">  </w:t>
+      </w:r>
+    </w:p>
+    <w:p>
+      <w:pPr>
+        <w:pStyle w:val="Textosenformato"/>
+        <w:rPr>
+          <w:rFonts w:ascii="Courier New" w:hAnsi="Courier New" w:cs="Courier New"/>
+          <w:lang w:val="en-US"/>
+        </w:rPr>
+      </w:pPr>
+      <w:r>
+        <w:rPr>
+          <w:rFonts w:ascii="Courier New" w:hAnsi="Courier New" w:cs="Courier New"/>
+          <w:lang w:val="en-US"/>
+        </w:rPr>
+        <w:t xml:space="preserve">  lus1= </w:t>
+      </w:r>
+      <w:proofErr w:type="spellStart"/>
+      <w:r>
+        <w:rPr>
+          <w:rFonts w:ascii="Courier New" w:hAnsi="Courier New" w:cs="Courier New"/>
+          <w:lang w:val="en-US"/>
+        </w:rPr>
+        <w:t>analogRead</w:t>
+      </w:r>
+      <w:proofErr w:type="spellEnd"/>
+      <w:r>
+        <w:rPr>
+          <w:rFonts w:ascii="Courier New" w:hAnsi="Courier New" w:cs="Courier New"/>
+          <w:lang w:val="en-US"/>
+        </w:rPr>
+        <w:t>(A0);</w:t>
+      </w:r>
+    </w:p>
+    <w:p>
+      <w:pPr>
+        <w:pStyle w:val="Textosenformato"/>
+        <w:rPr>
+          <w:rFonts w:ascii="Courier New" w:hAnsi="Courier New" w:cs="Courier New"/>
+          <w:lang w:val="en-US"/>
+        </w:rPr>
+      </w:pPr>
+      <w:r>
+        <w:rPr>
+          <w:rFonts w:ascii="Courier New" w:hAnsi="Courier New" w:cs="Courier New"/>
+          <w:lang w:val="en-US"/>
+        </w:rPr>
+        <w:lastRenderedPageBreak/>
+        <w:t xml:space="preserve">  lus2= </w:t>
+      </w:r>
+      <w:proofErr w:type="spellStart"/>
+      <w:r>
+        <w:rPr>
+          <w:rFonts w:ascii="Courier New" w:hAnsi="Courier New" w:cs="Courier New"/>
+          <w:lang w:val="en-US"/>
+        </w:rPr>
+        <w:t>analogRead</w:t>
+      </w:r>
+      <w:proofErr w:type="spellEnd"/>
+      <w:r>
+        <w:rPr>
+          <w:rFonts w:ascii="Courier New" w:hAnsi="Courier New" w:cs="Courier New"/>
+          <w:lang w:val="en-US"/>
+        </w:rPr>
+        <w:t>(A1);</w:t>
+      </w:r>
+    </w:p>
+    <w:p>
+      <w:pPr>
+        <w:pStyle w:val="Textosenformato"/>
+        <w:rPr>
+          <w:rFonts w:ascii="Courier New" w:hAnsi="Courier New" w:cs="Courier New"/>
+          <w:lang w:val="en-US"/>
+        </w:rPr>
+      </w:pPr>
+      <w:r>
+        <w:rPr>
+          <w:rFonts w:ascii="Courier New" w:hAnsi="Courier New" w:cs="Courier New"/>
+          <w:lang w:val="en-US"/>
+        </w:rPr>
+        <w:t xml:space="preserve">  lus3= </w:t>
+      </w:r>
+      <w:proofErr w:type="spellStart"/>
+      <w:r>
+        <w:rPr>
+          <w:rFonts w:ascii="Courier New" w:hAnsi="Courier New" w:cs="Courier New"/>
+          <w:lang w:val="en-US"/>
+        </w:rPr>
+        <w:t>analogRead</w:t>
+      </w:r>
+      <w:proofErr w:type="spellEnd"/>
+      <w:r>
+        <w:rPr>
+          <w:rFonts w:ascii="Courier New" w:hAnsi="Courier New" w:cs="Courier New"/>
+          <w:lang w:val="en-US"/>
+        </w:rPr>
+        <w:t>(A2);</w:t>
+      </w:r>
+    </w:p>
+    <w:p>
+      <w:pPr>
+        <w:pStyle w:val="Textosenformato"/>
+        <w:rPr>
+          <w:rFonts w:ascii="Courier New" w:hAnsi="Courier New" w:cs="Courier New"/>
+          <w:lang w:val="en-US"/>
+        </w:rPr>
+      </w:pPr>
+      <w:r>
+        <w:rPr>
+          <w:rFonts w:ascii="Courier New" w:hAnsi="Courier New" w:cs="Courier New"/>
+          <w:lang w:val="en-US"/>
+        </w:rPr>
+        <w:t xml:space="preserve"> </w:t>
+      </w:r>
+    </w:p>
+    <w:p>
+      <w:pPr>
+        <w:pStyle w:val="Textosenformato"/>
+        <w:rPr>
+          <w:rFonts w:ascii="Courier New" w:hAnsi="Courier New" w:cs="Courier New"/>
+          <w:lang w:val="en-US"/>
+        </w:rPr>
+      </w:pPr>
+      <w:r>
+        <w:rPr>
+          <w:rFonts w:ascii="Courier New" w:hAnsi="Courier New" w:cs="Courier New"/>
+          <w:lang w:val="en-US"/>
+        </w:rPr>
+        <w:t xml:space="preserve">  </w:t>
+      </w:r>
+      <w:proofErr w:type="spellStart"/>
+      <w:proofErr w:type="gramStart"/>
+      <w:r>
+        <w:rPr>
+          <w:rFonts w:ascii="Courier New" w:hAnsi="Courier New" w:cs="Courier New"/>
+          <w:lang w:val="en-US"/>
+        </w:rPr>
+        <w:t>SerialTemHum</w:t>
+      </w:r>
+      <w:proofErr w:type="spellEnd"/>
+      <w:r>
+        <w:rPr>
+          <w:rFonts w:ascii="Courier New" w:hAnsi="Courier New" w:cs="Courier New"/>
+          <w:lang w:val="en-US"/>
+        </w:rPr>
+        <w:t>(</w:t>
+      </w:r>
+      <w:proofErr w:type="gramEnd"/>
+      <w:r>
+        <w:rPr>
+          <w:rFonts w:ascii="Courier New" w:hAnsi="Courier New" w:cs="Courier New"/>
+          <w:lang w:val="en-US"/>
+        </w:rPr>
+        <w:t>);</w:t>
+      </w:r>
+    </w:p>
+    <w:p>
+      <w:pPr>
+        <w:pStyle w:val="Textosenformato"/>
+        <w:rPr>
+          <w:rFonts w:ascii="Courier New" w:hAnsi="Courier New" w:cs="Courier New"/>
+          <w:lang w:val="en-US"/>
+        </w:rPr>
+      </w:pPr>
+      <w:r>
+        <w:rPr>
+          <w:rFonts w:ascii="Courier New" w:hAnsi="Courier New" w:cs="Courier New"/>
+          <w:lang w:val="en-US"/>
+        </w:rPr>
+        <w:t xml:space="preserve">  </w:t>
+      </w:r>
+      <w:proofErr w:type="spellStart"/>
+      <w:proofErr w:type="gramStart"/>
+      <w:r>
+        <w:rPr>
+          <w:rFonts w:ascii="Courier New" w:hAnsi="Courier New" w:cs="Courier New"/>
+          <w:lang w:val="en-US"/>
+        </w:rPr>
+        <w:t>lcdTempHum</w:t>
+      </w:r>
+      <w:proofErr w:type="spellEnd"/>
+      <w:r>
+        <w:rPr>
+          <w:rFonts w:ascii="Courier New" w:hAnsi="Courier New" w:cs="Courier New"/>
+          <w:lang w:val="en-US"/>
+        </w:rPr>
+        <w:t>(</w:t>
+      </w:r>
+      <w:proofErr w:type="gramEnd"/>
+      <w:r>
+        <w:rPr>
+          <w:rFonts w:ascii="Courier New" w:hAnsi="Courier New" w:cs="Courier New"/>
+          <w:lang w:val="en-US"/>
+        </w:rPr>
+        <w:t>);</w:t>
+      </w:r>
+    </w:p>
+    <w:p>
+      <w:pPr>
+        <w:pStyle w:val="Textosenformato"/>
+        <w:rPr>
+          <w:rFonts w:ascii="Courier New" w:hAnsi="Courier New" w:cs="Courier New"/>
+          <w:lang w:val="en-US"/>
+        </w:rPr>
+      </w:pPr>
+      <w:r>
+        <w:rPr>
+          <w:rFonts w:ascii="Courier New" w:hAnsi="Courier New" w:cs="Courier New"/>
+          <w:lang w:val="en-US"/>
+        </w:rPr>
+        <w:t>}</w:t>
+      </w:r>
+    </w:p>
+    <w:p>
+      <w:pPr>
+        <w:pStyle w:val="Textosenformato"/>
+        <w:rPr>
+          <w:rFonts w:ascii="Courier New" w:hAnsi="Courier New" w:cs="Courier New"/>
+          <w:lang w:val="en-US"/>
+        </w:rPr>
+      </w:pPr>
+    </w:p>
+    <w:p>
+      <w:pPr>
+        <w:jc w:val="left"/>
+        <w:rPr>
+          <w:sz w:val="32"/>
+          <w:szCs w:val="32"/>
+        </w:rPr>
+      </w:pPr>
+      <w:r>
+        <w:rPr>
+          <w:sz w:val="32"/>
+          <w:szCs w:val="32"/>
+        </w:rPr>
+        <w:br w:type="page"/>
+      </w:r>
+    </w:p>
+    <w:p>
+      <w:pPr>
+        <w:jc w:val="left"/>
+        <w:rPr>
+          <w:sz w:val="32"/>
+          <w:szCs w:val="32"/>
+        </w:rPr>
+      </w:pPr>
+      <w:r>
+        <w:rPr>
+          <w:sz w:val="32"/>
+          <w:szCs w:val="32"/>
+        </w:rPr>
+        <w:lastRenderedPageBreak/>
         <w:t>Apéndice B:</w:t>
       </w:r>
       <w:r>
+        <w:rPr>
+          <w:sz w:val="32"/>
+          <w:szCs w:val="32"/>
+        </w:rPr>
         <w:t xml:space="preserve"> Especificacións do material illante</w:t>
       </w:r>
     </w:p>
     <w:p>
-      <w:r>
+      <w:pPr>
+        <w:jc w:val="left"/>
+        <w:rPr>
+          <w:sz w:val="32"/>
+          <w:szCs w:val="32"/>
+        </w:rPr>
+      </w:pPr>
+    </w:p>
+    <w:p>
+      <w:pPr>
+        <w:jc w:val="left"/>
+        <w:rPr>
+          <w:sz w:val="32"/>
+          <w:szCs w:val="32"/>
+        </w:rPr>
+      </w:pPr>
+      <w:r>
+        <w:rPr>
+          <w:noProof/>
+          <w:sz w:val="32"/>
+          <w:szCs w:val="32"/>
+        </w:rPr>
+        <w:drawing>
+          <wp:inline distT="0" distB="0" distL="0" distR="0" wp14:anchorId="6112683D" wp14:editId="503F2161">
+            <wp:extent cx="1403964" cy="1872000"/>
+            <wp:effectExtent l="0" t="0" r="6350" b="0"/>
+            <wp:docPr id="635483238" name="Imaxe 1" descr="Unha imaxe na que se mostra texto, interior, botella, alcohol&#10;&#10;O contido xerado mediante IA pode ser incorrecto."/>
+            <wp:cNvGraphicFramePr>
+              <a:graphicFrameLocks xmlns:a="http://schemas.openxmlformats.org/drawingml/2006/main" noChangeAspect="1"/>
+            </wp:cNvGraphicFramePr>
+            <a:graphic xmlns:a="http://schemas.openxmlformats.org/drawingml/2006/main">
+              <a:graphicData uri="http://schemas.openxmlformats.org/drawingml/2006/picture">
+                <pic:pic xmlns:pic="http://schemas.openxmlformats.org/drawingml/2006/picture">
+                  <pic:nvPicPr>
+                    <pic:cNvPr id="635483238" name="Imaxe 1" descr="Unha imaxe na que se mostra texto, interior, botella, alcohol&#10;&#10;O contido xerado mediante IA pode ser incorrecto."/>
+                    <pic:cNvPicPr/>
+                  </pic:nvPicPr>
+                  <pic:blipFill>
+                    <a:blip r:embed="rId8" cstate="print">
+                      <a:extLst>
+                        <a:ext uri="{28A0092B-C50C-407E-A947-70E740481C1C}">
+                          <a14:useLocalDpi xmlns:a14="http://schemas.microsoft.com/office/drawing/2010/main" val="0"/>
+                        </a:ext>
+                      </a:extLst>
+                    </a:blip>
+                    <a:stretch>
+                      <a:fillRect/>
+                    </a:stretch>
+                  </pic:blipFill>
+                  <pic:spPr>
+                    <a:xfrm>
+                      <a:off x="0" y="0"/>
+                      <a:ext cx="1403964" cy="1872000"/>
+                    </a:xfrm>
+                    <a:prstGeom prst="rect">
+                      <a:avLst/>
+                    </a:prstGeom>
+                  </pic:spPr>
+                </pic:pic>
+              </a:graphicData>
+            </a:graphic>
+          </wp:inline>
+        </w:drawing>
+      </w:r>
+      <w:r>
+        <w:rPr>
+          <w:noProof/>
+          <w:sz w:val="32"/>
+          <w:szCs w:val="32"/>
+        </w:rPr>
+        <w:drawing>
+          <wp:inline distT="0" distB="0" distL="0" distR="0" wp14:anchorId="1F6882BB" wp14:editId="06D90FC8">
+            <wp:extent cx="1403964" cy="1872000"/>
+            <wp:effectExtent l="0" t="0" r="6350" b="0"/>
+            <wp:docPr id="1584833254" name="Imaxe 2" descr="Unha imaxe na que se mostra texto, interior, refresco, botella&#10;&#10;O contido xerado mediante IA pode ser incorrecto."/>
+            <wp:cNvGraphicFramePr>
+              <a:graphicFrameLocks xmlns:a="http://schemas.openxmlformats.org/drawingml/2006/main" noChangeAspect="1"/>
+            </wp:cNvGraphicFramePr>
+            <a:graphic xmlns:a="http://schemas.openxmlformats.org/drawingml/2006/main">
+              <a:graphicData uri="http://schemas.openxmlformats.org/drawingml/2006/picture">
+                <pic:pic xmlns:pic="http://schemas.openxmlformats.org/drawingml/2006/picture">
+                  <pic:nvPicPr>
+                    <pic:cNvPr id="1584833254" name="Imaxe 2" descr="Unha imaxe na que se mostra texto, interior, refresco, botella&#10;&#10;O contido xerado mediante IA pode ser incorrecto."/>
+                    <pic:cNvPicPr/>
+                  </pic:nvPicPr>
+                  <pic:blipFill>
+                    <a:blip r:embed="rId9" cstate="print">
+                      <a:extLst>
+                        <a:ext uri="{28A0092B-C50C-407E-A947-70E740481C1C}">
+                          <a14:useLocalDpi xmlns:a14="http://schemas.microsoft.com/office/drawing/2010/main" val="0"/>
+                        </a:ext>
+                      </a:extLst>
+                    </a:blip>
+                    <a:stretch>
+                      <a:fillRect/>
+                    </a:stretch>
+                  </pic:blipFill>
+                  <pic:spPr>
+                    <a:xfrm>
+                      <a:off x="0" y="0"/>
+                      <a:ext cx="1403964" cy="1872000"/>
+                    </a:xfrm>
+                    <a:prstGeom prst="rect">
+                      <a:avLst/>
+                    </a:prstGeom>
+                  </pic:spPr>
+                </pic:pic>
+              </a:graphicData>
+            </a:graphic>
+          </wp:inline>
+        </w:drawing>
+      </w:r>
+      <w:r>
+        <w:rPr>
+          <w:noProof/>
+          <w:sz w:val="32"/>
+          <w:szCs w:val="32"/>
+        </w:rPr>
+        <w:drawing>
+          <wp:inline distT="0" distB="0" distL="0" distR="0" wp14:anchorId="2B6EB26C" wp14:editId="44B5A072">
+            <wp:extent cx="1403964" cy="1872000"/>
+            <wp:effectExtent l="0" t="0" r="6350" b="0"/>
+            <wp:docPr id="1394030887" name="Imaxe 3" descr="Unha imaxe na que se mostra texto, cilindro, Estaño, interior&#10;&#10;O contido xerado mediante IA pode ser incorrecto."/>
+            <wp:cNvGraphicFramePr>
+              <a:graphicFrameLocks xmlns:a="http://schemas.openxmlformats.org/drawingml/2006/main" noChangeAspect="1"/>
+            </wp:cNvGraphicFramePr>
+            <a:graphic xmlns:a="http://schemas.openxmlformats.org/drawingml/2006/main">
+              <a:graphicData uri="http://schemas.openxmlformats.org/drawingml/2006/picture">
+                <pic:pic xmlns:pic="http://schemas.openxmlformats.org/drawingml/2006/picture">
+                  <pic:nvPicPr>
+                    <pic:cNvPr id="1394030887" name="Imaxe 3" descr="Unha imaxe na que se mostra texto, cilindro, Estaño, interior&#10;&#10;O contido xerado mediante IA pode ser incorrecto."/>
+                    <pic:cNvPicPr/>
+                  </pic:nvPicPr>
+                  <pic:blipFill>
+                    <a:blip r:embed="rId10" cstate="print">
+                      <a:extLst>
+                        <a:ext uri="{28A0092B-C50C-407E-A947-70E740481C1C}">
+                          <a14:useLocalDpi xmlns:a14="http://schemas.microsoft.com/office/drawing/2010/main" val="0"/>
+                        </a:ext>
+                      </a:extLst>
+                    </a:blip>
+                    <a:stretch>
+                      <a:fillRect/>
+                    </a:stretch>
+                  </pic:blipFill>
+                  <pic:spPr>
+                    <a:xfrm>
+                      <a:off x="0" y="0"/>
+                      <a:ext cx="1403964" cy="1872000"/>
+                    </a:xfrm>
+                    <a:prstGeom prst="rect">
+                      <a:avLst/>
+                    </a:prstGeom>
+                  </pic:spPr>
+                </pic:pic>
+              </a:graphicData>
+            </a:graphic>
+          </wp:inline>
+        </w:drawing>
+      </w:r>
+      <w:r>
+        <w:rPr>
+          <w:noProof/>
+          <w:sz w:val="32"/>
+          <w:szCs w:val="32"/>
+        </w:rPr>
+        <w:drawing>
+          <wp:inline distT="0" distB="0" distL="0" distR="0" wp14:anchorId="046C7763" wp14:editId="50360DA0">
+            <wp:extent cx="1403974" cy="1872000"/>
+            <wp:effectExtent l="0" t="0" r="6350" b="0"/>
+            <wp:docPr id="1459718471" name="Imaxe 4" descr="Unha imaxe na que se mostra texto, interior, instrumento de escritura, marcador&#10;&#10;O contido xerado mediante IA pode ser incorrecto."/>
+            <wp:cNvGraphicFramePr>
+              <a:graphicFrameLocks xmlns:a="http://schemas.openxmlformats.org/drawingml/2006/main" noChangeAspect="1"/>
+            </wp:cNvGraphicFramePr>
+            <a:graphic xmlns:a="http://schemas.openxmlformats.org/drawingml/2006/main">
+              <a:graphicData uri="http://schemas.openxmlformats.org/drawingml/2006/picture">
+                <pic:pic xmlns:pic="http://schemas.openxmlformats.org/drawingml/2006/picture">
+                  <pic:nvPicPr>
+                    <pic:cNvPr id="1459718471" name="Imaxe 4" descr="Unha imaxe na que se mostra texto, interior, instrumento de escritura, marcador&#10;&#10;O contido xerado mediante IA pode ser incorrecto."/>
+                    <pic:cNvPicPr/>
+                  </pic:nvPicPr>
+                  <pic:blipFill>
+                    <a:blip r:embed="rId11" cstate="print">
+                      <a:extLst>
+                        <a:ext uri="{28A0092B-C50C-407E-A947-70E740481C1C}">
+                          <a14:useLocalDpi xmlns:a14="http://schemas.microsoft.com/office/drawing/2010/main" val="0"/>
+                        </a:ext>
+                      </a:extLst>
+                    </a:blip>
+                    <a:stretch>
+                      <a:fillRect/>
+                    </a:stretch>
+                  </pic:blipFill>
+                  <pic:spPr>
+                    <a:xfrm>
+                      <a:off x="0" y="0"/>
+                      <a:ext cx="1403974" cy="1872000"/>
+                    </a:xfrm>
+                    <a:prstGeom prst="rect">
+                      <a:avLst/>
+                    </a:prstGeom>
+                  </pic:spPr>
+                </pic:pic>
+              </a:graphicData>
+            </a:graphic>
+          </wp:inline>
+        </w:drawing>
+      </w:r>
+    </w:p>
+    <w:p>
+      <w:pPr>
+        <w:jc w:val="left"/>
+        <w:rPr>
+          <w:sz w:val="32"/>
+          <w:szCs w:val="32"/>
+        </w:rPr>
+      </w:pPr>
+      <w:r>
+        <w:rPr>
+          <w:sz w:val="32"/>
+          <w:szCs w:val="32"/>
+        </w:rPr>
+        <w:br w:type="page"/>
+      </w:r>
+    </w:p>
+    <w:p>
+      <w:pPr>
+        <w:rPr>
+          <w:sz w:val="32"/>
+          <w:szCs w:val="32"/>
+        </w:rPr>
+      </w:pPr>
+      <w:r>
+        <w:rPr>
+          <w:sz w:val="32"/>
+          <w:szCs w:val="32"/>
+        </w:rPr>
+        <w:lastRenderedPageBreak/>
         <w:t>Apéndice C:</w:t>
       </w:r>
       <w:r>
+        <w:rPr>
+          <w:sz w:val="32"/>
+          <w:szCs w:val="32"/>
+        </w:rPr>
         <w:t xml:space="preserve"> Descrición da cortadora láser</w:t>
       </w:r>
     </w:p>
-    <w:p/>
+    <w:p>
+      <w:pPr>
+        <w:jc w:val="left"/>
+        <w:rPr>
+          <w:sz w:val="32"/>
+          <w:szCs w:val="32"/>
+        </w:rPr>
+      </w:pPr>
+      <w:r>
+        <w:rPr>
+          <w:sz w:val="32"/>
+          <w:szCs w:val="32"/>
+        </w:rPr>
+        <w:br w:type="page"/>
+      </w:r>
+    </w:p>
+    <w:p>
+      <w:pPr>
+        <w:jc w:val="left"/>
+        <w:rPr>
+          <w:sz w:val="32"/>
+          <w:szCs w:val="32"/>
+        </w:rPr>
+      </w:pPr>
+      <w:r>
+        <w:rPr>
+          <w:sz w:val="32"/>
+          <w:szCs w:val="32"/>
+        </w:rPr>
+        <w:lastRenderedPageBreak/>
+        <w:t>Apéndice fotográfico</w:t>
+      </w:r>
+    </w:p>
+    <w:tbl>
+      <w:tblPr>
+        <w:tblStyle w:val="Tboacongrade"/>
+        <w:tblW w:w="0" w:type="auto"/>
+        <w:jc w:val="center"/>
+        <w:tblLook w:val="04A0" w:firstRow="1" w:lastRow="0" w:firstColumn="1" w:lastColumn="0" w:noHBand="0" w:noVBand="1"/>
+      </w:tblPr>
+      <w:tblGrid>
+        <w:gridCol w:w="3048"/>
+        <w:gridCol w:w="3119"/>
+        <w:gridCol w:w="3461"/>
+      </w:tblGrid>
+      <w:tr>
+        <w:trPr>
+          <w:jc w:val="center"/>
+        </w:trPr>
+        <w:tc>
+          <w:tcPr>
+            <w:tcW w:w="4140" w:type="dxa"/>
+          </w:tcPr>
+          <w:p>
+            <w:pPr>
+              <w:jc w:val="center"/>
+              <w:rPr>
+                <w:sz w:val="32"/>
+                <w:szCs w:val="32"/>
+              </w:rPr>
+            </w:pPr>
+            <w:r>
+              <w:rPr>
+                <w:noProof/>
+              </w:rPr>
+              <w:drawing>
+                <wp:inline distT="0" distB="0" distL="0" distR="0" wp14:anchorId="7089D79E" wp14:editId="45AB5347">
+                  <wp:extent cx="2927787" cy="2196000"/>
+                  <wp:effectExtent l="0" t="0" r="6350" b="0"/>
+                  <wp:docPr id="96918913" name="Imaxe 6" descr="Unha imaxe na que se mostra interior, parede, Cablaxe eléctrica, cable&#10;&#10;O contido xerado mediante IA pode ser incorrecto."/>
+                  <wp:cNvGraphicFramePr>
+                    <a:graphicFrameLocks xmlns:a="http://schemas.openxmlformats.org/drawingml/2006/main" noChangeAspect="1"/>
+                  </wp:cNvGraphicFramePr>
+                  <a:graphic xmlns:a="http://schemas.openxmlformats.org/drawingml/2006/main">
+                    <a:graphicData uri="http://schemas.openxmlformats.org/drawingml/2006/picture">
+                      <pic:pic xmlns:pic="http://schemas.openxmlformats.org/drawingml/2006/picture">
+                        <pic:nvPicPr>
+                          <pic:cNvPr id="96918913" name="Imaxe 6" descr="Unha imaxe na que se mostra interior, parede, Cablaxe eléctrica, cable&#10;&#10;O contido xerado mediante IA pode ser incorrecto."/>
+                          <pic:cNvPicPr/>
+                        </pic:nvPicPr>
+                        <pic:blipFill>
+                          <a:blip r:embed="rId12" cstate="print">
+                            <a:extLst>
+                              <a:ext uri="{28A0092B-C50C-407E-A947-70E740481C1C}">
+                                <a14:useLocalDpi xmlns:a14="http://schemas.microsoft.com/office/drawing/2010/main" val="0"/>
+                              </a:ext>
+                            </a:extLst>
+                          </a:blip>
+                          <a:stretch>
+                            <a:fillRect/>
+                          </a:stretch>
+                        </pic:blipFill>
+                        <pic:spPr>
+                          <a:xfrm>
+                            <a:off x="0" y="0"/>
+                            <a:ext cx="2927787" cy="2196000"/>
+                          </a:xfrm>
+                          <a:prstGeom prst="rect">
+                            <a:avLst/>
+                          </a:prstGeom>
+                        </pic:spPr>
+                      </pic:pic>
+                    </a:graphicData>
+                  </a:graphic>
+                </wp:inline>
+              </w:drawing>
+            </w:r>
+          </w:p>
+        </w:tc>
+        <w:tc>
+          <w:tcPr>
+            <w:tcW w:w="2744" w:type="dxa"/>
+          </w:tcPr>
+          <w:p>
+            <w:pPr>
+              <w:jc w:val="left"/>
+              <w:rPr>
+                <w:sz w:val="32"/>
+                <w:szCs w:val="32"/>
+              </w:rPr>
+            </w:pPr>
+            <w:r>
+              <w:rPr>
+                <w:noProof/>
+              </w:rPr>
+              <w:drawing>
+                <wp:inline distT="0" distB="0" distL="0" distR="0" wp14:anchorId="0F52F747" wp14:editId="7EBC9EFE">
+                  <wp:extent cx="2573480" cy="3007314"/>
+                  <wp:effectExtent l="0" t="7303" r="0" b="0"/>
+                  <wp:docPr id="515887115" name="Imaxe 13" descr="Unha imaxe na que se mostra Enxeñería electrónica, Cablaxe eléctrica, Aparellos electrónicos, cable&#10;&#10;O contido xerado mediante IA pode ser incorrecto."/>
+                  <wp:cNvGraphicFramePr>
+                    <a:graphicFrameLocks xmlns:a="http://schemas.openxmlformats.org/drawingml/2006/main" noChangeAspect="1"/>
+                  </wp:cNvGraphicFramePr>
+                  <a:graphic xmlns:a="http://schemas.openxmlformats.org/drawingml/2006/main">
+                    <a:graphicData uri="http://schemas.openxmlformats.org/drawingml/2006/picture">
+                      <pic:pic xmlns:pic="http://schemas.openxmlformats.org/drawingml/2006/picture">
+                        <pic:nvPicPr>
+                          <pic:cNvPr id="515887115" name="Imaxe 13" descr="Unha imaxe na que se mostra Enxeñería electrónica, Cablaxe eléctrica, Aparellos electrónicos, cable&#10;&#10;O contido xerado mediante IA pode ser incorrecto."/>
+                          <pic:cNvPicPr/>
+                        </pic:nvPicPr>
+                        <pic:blipFill rotWithShape="1">
+                          <a:blip r:embed="rId13" cstate="print">
+                            <a:extLst>
+                              <a:ext uri="{28A0092B-C50C-407E-A947-70E740481C1C}">
+                                <a14:useLocalDpi xmlns:a14="http://schemas.microsoft.com/office/drawing/2010/main" val="0"/>
+                              </a:ext>
+                            </a:extLst>
+                          </a:blip>
+                          <a:srcRect t="12532" b="-174"/>
+                          <a:stretch>
+                            <a:fillRect/>
+                          </a:stretch>
+                        </pic:blipFill>
+                        <pic:spPr bwMode="auto">
+                          <a:xfrm rot="16200000">
+                            <a:off x="0" y="0"/>
+                            <a:ext cx="2620839" cy="3062656"/>
+                          </a:xfrm>
+                          <a:prstGeom prst="rect">
+                            <a:avLst/>
+                          </a:prstGeom>
+                          <a:ln>
+                            <a:noFill/>
+                          </a:ln>
+                          <a:extLst>
+                            <a:ext uri="{53640926-AAD7-44D8-BBD7-CCE9431645EC}">
+                              <a14:shadowObscured xmlns:a14="http://schemas.microsoft.com/office/drawing/2010/main"/>
+                            </a:ext>
+                          </a:extLst>
+                        </pic:spPr>
+                      </pic:pic>
+                    </a:graphicData>
+                  </a:graphic>
+                </wp:inline>
+              </w:drawing>
+            </w:r>
+          </w:p>
+        </w:tc>
+        <w:tc>
+          <w:tcPr>
+            <w:tcW w:w="2744" w:type="dxa"/>
+          </w:tcPr>
+          <w:p>
+            <w:pPr>
+              <w:jc w:val="left"/>
+              <w:rPr>
+                <w:sz w:val="32"/>
+                <w:szCs w:val="32"/>
+              </w:rPr>
+            </w:pPr>
+            <w:r>
+              <w:rPr>
+                <w:noProof/>
+              </w:rPr>
+              <w:drawing>
+                <wp:inline distT="0" distB="0" distL="0" distR="0" wp14:anchorId="63EE10CD" wp14:editId="1F27CEC4">
+                  <wp:extent cx="3361747" cy="2520000"/>
+                  <wp:effectExtent l="0" t="0" r="0" b="0"/>
+                  <wp:docPr id="380635734" name="Imaxe 15"/>
+                  <wp:cNvGraphicFramePr>
+                    <a:graphicFrameLocks xmlns:a="http://schemas.openxmlformats.org/drawingml/2006/main" noChangeAspect="1"/>
+                  </wp:cNvGraphicFramePr>
+                  <a:graphic xmlns:a="http://schemas.openxmlformats.org/drawingml/2006/main">
+                    <a:graphicData uri="http://schemas.openxmlformats.org/drawingml/2006/picture">
+                      <pic:pic xmlns:pic="http://schemas.openxmlformats.org/drawingml/2006/picture">
+                        <pic:nvPicPr>
+                          <pic:cNvPr id="0" name="Picture 5"/>
+                          <pic:cNvPicPr>
+                            <a:picLocks noChangeAspect="1" noChangeArrowheads="1"/>
+                          </pic:cNvPicPr>
+                        </pic:nvPicPr>
+                        <pic:blipFill>
+                          <a:blip r:embed="rId14" cstate="print">
+                            <a:extLst>
+                              <a:ext uri="{28A0092B-C50C-407E-A947-70E740481C1C}">
+                                <a14:useLocalDpi xmlns:a14="http://schemas.microsoft.com/office/drawing/2010/main" val="0"/>
+                              </a:ext>
+                            </a:extLst>
+                          </a:blip>
+                          <a:srcRect/>
+                          <a:stretch>
+                            <a:fillRect/>
+                          </a:stretch>
+                        </pic:blipFill>
+                        <pic:spPr bwMode="auto">
+                          <a:xfrm>
+                            <a:off x="0" y="0"/>
+                            <a:ext cx="3361747" cy="2520000"/>
+                          </a:xfrm>
+                          <a:prstGeom prst="rect">
+                            <a:avLst/>
+                          </a:prstGeom>
+                          <a:noFill/>
+                          <a:ln>
+                            <a:noFill/>
+                          </a:ln>
+                        </pic:spPr>
+                      </pic:pic>
+                    </a:graphicData>
+                  </a:graphic>
+                </wp:inline>
+              </w:drawing>
+            </w:r>
+          </w:p>
+        </w:tc>
+      </w:tr>
+      <w:tr>
+        <w:trPr>
+          <w:jc w:val="center"/>
+        </w:trPr>
+        <w:tc>
+          <w:tcPr>
+            <w:tcW w:w="4140" w:type="dxa"/>
+          </w:tcPr>
+          <w:p>
+            <w:pPr>
+              <w:jc w:val="center"/>
+              <w:rPr>
+                <w:sz w:val="32"/>
+                <w:szCs w:val="32"/>
+              </w:rPr>
+            </w:pPr>
+            <w:r>
+              <w:rPr>
+                <w:noProof/>
+              </w:rPr>
+              <w:drawing>
+                <wp:inline distT="0" distB="0" distL="0" distR="0" wp14:anchorId="766CC4CE" wp14:editId="25F41073">
+                  <wp:extent cx="1889960" cy="2520000"/>
+                  <wp:effectExtent l="0" t="0" r="0" b="0"/>
+                  <wp:docPr id="1713906052" name="Imaxe 7" descr="Unha imaxe na que se mostra interior, máquina, moblaxe, ferramenta&#10;&#10;O contido xerado mediante IA pode ser incorrecto."/>
+                  <wp:cNvGraphicFramePr>
+                    <a:graphicFrameLocks xmlns:a="http://schemas.openxmlformats.org/drawingml/2006/main" noChangeAspect="1"/>
+                  </wp:cNvGraphicFramePr>
+                  <a:graphic xmlns:a="http://schemas.openxmlformats.org/drawingml/2006/main">
+                    <a:graphicData uri="http://schemas.openxmlformats.org/drawingml/2006/picture">
+                      <pic:pic xmlns:pic="http://schemas.openxmlformats.org/drawingml/2006/picture">
+                        <pic:nvPicPr>
+                          <pic:cNvPr id="1713906052" name="Imaxe 7" descr="Unha imaxe na que se mostra interior, máquina, moblaxe, ferramenta&#10;&#10;O contido xerado mediante IA pode ser incorrecto."/>
+                          <pic:cNvPicPr/>
+                        </pic:nvPicPr>
+                        <pic:blipFill>
+                          <a:blip r:embed="rId15" cstate="print">
+                            <a:extLst>
+                              <a:ext uri="{28A0092B-C50C-407E-A947-70E740481C1C}">
+                                <a14:useLocalDpi xmlns:a14="http://schemas.microsoft.com/office/drawing/2010/main" val="0"/>
+                              </a:ext>
+                            </a:extLst>
+                          </a:blip>
+                          <a:stretch>
+                            <a:fillRect/>
+                          </a:stretch>
+                        </pic:blipFill>
+                        <pic:spPr>
+                          <a:xfrm>
+                            <a:off x="0" y="0"/>
+                            <a:ext cx="1889960" cy="2520000"/>
+                          </a:xfrm>
+                          <a:prstGeom prst="rect">
+                            <a:avLst/>
+                          </a:prstGeom>
+                        </pic:spPr>
+                      </pic:pic>
+                    </a:graphicData>
+                  </a:graphic>
+                </wp:inline>
+              </w:drawing>
+            </w:r>
+          </w:p>
+        </w:tc>
+        <w:tc>
+          <w:tcPr>
+            <w:tcW w:w="2744" w:type="dxa"/>
+          </w:tcPr>
+          <w:p>
+            <w:pPr>
+              <w:jc w:val="center"/>
+              <w:rPr>
+                <w:sz w:val="32"/>
+                <w:szCs w:val="32"/>
+              </w:rPr>
+            </w:pPr>
+            <w:r>
+              <w:rPr>
+                <w:noProof/>
+              </w:rPr>
+              <w:drawing>
+                <wp:inline distT="0" distB="0" distL="0" distR="0" wp14:anchorId="6AA018AC" wp14:editId="306B7855">
+                  <wp:extent cx="1889951" cy="2520000"/>
+                  <wp:effectExtent l="0" t="0" r="0" b="0"/>
+                  <wp:docPr id="793761741" name="Imaxe 8" descr="Unha imaxe na que se mostra ferramenta, caixa, construción, parede&#10;&#10;O contido xerado mediante IA pode ser incorrecto."/>
+                  <wp:cNvGraphicFramePr>
+                    <a:graphicFrameLocks xmlns:a="http://schemas.openxmlformats.org/drawingml/2006/main" noChangeAspect="1"/>
+                  </wp:cNvGraphicFramePr>
+                  <a:graphic xmlns:a="http://schemas.openxmlformats.org/drawingml/2006/main">
+                    <a:graphicData uri="http://schemas.openxmlformats.org/drawingml/2006/picture">
+                      <pic:pic xmlns:pic="http://schemas.openxmlformats.org/drawingml/2006/picture">
+                        <pic:nvPicPr>
+                          <pic:cNvPr id="793761741" name="Imaxe 8" descr="Unha imaxe na que se mostra ferramenta, caixa, construción, parede&#10;&#10;O contido xerado mediante IA pode ser incorrecto."/>
+                          <pic:cNvPicPr/>
+                        </pic:nvPicPr>
+                        <pic:blipFill>
+                          <a:blip r:embed="rId16" cstate="print">
+                            <a:extLst>
+                              <a:ext uri="{28A0092B-C50C-407E-A947-70E740481C1C}">
+                                <a14:useLocalDpi xmlns:a14="http://schemas.microsoft.com/office/drawing/2010/main" val="0"/>
+                              </a:ext>
+                            </a:extLst>
+                          </a:blip>
+                          <a:stretch>
+                            <a:fillRect/>
+                          </a:stretch>
+                        </pic:blipFill>
+                        <pic:spPr>
+                          <a:xfrm>
+                            <a:off x="0" y="0"/>
+                            <a:ext cx="1889951" cy="2520000"/>
+                          </a:xfrm>
+                          <a:prstGeom prst="rect">
+                            <a:avLst/>
+                          </a:prstGeom>
+                        </pic:spPr>
+                      </pic:pic>
+                    </a:graphicData>
+                  </a:graphic>
+                </wp:inline>
+              </w:drawing>
+            </w:r>
+          </w:p>
+        </w:tc>
+        <w:tc>
+          <w:tcPr>
+            <w:tcW w:w="2744" w:type="dxa"/>
+          </w:tcPr>
+          <w:p>
+            <w:pPr>
+              <w:jc w:val="center"/>
+              <w:rPr>
+                <w:sz w:val="32"/>
+                <w:szCs w:val="32"/>
+              </w:rPr>
+            </w:pPr>
+            <w:r>
+              <w:rPr>
+                <w:noProof/>
+              </w:rPr>
+              <w:drawing>
+                <wp:inline distT="0" distB="0" distL="0" distR="0" wp14:anchorId="6E5B9DF5" wp14:editId="7D75EF55">
+                  <wp:extent cx="1889951" cy="2520000"/>
+                  <wp:effectExtent l="0" t="0" r="0" b="0"/>
+                  <wp:docPr id="121398476" name="Imaxe 9" descr="Unha imaxe na que se mostra cable, Cablaxe eléctrica, Aparellos electrónicos, interior&#10;&#10;O contido xerado mediante IA pode ser incorrecto."/>
+                  <wp:cNvGraphicFramePr>
+                    <a:graphicFrameLocks xmlns:a="http://schemas.openxmlformats.org/drawingml/2006/main" noChangeAspect="1"/>
+                  </wp:cNvGraphicFramePr>
+                  <a:graphic xmlns:a="http://schemas.openxmlformats.org/drawingml/2006/main">
+                    <a:graphicData uri="http://schemas.openxmlformats.org/drawingml/2006/picture">
+                      <pic:pic xmlns:pic="http://schemas.openxmlformats.org/drawingml/2006/picture">
+                        <pic:nvPicPr>
+                          <pic:cNvPr id="121398476" name="Imaxe 9" descr="Unha imaxe na que se mostra cable, Cablaxe eléctrica, Aparellos electrónicos, interior&#10;&#10;O contido xerado mediante IA pode ser incorrecto."/>
+                          <pic:cNvPicPr/>
+                        </pic:nvPicPr>
+                        <pic:blipFill>
+                          <a:blip r:embed="rId17" cstate="print">
+                            <a:extLst>
+                              <a:ext uri="{28A0092B-C50C-407E-A947-70E740481C1C}">
+                                <a14:useLocalDpi xmlns:a14="http://schemas.microsoft.com/office/drawing/2010/main" val="0"/>
+                              </a:ext>
+                            </a:extLst>
+                          </a:blip>
+                          <a:stretch>
+                            <a:fillRect/>
+                          </a:stretch>
+                        </pic:blipFill>
+                        <pic:spPr>
+                          <a:xfrm>
+                            <a:off x="0" y="0"/>
+                            <a:ext cx="1889951" cy="2520000"/>
+                          </a:xfrm>
+                          <a:prstGeom prst="rect">
+                            <a:avLst/>
+                          </a:prstGeom>
+                        </pic:spPr>
+                      </pic:pic>
+                    </a:graphicData>
+                  </a:graphic>
+                </wp:inline>
+              </w:drawing>
+            </w:r>
+          </w:p>
+        </w:tc>
+      </w:tr>
+    </w:tbl>
+    <w:p>
+      <w:pPr>
+        <w:jc w:val="center"/>
+        <w:rPr>
+          <w:sz w:val="32"/>
+          <w:szCs w:val="32"/>
+        </w:rPr>
+      </w:pPr>
+      <w:r>
+        <w:rPr>
+          <w:noProof/>
+        </w:rPr>
+        <w:drawing>
+          <wp:inline distT="0" distB="0" distL="0" distR="0" wp14:anchorId="7B630932" wp14:editId="65AB735F">
+            <wp:extent cx="1889951" cy="2520000"/>
+            <wp:effectExtent l="8890" t="0" r="5080" b="5080"/>
+            <wp:docPr id="1592703032" name="Imaxe 14" descr="Unha imaxe na que se mostra Cablaxe eléctrica, Enxeñería electrónica, Aparellos electrónicos, cable&#10;&#10;O contido xerado mediante IA pode ser incorrecto."/>
+            <wp:cNvGraphicFramePr>
+              <a:graphicFrameLocks xmlns:a="http://schemas.openxmlformats.org/drawingml/2006/main" noChangeAspect="1"/>
+            </wp:cNvGraphicFramePr>
+            <a:graphic xmlns:a="http://schemas.openxmlformats.org/drawingml/2006/main">
+              <a:graphicData uri="http://schemas.openxmlformats.org/drawingml/2006/picture">
+                <pic:pic xmlns:pic="http://schemas.openxmlformats.org/drawingml/2006/picture">
+                  <pic:nvPicPr>
+                    <pic:cNvPr id="1592703032" name="Imaxe 14" descr="Unha imaxe na que se mostra Cablaxe eléctrica, Enxeñería electrónica, Aparellos electrónicos, cable&#10;&#10;O contido xerado mediante IA pode ser incorrecto."/>
+                    <pic:cNvPicPr/>
+                  </pic:nvPicPr>
+                  <pic:blipFill>
+                    <a:blip r:embed="rId18" cstate="print">
+                      <a:extLst>
+                        <a:ext uri="{28A0092B-C50C-407E-A947-70E740481C1C}">
+                          <a14:useLocalDpi xmlns:a14="http://schemas.microsoft.com/office/drawing/2010/main" val="0"/>
+                        </a:ext>
+                      </a:extLst>
+                    </a:blip>
+                    <a:stretch>
+                      <a:fillRect/>
+                    </a:stretch>
+                  </pic:blipFill>
+                  <pic:spPr>
+                    <a:xfrm rot="16200000">
+                      <a:off x="0" y="0"/>
+                      <a:ext cx="1889951" cy="2520000"/>
+                    </a:xfrm>
+                    <a:prstGeom prst="rect">
+                      <a:avLst/>
+                    </a:prstGeom>
+                  </pic:spPr>
+                </pic:pic>
+              </a:graphicData>
+            </a:graphic>
+          </wp:inline>
+        </w:drawing>
+      </w:r>
+    </w:p>
+    <w:p>
+      <w:pPr>
+        <w:jc w:val="center"/>
+      </w:pPr>
+    </w:p>
     <w:sectPr>
-      <w:footerReference w:type="default" r:id="rId8"/>
+      <w:footerReference w:type="default" r:id="rId19"/>
       <w:pgSz w:w="11906" w:h="16838"/>
       <w:pgMar w:top="1134" w:right="1134" w:bottom="1657" w:left="1134" w:header="0" w:footer="1134" w:gutter="0"/>
       <w:cols w:space="720"/>
@@ -5330,102 +13661,16 @@
     </w:lvl>
   </w:abstractNum>
   <w:abstractNum w:abstractNumId="10" w15:restartNumberingAfterBreak="0">
-    <w:nsid w:val="6AE22555"/>
+    <w:nsid w:val="6A2E33B3"/>
     <w:multiLevelType w:val="hybridMultilevel"/>
-    <w:tmpl w:val="AC386110"/>
-    <w:lvl w:ilvl="0" w:tplc="0C0A000F">
-      <w:start w:val="1"/>
-      <w:numFmt w:val="decimal"/>
-      <w:lvlText w:val="%1."/>
-      <w:lvlJc w:val="left"/>
-      <w:pPr>
-        <w:ind w:left="720" w:hanging="360"/>
-      </w:pPr>
-    </w:lvl>
-    <w:lvl w:ilvl="1" w:tplc="0C0A0019" w:tentative="1">
-      <w:start w:val="1"/>
-      <w:numFmt w:val="lowerLetter"/>
-      <w:lvlText w:val="%2."/>
-      <w:lvlJc w:val="left"/>
-      <w:pPr>
-        <w:ind w:left="1440" w:hanging="360"/>
-      </w:pPr>
-    </w:lvl>
-    <w:lvl w:ilvl="2" w:tplc="0C0A001B" w:tentative="1">
-      <w:start w:val="1"/>
-      <w:numFmt w:val="lowerRoman"/>
-      <w:lvlText w:val="%3."/>
-      <w:lvlJc w:val="right"/>
-      <w:pPr>
-        <w:ind w:left="2160" w:hanging="180"/>
-      </w:pPr>
-    </w:lvl>
-    <w:lvl w:ilvl="3" w:tplc="0C0A000F" w:tentative="1">
-      <w:start w:val="1"/>
-      <w:numFmt w:val="decimal"/>
-      <w:lvlText w:val="%4."/>
-      <w:lvlJc w:val="left"/>
-      <w:pPr>
-        <w:ind w:left="2880" w:hanging="360"/>
-      </w:pPr>
-    </w:lvl>
-    <w:lvl w:ilvl="4" w:tplc="0C0A0019" w:tentative="1">
-      <w:start w:val="1"/>
-      <w:numFmt w:val="lowerLetter"/>
-      <w:lvlText w:val="%5."/>
-      <w:lvlJc w:val="left"/>
-      <w:pPr>
-        <w:ind w:left="3600" w:hanging="360"/>
-      </w:pPr>
-    </w:lvl>
-    <w:lvl w:ilvl="5" w:tplc="0C0A001B" w:tentative="1">
-      <w:start w:val="1"/>
-      <w:numFmt w:val="lowerRoman"/>
-      <w:lvlText w:val="%6."/>
-      <w:lvlJc w:val="right"/>
-      <w:pPr>
-        <w:ind w:left="4320" w:hanging="180"/>
-      </w:pPr>
-    </w:lvl>
-    <w:lvl w:ilvl="6" w:tplc="0C0A000F" w:tentative="1">
-      <w:start w:val="1"/>
-      <w:numFmt w:val="decimal"/>
-      <w:lvlText w:val="%7."/>
-      <w:lvlJc w:val="left"/>
-      <w:pPr>
-        <w:ind w:left="5040" w:hanging="360"/>
-      </w:pPr>
-    </w:lvl>
-    <w:lvl w:ilvl="7" w:tplc="0C0A0019" w:tentative="1">
-      <w:start w:val="1"/>
-      <w:numFmt w:val="lowerLetter"/>
-      <w:lvlText w:val="%8."/>
-      <w:lvlJc w:val="left"/>
-      <w:pPr>
-        <w:ind w:left="5760" w:hanging="360"/>
-      </w:pPr>
-    </w:lvl>
-    <w:lvl w:ilvl="8" w:tplc="0C0A001B" w:tentative="1">
-      <w:start w:val="1"/>
-      <w:numFmt w:val="lowerRoman"/>
-      <w:lvlText w:val="%9."/>
-      <w:lvlJc w:val="right"/>
-      <w:pPr>
-        <w:ind w:left="6480" w:hanging="180"/>
-      </w:pPr>
-    </w:lvl>
-  </w:abstractNum>
-  <w:abstractNum w:abstractNumId="11" w15:restartNumberingAfterBreak="0">
-    <w:nsid w:val="72F16981"/>
-    <w:multiLevelType w:val="hybridMultilevel"/>
-    <w:tmpl w:val="BE207654"/>
+    <w:tmpl w:val="396C3D4A"/>
     <w:lvl w:ilvl="0" w:tplc="0C0A0001">
       <w:start w:val="1"/>
       <w:numFmt w:val="bullet"/>
       <w:lvlText w:val=""/>
       <w:lvlJc w:val="left"/>
       <w:pPr>
-        <w:ind w:left="3600" w:hanging="360"/>
+        <w:ind w:left="720" w:hanging="360"/>
       </w:pPr>
       <w:rPr>
         <w:rFonts w:ascii="Symbol" w:hAnsi="Symbol" w:hint="default"/>
@@ -5437,7 +13682,7 @@
       <w:lvlText w:val="o"/>
       <w:lvlJc w:val="left"/>
       <w:pPr>
-        <w:ind w:left="4320" w:hanging="360"/>
+        <w:ind w:left="1440" w:hanging="360"/>
       </w:pPr>
       <w:rPr>
         <w:rFonts w:ascii="Courier New" w:hAnsi="Courier New" w:cs="Courier New" w:hint="default"/>
@@ -5449,7 +13694,7 @@
       <w:lvlText w:val=""/>
       <w:lvlJc w:val="left"/>
       <w:pPr>
-        <w:ind w:left="5040" w:hanging="360"/>
+        <w:ind w:left="2160" w:hanging="360"/>
       </w:pPr>
       <w:rPr>
         <w:rFonts w:ascii="Wingdings" w:hAnsi="Wingdings" w:hint="default"/>
@@ -5461,7 +13706,7 @@
       <w:lvlText w:val=""/>
       <w:lvlJc w:val="left"/>
       <w:pPr>
-        <w:ind w:left="5760" w:hanging="360"/>
+        <w:ind w:left="2880" w:hanging="360"/>
       </w:pPr>
       <w:rPr>
         <w:rFonts w:ascii="Symbol" w:hAnsi="Symbol" w:hint="default"/>
@@ -5473,7 +13718,7 @@
       <w:lvlText w:val="o"/>
       <w:lvlJc w:val="left"/>
       <w:pPr>
-        <w:ind w:left="6480" w:hanging="360"/>
+        <w:ind w:left="3600" w:hanging="360"/>
       </w:pPr>
       <w:rPr>
         <w:rFonts w:ascii="Courier New" w:hAnsi="Courier New" w:cs="Courier New" w:hint="default"/>
@@ -5485,7 +13730,7 @@
       <w:lvlText w:val=""/>
       <w:lvlJc w:val="left"/>
       <w:pPr>
-        <w:ind w:left="7200" w:hanging="360"/>
+        <w:ind w:left="4320" w:hanging="360"/>
       </w:pPr>
       <w:rPr>
         <w:rFonts w:ascii="Wingdings" w:hAnsi="Wingdings" w:hint="default"/>
@@ -5497,7 +13742,7 @@
       <w:lvlText w:val=""/>
       <w:lvlJc w:val="left"/>
       <w:pPr>
-        <w:ind w:left="7920" w:hanging="360"/>
+        <w:ind w:left="5040" w:hanging="360"/>
       </w:pPr>
       <w:rPr>
         <w:rFonts w:ascii="Symbol" w:hAnsi="Symbol" w:hint="default"/>
@@ -5509,7 +13754,7 @@
       <w:lvlText w:val="o"/>
       <w:lvlJc w:val="left"/>
       <w:pPr>
-        <w:ind w:left="8640" w:hanging="360"/>
+        <w:ind w:left="5760" w:hanging="360"/>
       </w:pPr>
       <w:rPr>
         <w:rFonts w:ascii="Courier New" w:hAnsi="Courier New" w:cs="Courier New" w:hint="default"/>
@@ -5521,14 +13766,213 @@
       <w:lvlText w:val=""/>
       <w:lvlJc w:val="left"/>
       <w:pPr>
-        <w:ind w:left="9360" w:hanging="360"/>
+        <w:ind w:left="6480" w:hanging="360"/>
       </w:pPr>
       <w:rPr>
         <w:rFonts w:ascii="Wingdings" w:hAnsi="Wingdings" w:hint="default"/>
       </w:rPr>
     </w:lvl>
   </w:abstractNum>
+  <w:abstractNum w:abstractNumId="11" w15:restartNumberingAfterBreak="0">
+    <w:nsid w:val="6AE22555"/>
+    <w:multiLevelType w:val="hybridMultilevel"/>
+    <w:tmpl w:val="AC386110"/>
+    <w:lvl w:ilvl="0" w:tplc="0C0A000F">
+      <w:start w:val="1"/>
+      <w:numFmt w:val="decimal"/>
+      <w:lvlText w:val="%1."/>
+      <w:lvlJc w:val="left"/>
+      <w:pPr>
+        <w:ind w:left="720" w:hanging="360"/>
+      </w:pPr>
+    </w:lvl>
+    <w:lvl w:ilvl="1" w:tplc="0C0A0019" w:tentative="1">
+      <w:start w:val="1"/>
+      <w:numFmt w:val="lowerLetter"/>
+      <w:lvlText w:val="%2."/>
+      <w:lvlJc w:val="left"/>
+      <w:pPr>
+        <w:ind w:left="1440" w:hanging="360"/>
+      </w:pPr>
+    </w:lvl>
+    <w:lvl w:ilvl="2" w:tplc="0C0A001B" w:tentative="1">
+      <w:start w:val="1"/>
+      <w:numFmt w:val="lowerRoman"/>
+      <w:lvlText w:val="%3."/>
+      <w:lvlJc w:val="right"/>
+      <w:pPr>
+        <w:ind w:left="2160" w:hanging="180"/>
+      </w:pPr>
+    </w:lvl>
+    <w:lvl w:ilvl="3" w:tplc="0C0A000F" w:tentative="1">
+      <w:start w:val="1"/>
+      <w:numFmt w:val="decimal"/>
+      <w:lvlText w:val="%4."/>
+      <w:lvlJc w:val="left"/>
+      <w:pPr>
+        <w:ind w:left="2880" w:hanging="360"/>
+      </w:pPr>
+    </w:lvl>
+    <w:lvl w:ilvl="4" w:tplc="0C0A0019" w:tentative="1">
+      <w:start w:val="1"/>
+      <w:numFmt w:val="lowerLetter"/>
+      <w:lvlText w:val="%5."/>
+      <w:lvlJc w:val="left"/>
+      <w:pPr>
+        <w:ind w:left="3600" w:hanging="360"/>
+      </w:pPr>
+    </w:lvl>
+    <w:lvl w:ilvl="5" w:tplc="0C0A001B" w:tentative="1">
+      <w:start w:val="1"/>
+      <w:numFmt w:val="lowerRoman"/>
+      <w:lvlText w:val="%6."/>
+      <w:lvlJc w:val="right"/>
+      <w:pPr>
+        <w:ind w:left="4320" w:hanging="180"/>
+      </w:pPr>
+    </w:lvl>
+    <w:lvl w:ilvl="6" w:tplc="0C0A000F" w:tentative="1">
+      <w:start w:val="1"/>
+      <w:numFmt w:val="decimal"/>
+      <w:lvlText w:val="%7."/>
+      <w:lvlJc w:val="left"/>
+      <w:pPr>
+        <w:ind w:left="5040" w:hanging="360"/>
+      </w:pPr>
+    </w:lvl>
+    <w:lvl w:ilvl="7" w:tplc="0C0A0019" w:tentative="1">
+      <w:start w:val="1"/>
+      <w:numFmt w:val="lowerLetter"/>
+      <w:lvlText w:val="%8."/>
+      <w:lvlJc w:val="left"/>
+      <w:pPr>
+        <w:ind w:left="5760" w:hanging="360"/>
+      </w:pPr>
+    </w:lvl>
+    <w:lvl w:ilvl="8" w:tplc="0C0A001B" w:tentative="1">
+      <w:start w:val="1"/>
+      <w:numFmt w:val="lowerRoman"/>
+      <w:lvlText w:val="%9."/>
+      <w:lvlJc w:val="right"/>
+      <w:pPr>
+        <w:ind w:left="6480" w:hanging="180"/>
+      </w:pPr>
+    </w:lvl>
+  </w:abstractNum>
   <w:abstractNum w:abstractNumId="12" w15:restartNumberingAfterBreak="0">
+    <w:nsid w:val="72F16981"/>
+    <w:multiLevelType w:val="hybridMultilevel"/>
+    <w:tmpl w:val="BE207654"/>
+    <w:lvl w:ilvl="0" w:tplc="0C0A0001">
+      <w:start w:val="1"/>
+      <w:numFmt w:val="bullet"/>
+      <w:lvlText w:val=""/>
+      <w:lvlJc w:val="left"/>
+      <w:pPr>
+        <w:ind w:left="3600" w:hanging="360"/>
+      </w:pPr>
+      <w:rPr>
+        <w:rFonts w:ascii="Symbol" w:hAnsi="Symbol" w:hint="default"/>
+      </w:rPr>
+    </w:lvl>
+    <w:lvl w:ilvl="1" w:tplc="0C0A0003" w:tentative="1">
+      <w:start w:val="1"/>
+      <w:numFmt w:val="bullet"/>
+      <w:lvlText w:val="o"/>
+      <w:lvlJc w:val="left"/>
+      <w:pPr>
+        <w:ind w:left="4320" w:hanging="360"/>
+      </w:pPr>
+      <w:rPr>
+        <w:rFonts w:ascii="Courier New" w:hAnsi="Courier New" w:cs="Courier New" w:hint="default"/>
+      </w:rPr>
+    </w:lvl>
+    <w:lvl w:ilvl="2" w:tplc="0C0A0005" w:tentative="1">
+      <w:start w:val="1"/>
+      <w:numFmt w:val="bullet"/>
+      <w:lvlText w:val=""/>
+      <w:lvlJc w:val="left"/>
+      <w:pPr>
+        <w:ind w:left="5040" w:hanging="360"/>
+      </w:pPr>
+      <w:rPr>
+        <w:rFonts w:ascii="Wingdings" w:hAnsi="Wingdings" w:hint="default"/>
+      </w:rPr>
+    </w:lvl>
+    <w:lvl w:ilvl="3" w:tplc="0C0A0001" w:tentative="1">
+      <w:start w:val="1"/>
+      <w:numFmt w:val="bullet"/>
+      <w:lvlText w:val=""/>
+      <w:lvlJc w:val="left"/>
+      <w:pPr>
+        <w:ind w:left="5760" w:hanging="360"/>
+      </w:pPr>
+      <w:rPr>
+        <w:rFonts w:ascii="Symbol" w:hAnsi="Symbol" w:hint="default"/>
+      </w:rPr>
+    </w:lvl>
+    <w:lvl w:ilvl="4" w:tplc="0C0A0003" w:tentative="1">
+      <w:start w:val="1"/>
+      <w:numFmt w:val="bullet"/>
+      <w:lvlText w:val="o"/>
+      <w:lvlJc w:val="left"/>
+      <w:pPr>
+        <w:ind w:left="6480" w:hanging="360"/>
+      </w:pPr>
+      <w:rPr>
+        <w:rFonts w:ascii="Courier New" w:hAnsi="Courier New" w:cs="Courier New" w:hint="default"/>
+      </w:rPr>
+    </w:lvl>
+    <w:lvl w:ilvl="5" w:tplc="0C0A0005" w:tentative="1">
+      <w:start w:val="1"/>
+      <w:numFmt w:val="bullet"/>
+      <w:lvlText w:val=""/>
+      <w:lvlJc w:val="left"/>
+      <w:pPr>
+        <w:ind w:left="7200" w:hanging="360"/>
+      </w:pPr>
+      <w:rPr>
+        <w:rFonts w:ascii="Wingdings" w:hAnsi="Wingdings" w:hint="default"/>
+      </w:rPr>
+    </w:lvl>
+    <w:lvl w:ilvl="6" w:tplc="0C0A0001" w:tentative="1">
+      <w:start w:val="1"/>
+      <w:numFmt w:val="bullet"/>
+      <w:lvlText w:val=""/>
+      <w:lvlJc w:val="left"/>
+      <w:pPr>
+        <w:ind w:left="7920" w:hanging="360"/>
+      </w:pPr>
+      <w:rPr>
+        <w:rFonts w:ascii="Symbol" w:hAnsi="Symbol" w:hint="default"/>
+      </w:rPr>
+    </w:lvl>
+    <w:lvl w:ilvl="7" w:tplc="0C0A0003" w:tentative="1">
+      <w:start w:val="1"/>
+      <w:numFmt w:val="bullet"/>
+      <w:lvlText w:val="o"/>
+      <w:lvlJc w:val="left"/>
+      <w:pPr>
+        <w:ind w:left="8640" w:hanging="360"/>
+      </w:pPr>
+      <w:rPr>
+        <w:rFonts w:ascii="Courier New" w:hAnsi="Courier New" w:cs="Courier New" w:hint="default"/>
+      </w:rPr>
+    </w:lvl>
+    <w:lvl w:ilvl="8" w:tplc="0C0A0005" w:tentative="1">
+      <w:start w:val="1"/>
+      <w:numFmt w:val="bullet"/>
+      <w:lvlText w:val=""/>
+      <w:lvlJc w:val="left"/>
+      <w:pPr>
+        <w:ind w:left="9360" w:hanging="360"/>
+      </w:pPr>
+      <w:rPr>
+        <w:rFonts w:ascii="Wingdings" w:hAnsi="Wingdings" w:hint="default"/>
+      </w:rPr>
+    </w:lvl>
+  </w:abstractNum>
+  <w:abstractNum w:abstractNumId="13" w15:restartNumberingAfterBreak="0">
     <w:nsid w:val="79B02F47"/>
     <w:multiLevelType w:val="hybridMultilevel"/>
     <w:tmpl w:val="FCA6050C"/>
@@ -5624,7 +14068,7 @@
     <w:abstractNumId w:val="0"/>
   </w:num>
   <w:num w:numId="4" w16cid:durableId="973826684">
-    <w:abstractNumId w:val="11"/>
+    <w:abstractNumId w:val="12"/>
   </w:num>
   <w:num w:numId="5" w16cid:durableId="307363977">
     <w:abstractNumId w:val="4"/>
@@ -5639,10 +14083,10 @@
     <w:abstractNumId w:val="3"/>
   </w:num>
   <w:num w:numId="9" w16cid:durableId="32929892">
-    <w:abstractNumId w:val="10"/>
+    <w:abstractNumId w:val="11"/>
   </w:num>
   <w:num w:numId="10" w16cid:durableId="2061203820">
-    <w:abstractNumId w:val="12"/>
+    <w:abstractNumId w:val="13"/>
   </w:num>
   <w:num w:numId="11" w16cid:durableId="185604072">
     <w:abstractNumId w:val="5"/>
@@ -5652,6 +14096,9 @@
   </w:num>
   <w:num w:numId="13" w16cid:durableId="1910000521">
     <w:abstractNumId w:val="1"/>
+  </w:num>
+  <w:num w:numId="14" w16cid:durableId="475680021">
+    <w:abstractNumId w:val="10"/>
   </w:num>
 </w:numbering>
 </file>
@@ -6055,6 +14502,7 @@
   <w:style w:type="paragraph" w:default="1" w:styleId="Normal">
     <w:name w:val="Normal"/>
     <w:qFormat/>
+    <w:rsid w:val="00D3276B"/>
     <w:pPr>
       <w:jc w:val="both"/>
     </w:pPr>
@@ -6129,7 +14577,6 @@
   <w:style w:type="character" w:default="1" w:styleId="Tipodeletrapredefinidodopargrafo">
     <w:name w:val="Default Paragraph Font"/>
     <w:uiPriority w:val="1"/>
-    <w:semiHidden/>
     <w:unhideWhenUsed/>
   </w:style>
   <w:style w:type="table" w:default="1" w:styleId="Tboanormal">
@@ -6738,6 +15185,66 @@
       <w:u w:val="single"/>
     </w:rPr>
   </w:style>
+  <w:style w:type="character" w:styleId="Forte">
+    <w:name w:val="Strong"/>
+    <w:basedOn w:val="Tipodeletrapredefinidodopargrafo"/>
+    <w:uiPriority w:val="22"/>
+    <w:qFormat/>
+    <w:rsid w:val="00D3276B"/>
+    <w:rPr>
+      <w:b/>
+      <w:bCs/>
+    </w:rPr>
+  </w:style>
+  <w:style w:type="paragraph" w:styleId="Textosenformato">
+    <w:name w:val="Plain Text"/>
+    <w:basedOn w:val="Normal"/>
+    <w:link w:val="TextosenformatoCarc"/>
+    <w:uiPriority w:val="99"/>
+    <w:unhideWhenUsed/>
+    <w:rsid w:val="0060096F"/>
+    <w:pPr>
+      <w:suppressAutoHyphens w:val="0"/>
+      <w:jc w:val="left"/>
+    </w:pPr>
+    <w:rPr>
+      <w:rFonts w:ascii="Consolas" w:eastAsiaTheme="minorHAnsi" w:hAnsi="Consolas" w:cstheme="minorBidi"/>
+      <w:sz w:val="21"/>
+      <w:szCs w:val="21"/>
+      <w:lang w:val="es-ES" w:eastAsia="en-US" w:bidi="ar-SA"/>
+      <w14:ligatures w14:val="standardContextual"/>
+    </w:rPr>
+  </w:style>
+  <w:style w:type="character" w:customStyle="1" w:styleId="TextosenformatoCarc">
+    <w:name w:val="Texto sen formato Carác."/>
+    <w:basedOn w:val="Tipodeletrapredefinidodopargrafo"/>
+    <w:link w:val="Textosenformato"/>
+    <w:uiPriority w:val="99"/>
+    <w:rsid w:val="0060096F"/>
+    <w:rPr>
+      <w:rFonts w:ascii="Consolas" w:eastAsiaTheme="minorHAnsi" w:hAnsi="Consolas" w:cstheme="minorBidi"/>
+      <w:sz w:val="21"/>
+      <w:szCs w:val="21"/>
+      <w:lang w:val="es-ES" w:eastAsia="en-US" w:bidi="ar-SA"/>
+      <w14:ligatures w14:val="standardContextual"/>
+    </w:rPr>
+  </w:style>
+  <w:style w:type="table" w:styleId="Tboacongrade">
+    <w:name w:val="Table Grid"/>
+    <w:basedOn w:val="Tboanormal"/>
+    <w:uiPriority w:val="39"/>
+    <w:rsid w:val="00C4628D"/>
+    <w:tblPr>
+      <w:tblBorders>
+        <w:top w:val="single" w:sz="4" w:space="0" w:color="auto"/>
+        <w:left w:val="single" w:sz="4" w:space="0" w:color="auto"/>
+        <w:bottom w:val="single" w:sz="4" w:space="0" w:color="auto"/>
+        <w:right w:val="single" w:sz="4" w:space="0" w:color="auto"/>
+        <w:insideH w:val="single" w:sz="4" w:space="0" w:color="auto"/>
+        <w:insideV w:val="single" w:sz="4" w:space="0" w:color="auto"/>
+      </w:tblBorders>
+    </w:tblPr>
+  </w:style>
 </w:styles>
 </file>
 
